--- a/CV project report 1 1 1.docx
+++ b/CV project report 1 1 1.docx
@@ -1,6 +1,6 @@
 
 <file path=word/document.xml><?xml version="1.0" encoding="utf-8"?>
-<w:document xmlns:wpc="http://schemas.microsoft.com/office/word/2010/wordprocessingCanvas" xmlns:cx="http://schemas.microsoft.com/office/drawing/2014/chartex" xmlns:cx1="http://schemas.microsoft.com/office/drawing/2015/9/8/chartex" xmlns:cx2="http://schemas.microsoft.com/office/drawing/2015/10/21/chartex" xmlns:cx3="http://schemas.microsoft.com/office/drawing/2016/5/9/chartex" xmlns:cx4="http://schemas.microsoft.com/office/drawing/2016/5/10/chartex" xmlns:cx5="http://schemas.microsoft.com/office/drawing/2016/5/11/chartex" xmlns:cx6="http://schemas.microsoft.com/office/drawing/2016/5/12/chartex" xmlns:cx7="http://schemas.microsoft.com/office/drawing/2016/5/13/chartex" xmlns:cx8="http://schemas.microsoft.com/office/drawing/2016/5/14/chartex" xmlns:mc="http://schemas.openxmlformats.org/markup-compatibility/2006" xmlns:aink="http://schemas.microsoft.com/office/drawing/2016/ink" xmlns:am3d="http://schemas.microsoft.com/office/drawing/2017/model3d" xmlns:o="urn:schemas-microsoft-com:office:office" xmlns:oel="http://schemas.microsoft.com/office/2019/extlst" xmlns:r="http://schemas.openxmlformats.org/officeDocument/2006/relationships" xmlns:m="http://schemas.openxmlformats.org/officeDocument/2006/math" xmlns:v="urn:schemas-microsoft-com:vml" xmlns:wp14="http://schemas.microsoft.com/office/word/2010/wordprocessingDrawing" xmlns:wp="http://schemas.openxmlformats.org/drawingml/2006/wordprocessingDrawing" xmlns:w10="urn:schemas-microsoft-com:office:word" xmlns:w="http://schemas.openxmlformats.org/wordprocessingml/2006/main" xmlns:w14="http://schemas.microsoft.com/office/word/2010/wordml" xmlns:w15="http://schemas.microsoft.com/office/word/2012/wordml" xmlns:w16cex="http://schemas.microsoft.com/office/word/2018/wordml/cex" xmlns:w16cid="http://schemas.microsoft.com/office/word/2016/wordml/cid" xmlns:w16="http://schemas.microsoft.com/office/word/2018/wordml" xmlns:w16du="http://schemas.microsoft.com/office/word/2023/wordml/word16du" xmlns:w16sdtdh="http://schemas.microsoft.com/office/word/2020/wordml/sdtdatahash" xmlns:w16sdtfl="http://schemas.microsoft.com/office/word/2024/wordml/sdtformatlock" xmlns:w16se="http://schemas.microsoft.com/office/word/2015/wordml/symex" xmlns:wpg="http://schemas.microsoft.com/office/word/2010/wordprocessingGroup" xmlns:wpi="http://schemas.microsoft.com/office/word/2010/wordprocessingInk" xmlns:wne="http://schemas.microsoft.com/office/word/2006/wordml" xmlns:wps="http://schemas.microsoft.com/office/word/2010/wordprocessingShape" xmlns:a="http://schemas.openxmlformats.org/drawingml/2006/main" xmlns:pic="http://schemas.openxmlformats.org/drawingml/2006/picture" xmlns:a14="http://schemas.microsoft.com/office/drawing/2010/main" mc:Ignorable="w14 w15 w16se w16cid w16 w16cex w16sdtdh w16sdtfl w16du wp14">
+<w:document xmlns:wpc="http://schemas.microsoft.com/office/word/2010/wordprocessingCanvas" xmlns:cx="http://schemas.microsoft.com/office/drawing/2014/chartex" xmlns:cx1="http://schemas.microsoft.com/office/drawing/2015/9/8/chartex" xmlns:cx2="http://schemas.microsoft.com/office/drawing/2015/10/21/chartex" xmlns:cx3="http://schemas.microsoft.com/office/drawing/2016/5/9/chartex" xmlns:cx4="http://schemas.microsoft.com/office/drawing/2016/5/10/chartex" xmlns:cx5="http://schemas.microsoft.com/office/drawing/2016/5/11/chartex" xmlns:cx6="http://schemas.microsoft.com/office/drawing/2016/5/12/chartex" xmlns:cx7="http://schemas.microsoft.com/office/drawing/2016/5/13/chartex" xmlns:cx8="http://schemas.microsoft.com/office/drawing/2016/5/14/chartex" xmlns:mc="http://schemas.openxmlformats.org/markup-compatibility/2006" xmlns:aink="http://schemas.microsoft.com/office/drawing/2016/ink" xmlns:am3d="http://schemas.microsoft.com/office/drawing/2017/model3d" xmlns:o="urn:schemas-microsoft-com:office:office" xmlns:oel="http://schemas.microsoft.com/office/2019/extlst" xmlns:r="http://schemas.openxmlformats.org/officeDocument/2006/relationships" xmlns:m="http://schemas.openxmlformats.org/officeDocument/2006/math" xmlns:v="urn:schemas-microsoft-com:vml" xmlns:wp14="http://schemas.microsoft.com/office/word/2010/wordprocessingDrawing" xmlns:wp="http://schemas.openxmlformats.org/drawingml/2006/wordprocessingDrawing" xmlns:w10="urn:schemas-microsoft-com:office:word" xmlns:w="http://schemas.openxmlformats.org/wordprocessingml/2006/main" xmlns:w14="http://schemas.microsoft.com/office/word/2010/wordml" xmlns:w15="http://schemas.microsoft.com/office/word/2012/wordml" xmlns:w16cex="http://schemas.microsoft.com/office/word/2018/wordml/cex" xmlns:w16cid="http://schemas.microsoft.com/office/word/2016/wordml/cid" xmlns:w16="http://schemas.microsoft.com/office/word/2018/wordml" xmlns:w16du="http://schemas.microsoft.com/office/word/2023/wordml/word16du" xmlns:w16sdtdh="http://schemas.microsoft.com/office/word/2020/wordml/sdtdatahash" xmlns:w16sdtfl="http://schemas.microsoft.com/office/word/2024/wordml/sdtformatlock" xmlns:w16se="http://schemas.microsoft.com/office/word/2015/wordml/symex" xmlns:wpg="http://schemas.microsoft.com/office/word/2010/wordprocessingGroup" xmlns:wpi="http://schemas.microsoft.com/office/word/2010/wordprocessingInk" xmlns:wne="http://schemas.microsoft.com/office/word/2006/wordml" xmlns:wps="http://schemas.microsoft.com/office/word/2010/wordprocessingShape" mc:Ignorable="w14 w15 w16se w16cid w16 w16cex w16sdtdh w16sdtfl w16du wp14">
   <w:body>
     <w:p>
       <w:pPr>
@@ -130,18 +130,15 @@
         <w:spacing w:after="159" w:line="259" w:lineRule="auto"/>
         <w:ind w:right="162"/>
         <w:jc w:val="center"/>
-      </w:pPr>
-      <w:r>
         <w:rPr>
           <w:sz w:val="28"/>
         </w:rPr>
-        <w:t xml:space="preserve">Dr/ </w:t>
-      </w:r>
+      </w:pPr>
       <w:r>
         <w:rPr>
           <w:sz w:val="28"/>
         </w:rPr>
-        <w:t>Mahmoud Gamal</w:t>
+        <w:t>Dr/ Mahmoud Gamal</w:t>
       </w:r>
     </w:p>
     <w:p>
@@ -186,7 +183,6 @@
           <w:sz w:val="28"/>
         </w:rPr>
       </w:pPr>
-      <w:proofErr w:type="gramStart"/>
       <w:r>
         <w:rPr>
           <w:color w:val="44546A"/>
@@ -194,7 +190,6 @@
         </w:rPr>
         <w:t>By</w:t>
       </w:r>
-      <w:proofErr w:type="gramEnd"/>
     </w:p>
     <w:p>
       <w:pPr>
@@ -210,12 +205,12 @@
         <w:jc w:val="center"/>
         <w:tblInd w:w="0" w:type="dxa"/>
         <w:tblBorders>
-          <w:top w:val="single" w:color="0D0D0D" w:themeColor="text1" w:themeTint="F2" w:sz="4" w:space="0"/>
-          <w:left w:val="single" w:color="0D0D0D" w:themeColor="text1" w:themeTint="F2" w:sz="4" w:space="0"/>
-          <w:bottom w:val="single" w:color="0D0D0D" w:themeColor="text1" w:themeTint="F2" w:sz="4" w:space="0"/>
-          <w:right w:val="single" w:color="0D0D0D" w:themeColor="text1" w:themeTint="F2" w:sz="4" w:space="0"/>
-          <w:insideH w:val="single" w:color="0D0D0D" w:themeColor="text1" w:themeTint="F2" w:sz="4" w:space="0"/>
-          <w:insideV w:val="single" w:color="0D0D0D" w:themeColor="text1" w:themeTint="F2" w:sz="4" w:space="0"/>
+          <w:top w:val="single" w:sz="4" w:space="0" w:color="0D0D0D" w:themeColor="text1" w:themeTint="F2"/>
+          <w:left w:val="single" w:sz="4" w:space="0" w:color="0D0D0D" w:themeColor="text1" w:themeTint="F2"/>
+          <w:bottom w:val="single" w:sz="4" w:space="0" w:color="0D0D0D" w:themeColor="text1" w:themeTint="F2"/>
+          <w:right w:val="single" w:sz="4" w:space="0" w:color="0D0D0D" w:themeColor="text1" w:themeTint="F2"/>
+          <w:insideH w:val="single" w:sz="4" w:space="0" w:color="0D0D0D" w:themeColor="text1" w:themeTint="F2"/>
+          <w:insideV w:val="single" w:sz="4" w:space="0" w:color="0D0D0D" w:themeColor="text1" w:themeTint="F2"/>
         </w:tblBorders>
         <w:tblCellMar>
           <w:top w:w="61" w:type="dxa"/>
@@ -224,17 +219,17 @@
         <w:tblLook w:val="04A0" w:firstRow="1" w:lastRow="0" w:firstColumn="1" w:lastColumn="0" w:noHBand="0" w:noVBand="1"/>
       </w:tblPr>
       <w:tblGrid>
-        <w:gridCol w:w="3894"/>
-        <w:gridCol w:w="2865"/>
+        <w:gridCol w:w="3685"/>
+        <w:gridCol w:w="3074"/>
       </w:tblGrid>
       <w:tr>
         <w:trPr>
           <w:trHeight w:val="454"/>
+          <w:jc w:val="center"/>
         </w:trPr>
         <w:tc>
           <w:tcPr>
-            <w:tcW w:w="3894" w:type="dxa"/>
-            <w:tcMar/>
+            <w:tcW w:w="3685" w:type="dxa"/>
           </w:tcPr>
           <w:p>
             <w:pPr>
@@ -260,8 +255,7 @@
         </w:tc>
         <w:tc>
           <w:tcPr>
-            <w:tcW w:w="2865" w:type="dxa"/>
-            <w:tcMar/>
+            <w:tcW w:w="3074" w:type="dxa"/>
           </w:tcPr>
           <w:p>
             <w:pPr>
@@ -289,11 +283,11 @@
       <w:tr>
         <w:trPr>
           <w:trHeight w:val="454"/>
+          <w:jc w:val="center"/>
         </w:trPr>
         <w:tc>
           <w:tcPr>
-            <w:tcW w:w="3894" w:type="dxa"/>
-            <w:tcMar/>
+            <w:tcW w:w="3685" w:type="dxa"/>
           </w:tcPr>
           <w:p>
             <w:pPr>
@@ -313,8 +307,7 @@
         </w:tc>
         <w:tc>
           <w:tcPr>
-            <w:tcW w:w="2865" w:type="dxa"/>
-            <w:tcMar/>
+            <w:tcW w:w="3074" w:type="dxa"/>
           </w:tcPr>
           <w:p>
             <w:pPr>
@@ -335,12 +328,12 @@
       </w:tr>
       <w:tr>
         <w:trPr>
-          <w:trHeight w:val="454"/>
+          <w:trHeight w:val="550"/>
+          <w:jc w:val="center"/>
         </w:trPr>
         <w:tc>
           <w:tcPr>
-            <w:tcW w:w="3894" w:type="dxa"/>
-            <w:tcMar/>
+            <w:tcW w:w="3685" w:type="dxa"/>
           </w:tcPr>
           <w:p>
             <w:pPr>
@@ -360,8 +353,7 @@
         </w:tc>
         <w:tc>
           <w:tcPr>
-            <w:tcW w:w="2865" w:type="dxa"/>
-            <w:tcMar/>
+            <w:tcW w:w="3074" w:type="dxa"/>
           </w:tcPr>
           <w:p>
             <w:pPr>
@@ -382,40 +374,40 @@
       </w:tr>
       <w:tr>
         <w:trPr>
-          <w:trHeight w:val="458"/>
+          <w:trHeight w:val="487"/>
+          <w:jc w:val="center"/>
         </w:trPr>
         <w:tc>
           <w:tcPr>
-            <w:tcW w:w="3894" w:type="dxa"/>
-            <w:tcMar/>
+            <w:tcW w:w="3685" w:type="dxa"/>
           </w:tcPr>
           <w:p>
             <w:pPr>
               <w:tabs>
-                <w:tab w:val="center" w:leader="none" w:pos="1889"/>
-                <w:tab w:val="right" w:leader="none" w:pos="3779"/>
+                <w:tab w:val="center" w:pos="1889"/>
+                <w:tab w:val="right" w:pos="3779"/>
               </w:tabs>
               <w:spacing w:line="259" w:lineRule="auto"/>
               <w:jc w:val="center"/>
               <w:rPr>
-                <w:color w:val="000000" w:themeColor="text1" w:themeTint="FF" w:themeShade="FF"/>
+                <w:color w:val="000000" w:themeColor="text1"/>
               </w:rPr>
             </w:pPr>
             <w:r>
               <w:rPr>
-                <w:color w:val="000000" w:themeColor="text1" w:themeTint="FF" w:themeShade="FF"/>
+                <w:color w:val="000000" w:themeColor="text1"/>
               </w:rPr>
               <w:t xml:space="preserve">Ahmed Mohamed </w:t>
             </w:r>
             <w:r>
               <w:rPr>
-                <w:color w:val="000000" w:themeColor="text1" w:themeTint="FF" w:themeShade="FF"/>
+                <w:color w:val="000000" w:themeColor="text1"/>
               </w:rPr>
               <w:t>S</w:t>
             </w:r>
             <w:r>
               <w:rPr>
-                <w:color w:val="000000" w:themeColor="text1" w:themeTint="FF" w:themeShade="FF"/>
+                <w:color w:val="000000" w:themeColor="text1"/>
               </w:rPr>
               <w:t>haaban</w:t>
             </w:r>
@@ -432,20 +424,19 @@
         </w:tc>
         <w:tc>
           <w:tcPr>
-            <w:tcW w:w="2865" w:type="dxa"/>
-            <w:tcMar/>
+            <w:tcW w:w="3074" w:type="dxa"/>
           </w:tcPr>
           <w:p>
             <w:pPr>
               <w:spacing w:line="259" w:lineRule="auto"/>
               <w:jc w:val="center"/>
               <w:rPr>
-                <w:color w:val="000000" w:themeColor="text1" w:themeTint="FF" w:themeShade="FF"/>
+                <w:color w:val="000000" w:themeColor="text1"/>
               </w:rPr>
             </w:pPr>
             <w:r>
               <w:rPr>
-                <w:color w:val="000000" w:themeColor="text1" w:themeTint="FF" w:themeShade="FF"/>
+                <w:color w:val="000000" w:themeColor="text1"/>
               </w:rPr>
               <w:t>23011213</w:t>
             </w:r>
@@ -463,12 +454,12 @@
       </w:tr>
       <w:tr>
         <w:trPr>
-          <w:trHeight w:val="458"/>
+          <w:trHeight w:val="586"/>
+          <w:jc w:val="center"/>
         </w:trPr>
         <w:tc>
           <w:tcPr>
-            <w:tcW w:w="3894" w:type="dxa"/>
-            <w:tcMar/>
+            <w:tcW w:w="3685" w:type="dxa"/>
           </w:tcPr>
           <w:p>
             <w:pPr>
@@ -477,6 +468,7 @@
                 <w:tab w:val="right" w:pos="3779"/>
               </w:tabs>
               <w:spacing w:line="259" w:lineRule="auto"/>
+              <w:jc w:val="center"/>
               <w:rPr>
                 <w:color w:val="000000" w:themeColor="text1"/>
               </w:rPr>
@@ -485,32 +477,13 @@
               <w:rPr>
                 <w:color w:val="000000" w:themeColor="text1"/>
               </w:rPr>
-              <w:tab/>
-            </w:r>
-            <w:r>
-              <w:tab/>
-            </w:r>
-            <w:r>
-              <w:tab/>
-            </w:r>
-            <w:r>
-              <w:rPr>
-                <w:color w:val="000000" w:themeColor="text1"/>
-              </w:rPr>
-              <w:tab/>
-            </w:r>
-            <w:r>
-              <w:rPr>
-                <w:color w:val="000000" w:themeColor="text1" w:themeTint="FF" w:themeShade="FF"/>
-              </w:rPr>
-              <w:t xml:space="preserve">                 Moaaz Salama</w:t>
+              <w:t>Moaaz Salama</w:t>
             </w:r>
           </w:p>
         </w:tc>
         <w:tc>
           <w:tcPr>
-            <w:tcW w:w="2865" w:type="dxa"/>
-            <w:tcMar/>
+            <w:tcW w:w="3074" w:type="dxa"/>
           </w:tcPr>
           <w:p>
             <w:pPr>
@@ -522,13 +495,13 @@
             </w:pPr>
             <w:r>
               <w:rPr>
-                <w:color w:val="000000" w:themeColor="text1" w:themeTint="FF" w:themeShade="FF"/>
+                <w:color w:val="000000" w:themeColor="text1"/>
               </w:rPr>
               <w:t>2301</w:t>
             </w:r>
             <w:r>
               <w:rPr>
-                <w:color w:val="000000" w:themeColor="text1" w:themeTint="FF" w:themeShade="FF"/>
+                <w:color w:val="000000" w:themeColor="text1"/>
               </w:rPr>
               <w:t>2085</w:t>
             </w:r>
@@ -555,14 +528,7 @@
           <w:sz w:val="28"/>
           <w:szCs w:val="28"/>
         </w:rPr>
-        <w:t>May</w:t>
-      </w:r>
-      <w:r>
-        <w:rPr>
-          <w:sz w:val="28"/>
-          <w:szCs w:val="28"/>
-        </w:rPr>
-        <w:t xml:space="preserve"> </w:t>
+        <w:t xml:space="preserve">May </w:t>
       </w:r>
     </w:p>
     <w:p>
@@ -603,16 +569,6 @@
     </w:p>
     <w:p>
       <w:pPr>
-        <w:jc w:val="center"/>
-      </w:pPr>
-    </w:p>
-    <w:p>
-      <w:pPr>
-        <w:jc w:val="center"/>
-      </w:pPr>
-    </w:p>
-    <w:p>
-      <w:pPr>
         <w:spacing w:after="0"/>
         <w:rPr>
           <w:b/>
@@ -632,6 +588,7 @@
           <w:szCs w:val="36"/>
           <w:lang w:val="en-GB"/>
         </w:rPr>
+        <w:lastRenderedPageBreak/>
         <w:t>Introduction</w:t>
       </w:r>
     </w:p>
@@ -640,7 +597,7 @@
         <w:pStyle w:val="ListParagraph"/>
         <w:numPr>
           <w:ilvl w:val="0"/>
-          <w:numId w:val="5"/>
+          <w:numId w:val="12"/>
         </w:numPr>
         <w:spacing w:after="0"/>
         <w:rPr>
@@ -661,7 +618,7 @@
         <w:pStyle w:val="ListParagraph"/>
         <w:numPr>
           <w:ilvl w:val="0"/>
-          <w:numId w:val="5"/>
+          <w:numId w:val="12"/>
         </w:numPr>
         <w:spacing w:after="0"/>
         <w:rPr>
@@ -698,7 +655,7 @@
         <w:pStyle w:val="ListParagraph"/>
         <w:numPr>
           <w:ilvl w:val="0"/>
-          <w:numId w:val="5"/>
+          <w:numId w:val="12"/>
         </w:numPr>
         <w:spacing w:after="0"/>
         <w:rPr>
@@ -719,7 +676,7 @@
         <w:pStyle w:val="ListParagraph"/>
         <w:numPr>
           <w:ilvl w:val="0"/>
-          <w:numId w:val="5"/>
+          <w:numId w:val="12"/>
         </w:numPr>
         <w:spacing w:after="0"/>
         <w:rPr>
@@ -756,7 +713,7 @@
         <w:pStyle w:val="ListParagraph"/>
         <w:numPr>
           <w:ilvl w:val="0"/>
-          <w:numId w:val="5"/>
+          <w:numId w:val="12"/>
         </w:numPr>
         <w:spacing w:after="0"/>
         <w:rPr>
@@ -785,7 +742,7 @@
           <w:lang w:val="en-GB"/>
         </w:rPr>
         <w:pict w14:anchorId="42201BB1">
-          <v:rect id="_x0000_i1027" style="width:0;height:1.5pt" o:hr="t" o:hrstd="t" o:hralign="center" fillcolor="#a0a0a0" stroked="f"/>
+          <v:rect id="_x0000_i1025" style="width:0;height:1.5pt" o:hralign="center" o:hrstd="t" o:hr="t" fillcolor="#a0a0a0" stroked="f"/>
         </w:pict>
       </w:r>
     </w:p>
@@ -818,7 +775,7 @@
         <w:pStyle w:val="ListParagraph"/>
         <w:numPr>
           <w:ilvl w:val="0"/>
-          <w:numId w:val="6"/>
+          <w:numId w:val="13"/>
         </w:numPr>
         <w:spacing w:after="0"/>
         <w:rPr>
@@ -855,7 +812,7 @@
         <w:pStyle w:val="ListParagraph"/>
         <w:numPr>
           <w:ilvl w:val="0"/>
-          <w:numId w:val="6"/>
+          <w:numId w:val="13"/>
         </w:numPr>
         <w:spacing w:after="0"/>
         <w:rPr>
@@ -876,7 +833,7 @@
         <w:pStyle w:val="ListParagraph"/>
         <w:numPr>
           <w:ilvl w:val="0"/>
-          <w:numId w:val="6"/>
+          <w:numId w:val="13"/>
         </w:numPr>
         <w:spacing w:after="0"/>
         <w:rPr>
@@ -897,7 +854,7 @@
         <w:pStyle w:val="ListParagraph"/>
         <w:numPr>
           <w:ilvl w:val="0"/>
-          <w:numId w:val="6"/>
+          <w:numId w:val="13"/>
         </w:numPr>
         <w:spacing w:after="0"/>
         <w:rPr>
@@ -925,7 +882,7 @@
           <w:lang w:val="en-GB"/>
         </w:rPr>
         <w:pict w14:anchorId="5FDD44B2">
-          <v:rect id="_x0000_i1035" style="width:0;height:1.5pt" o:hr="t" o:hrstd="t" o:hralign="center" fillcolor="#a0a0a0" stroked="f"/>
+          <v:rect id="_x0000_i1026" style="width:0;height:1.5pt" o:hralign="center" o:hrstd="t" o:hr="t" fillcolor="#a0a0a0" stroked="f"/>
         </w:pict>
       </w:r>
     </w:p>
@@ -956,37 +913,571 @@
     <w:p>
       <w:pPr>
         <w:pStyle w:val="ListParagraph"/>
+        <w:numPr>
+          <w:ilvl w:val="0"/>
+          <w:numId w:val="24"/>
+        </w:numPr>
+        <w:spacing w:after="0"/>
+        <w:rPr>
+          <w:b/>
+          <w:bCs/>
+          <w:color w:val="80340D" w:themeColor="accent2" w:themeShade="80"/>
+          <w:sz w:val="28"/>
+          <w:szCs w:val="28"/>
+          <w:lang w:val="en-GB"/>
+        </w:rPr>
+      </w:pPr>
+      <w:r>
+        <w:rPr>
+          <w:b/>
+          <w:bCs/>
+          <w:color w:val="80340D" w:themeColor="accent2" w:themeShade="80"/>
+          <w:sz w:val="28"/>
+          <w:szCs w:val="28"/>
+          <w:lang w:val="en-GB"/>
+        </w:rPr>
+        <w:t>Task Description</w:t>
+      </w:r>
+    </w:p>
+    <w:p>
+      <w:pPr>
+        <w:numPr>
+          <w:ilvl w:val="0"/>
+          <w:numId w:val="15"/>
+        </w:numPr>
+        <w:spacing w:after="0"/>
+        <w:rPr>
+          <w:color w:val="000000" w:themeColor="text1"/>
+          <w:lang w:val="en-GB"/>
+        </w:rPr>
+      </w:pPr>
+      <w:r>
+        <w:rPr>
+          <w:color w:val="000000" w:themeColor="text1"/>
+          <w:lang w:val="en-GB"/>
+        </w:rPr>
+        <w:t xml:space="preserve">The first task identifies regions in an image that match a chosen target </w:t>
+      </w:r>
+      <w:proofErr w:type="spellStart"/>
+      <w:r>
+        <w:rPr>
+          <w:color w:val="000000" w:themeColor="text1"/>
+          <w:lang w:val="en-GB"/>
+        </w:rPr>
+        <w:t>color</w:t>
+      </w:r>
+      <w:proofErr w:type="spellEnd"/>
+      <w:r>
+        <w:rPr>
+          <w:color w:val="000000" w:themeColor="text1"/>
+          <w:lang w:val="en-GB"/>
+        </w:rPr>
+        <w:t>.</w:t>
+      </w:r>
+    </w:p>
+    <w:p>
+      <w:pPr>
+        <w:numPr>
+          <w:ilvl w:val="0"/>
+          <w:numId w:val="15"/>
+        </w:numPr>
+        <w:spacing w:after="0"/>
+        <w:rPr>
+          <w:color w:val="000000" w:themeColor="text1"/>
+          <w:lang w:val="en-GB"/>
+        </w:rPr>
+      </w:pPr>
+      <w:r>
+        <w:rPr>
+          <w:color w:val="000000" w:themeColor="text1"/>
+          <w:lang w:val="en-GB"/>
+        </w:rPr>
+        <w:t>The selected region is enhanced while the rest of the image is softened.</w:t>
+      </w:r>
+    </w:p>
+    <w:p>
+      <w:pPr>
+        <w:numPr>
+          <w:ilvl w:val="0"/>
+          <w:numId w:val="15"/>
+        </w:numPr>
+        <w:spacing w:after="0"/>
+        <w:rPr>
+          <w:color w:val="000000" w:themeColor="text1"/>
+          <w:lang w:val="en-GB"/>
+        </w:rPr>
+      </w:pPr>
+      <w:r>
+        <w:rPr>
+          <w:color w:val="000000" w:themeColor="text1"/>
+          <w:lang w:val="en-GB"/>
+        </w:rPr>
+        <w:t>The output is displayed as a triptych:</w:t>
+      </w:r>
+    </w:p>
+    <w:p>
+      <w:pPr>
+        <w:numPr>
+          <w:ilvl w:val="1"/>
+          <w:numId w:val="15"/>
+        </w:numPr>
+        <w:spacing w:after="0"/>
+        <w:rPr>
+          <w:color w:val="000000" w:themeColor="text1"/>
+          <w:lang w:val="en-GB"/>
+        </w:rPr>
+      </w:pPr>
+      <w:r>
+        <w:rPr>
+          <w:color w:val="000000" w:themeColor="text1"/>
+          <w:lang w:val="en-GB"/>
+        </w:rPr>
+        <w:t>Original image</w:t>
+      </w:r>
+    </w:p>
+    <w:p>
+      <w:pPr>
+        <w:numPr>
+          <w:ilvl w:val="1"/>
+          <w:numId w:val="15"/>
+        </w:numPr>
+        <w:spacing w:after="0"/>
+        <w:rPr>
+          <w:color w:val="000000" w:themeColor="text1"/>
+          <w:lang w:val="en-GB"/>
+        </w:rPr>
+      </w:pPr>
+      <w:proofErr w:type="spellStart"/>
+      <w:r>
+        <w:rPr>
+          <w:color w:val="000000" w:themeColor="text1"/>
+          <w:lang w:val="en-GB"/>
+        </w:rPr>
+        <w:t>Color</w:t>
+      </w:r>
+      <w:proofErr w:type="spellEnd"/>
+      <w:r>
+        <w:rPr>
+          <w:color w:val="000000" w:themeColor="text1"/>
+          <w:lang w:val="en-GB"/>
+        </w:rPr>
+        <w:t xml:space="preserve"> mask</w:t>
+      </w:r>
+    </w:p>
+    <w:p>
+      <w:pPr>
+        <w:numPr>
+          <w:ilvl w:val="1"/>
+          <w:numId w:val="15"/>
+        </w:numPr>
+        <w:spacing w:after="0"/>
+        <w:rPr>
+          <w:color w:val="000000" w:themeColor="text1"/>
+          <w:lang w:val="en-GB"/>
+        </w:rPr>
+      </w:pPr>
+      <w:r>
+        <w:rPr>
+          <w:color w:val="000000" w:themeColor="text1"/>
+          <w:lang w:val="en-GB"/>
+        </w:rPr>
+        <w:t>Enhanced image</w:t>
+      </w:r>
+    </w:p>
+    <w:p>
+      <w:pPr>
+        <w:spacing w:after="0"/>
+        <w:rPr>
+          <w:color w:val="000000" w:themeColor="text1"/>
+          <w:lang w:val="en-GB"/>
+        </w:rPr>
+      </w:pPr>
+    </w:p>
+    <w:p>
+      <w:pPr>
+        <w:pStyle w:val="ListParagraph"/>
+        <w:numPr>
+          <w:ilvl w:val="0"/>
+          <w:numId w:val="24"/>
+        </w:numPr>
+        <w:spacing w:after="0"/>
+        <w:rPr>
+          <w:b/>
+          <w:bCs/>
+          <w:color w:val="80340D" w:themeColor="accent2" w:themeShade="80"/>
+          <w:sz w:val="28"/>
+          <w:szCs w:val="28"/>
+          <w:lang w:val="en-GB"/>
+        </w:rPr>
+      </w:pPr>
+      <w:r>
+        <w:rPr>
+          <w:b/>
+          <w:bCs/>
+          <w:color w:val="80340D" w:themeColor="accent2" w:themeShade="80"/>
+          <w:sz w:val="28"/>
+          <w:szCs w:val="28"/>
+          <w:lang w:val="en-GB"/>
+        </w:rPr>
+        <w:t>Method Used</w:t>
+      </w:r>
+    </w:p>
+    <w:p>
+      <w:pPr>
+        <w:numPr>
+          <w:ilvl w:val="0"/>
+          <w:numId w:val="16"/>
+        </w:numPr>
+        <w:spacing w:after="0"/>
+        <w:rPr>
+          <w:color w:val="000000" w:themeColor="text1"/>
+          <w:lang w:val="en-GB"/>
+        </w:rPr>
+      </w:pPr>
+      <w:r>
+        <w:rPr>
+          <w:color w:val="000000" w:themeColor="text1"/>
+          <w:lang w:val="en-GB"/>
+        </w:rPr>
+        <w:t>The input image is loaded from the project image folder.</w:t>
+      </w:r>
+    </w:p>
+    <w:p>
+      <w:pPr>
+        <w:numPr>
+          <w:ilvl w:val="0"/>
+          <w:numId w:val="16"/>
+        </w:numPr>
+        <w:spacing w:after="0"/>
+        <w:rPr>
+          <w:color w:val="000000" w:themeColor="text1"/>
+          <w:lang w:val="en-GB"/>
+        </w:rPr>
+      </w:pPr>
+      <w:r>
+        <w:rPr>
+          <w:color w:val="000000" w:themeColor="text1"/>
+          <w:lang w:val="en-GB"/>
+        </w:rPr>
+        <w:t xml:space="preserve">The image is converted from BGR to HSV </w:t>
+      </w:r>
+      <w:proofErr w:type="spellStart"/>
+      <w:r>
+        <w:rPr>
+          <w:color w:val="000000" w:themeColor="text1"/>
+          <w:lang w:val="en-GB"/>
+        </w:rPr>
+        <w:t>color</w:t>
+      </w:r>
+      <w:proofErr w:type="spellEnd"/>
+      <w:r>
+        <w:rPr>
+          <w:color w:val="000000" w:themeColor="text1"/>
+          <w:lang w:val="en-GB"/>
+        </w:rPr>
+        <w:t xml:space="preserve"> space for better </w:t>
+      </w:r>
+      <w:proofErr w:type="spellStart"/>
+      <w:r>
+        <w:rPr>
+          <w:color w:val="000000" w:themeColor="text1"/>
+          <w:lang w:val="en-GB"/>
+        </w:rPr>
+        <w:t>color</w:t>
+      </w:r>
+      <w:proofErr w:type="spellEnd"/>
+      <w:r>
+        <w:rPr>
+          <w:color w:val="000000" w:themeColor="text1"/>
+          <w:lang w:val="en-GB"/>
+        </w:rPr>
+        <w:t>-based segmentation.</w:t>
+      </w:r>
+    </w:p>
+    <w:p>
+      <w:pPr>
+        <w:numPr>
+          <w:ilvl w:val="0"/>
+          <w:numId w:val="16"/>
+        </w:numPr>
+        <w:spacing w:after="0"/>
+        <w:rPr>
+          <w:color w:val="000000" w:themeColor="text1"/>
+          <w:lang w:val="en-GB"/>
+        </w:rPr>
+      </w:pPr>
+      <w:r>
+        <w:rPr>
+          <w:color w:val="000000" w:themeColor="text1"/>
+          <w:lang w:val="en-GB"/>
+        </w:rPr>
+        <w:t xml:space="preserve">A predefined HSV range is used to detect the target </w:t>
+      </w:r>
+      <w:proofErr w:type="spellStart"/>
+      <w:r>
+        <w:rPr>
+          <w:color w:val="000000" w:themeColor="text1"/>
+          <w:lang w:val="en-GB"/>
+        </w:rPr>
+        <w:t>color</w:t>
+      </w:r>
+      <w:proofErr w:type="spellEnd"/>
+      <w:r>
+        <w:rPr>
+          <w:color w:val="000000" w:themeColor="text1"/>
+          <w:lang w:val="en-GB"/>
+        </w:rPr>
+        <w:t>.</w:t>
+      </w:r>
+    </w:p>
+    <w:p>
+      <w:pPr>
+        <w:numPr>
+          <w:ilvl w:val="0"/>
+          <w:numId w:val="16"/>
+        </w:numPr>
+        <w:spacing w:after="0"/>
+        <w:rPr>
+          <w:color w:val="000000" w:themeColor="text1"/>
+          <w:lang w:val="en-GB"/>
+        </w:rPr>
+      </w:pPr>
+      <w:r>
+        <w:rPr>
+          <w:color w:val="000000" w:themeColor="text1"/>
+          <w:lang w:val="en-GB"/>
+        </w:rPr>
+        <w:t xml:space="preserve">A binary mask is created from the detected </w:t>
+      </w:r>
+      <w:proofErr w:type="spellStart"/>
+      <w:r>
+        <w:rPr>
+          <w:color w:val="000000" w:themeColor="text1"/>
+          <w:lang w:val="en-GB"/>
+        </w:rPr>
+        <w:t>color</w:t>
+      </w:r>
+      <w:proofErr w:type="spellEnd"/>
+      <w:r>
+        <w:rPr>
+          <w:color w:val="000000" w:themeColor="text1"/>
+          <w:lang w:val="en-GB"/>
+        </w:rPr>
+        <w:t xml:space="preserve"> region.</w:t>
+      </w:r>
+    </w:p>
+    <w:p>
+      <w:pPr>
+        <w:numPr>
+          <w:ilvl w:val="0"/>
+          <w:numId w:val="16"/>
+        </w:numPr>
+        <w:spacing w:after="0"/>
+        <w:rPr>
+          <w:color w:val="000000" w:themeColor="text1"/>
+          <w:lang w:val="en-GB"/>
+        </w:rPr>
+      </w:pPr>
+      <w:r>
+        <w:rPr>
+          <w:color w:val="000000" w:themeColor="text1"/>
+          <w:lang w:val="en-GB"/>
+        </w:rPr>
+        <w:t>Morphological operations are applied to clean noise and improve mask quality.</w:t>
+      </w:r>
+    </w:p>
+    <w:p>
+      <w:pPr>
+        <w:numPr>
+          <w:ilvl w:val="0"/>
+          <w:numId w:val="16"/>
+        </w:numPr>
+        <w:spacing w:after="0"/>
+        <w:rPr>
+          <w:color w:val="000000" w:themeColor="text1"/>
+          <w:lang w:val="en-GB"/>
+        </w:rPr>
+      </w:pPr>
+      <w:r>
+        <w:rPr>
+          <w:color w:val="000000" w:themeColor="text1"/>
+          <w:lang w:val="en-GB"/>
+        </w:rPr>
+        <w:t>Gaussian blur is used to soften the mask edges and create a smoother transition.</w:t>
+      </w:r>
+    </w:p>
+    <w:p>
+      <w:pPr>
+        <w:numPr>
+          <w:ilvl w:val="0"/>
+          <w:numId w:val="16"/>
+        </w:numPr>
+        <w:spacing w:after="0"/>
+        <w:rPr>
+          <w:color w:val="000000" w:themeColor="text1"/>
+          <w:lang w:val="en-GB"/>
+        </w:rPr>
+      </w:pPr>
+      <w:r>
+        <w:rPr>
+          <w:color w:val="000000" w:themeColor="text1"/>
+          <w:lang w:val="en-GB"/>
+        </w:rPr>
+        <w:t>The target region is sharpened to increase detail.</w:t>
+      </w:r>
+    </w:p>
+    <w:p>
+      <w:pPr>
+        <w:numPr>
+          <w:ilvl w:val="0"/>
+          <w:numId w:val="16"/>
+        </w:numPr>
+        <w:spacing w:after="0"/>
+        <w:rPr>
+          <w:color w:val="000000" w:themeColor="text1"/>
+          <w:lang w:val="en-GB"/>
+        </w:rPr>
+      </w:pPr>
+      <w:r>
+        <w:rPr>
+          <w:color w:val="000000" w:themeColor="text1"/>
+          <w:lang w:val="en-GB"/>
+        </w:rPr>
+        <w:t>Saturation is boosted to make the selected object more vivid.</w:t>
+      </w:r>
+    </w:p>
+    <w:p>
+      <w:pPr>
+        <w:numPr>
+          <w:ilvl w:val="0"/>
+          <w:numId w:val="16"/>
+        </w:numPr>
+        <w:spacing w:after="0"/>
+        <w:rPr>
+          <w:color w:val="000000" w:themeColor="text1"/>
+          <w:lang w:val="en-GB"/>
+        </w:rPr>
+      </w:pPr>
+      <w:r>
+        <w:rPr>
+          <w:color w:val="000000" w:themeColor="text1"/>
+          <w:lang w:val="en-GB"/>
+        </w:rPr>
+        <w:t>The background is blurred to reduce distraction.</w:t>
+      </w:r>
+    </w:p>
+    <w:p>
+      <w:pPr>
+        <w:numPr>
+          <w:ilvl w:val="0"/>
+          <w:numId w:val="16"/>
+        </w:numPr>
+        <w:spacing w:after="0"/>
+        <w:rPr>
+          <w:color w:val="000000" w:themeColor="text1"/>
+          <w:lang w:val="en-GB"/>
+        </w:rPr>
+      </w:pPr>
+      <w:r>
+        <w:rPr>
+          <w:color w:val="000000" w:themeColor="text1"/>
+          <w:lang w:val="en-GB"/>
+        </w:rPr>
+        <w:t>The final image is created by blending the enhanced object with the blurred background.</w:t>
+      </w:r>
+    </w:p>
+    <w:p>
+      <w:pPr>
+        <w:spacing w:after="0"/>
+        <w:rPr>
+          <w:color w:val="000000" w:themeColor="text1"/>
+          <w:lang w:val="en-GB"/>
+        </w:rPr>
+      </w:pPr>
+    </w:p>
+    <w:p>
+      <w:pPr>
+        <w:spacing w:after="0"/>
+        <w:rPr>
+          <w:color w:val="000000" w:themeColor="text1"/>
+          <w:lang w:val="en-GB"/>
+        </w:rPr>
+      </w:pPr>
+    </w:p>
+    <w:p>
+      <w:pPr>
+        <w:spacing w:after="0"/>
+        <w:rPr>
+          <w:color w:val="000000" w:themeColor="text1"/>
+          <w:lang w:val="en-GB"/>
+        </w:rPr>
+      </w:pPr>
+    </w:p>
+    <w:p>
+      <w:pPr>
+        <w:spacing w:after="0"/>
+        <w:rPr>
+          <w:color w:val="000000" w:themeColor="text1"/>
+          <w:lang w:val="en-GB"/>
+        </w:rPr>
+      </w:pPr>
+    </w:p>
+    <w:p>
+      <w:pPr>
+        <w:pStyle w:val="ListParagraph"/>
+        <w:numPr>
+          <w:ilvl w:val="0"/>
+          <w:numId w:val="24"/>
+        </w:numPr>
+        <w:spacing w:after="0"/>
+        <w:rPr>
+          <w:b/>
+          <w:bCs/>
+          <w:color w:val="80340D" w:themeColor="accent2" w:themeShade="80"/>
+          <w:sz w:val="28"/>
+          <w:szCs w:val="28"/>
+          <w:lang w:val="en-GB"/>
+        </w:rPr>
+      </w:pPr>
+      <w:r>
+        <w:rPr>
+          <w:b/>
+          <w:bCs/>
+          <w:color w:val="80340D" w:themeColor="accent2" w:themeShade="80"/>
+          <w:sz w:val="28"/>
+          <w:szCs w:val="28"/>
+          <w:lang w:val="en-GB"/>
+        </w:rPr>
+        <w:t>Implemented Functions</w:t>
+      </w:r>
+    </w:p>
+    <w:p>
+      <w:pPr>
         <w:numPr>
           <w:ilvl w:val="0"/>
           <w:numId w:val="17"/>
         </w:numPr>
         <w:spacing w:after="0"/>
         <w:rPr>
-          <w:b/>
-          <w:bCs/>
-          <w:color w:val="80340D" w:themeColor="accent2" w:themeShade="80"/>
-          <w:sz w:val="28"/>
-          <w:szCs w:val="28"/>
-          <w:lang w:val="en-GB"/>
-        </w:rPr>
-      </w:pPr>
-      <w:r>
-        <w:rPr>
-          <w:b/>
-          <w:bCs/>
-          <w:color w:val="80340D" w:themeColor="accent2" w:themeShade="80"/>
-          <w:sz w:val="28"/>
-          <w:szCs w:val="28"/>
-          <w:lang w:val="en-GB"/>
-        </w:rPr>
-        <w:t>Task Description</w:t>
-      </w:r>
+          <w:color w:val="000000" w:themeColor="text1"/>
+          <w:lang w:val="en-GB"/>
+        </w:rPr>
+      </w:pPr>
+      <w:proofErr w:type="spellStart"/>
+      <w:r>
+        <w:rPr>
+          <w:color w:val="000000" w:themeColor="text1"/>
+          <w:lang w:val="en-GB"/>
+        </w:rPr>
+        <w:t>SelectiveEnhancementConfig</w:t>
+      </w:r>
+      <w:proofErr w:type="spellEnd"/>
     </w:p>
     <w:p>
       <w:pPr>
         <w:numPr>
-          <w:ilvl w:val="0"/>
-          <w:numId w:val="8"/>
+          <w:ilvl w:val="1"/>
+          <w:numId w:val="17"/>
         </w:numPr>
         <w:spacing w:after="0"/>
         <w:rPr>
@@ -999,30 +1490,14 @@
           <w:color w:val="000000" w:themeColor="text1"/>
           <w:lang w:val="en-GB"/>
         </w:rPr>
-        <w:t xml:space="preserve">The first task identifies regions in an image that match a chosen target </w:t>
-      </w:r>
-      <w:proofErr w:type="spellStart"/>
-      <w:r>
-        <w:rPr>
-          <w:color w:val="000000" w:themeColor="text1"/>
-          <w:lang w:val="en-GB"/>
-        </w:rPr>
-        <w:t>color</w:t>
-      </w:r>
-      <w:proofErr w:type="spellEnd"/>
-      <w:r>
-        <w:rPr>
-          <w:color w:val="000000" w:themeColor="text1"/>
-          <w:lang w:val="en-GB"/>
-        </w:rPr>
-        <w:t>.</w:t>
+        <w:t>Stores the enhancement parameters.</w:t>
       </w:r>
     </w:p>
     <w:p>
       <w:pPr>
         <w:numPr>
-          <w:ilvl w:val="0"/>
-          <w:numId w:val="8"/>
+          <w:ilvl w:val="1"/>
+          <w:numId w:val="17"/>
         </w:numPr>
         <w:spacing w:after="0"/>
         <w:rPr>
@@ -1035,132 +1510,59 @@
           <w:color w:val="000000" w:themeColor="text1"/>
           <w:lang w:val="en-GB"/>
         </w:rPr>
-        <w:t>The selected region is enhanced while the rest of the image is softened.</w:t>
-      </w:r>
-    </w:p>
-    <w:p>
-      <w:pPr>
-        <w:numPr>
-          <w:ilvl w:val="0"/>
-          <w:numId w:val="8"/>
-        </w:numPr>
-        <w:spacing w:after="0"/>
-        <w:rPr>
-          <w:color w:val="000000" w:themeColor="text1"/>
-          <w:lang w:val="en-GB"/>
-        </w:rPr>
-      </w:pPr>
-      <w:r>
-        <w:rPr>
-          <w:color w:val="000000" w:themeColor="text1"/>
-          <w:lang w:val="en-GB"/>
-        </w:rPr>
-        <w:t>The output is displayed as a triptych:</w:t>
-      </w:r>
-    </w:p>
-    <w:p>
-      <w:pPr>
-        <w:numPr>
-          <w:ilvl w:val="1"/>
-          <w:numId w:val="8"/>
-        </w:numPr>
-        <w:spacing w:after="0"/>
-        <w:rPr>
-          <w:color w:val="000000" w:themeColor="text1"/>
-          <w:lang w:val="en-GB"/>
-        </w:rPr>
-      </w:pPr>
-      <w:r>
-        <w:rPr>
-          <w:color w:val="000000" w:themeColor="text1"/>
-          <w:lang w:val="en-GB"/>
-        </w:rPr>
-        <w:t>Original image</w:t>
-      </w:r>
-    </w:p>
-    <w:p>
-      <w:pPr>
-        <w:numPr>
-          <w:ilvl w:val="1"/>
-          <w:numId w:val="8"/>
-        </w:numPr>
-        <w:spacing w:after="0"/>
-        <w:rPr>
-          <w:color w:val="000000" w:themeColor="text1"/>
-          <w:lang w:val="en-GB"/>
-        </w:rPr>
-      </w:pPr>
-      <w:proofErr w:type="spellStart"/>
-      <w:r>
-        <w:rPr>
-          <w:color w:val="000000" w:themeColor="text1"/>
-          <w:lang w:val="en-GB"/>
-        </w:rPr>
-        <w:t>Color</w:t>
-      </w:r>
-      <w:proofErr w:type="spellEnd"/>
-      <w:r>
-        <w:rPr>
-          <w:color w:val="000000" w:themeColor="text1"/>
-          <w:lang w:val="en-GB"/>
-        </w:rPr>
-        <w:t xml:space="preserve"> mask</w:t>
-      </w:r>
-    </w:p>
-    <w:p>
-      <w:pPr>
-        <w:numPr>
-          <w:ilvl w:val="1"/>
-          <w:numId w:val="8"/>
-        </w:numPr>
-        <w:spacing w:after="0"/>
-        <w:rPr>
-          <w:color w:val="000000" w:themeColor="text1"/>
-          <w:lang w:val="en-GB"/>
-        </w:rPr>
-      </w:pPr>
-      <w:r>
-        <w:rPr>
-          <w:color w:val="000000" w:themeColor="text1"/>
-          <w:lang w:val="en-GB"/>
-        </w:rPr>
-        <w:t>Enhanced image</w:t>
-      </w:r>
-    </w:p>
-    <w:p>
-      <w:pPr>
-        <w:pStyle w:val="ListParagraph"/>
+        <w:t>Includes settings for blur size, sharpening amount, mask smoothing, and saturation boost.</w:t>
+      </w:r>
+    </w:p>
+    <w:p>
+      <w:pPr>
         <w:numPr>
           <w:ilvl w:val="0"/>
           <w:numId w:val="17"/>
         </w:numPr>
         <w:spacing w:after="0"/>
         <w:rPr>
-          <w:b/>
-          <w:bCs/>
-          <w:color w:val="80340D" w:themeColor="accent2" w:themeShade="80"/>
-          <w:sz w:val="28"/>
-          <w:szCs w:val="28"/>
-          <w:lang w:val="en-GB"/>
-        </w:rPr>
-      </w:pPr>
-      <w:r>
-        <w:rPr>
-          <w:b/>
-          <w:bCs/>
-          <w:color w:val="80340D" w:themeColor="accent2" w:themeShade="80"/>
-          <w:sz w:val="28"/>
-          <w:szCs w:val="28"/>
-          <w:lang w:val="en-GB"/>
-        </w:rPr>
-        <w:t>Method Used</w:t>
+          <w:color w:val="000000" w:themeColor="text1"/>
+          <w:lang w:val="en-GB"/>
+        </w:rPr>
+      </w:pPr>
+      <w:proofErr w:type="spellStart"/>
+      <w:r>
+        <w:rPr>
+          <w:color w:val="000000" w:themeColor="text1"/>
+          <w:lang w:val="en-GB"/>
+        </w:rPr>
+        <w:t>build_color_</w:t>
+      </w:r>
+      <w:proofErr w:type="gramStart"/>
+      <w:r>
+        <w:rPr>
+          <w:color w:val="000000" w:themeColor="text1"/>
+          <w:lang w:val="en-GB"/>
+        </w:rPr>
+        <w:t>mask</w:t>
+      </w:r>
+      <w:proofErr w:type="spellEnd"/>
+      <w:r>
+        <w:rPr>
+          <w:color w:val="000000" w:themeColor="text1"/>
+          <w:lang w:val="en-GB"/>
+        </w:rPr>
+        <w:t>(</w:t>
+      </w:r>
+      <w:proofErr w:type="gramEnd"/>
+      <w:r>
+        <w:rPr>
+          <w:color w:val="000000" w:themeColor="text1"/>
+          <w:lang w:val="en-GB"/>
+        </w:rPr>
+        <w:t>)</w:t>
       </w:r>
     </w:p>
     <w:p>
       <w:pPr>
         <w:numPr>
-          <w:ilvl w:val="0"/>
-          <w:numId w:val="9"/>
+          <w:ilvl w:val="1"/>
+          <w:numId w:val="17"/>
         </w:numPr>
         <w:spacing w:after="0"/>
         <w:rPr>
@@ -1173,14 +1575,30 @@
           <w:color w:val="000000" w:themeColor="text1"/>
           <w:lang w:val="en-GB"/>
         </w:rPr>
-        <w:t>The input image is loaded from the project image folder.</w:t>
+        <w:t xml:space="preserve">Creates a mask for the selected </w:t>
+      </w:r>
+      <w:proofErr w:type="spellStart"/>
+      <w:r>
+        <w:rPr>
+          <w:color w:val="000000" w:themeColor="text1"/>
+          <w:lang w:val="en-GB"/>
+        </w:rPr>
+        <w:t>color</w:t>
+      </w:r>
+      <w:proofErr w:type="spellEnd"/>
+      <w:r>
+        <w:rPr>
+          <w:color w:val="000000" w:themeColor="text1"/>
+          <w:lang w:val="en-GB"/>
+        </w:rPr>
+        <w:t>.</w:t>
       </w:r>
     </w:p>
     <w:p>
       <w:pPr>
         <w:numPr>
-          <w:ilvl w:val="0"/>
-          <w:numId w:val="9"/>
+          <w:ilvl w:val="1"/>
+          <w:numId w:val="17"/>
         </w:numPr>
         <w:spacing w:after="0"/>
         <w:rPr>
@@ -1193,267 +1611,59 @@
           <w:color w:val="000000" w:themeColor="text1"/>
           <w:lang w:val="en-GB"/>
         </w:rPr>
-        <w:t xml:space="preserve">The image is converted from BGR to HSV </w:t>
-      </w:r>
-      <w:proofErr w:type="spellStart"/>
-      <w:r>
-        <w:rPr>
-          <w:color w:val="000000" w:themeColor="text1"/>
-          <w:lang w:val="en-GB"/>
-        </w:rPr>
-        <w:t>color</w:t>
-      </w:r>
-      <w:proofErr w:type="spellEnd"/>
-      <w:r>
-        <w:rPr>
-          <w:color w:val="000000" w:themeColor="text1"/>
-          <w:lang w:val="en-GB"/>
-        </w:rPr>
-        <w:t xml:space="preserve"> space for better </w:t>
-      </w:r>
-      <w:proofErr w:type="spellStart"/>
-      <w:r>
-        <w:rPr>
-          <w:color w:val="000000" w:themeColor="text1"/>
-          <w:lang w:val="en-GB"/>
-        </w:rPr>
-        <w:t>color</w:t>
-      </w:r>
-      <w:proofErr w:type="spellEnd"/>
-      <w:r>
-        <w:rPr>
-          <w:color w:val="000000" w:themeColor="text1"/>
-          <w:lang w:val="en-GB"/>
-        </w:rPr>
-        <w:t>-based segmentation.</w:t>
-      </w:r>
-    </w:p>
-    <w:p>
-      <w:pPr>
-        <w:numPr>
-          <w:ilvl w:val="0"/>
-          <w:numId w:val="9"/>
-        </w:numPr>
-        <w:spacing w:after="0"/>
-        <w:rPr>
-          <w:color w:val="000000" w:themeColor="text1"/>
-          <w:lang w:val="en-GB"/>
-        </w:rPr>
-      </w:pPr>
-      <w:r>
-        <w:rPr>
-          <w:color w:val="000000" w:themeColor="text1"/>
-          <w:lang w:val="en-GB"/>
-        </w:rPr>
-        <w:t xml:space="preserve">A predefined HSV range is used to detect the target </w:t>
-      </w:r>
-      <w:proofErr w:type="spellStart"/>
-      <w:r>
-        <w:rPr>
-          <w:color w:val="000000" w:themeColor="text1"/>
-          <w:lang w:val="en-GB"/>
-        </w:rPr>
-        <w:t>color</w:t>
-      </w:r>
-      <w:proofErr w:type="spellEnd"/>
-      <w:r>
-        <w:rPr>
-          <w:color w:val="000000" w:themeColor="text1"/>
-          <w:lang w:val="en-GB"/>
-        </w:rPr>
-        <w:t>.</w:t>
-      </w:r>
-    </w:p>
-    <w:p>
-      <w:pPr>
-        <w:numPr>
-          <w:ilvl w:val="0"/>
-          <w:numId w:val="9"/>
-        </w:numPr>
-        <w:spacing w:after="0"/>
-        <w:rPr>
-          <w:color w:val="000000" w:themeColor="text1"/>
-          <w:lang w:val="en-GB"/>
-        </w:rPr>
-      </w:pPr>
-      <w:r>
-        <w:rPr>
-          <w:color w:val="000000" w:themeColor="text1"/>
-          <w:lang w:val="en-GB"/>
-        </w:rPr>
-        <w:t xml:space="preserve">A binary mask is created from the detected </w:t>
-      </w:r>
-      <w:proofErr w:type="spellStart"/>
-      <w:r>
-        <w:rPr>
-          <w:color w:val="000000" w:themeColor="text1"/>
-          <w:lang w:val="en-GB"/>
-        </w:rPr>
-        <w:t>color</w:t>
-      </w:r>
-      <w:proofErr w:type="spellEnd"/>
-      <w:r>
-        <w:rPr>
-          <w:color w:val="000000" w:themeColor="text1"/>
-          <w:lang w:val="en-GB"/>
-        </w:rPr>
-        <w:t xml:space="preserve"> region.</w:t>
-      </w:r>
-    </w:p>
-    <w:p>
-      <w:pPr>
-        <w:numPr>
-          <w:ilvl w:val="0"/>
-          <w:numId w:val="9"/>
-        </w:numPr>
-        <w:spacing w:after="0"/>
-        <w:rPr>
-          <w:color w:val="000000" w:themeColor="text1"/>
-          <w:lang w:val="en-GB"/>
-        </w:rPr>
-      </w:pPr>
-      <w:r>
-        <w:rPr>
-          <w:color w:val="000000" w:themeColor="text1"/>
-          <w:lang w:val="en-GB"/>
-        </w:rPr>
-        <w:t>Morphological operations are applied to clean noise and improve mask quality.</w:t>
-      </w:r>
-    </w:p>
-    <w:p>
-      <w:pPr>
-        <w:numPr>
-          <w:ilvl w:val="0"/>
-          <w:numId w:val="9"/>
-        </w:numPr>
-        <w:spacing w:after="0"/>
-        <w:rPr>
-          <w:color w:val="000000" w:themeColor="text1"/>
-          <w:lang w:val="en-GB"/>
-        </w:rPr>
-      </w:pPr>
-      <w:r>
-        <w:rPr>
-          <w:color w:val="000000" w:themeColor="text1"/>
-          <w:lang w:val="en-GB"/>
-        </w:rPr>
-        <w:t>Gaussian blur is used to soften the mask edges and create a smoother transition.</w:t>
-      </w:r>
-    </w:p>
-    <w:p>
-      <w:pPr>
-        <w:numPr>
-          <w:ilvl w:val="0"/>
-          <w:numId w:val="9"/>
-        </w:numPr>
-        <w:spacing w:after="0"/>
-        <w:rPr>
-          <w:color w:val="000000" w:themeColor="text1"/>
-          <w:lang w:val="en-GB"/>
-        </w:rPr>
-      </w:pPr>
-      <w:r>
-        <w:rPr>
-          <w:color w:val="000000" w:themeColor="text1"/>
-          <w:lang w:val="en-GB"/>
-        </w:rPr>
-        <w:t>The target region is sharpened to increase detail.</w:t>
-      </w:r>
-    </w:p>
-    <w:p>
-      <w:pPr>
-        <w:numPr>
-          <w:ilvl w:val="0"/>
-          <w:numId w:val="9"/>
-        </w:numPr>
-        <w:spacing w:after="0"/>
-        <w:rPr>
-          <w:color w:val="000000" w:themeColor="text1"/>
-          <w:lang w:val="en-GB"/>
-        </w:rPr>
-      </w:pPr>
-      <w:r>
-        <w:rPr>
-          <w:color w:val="000000" w:themeColor="text1"/>
-          <w:lang w:val="en-GB"/>
-        </w:rPr>
-        <w:t>Saturation is boosted to make the selected object more vivid.</w:t>
-      </w:r>
-    </w:p>
-    <w:p>
-      <w:pPr>
-        <w:numPr>
-          <w:ilvl w:val="0"/>
-          <w:numId w:val="9"/>
-        </w:numPr>
-        <w:spacing w:after="0"/>
-        <w:rPr>
-          <w:color w:val="000000" w:themeColor="text1"/>
-          <w:lang w:val="en-GB"/>
-        </w:rPr>
-      </w:pPr>
-      <w:r>
-        <w:rPr>
-          <w:color w:val="000000" w:themeColor="text1"/>
-          <w:lang w:val="en-GB"/>
-        </w:rPr>
-        <w:t>The background is blurred to reduce distraction.</w:t>
-      </w:r>
-    </w:p>
-    <w:p>
-      <w:pPr>
-        <w:numPr>
-          <w:ilvl w:val="0"/>
-          <w:numId w:val="9"/>
-        </w:numPr>
-        <w:spacing w:after="0"/>
-        <w:rPr>
-          <w:color w:val="000000" w:themeColor="text1"/>
-          <w:lang w:val="en-GB"/>
-        </w:rPr>
-      </w:pPr>
-      <w:r>
-        <w:rPr>
-          <w:color w:val="000000" w:themeColor="text1"/>
-          <w:lang w:val="en-GB"/>
-        </w:rPr>
-        <w:t>The final image is created by blending the enhanced object with the blurred background.</w:t>
-      </w:r>
-    </w:p>
-    <w:p>
-      <w:pPr>
-        <w:pStyle w:val="ListParagraph"/>
+        <w:t>Uses HSV thresholding, morphological filtering, and Gaussian blur.</w:t>
+      </w:r>
+    </w:p>
+    <w:p>
+      <w:pPr>
         <w:numPr>
           <w:ilvl w:val="0"/>
           <w:numId w:val="17"/>
         </w:numPr>
         <w:spacing w:after="0"/>
         <w:rPr>
-          <w:b/>
-          <w:bCs/>
-          <w:color w:val="80340D" w:themeColor="accent2" w:themeShade="80"/>
-          <w:sz w:val="28"/>
-          <w:szCs w:val="28"/>
-          <w:lang w:val="en-GB"/>
-        </w:rPr>
-      </w:pPr>
-      <w:r>
-        <w:rPr>
-          <w:b/>
-          <w:bCs/>
-          <w:color w:val="80340D" w:themeColor="accent2" w:themeShade="80"/>
-          <w:sz w:val="28"/>
-          <w:szCs w:val="28"/>
-          <w:lang w:val="en-GB"/>
-        </w:rPr>
-        <w:t>Implemented Functions</w:t>
+          <w:color w:val="000000" w:themeColor="text1"/>
+          <w:lang w:val="en-GB"/>
+        </w:rPr>
+      </w:pPr>
+      <w:proofErr w:type="spellStart"/>
+      <w:r>
+        <w:rPr>
+          <w:color w:val="000000" w:themeColor="text1"/>
+          <w:lang w:val="en-GB"/>
+        </w:rPr>
+        <w:t>sharpen_</w:t>
+      </w:r>
+      <w:proofErr w:type="gramStart"/>
+      <w:r>
+        <w:rPr>
+          <w:color w:val="000000" w:themeColor="text1"/>
+          <w:lang w:val="en-GB"/>
+        </w:rPr>
+        <w:t>image</w:t>
+      </w:r>
+      <w:proofErr w:type="spellEnd"/>
+      <w:r>
+        <w:rPr>
+          <w:color w:val="000000" w:themeColor="text1"/>
+          <w:lang w:val="en-GB"/>
+        </w:rPr>
+        <w:t>(</w:t>
+      </w:r>
+      <w:proofErr w:type="gramEnd"/>
+      <w:r>
+        <w:rPr>
+          <w:color w:val="000000" w:themeColor="text1"/>
+          <w:lang w:val="en-GB"/>
+        </w:rPr>
+        <w:t>)</w:t>
       </w:r>
     </w:p>
     <w:p>
       <w:pPr>
         <w:numPr>
-          <w:ilvl w:val="0"/>
-          <w:numId w:val="10"/>
+          <w:ilvl w:val="1"/>
+          <w:numId w:val="17"/>
         </w:numPr>
         <w:spacing w:after="0"/>
         <w:rPr>
@@ -1461,214 +1671,6 @@
           <w:lang w:val="en-GB"/>
         </w:rPr>
       </w:pPr>
-      <w:proofErr w:type="spellStart"/>
-      <w:r>
-        <w:rPr>
-          <w:color w:val="000000" w:themeColor="text1"/>
-          <w:lang w:val="en-GB"/>
-        </w:rPr>
-        <w:t>SelectiveEnhancementConfig</w:t>
-      </w:r>
-      <w:proofErr w:type="spellEnd"/>
-    </w:p>
-    <w:p>
-      <w:pPr>
-        <w:numPr>
-          <w:ilvl w:val="1"/>
-          <w:numId w:val="10"/>
-        </w:numPr>
-        <w:spacing w:after="0"/>
-        <w:rPr>
-          <w:color w:val="000000" w:themeColor="text1"/>
-          <w:lang w:val="en-GB"/>
-        </w:rPr>
-      </w:pPr>
-      <w:r>
-        <w:rPr>
-          <w:color w:val="000000" w:themeColor="text1"/>
-          <w:lang w:val="en-GB"/>
-        </w:rPr>
-        <w:t>Stores the enhancement parameters.</w:t>
-      </w:r>
-    </w:p>
-    <w:p>
-      <w:pPr>
-        <w:numPr>
-          <w:ilvl w:val="1"/>
-          <w:numId w:val="10"/>
-        </w:numPr>
-        <w:spacing w:after="0"/>
-        <w:rPr>
-          <w:color w:val="000000" w:themeColor="text1"/>
-          <w:lang w:val="en-GB"/>
-        </w:rPr>
-      </w:pPr>
-      <w:r>
-        <w:rPr>
-          <w:color w:val="000000" w:themeColor="text1"/>
-          <w:lang w:val="en-GB"/>
-        </w:rPr>
-        <w:t>Includes settings for blur size, sharpening amount, mask smoothing, and saturation boost.</w:t>
-      </w:r>
-    </w:p>
-    <w:p>
-      <w:pPr>
-        <w:numPr>
-          <w:ilvl w:val="0"/>
-          <w:numId w:val="10"/>
-        </w:numPr>
-        <w:spacing w:after="0"/>
-        <w:rPr>
-          <w:color w:val="000000" w:themeColor="text1"/>
-          <w:lang w:val="en-GB"/>
-        </w:rPr>
-      </w:pPr>
-      <w:proofErr w:type="spellStart"/>
-      <w:r>
-        <w:rPr>
-          <w:color w:val="000000" w:themeColor="text1"/>
-          <w:lang w:val="en-GB"/>
-        </w:rPr>
-        <w:t>build_color_</w:t>
-      </w:r>
-      <w:proofErr w:type="gramStart"/>
-      <w:r>
-        <w:rPr>
-          <w:color w:val="000000" w:themeColor="text1"/>
-          <w:lang w:val="en-GB"/>
-        </w:rPr>
-        <w:t>mask</w:t>
-      </w:r>
-      <w:proofErr w:type="spellEnd"/>
-      <w:r>
-        <w:rPr>
-          <w:color w:val="000000" w:themeColor="text1"/>
-          <w:lang w:val="en-GB"/>
-        </w:rPr>
-        <w:t>(</w:t>
-      </w:r>
-      <w:proofErr w:type="gramEnd"/>
-      <w:r>
-        <w:rPr>
-          <w:color w:val="000000" w:themeColor="text1"/>
-          <w:lang w:val="en-GB"/>
-        </w:rPr>
-        <w:t>)</w:t>
-      </w:r>
-    </w:p>
-    <w:p>
-      <w:pPr>
-        <w:numPr>
-          <w:ilvl w:val="1"/>
-          <w:numId w:val="10"/>
-        </w:numPr>
-        <w:spacing w:after="0"/>
-        <w:rPr>
-          <w:color w:val="000000" w:themeColor="text1"/>
-          <w:lang w:val="en-GB"/>
-        </w:rPr>
-      </w:pPr>
-      <w:r>
-        <w:rPr>
-          <w:color w:val="000000" w:themeColor="text1"/>
-          <w:lang w:val="en-GB"/>
-        </w:rPr>
-        <w:t xml:space="preserve">Creates a mask for the selected </w:t>
-      </w:r>
-      <w:proofErr w:type="spellStart"/>
-      <w:r>
-        <w:rPr>
-          <w:color w:val="000000" w:themeColor="text1"/>
-          <w:lang w:val="en-GB"/>
-        </w:rPr>
-        <w:t>color</w:t>
-      </w:r>
-      <w:proofErr w:type="spellEnd"/>
-      <w:r>
-        <w:rPr>
-          <w:color w:val="000000" w:themeColor="text1"/>
-          <w:lang w:val="en-GB"/>
-        </w:rPr>
-        <w:t>.</w:t>
-      </w:r>
-    </w:p>
-    <w:p>
-      <w:pPr>
-        <w:numPr>
-          <w:ilvl w:val="1"/>
-          <w:numId w:val="10"/>
-        </w:numPr>
-        <w:spacing w:after="0"/>
-        <w:rPr>
-          <w:color w:val="000000" w:themeColor="text1"/>
-          <w:lang w:val="en-GB"/>
-        </w:rPr>
-      </w:pPr>
-      <w:r>
-        <w:rPr>
-          <w:color w:val="000000" w:themeColor="text1"/>
-          <w:lang w:val="en-GB"/>
-        </w:rPr>
-        <w:t>Uses HSV thresholding, morphological filtering, and Gaussian blur.</w:t>
-      </w:r>
-    </w:p>
-    <w:p>
-      <w:pPr>
-        <w:numPr>
-          <w:ilvl w:val="0"/>
-          <w:numId w:val="10"/>
-        </w:numPr>
-        <w:spacing w:after="0"/>
-        <w:rPr>
-          <w:color w:val="000000" w:themeColor="text1"/>
-          <w:lang w:val="en-GB"/>
-        </w:rPr>
-      </w:pPr>
-      <w:proofErr w:type="spellStart"/>
-      <w:r>
-        <w:rPr>
-          <w:color w:val="000000" w:themeColor="text1"/>
-          <w:lang w:val="en-GB"/>
-        </w:rPr>
-        <w:t>sharpen_</w:t>
-      </w:r>
-      <w:proofErr w:type="gramStart"/>
-      <w:r>
-        <w:rPr>
-          <w:color w:val="000000" w:themeColor="text1"/>
-          <w:lang w:val="en-GB"/>
-        </w:rPr>
-        <w:t>image</w:t>
-      </w:r>
-      <w:proofErr w:type="spellEnd"/>
-      <w:r>
-        <w:rPr>
-          <w:color w:val="000000" w:themeColor="text1"/>
-          <w:lang w:val="en-GB"/>
-        </w:rPr>
-        <w:t>(</w:t>
-      </w:r>
-      <w:proofErr w:type="gramEnd"/>
-      <w:r>
-        <w:rPr>
-          <w:color w:val="000000" w:themeColor="text1"/>
-          <w:lang w:val="en-GB"/>
-        </w:rPr>
-        <w:t>)</w:t>
-      </w:r>
-    </w:p>
-    <w:p>
-      <w:pPr>
-        <w:numPr>
-          <w:ilvl w:val="1"/>
-          <w:numId w:val="10"/>
-        </w:numPr>
-        <w:spacing w:after="0"/>
-        <w:rPr>
-          <w:color w:val="000000" w:themeColor="text1"/>
-          <w:lang w:val="en-GB"/>
-        </w:rPr>
-      </w:pPr>
       <w:r>
         <w:rPr>
           <w:color w:val="000000" w:themeColor="text1"/>
@@ -1679,289 +1681,273 @@
     </w:p>
     <w:p>
       <w:pPr>
-        <w:numPr>
-          <w:ilvl w:val="0"/>
-          <w:numId w:val="10"/>
-        </w:numPr>
-        <w:spacing w:after="0"/>
-        <w:rPr>
-          <w:color w:val="000000" w:themeColor="text1"/>
-          <w:lang w:val="en-GB"/>
-        </w:rPr>
-      </w:pPr>
-      <w:proofErr w:type="spellStart"/>
-      <w:r>
-        <w:rPr>
-          <w:color w:val="000000" w:themeColor="text1"/>
-          <w:lang w:val="en-GB"/>
-        </w:rPr>
-        <w:t>boost_</w:t>
-      </w:r>
-      <w:proofErr w:type="gramStart"/>
-      <w:r>
-        <w:rPr>
-          <w:color w:val="000000" w:themeColor="text1"/>
-          <w:lang w:val="en-GB"/>
-        </w:rPr>
-        <w:t>saturation</w:t>
-      </w:r>
-      <w:proofErr w:type="spellEnd"/>
-      <w:r>
-        <w:rPr>
-          <w:color w:val="000000" w:themeColor="text1"/>
-          <w:lang w:val="en-GB"/>
-        </w:rPr>
-        <w:t>(</w:t>
-      </w:r>
-      <w:proofErr w:type="gramEnd"/>
-      <w:r>
-        <w:rPr>
-          <w:color w:val="000000" w:themeColor="text1"/>
-          <w:lang w:val="en-GB"/>
-        </w:rPr>
-        <w:t>)</w:t>
-      </w:r>
-    </w:p>
-    <w:p>
-      <w:pPr>
-        <w:numPr>
-          <w:ilvl w:val="1"/>
-          <w:numId w:val="10"/>
-        </w:numPr>
-        <w:spacing w:after="0"/>
-        <w:rPr>
-          <w:color w:val="000000" w:themeColor="text1"/>
-          <w:lang w:val="en-GB"/>
-        </w:rPr>
-      </w:pPr>
-      <w:r>
-        <w:rPr>
-          <w:color w:val="000000" w:themeColor="text1"/>
-          <w:lang w:val="en-GB"/>
-        </w:rPr>
-        <w:t>Increases the saturation of the target region to make the object stand out more.</w:t>
-      </w:r>
-    </w:p>
-    <w:p>
-      <w:pPr>
-        <w:numPr>
-          <w:ilvl w:val="0"/>
-          <w:numId w:val="10"/>
-        </w:numPr>
-        <w:spacing w:after="0"/>
-        <w:rPr>
-          <w:color w:val="000000" w:themeColor="text1"/>
-          <w:lang w:val="en-GB"/>
-        </w:rPr>
-      </w:pPr>
-      <w:proofErr w:type="spellStart"/>
-      <w:r>
-        <w:rPr>
-          <w:color w:val="000000" w:themeColor="text1"/>
-          <w:lang w:val="en-GB"/>
-        </w:rPr>
-        <w:t>selective_object_</w:t>
-      </w:r>
-      <w:proofErr w:type="gramStart"/>
-      <w:r>
-        <w:rPr>
-          <w:color w:val="000000" w:themeColor="text1"/>
-          <w:lang w:val="en-GB"/>
-        </w:rPr>
-        <w:t>enhancement</w:t>
-      </w:r>
-      <w:proofErr w:type="spellEnd"/>
-      <w:r>
-        <w:rPr>
-          <w:color w:val="000000" w:themeColor="text1"/>
-          <w:lang w:val="en-GB"/>
-        </w:rPr>
-        <w:t>(</w:t>
-      </w:r>
-      <w:proofErr w:type="gramEnd"/>
-      <w:r>
-        <w:rPr>
-          <w:color w:val="000000" w:themeColor="text1"/>
-          <w:lang w:val="en-GB"/>
-        </w:rPr>
-        <w:t>)</w:t>
-      </w:r>
-    </w:p>
-    <w:p>
-      <w:pPr>
-        <w:numPr>
-          <w:ilvl w:val="1"/>
-          <w:numId w:val="10"/>
-        </w:numPr>
-        <w:spacing w:after="0"/>
-        <w:rPr>
-          <w:color w:val="000000" w:themeColor="text1"/>
-          <w:lang w:val="en-GB"/>
-        </w:rPr>
-      </w:pPr>
-      <w:r>
-        <w:rPr>
-          <w:color w:val="000000" w:themeColor="text1"/>
-          <w:lang w:val="en-GB"/>
-        </w:rPr>
-        <w:t>Combines masking, sharpening, saturation boosting, and blending into one pipeline.</w:t>
-      </w:r>
-    </w:p>
-    <w:p>
-      <w:pPr>
-        <w:numPr>
-          <w:ilvl w:val="0"/>
-          <w:numId w:val="10"/>
-        </w:numPr>
-        <w:spacing w:after="0"/>
-        <w:rPr>
-          <w:color w:val="000000" w:themeColor="text1"/>
-          <w:lang w:val="en-GB"/>
-        </w:rPr>
-      </w:pPr>
-      <w:proofErr w:type="spellStart"/>
-      <w:r>
-        <w:rPr>
-          <w:color w:val="000000" w:themeColor="text1"/>
-          <w:lang w:val="en-GB"/>
-        </w:rPr>
-        <w:t>show_</w:t>
-      </w:r>
-      <w:proofErr w:type="gramStart"/>
-      <w:r>
-        <w:rPr>
-          <w:color w:val="000000" w:themeColor="text1"/>
-          <w:lang w:val="en-GB"/>
-        </w:rPr>
-        <w:t>triptych</w:t>
-      </w:r>
-      <w:proofErr w:type="spellEnd"/>
-      <w:r>
-        <w:rPr>
-          <w:color w:val="000000" w:themeColor="text1"/>
-          <w:lang w:val="en-GB"/>
-        </w:rPr>
-        <w:t>(</w:t>
-      </w:r>
-      <w:proofErr w:type="gramEnd"/>
-      <w:r>
-        <w:rPr>
-          <w:color w:val="000000" w:themeColor="text1"/>
-          <w:lang w:val="en-GB"/>
-        </w:rPr>
-        <w:t>)</w:t>
-      </w:r>
-    </w:p>
-    <w:p>
-      <w:pPr>
-        <w:numPr>
-          <w:ilvl w:val="1"/>
-          <w:numId w:val="10"/>
-        </w:numPr>
-        <w:spacing w:after="0"/>
-        <w:rPr>
-          <w:color w:val="000000" w:themeColor="text1"/>
-          <w:lang w:val="en-GB"/>
-        </w:rPr>
-      </w:pPr>
-      <w:r>
-        <w:rPr>
-          <w:color w:val="000000" w:themeColor="text1"/>
-          <w:lang w:val="en-GB"/>
-        </w:rPr>
-        <w:t xml:space="preserve">Displays the original image, mask, and </w:t>
-      </w:r>
-      <w:proofErr w:type="gramStart"/>
-      <w:r>
-        <w:rPr>
-          <w:color w:val="000000" w:themeColor="text1"/>
-          <w:lang w:val="en-GB"/>
-        </w:rPr>
-        <w:t>final result</w:t>
-      </w:r>
-      <w:proofErr w:type="gramEnd"/>
-      <w:r>
-        <w:rPr>
-          <w:color w:val="000000" w:themeColor="text1"/>
-          <w:lang w:val="en-GB"/>
-        </w:rPr>
-        <w:t xml:space="preserve"> side by side.</w:t>
-      </w:r>
-    </w:p>
-    <w:p>
-      <w:pPr>
-        <w:numPr>
-          <w:ilvl w:val="0"/>
-          <w:numId w:val="10"/>
-        </w:numPr>
-        <w:spacing w:after="0"/>
-        <w:rPr>
-          <w:color w:val="000000" w:themeColor="text1"/>
-          <w:lang w:val="en-GB"/>
-        </w:rPr>
-      </w:pPr>
-      <w:proofErr w:type="spellStart"/>
-      <w:r>
-        <w:rPr>
-          <w:color w:val="000000" w:themeColor="text1"/>
-          <w:lang w:val="en-GB"/>
-        </w:rPr>
-        <w:t>process_and_</w:t>
-      </w:r>
-      <w:proofErr w:type="gramStart"/>
-      <w:r>
-        <w:rPr>
-          <w:color w:val="000000" w:themeColor="text1"/>
-          <w:lang w:val="en-GB"/>
-        </w:rPr>
-        <w:t>display</w:t>
-      </w:r>
-      <w:proofErr w:type="spellEnd"/>
-      <w:r>
-        <w:rPr>
-          <w:color w:val="000000" w:themeColor="text1"/>
-          <w:lang w:val="en-GB"/>
-        </w:rPr>
-        <w:t>(</w:t>
-      </w:r>
-      <w:proofErr w:type="gramEnd"/>
-      <w:r>
-        <w:rPr>
-          <w:color w:val="000000" w:themeColor="text1"/>
-          <w:lang w:val="en-GB"/>
-        </w:rPr>
-        <w:t>)</w:t>
-      </w:r>
-    </w:p>
-    <w:p>
-      <w:pPr>
-        <w:numPr>
-          <w:ilvl w:val="1"/>
-          <w:numId w:val="10"/>
-        </w:numPr>
-        <w:spacing w:after="0"/>
-        <w:rPr>
-          <w:color w:val="000000" w:themeColor="text1"/>
-          <w:lang w:val="en-GB"/>
-        </w:rPr>
-      </w:pPr>
-      <w:r>
-        <w:rPr>
-          <w:color w:val="000000" w:themeColor="text1"/>
-          <w:lang w:val="en-GB"/>
-        </w:rPr>
-        <w:t>Loads an image, runs the enhancement pipeline, and shows the output.</w:t>
-      </w:r>
-    </w:p>
-    <w:p>
-      <w:pPr>
-        <w:pStyle w:val="ListParagraph"/>
         <w:numPr>
           <w:ilvl w:val="0"/>
           <w:numId w:val="17"/>
         </w:numPr>
         <w:spacing w:after="0"/>
         <w:rPr>
+          <w:color w:val="000000" w:themeColor="text1"/>
+          <w:lang w:val="en-GB"/>
+        </w:rPr>
+      </w:pPr>
+      <w:proofErr w:type="spellStart"/>
+      <w:r>
+        <w:rPr>
+          <w:color w:val="000000" w:themeColor="text1"/>
+          <w:lang w:val="en-GB"/>
+        </w:rPr>
+        <w:t>boost_</w:t>
+      </w:r>
+      <w:proofErr w:type="gramStart"/>
+      <w:r>
+        <w:rPr>
+          <w:color w:val="000000" w:themeColor="text1"/>
+          <w:lang w:val="en-GB"/>
+        </w:rPr>
+        <w:t>saturation</w:t>
+      </w:r>
+      <w:proofErr w:type="spellEnd"/>
+      <w:r>
+        <w:rPr>
+          <w:color w:val="000000" w:themeColor="text1"/>
+          <w:lang w:val="en-GB"/>
+        </w:rPr>
+        <w:t>(</w:t>
+      </w:r>
+      <w:proofErr w:type="gramEnd"/>
+      <w:r>
+        <w:rPr>
+          <w:color w:val="000000" w:themeColor="text1"/>
+          <w:lang w:val="en-GB"/>
+        </w:rPr>
+        <w:t>)</w:t>
+      </w:r>
+    </w:p>
+    <w:p>
+      <w:pPr>
+        <w:numPr>
+          <w:ilvl w:val="1"/>
+          <w:numId w:val="17"/>
+        </w:numPr>
+        <w:spacing w:after="0"/>
+        <w:rPr>
+          <w:color w:val="000000" w:themeColor="text1"/>
+          <w:lang w:val="en-GB"/>
+        </w:rPr>
+      </w:pPr>
+      <w:r>
+        <w:rPr>
+          <w:color w:val="000000" w:themeColor="text1"/>
+          <w:lang w:val="en-GB"/>
+        </w:rPr>
+        <w:t>Increases the saturation of the target region to make the object stand out more.</w:t>
+      </w:r>
+    </w:p>
+    <w:p>
+      <w:pPr>
+        <w:numPr>
+          <w:ilvl w:val="0"/>
+          <w:numId w:val="17"/>
+        </w:numPr>
+        <w:spacing w:after="0"/>
+        <w:rPr>
+          <w:color w:val="000000" w:themeColor="text1"/>
+          <w:lang w:val="en-GB"/>
+        </w:rPr>
+      </w:pPr>
+      <w:proofErr w:type="spellStart"/>
+      <w:r>
+        <w:rPr>
+          <w:color w:val="000000" w:themeColor="text1"/>
+          <w:lang w:val="en-GB"/>
+        </w:rPr>
+        <w:t>selective_object_</w:t>
+      </w:r>
+      <w:proofErr w:type="gramStart"/>
+      <w:r>
+        <w:rPr>
+          <w:color w:val="000000" w:themeColor="text1"/>
+          <w:lang w:val="en-GB"/>
+        </w:rPr>
+        <w:t>enhancement</w:t>
+      </w:r>
+      <w:proofErr w:type="spellEnd"/>
+      <w:r>
+        <w:rPr>
+          <w:color w:val="000000" w:themeColor="text1"/>
+          <w:lang w:val="en-GB"/>
+        </w:rPr>
+        <w:t>(</w:t>
+      </w:r>
+      <w:proofErr w:type="gramEnd"/>
+      <w:r>
+        <w:rPr>
+          <w:color w:val="000000" w:themeColor="text1"/>
+          <w:lang w:val="en-GB"/>
+        </w:rPr>
+        <w:t>)</w:t>
+      </w:r>
+    </w:p>
+    <w:p>
+      <w:pPr>
+        <w:numPr>
+          <w:ilvl w:val="1"/>
+          <w:numId w:val="17"/>
+        </w:numPr>
+        <w:spacing w:after="0"/>
+        <w:rPr>
+          <w:color w:val="000000" w:themeColor="text1"/>
+          <w:lang w:val="en-GB"/>
+        </w:rPr>
+      </w:pPr>
+      <w:r>
+        <w:rPr>
+          <w:color w:val="000000" w:themeColor="text1"/>
+          <w:lang w:val="en-GB"/>
+        </w:rPr>
+        <w:t>Combines masking, sharpening, saturation boosting, and blending into one pipeline.</w:t>
+      </w:r>
+    </w:p>
+    <w:p>
+      <w:pPr>
+        <w:numPr>
+          <w:ilvl w:val="0"/>
+          <w:numId w:val="17"/>
+        </w:numPr>
+        <w:spacing w:after="0"/>
+        <w:rPr>
+          <w:color w:val="000000" w:themeColor="text1"/>
+          <w:lang w:val="en-GB"/>
+        </w:rPr>
+      </w:pPr>
+      <w:proofErr w:type="spellStart"/>
+      <w:r>
+        <w:rPr>
+          <w:color w:val="000000" w:themeColor="text1"/>
+          <w:lang w:val="en-GB"/>
+        </w:rPr>
+        <w:t>show_</w:t>
+      </w:r>
+      <w:proofErr w:type="gramStart"/>
+      <w:r>
+        <w:rPr>
+          <w:color w:val="000000" w:themeColor="text1"/>
+          <w:lang w:val="en-GB"/>
+        </w:rPr>
+        <w:t>triptych</w:t>
+      </w:r>
+      <w:proofErr w:type="spellEnd"/>
+      <w:r>
+        <w:rPr>
+          <w:color w:val="000000" w:themeColor="text1"/>
+          <w:lang w:val="en-GB"/>
+        </w:rPr>
+        <w:t>(</w:t>
+      </w:r>
+      <w:proofErr w:type="gramEnd"/>
+      <w:r>
+        <w:rPr>
+          <w:color w:val="000000" w:themeColor="text1"/>
+          <w:lang w:val="en-GB"/>
+        </w:rPr>
+        <w:t>)</w:t>
+      </w:r>
+    </w:p>
+    <w:p>
+      <w:pPr>
+        <w:numPr>
+          <w:ilvl w:val="1"/>
+          <w:numId w:val="17"/>
+        </w:numPr>
+        <w:spacing w:after="0"/>
+        <w:rPr>
+          <w:color w:val="000000" w:themeColor="text1"/>
+          <w:lang w:val="en-GB"/>
+        </w:rPr>
+      </w:pPr>
+      <w:r>
+        <w:rPr>
+          <w:color w:val="000000" w:themeColor="text1"/>
+          <w:lang w:val="en-GB"/>
+        </w:rPr>
+        <w:t>Displays the original image, mask, and final result side by side.</w:t>
+      </w:r>
+    </w:p>
+    <w:p>
+      <w:pPr>
+        <w:numPr>
+          <w:ilvl w:val="0"/>
+          <w:numId w:val="17"/>
+        </w:numPr>
+        <w:spacing w:after="0"/>
+        <w:rPr>
+          <w:color w:val="000000" w:themeColor="text1"/>
+          <w:lang w:val="en-GB"/>
+        </w:rPr>
+      </w:pPr>
+      <w:proofErr w:type="spellStart"/>
+      <w:r>
+        <w:rPr>
+          <w:color w:val="000000" w:themeColor="text1"/>
+          <w:lang w:val="en-GB"/>
+        </w:rPr>
+        <w:t>process_and_</w:t>
+      </w:r>
+      <w:proofErr w:type="gramStart"/>
+      <w:r>
+        <w:rPr>
+          <w:color w:val="000000" w:themeColor="text1"/>
+          <w:lang w:val="en-GB"/>
+        </w:rPr>
+        <w:t>display</w:t>
+      </w:r>
+      <w:proofErr w:type="spellEnd"/>
+      <w:r>
+        <w:rPr>
+          <w:color w:val="000000" w:themeColor="text1"/>
+          <w:lang w:val="en-GB"/>
+        </w:rPr>
+        <w:t>(</w:t>
+      </w:r>
+      <w:proofErr w:type="gramEnd"/>
+      <w:r>
+        <w:rPr>
+          <w:color w:val="000000" w:themeColor="text1"/>
+          <w:lang w:val="en-GB"/>
+        </w:rPr>
+        <w:t>)</w:t>
+      </w:r>
+    </w:p>
+    <w:p>
+      <w:pPr>
+        <w:numPr>
+          <w:ilvl w:val="1"/>
+          <w:numId w:val="17"/>
+        </w:numPr>
+        <w:spacing w:after="0"/>
+        <w:rPr>
+          <w:color w:val="000000" w:themeColor="text1"/>
+          <w:lang w:val="en-GB"/>
+        </w:rPr>
+      </w:pPr>
+      <w:r>
+        <w:rPr>
+          <w:color w:val="000000" w:themeColor="text1"/>
+          <w:lang w:val="en-GB"/>
+        </w:rPr>
+        <w:t>Loads an image, runs the enhancement pipeline, and shows the output.</w:t>
+      </w:r>
+    </w:p>
+    <w:p>
+      <w:pPr>
+        <w:pStyle w:val="ListParagraph"/>
+        <w:numPr>
+          <w:ilvl w:val="0"/>
+          <w:numId w:val="24"/>
+        </w:numPr>
+        <w:spacing w:after="0"/>
+        <w:rPr>
           <w:b/>
           <w:bCs/>
           <w:color w:val="80340D" w:themeColor="accent2" w:themeShade="80"/>
@@ -1986,7 +1972,7 @@
       <w:pPr>
         <w:numPr>
           <w:ilvl w:val="0"/>
-          <w:numId w:val="11"/>
+          <w:numId w:val="18"/>
         </w:numPr>
         <w:tabs>
           <w:tab w:val="num" w:pos="720"/>
@@ -2025,7 +2011,7 @@
       <w:pPr>
         <w:numPr>
           <w:ilvl w:val="0"/>
-          <w:numId w:val="11"/>
+          <w:numId w:val="18"/>
         </w:numPr>
         <w:tabs>
           <w:tab w:val="num" w:pos="720"/>
@@ -2048,7 +2034,7 @@
       <w:pPr>
         <w:numPr>
           <w:ilvl w:val="0"/>
-          <w:numId w:val="11"/>
+          <w:numId w:val="18"/>
         </w:numPr>
         <w:tabs>
           <w:tab w:val="num" w:pos="720"/>
@@ -2071,7 +2057,7 @@
       <w:pPr>
         <w:numPr>
           <w:ilvl w:val="0"/>
-          <w:numId w:val="11"/>
+          <w:numId w:val="18"/>
         </w:numPr>
         <w:tabs>
           <w:tab w:val="num" w:pos="720"/>
@@ -2110,7 +2096,7 @@
       <w:pPr>
         <w:numPr>
           <w:ilvl w:val="0"/>
-          <w:numId w:val="11"/>
+          <w:numId w:val="18"/>
         </w:numPr>
         <w:tabs>
           <w:tab w:val="num" w:pos="720"/>
@@ -2204,106 +2190,92 @@
     </w:p>
     <w:p>
       <w:pPr>
-        <w:spacing w:line="279" w:lineRule="auto"/>
-        <w:rPr>
-          <w:rFonts w:ascii="Aptos" w:hAnsi="Aptos" w:eastAsia="Aptos" w:cs="Aptos"/>
-          <w:b w:val="0"/>
-          <w:bCs w:val="0"/>
-          <w:i w:val="0"/>
-          <w:iCs w:val="0"/>
-          <w:caps w:val="0"/>
-          <w:smallCaps w:val="0"/>
-          <w:noProof w:val="0"/>
-          <w:color w:val="275317" w:themeColor="accent6" w:themeTint="FF" w:themeShade="80"/>
+        <w:rPr>
+          <w:rFonts w:ascii="Aptos" w:eastAsia="Aptos" w:hAnsi="Aptos" w:cs="Aptos"/>
+          <w:b/>
+          <w:bCs/>
+          <w:color w:val="275317" w:themeColor="accent6" w:themeShade="80"/>
           <w:sz w:val="36"/>
           <w:szCs w:val="36"/>
-          <w:lang w:val="en-US"/>
-        </w:rPr>
-      </w:pPr>
-      <w:r>
-        <w:rPr>
-          <w:rFonts w:ascii="Aptos" w:hAnsi="Aptos" w:eastAsia="Aptos" w:cs="Aptos"/>
-          <w:b w:val="1"/>
-          <w:bCs w:val="1"/>
-          <w:i w:val="0"/>
-          <w:iCs w:val="0"/>
-          <w:caps w:val="0"/>
-          <w:smallCaps w:val="0"/>
-          <w:noProof w:val="0"/>
-          <w:color w:val="275317" w:themeColor="accent6" w:themeTint="FF" w:themeShade="80"/>
+          <w:lang w:val="en-GB"/>
+        </w:rPr>
+      </w:pPr>
+    </w:p>
+    <w:p>
+      <w:pPr>
+        <w:rPr>
+          <w:rFonts w:ascii="Aptos" w:eastAsia="Aptos" w:hAnsi="Aptos" w:cs="Aptos"/>
+          <w:b/>
+          <w:bCs/>
+          <w:color w:val="275317" w:themeColor="accent6" w:themeShade="80"/>
           <w:sz w:val="36"/>
           <w:szCs w:val="36"/>
           <w:lang w:val="en-GB"/>
         </w:rPr>
-        <w:t xml:space="preserve">Task 2: Comparative Study of Sharpening Pipelines for X-Ray Images </w:t>
-      </w:r>
-    </w:p>
-    <w:p>
-      <w:pPr>
-        <w:spacing w:line="279" w:lineRule="auto"/>
-        <w:rPr>
-          <w:rFonts w:ascii="Aptos" w:hAnsi="Aptos" w:eastAsia="Aptos" w:cs="Aptos"/>
-          <w:b w:val="0"/>
-          <w:bCs w:val="0"/>
-          <w:i w:val="0"/>
-          <w:iCs w:val="0"/>
-          <w:caps w:val="0"/>
-          <w:smallCaps w:val="0"/>
-          <w:noProof w:val="0"/>
-          <w:color w:val="275317" w:themeColor="accent6" w:themeTint="FF" w:themeShade="80"/>
+      </w:pPr>
+    </w:p>
+    <w:p>
+      <w:pPr>
+        <w:rPr>
+          <w:rFonts w:ascii="Aptos" w:eastAsia="Aptos" w:hAnsi="Aptos" w:cs="Aptos"/>
+          <w:b/>
+          <w:bCs/>
+          <w:color w:val="275317" w:themeColor="accent6" w:themeShade="80"/>
           <w:sz w:val="36"/>
           <w:szCs w:val="36"/>
-          <w:lang w:val="en-US"/>
-        </w:rPr>
-      </w:pPr>
-      <w:r>
-        <w:rPr>
-          <w:rFonts w:ascii="Aptos" w:hAnsi="Aptos" w:eastAsia="Aptos" w:cs="Aptos"/>
-          <w:b w:val="1"/>
-          <w:bCs w:val="1"/>
-          <w:i w:val="0"/>
-          <w:iCs w:val="0"/>
-          <w:caps w:val="0"/>
-          <w:smallCaps w:val="0"/>
-          <w:noProof w:val="0"/>
-          <w:color w:val="275317" w:themeColor="accent6" w:themeTint="FF" w:themeShade="80"/>
+          <w:lang w:val="en-GB"/>
+        </w:rPr>
+      </w:pPr>
+    </w:p>
+    <w:p>
+      <w:pPr>
+        <w:rPr>
+          <w:rFonts w:ascii="Aptos" w:eastAsia="Aptos" w:hAnsi="Aptos" w:cs="Aptos"/>
+          <w:color w:val="275317" w:themeColor="accent6" w:themeShade="80"/>
           <w:sz w:val="36"/>
           <w:szCs w:val="36"/>
+        </w:rPr>
+      </w:pPr>
+      <w:r>
+        <w:rPr>
+          <w:rFonts w:ascii="Aptos" w:eastAsia="Aptos" w:hAnsi="Aptos" w:cs="Aptos"/>
+          <w:b/>
+          <w:bCs/>
+          <w:color w:val="275317" w:themeColor="accent6" w:themeShade="80"/>
+          <w:sz w:val="36"/>
+          <w:szCs w:val="36"/>
+          <w:lang w:val="en-GB"/>
+        </w:rPr>
+        <w:t xml:space="preserve">Task 2: Comparative Study of Sharpening Pipelines for X-Ray Images </w:t>
+      </w:r>
+    </w:p>
+    <w:p>
+      <w:pPr>
+        <w:rPr>
+          <w:rFonts w:ascii="Aptos" w:eastAsia="Aptos" w:hAnsi="Aptos" w:cs="Aptos"/>
+          <w:color w:val="275317" w:themeColor="accent6" w:themeShade="80"/>
+          <w:sz w:val="36"/>
+          <w:szCs w:val="36"/>
+        </w:rPr>
+      </w:pPr>
+      <w:r>
+        <w:rPr>
+          <w:rFonts w:ascii="Aptos" w:eastAsia="Aptos" w:hAnsi="Aptos" w:cs="Aptos"/>
+          <w:b/>
+          <w:bCs/>
+          <w:color w:val="275317" w:themeColor="accent6" w:themeShade="80"/>
+          <w:sz w:val="36"/>
+          <w:szCs w:val="36"/>
           <w:lang w:val="en-GB"/>
         </w:rPr>
         <w:t xml:space="preserve"> </w:t>
       </w:r>
-    </w:p>
-    <w:p>
-      <w:pPr>
-        <w:spacing w:before="240" w:beforeAutospacing="off" w:after="240" w:afterAutospacing="off" w:line="279" w:lineRule="auto"/>
-        <w:ind w:left="0"/>
-        <w:rPr>
-          <w:rFonts w:ascii="Aptos" w:hAnsi="Aptos" w:eastAsia="Aptos" w:cs="Aptos"/>
-          <w:b w:val="0"/>
-          <w:bCs w:val="0"/>
-          <w:i w:val="0"/>
-          <w:iCs w:val="0"/>
-          <w:caps w:val="0"/>
-          <w:smallCaps w:val="0"/>
-          <w:noProof w:val="0"/>
-          <w:color w:val="80340D" w:themeColor="accent2" w:themeTint="FF" w:themeShade="80"/>
-          <w:sz w:val="28"/>
-          <w:szCs w:val="28"/>
-          <w:lang w:val="en-US"/>
-        </w:rPr>
-      </w:pPr>
-      <w:r>
-        <w:rPr>
-          <w:rFonts w:ascii="Aptos" w:hAnsi="Aptos" w:eastAsia="Aptos" w:cs="Aptos"/>
-          <w:b w:val="1"/>
-          <w:bCs w:val="1"/>
-          <w:i w:val="0"/>
-          <w:iCs w:val="0"/>
-          <w:caps w:val="0"/>
-          <w:smallCaps w:val="0"/>
-          <w:noProof w:val="0"/>
-          <w:color w:val="80340D" w:themeColor="accent2" w:themeTint="FF" w:themeShade="80"/>
+      <w:r>
+        <w:rPr>
+          <w:rFonts w:ascii="Aptos" w:eastAsia="Aptos" w:hAnsi="Aptos" w:cs="Aptos"/>
+          <w:b/>
+          <w:bCs/>
+          <w:color w:val="80340D" w:themeColor="accent2" w:themeShade="80"/>
           <w:sz w:val="28"/>
           <w:szCs w:val="28"/>
           <w:lang w:val="en-GB"/>
@@ -2316,82 +2288,36 @@
         <w:pStyle w:val="ListParagraph"/>
         <w:numPr>
           <w:ilvl w:val="0"/>
-          <w:numId w:val="18"/>
+          <w:numId w:val="7"/>
         </w:numPr>
-        <w:spacing w:before="240" w:beforeAutospacing="off" w:after="240" w:afterAutospacing="off" w:line="279" w:lineRule="auto"/>
-        <w:rPr>
-          <w:rFonts w:ascii="Aptos" w:hAnsi="Aptos" w:eastAsia="Aptos" w:cs="Aptos"/>
-          <w:b w:val="0"/>
-          <w:bCs w:val="0"/>
-          <w:i w:val="0"/>
-          <w:iCs w:val="0"/>
-          <w:caps w:val="0"/>
-          <w:smallCaps w:val="0"/>
-          <w:noProof w:val="0"/>
-          <w:color w:val="000000" w:themeColor="text1" w:themeTint="FF" w:themeShade="FF"/>
-          <w:sz w:val="24"/>
-          <w:szCs w:val="24"/>
-          <w:lang w:val="en-US"/>
-        </w:rPr>
-      </w:pPr>
-      <w:r>
-        <w:rPr>
-          <w:noProof w:val="0"/>
-          <w:lang w:val="en-US"/>
-        </w:rPr>
+        <w:spacing w:before="240" w:after="240"/>
+        <w:rPr>
+          <w:rFonts w:ascii="Aptos" w:eastAsia="Aptos" w:hAnsi="Aptos" w:cs="Aptos"/>
+          <w:color w:val="000000" w:themeColor="text1"/>
+        </w:rPr>
+      </w:pPr>
+      <w:r>
         <w:t xml:space="preserve">The goal of this task is to design and evaluate </w:t>
       </w:r>
       <w:r>
         <w:rPr>
-          <w:b w:val="1"/>
-          <w:bCs w:val="1"/>
-          <w:noProof w:val="0"/>
-          <w:lang w:val="en-US"/>
+          <w:b/>
+          <w:bCs/>
         </w:rPr>
         <w:t>three distinct image enhancement strategies</w:t>
       </w:r>
       <w:r>
-        <w:rPr>
-          <w:noProof w:val="0"/>
-          <w:lang w:val="en-US"/>
-        </w:rPr>
         <w:t xml:space="preserve"> (pipelines) to improve the clarity of X-ray images. X-rays often suffer from low contrast and soft edges, making fine anatomical structures difficult to see. These pipelines aim to accentuate edges and improve local visibility for better diagnostic analysis</w:t>
       </w:r>
     </w:p>
     <w:p>
       <w:pPr>
-        <w:pStyle w:val="Normal"/>
-        <w:spacing w:line="279" w:lineRule="auto"/>
-        <w:rPr>
-          <w:rFonts w:ascii="Aptos" w:hAnsi="Aptos" w:eastAsia="Aptos" w:cs="Aptos"/>
-          <w:b w:val="0"/>
-          <w:bCs w:val="0"/>
-          <w:i w:val="0"/>
-          <w:iCs w:val="0"/>
-          <w:caps w:val="0"/>
-          <w:smallCaps w:val="0"/>
-          <w:noProof w:val="0"/>
-          <w:color w:val="275317" w:themeColor="accent6" w:themeTint="FF" w:themeShade="80"/>
-          <w:sz w:val="36"/>
-          <w:szCs w:val="36"/>
-          <w:lang w:val="en-US"/>
-        </w:rPr>
-      </w:pPr>
-    </w:p>
-    <w:p>
-      <w:pPr>
-        <w:pStyle w:val="Normal"/>
-        <w:spacing w:line="279" w:lineRule="auto"/>
-        <w:rPr>
-          <w:rFonts w:ascii="Aptos" w:hAnsi="Aptos" w:eastAsia="Aptos" w:cs="Aptos"/>
-          <w:b w:val="1"/>
-          <w:bCs w:val="1"/>
-          <w:i w:val="0"/>
-          <w:iCs w:val="0"/>
-          <w:caps w:val="0"/>
-          <w:smallCaps w:val="0"/>
-          <w:noProof w:val="0"/>
-          <w:color w:val="80340D" w:themeColor="accent2" w:themeTint="FF" w:themeShade="80"/>
+        <w:pStyle w:val="ListParagraph"/>
+        <w:ind w:left="0"/>
+        <w:rPr>
+          <w:b/>
+          <w:bCs/>
+          <w:color w:val="80340D" w:themeColor="accent2" w:themeShade="80"/>
           <w:sz w:val="28"/>
           <w:szCs w:val="28"/>
           <w:lang w:val="en-GB"/>
@@ -2400,44 +2326,22 @@
     </w:p>
     <w:p>
       <w:pPr>
-        <w:pStyle w:val="Normal"/>
-        <w:spacing w:line="279" w:lineRule="auto"/>
-        <w:rPr>
-          <w:rFonts w:ascii="Aptos" w:hAnsi="Aptos" w:eastAsia="Aptos" w:cs="Aptos"/>
-          <w:b w:val="1"/>
-          <w:bCs w:val="1"/>
-          <w:i w:val="0"/>
-          <w:iCs w:val="0"/>
-          <w:caps w:val="0"/>
-          <w:smallCaps w:val="0"/>
-          <w:noProof w:val="0"/>
-          <w:color w:val="80340D" w:themeColor="accent2" w:themeTint="FF" w:themeShade="80"/>
+        <w:pStyle w:val="ListParagraph"/>
+        <w:ind w:left="0"/>
+        <w:rPr>
+          <w:b/>
+          <w:bCs/>
+          <w:color w:val="80340D" w:themeColor="accent2" w:themeShade="80"/>
           <w:sz w:val="28"/>
           <w:szCs w:val="28"/>
           <w:lang w:val="en-GB"/>
         </w:rPr>
       </w:pPr>
-    </w:p>
-    <w:p>
-      <w:pPr>
-        <w:pStyle w:val="ListParagraph"/>
-        <w:ind w:left="0"/>
-        <w:rPr>
-          <w:b w:val="1"/>
-          <w:bCs w:val="1"/>
-          <w:noProof w:val="0"/>
-          <w:color w:val="80340D" w:themeColor="accent2" w:themeTint="FF" w:themeShade="80"/>
-          <w:sz w:val="28"/>
-          <w:szCs w:val="28"/>
-          <w:lang w:val="en-GB"/>
-        </w:rPr>
-      </w:pPr>
-      <w:r>
-        <w:rPr>
-          <w:b w:val="1"/>
-          <w:bCs w:val="1"/>
-          <w:noProof w:val="0"/>
-          <w:color w:val="80340D" w:themeColor="accent2" w:themeTint="FF" w:themeShade="80"/>
+      <w:r>
+        <w:rPr>
+          <w:b/>
+          <w:bCs/>
+          <w:color w:val="80340D" w:themeColor="accent2" w:themeShade="80"/>
           <w:sz w:val="28"/>
           <w:szCs w:val="28"/>
           <w:lang w:val="en-GB"/>
@@ -2450,108 +2354,19 @@
         <w:pStyle w:val="ListParagraph"/>
         <w:numPr>
           <w:ilvl w:val="0"/>
-          <w:numId w:val="22"/>
+          <w:numId w:val="3"/>
         </w:numPr>
-        <w:rPr>
-          <w:noProof w:val="0"/>
-          <w:lang w:val="en-US"/>
-        </w:rPr>
-      </w:pPr>
-      <w:r>
-        <w:rPr>
-          <w:noProof w:val="0"/>
-          <w:lang w:val="en-US"/>
-        </w:rPr>
-        <w:t xml:space="preserve">In this task, we implemented the pipelines using </w:t>
-      </w:r>
-      <w:r>
-        <w:rPr>
-          <w:noProof w:val="0"/>
-          <w:lang w:val="en-US"/>
-        </w:rPr>
-        <w:t>OpenCV built-in primitives</w:t>
-      </w:r>
-      <w:r>
-        <w:rPr>
-          <w:noProof w:val="0"/>
-          <w:lang w:val="en-US"/>
-        </w:rPr>
-        <w:t xml:space="preserve"> (such as </w:t>
-      </w:r>
-      <w:r>
-        <w:rPr>
-          <w:noProof w:val="0"/>
-          <w:lang w:val="en-US"/>
-        </w:rPr>
-        <w:t>GaussianBlur</w:t>
-      </w:r>
-      <w:r>
-        <w:rPr>
-          <w:noProof w:val="0"/>
-          <w:lang w:val="en-US"/>
-        </w:rPr>
-        <w:t xml:space="preserve">, </w:t>
-      </w:r>
-      <w:r>
-        <w:rPr>
-          <w:noProof w:val="0"/>
-          <w:lang w:val="en-US"/>
-        </w:rPr>
-        <w:t>Laplacian</w:t>
-      </w:r>
-      <w:r>
-        <w:rPr>
-          <w:noProof w:val="0"/>
-          <w:lang w:val="en-US"/>
-        </w:rPr>
-        <w:t xml:space="preserve">, and </w:t>
-      </w:r>
-      <w:r>
-        <w:rPr>
-          <w:noProof w:val="0"/>
-          <w:lang w:val="en-US"/>
-        </w:rPr>
-        <w:t>Sobel</w:t>
-      </w:r>
-      <w:r>
-        <w:rPr>
-          <w:noProof w:val="0"/>
-          <w:lang w:val="en-US"/>
-        </w:rPr>
-        <w:t xml:space="preserve">) as mathematical building blocks. While these low-level functions handle the heavy computation, the </w:t>
-      </w:r>
-      <w:r>
-        <w:rPr>
-          <w:noProof w:val="0"/>
-          <w:lang w:val="en-US"/>
-        </w:rPr>
-        <w:t>overall execution logic</w:t>
-      </w:r>
-      <w:r>
-        <w:rPr>
-          <w:noProof w:val="0"/>
-          <w:lang w:val="en-US"/>
-        </w:rPr>
-        <w:t xml:space="preserve"> and the way these steps are combined remain a custom design.</w:t>
-      </w:r>
-    </w:p>
-    <w:p>
-      <w:pPr>
-        <w:spacing w:line="279" w:lineRule="auto"/>
+      </w:pPr>
+      <w:r>
+        <w:t>In this task, we implemented the pipelines using OpenCV built-in primitives (such as GaussianBlur, Laplacian, and Sobel) as mathematical building blocks. While these low-level functions handle the heavy computation, the overall execution logic and the way these steps are combined remain a custom design.</w:t>
+      </w:r>
+    </w:p>
+    <w:p>
+      <w:pPr>
         <w:ind w:left="720"/>
         <w:rPr>
-          <w:rFonts w:ascii="Aptos" w:hAnsi="Aptos" w:eastAsia="Aptos" w:cs="Aptos"/>
-          <w:b w:val="0"/>
-          <w:bCs w:val="0"/>
-          <w:i w:val="0"/>
-          <w:iCs w:val="0"/>
-          <w:caps w:val="0"/>
-          <w:smallCaps w:val="0"/>
-          <w:noProof w:val="0"/>
-          <w:color w:val="000000" w:themeColor="text1" w:themeTint="FF" w:themeShade="FF"/>
-          <w:sz w:val="24"/>
-          <w:szCs w:val="24"/>
-          <w:lang w:val="en-US"/>
+          <w:rFonts w:ascii="Aptos" w:eastAsia="Aptos" w:hAnsi="Aptos" w:cs="Aptos"/>
+          <w:color w:val="000000" w:themeColor="text1"/>
         </w:rPr>
       </w:pPr>
     </w:p>
@@ -2560,10 +2375,9 @@
         <w:pStyle w:val="ListParagraph"/>
         <w:ind w:left="0"/>
         <w:rPr>
-          <w:b w:val="1"/>
-          <w:bCs w:val="1"/>
-          <w:noProof w:val="0"/>
-          <w:color w:val="80340D" w:themeColor="accent2" w:themeTint="FF" w:themeShade="80"/>
+          <w:b/>
+          <w:bCs/>
+          <w:color w:val="80340D" w:themeColor="accent2" w:themeShade="80"/>
           <w:sz w:val="28"/>
           <w:szCs w:val="28"/>
           <w:lang w:val="en-GB"/>
@@ -2571,10 +2385,9 @@
       </w:pPr>
       <w:r>
         <w:rPr>
-          <w:b w:val="1"/>
-          <w:bCs w:val="1"/>
-          <w:noProof w:val="0"/>
-          <w:color w:val="80340D" w:themeColor="accent2" w:themeTint="FF" w:themeShade="80"/>
+          <w:b/>
+          <w:bCs/>
+          <w:color w:val="80340D" w:themeColor="accent2" w:themeShade="80"/>
           <w:sz w:val="28"/>
           <w:szCs w:val="28"/>
           <w:lang w:val="en-GB"/>
@@ -2587,10 +2400,9 @@
         <w:pStyle w:val="ListParagraph"/>
         <w:ind w:left="0"/>
         <w:rPr>
-          <w:b w:val="1"/>
-          <w:bCs w:val="1"/>
-          <w:noProof w:val="0"/>
-          <w:color w:val="80340D" w:themeColor="accent2" w:themeTint="FF" w:themeShade="80"/>
+          <w:b/>
+          <w:bCs/>
+          <w:color w:val="80340D" w:themeColor="accent2" w:themeShade="80"/>
           <w:sz w:val="28"/>
           <w:szCs w:val="28"/>
           <w:lang w:val="en-GB"/>
@@ -2602,27 +2414,21 @@
         <w:pStyle w:val="ListParagraph"/>
         <w:numPr>
           <w:ilvl w:val="0"/>
-          <w:numId w:val="23"/>
+          <w:numId w:val="2"/>
         </w:numPr>
-        <w:spacing w:before="240" w:beforeAutospacing="off" w:after="240" w:afterAutospacing="off"/>
-        <w:rPr>
-          <w:rFonts w:ascii="Aptos" w:hAnsi="Aptos" w:eastAsia="Aptos" w:cs="Aptos"/>
-          <w:b w:val="1"/>
-          <w:bCs w:val="1"/>
-          <w:noProof w:val="0"/>
-          <w:sz w:val="24"/>
-          <w:szCs w:val="24"/>
-          <w:lang w:val="en-GB"/>
-        </w:rPr>
-      </w:pPr>
-      <w:r>
-        <w:rPr>
-          <w:rFonts w:ascii="Aptos" w:hAnsi="Aptos" w:eastAsia="Aptos" w:cs="Aptos"/>
-          <w:b w:val="1"/>
-          <w:bCs w:val="1"/>
-          <w:noProof w:val="0"/>
-          <w:sz w:val="24"/>
-          <w:szCs w:val="24"/>
+        <w:spacing w:before="240" w:after="240"/>
+        <w:rPr>
+          <w:rFonts w:ascii="Aptos" w:eastAsia="Aptos" w:hAnsi="Aptos" w:cs="Aptos"/>
+          <w:b/>
+          <w:bCs/>
+          <w:lang w:val="en-GB"/>
+        </w:rPr>
+      </w:pPr>
+      <w:r>
+        <w:rPr>
+          <w:rFonts w:ascii="Aptos" w:eastAsia="Aptos" w:hAnsi="Aptos" w:cs="Aptos"/>
+          <w:b/>
+          <w:bCs/>
           <w:lang w:val="en-GB"/>
         </w:rPr>
         <w:t>Pipeline 1: Unsharp Masking (Frequency Separation)</w:t>
@@ -2633,35 +2439,26 @@
         <w:pStyle w:val="ListParagraph"/>
         <w:numPr>
           <w:ilvl w:val="1"/>
-          <w:numId w:val="23"/>
+          <w:numId w:val="2"/>
         </w:numPr>
-        <w:spacing w:before="240" w:beforeAutospacing="off" w:after="240" w:afterAutospacing="off"/>
-        <w:rPr>
-          <w:rFonts w:ascii="Aptos" w:hAnsi="Aptos" w:eastAsia="Aptos" w:cs="Aptos"/>
-          <w:noProof w:val="0"/>
-          <w:sz w:val="24"/>
-          <w:szCs w:val="24"/>
-          <w:lang w:val="en-GB"/>
-        </w:rPr>
-      </w:pPr>
-      <w:r>
-        <w:rPr>
-          <w:rFonts w:ascii="Aptos" w:hAnsi="Aptos" w:eastAsia="Aptos" w:cs="Aptos"/>
-          <w:b w:val="1"/>
-          <w:bCs w:val="1"/>
-          <w:noProof w:val="0"/>
-          <w:sz w:val="24"/>
-          <w:szCs w:val="24"/>
+        <w:spacing w:before="240" w:after="240"/>
+        <w:rPr>
+          <w:rFonts w:ascii="Aptos" w:eastAsia="Aptos" w:hAnsi="Aptos" w:cs="Aptos"/>
+          <w:lang w:val="en-GB"/>
+        </w:rPr>
+      </w:pPr>
+      <w:r>
+        <w:rPr>
+          <w:rFonts w:ascii="Aptos" w:eastAsia="Aptos" w:hAnsi="Aptos" w:cs="Aptos"/>
+          <w:b/>
+          <w:bCs/>
           <w:lang w:val="en-GB"/>
         </w:rPr>
         <w:t>Logic:</w:t>
       </w:r>
       <w:r>
         <w:rPr>
-          <w:rFonts w:ascii="Aptos" w:hAnsi="Aptos" w:eastAsia="Aptos" w:cs="Aptos"/>
-          <w:noProof w:val="0"/>
-          <w:sz w:val="24"/>
-          <w:szCs w:val="24"/>
+          <w:rFonts w:ascii="Aptos" w:eastAsia="Aptos" w:hAnsi="Aptos" w:cs="Aptos"/>
           <w:lang w:val="en-GB"/>
         </w:rPr>
         <w:t xml:space="preserve"> It isolates the high-frequency components (edges) by subtracting a blurred version of the image from the original. This "mask" is then amplified and added back to the original image. </w:t>
@@ -2672,35 +2469,26 @@
         <w:pStyle w:val="ListParagraph"/>
         <w:numPr>
           <w:ilvl w:val="1"/>
-          <w:numId w:val="23"/>
+          <w:numId w:val="2"/>
         </w:numPr>
-        <w:spacing w:before="240" w:beforeAutospacing="off" w:after="240" w:afterAutospacing="off"/>
-        <w:rPr>
-          <w:rFonts w:ascii="Aptos" w:hAnsi="Aptos" w:eastAsia="Aptos" w:cs="Aptos"/>
-          <w:noProof w:val="0"/>
-          <w:sz w:val="24"/>
-          <w:szCs w:val="24"/>
-          <w:lang w:val="en-GB"/>
-        </w:rPr>
-      </w:pPr>
-      <w:r>
-        <w:rPr>
-          <w:rFonts w:ascii="Aptos" w:hAnsi="Aptos" w:eastAsia="Aptos" w:cs="Aptos"/>
-          <w:b w:val="1"/>
-          <w:bCs w:val="1"/>
-          <w:noProof w:val="0"/>
-          <w:sz w:val="24"/>
-          <w:szCs w:val="24"/>
+        <w:spacing w:before="240" w:after="240"/>
+        <w:rPr>
+          <w:rFonts w:ascii="Aptos" w:eastAsia="Aptos" w:hAnsi="Aptos" w:cs="Aptos"/>
+          <w:lang w:val="en-GB"/>
+        </w:rPr>
+      </w:pPr>
+      <w:r>
+        <w:rPr>
+          <w:rFonts w:ascii="Aptos" w:eastAsia="Aptos" w:hAnsi="Aptos" w:cs="Aptos"/>
+          <w:b/>
+          <w:bCs/>
           <w:lang w:val="en-GB"/>
         </w:rPr>
         <w:t>Goal:</w:t>
       </w:r>
       <w:r>
         <w:rPr>
-          <w:rFonts w:ascii="Aptos" w:hAnsi="Aptos" w:eastAsia="Aptos" w:cs="Aptos"/>
-          <w:noProof w:val="0"/>
-          <w:sz w:val="24"/>
-          <w:szCs w:val="24"/>
+          <w:rFonts w:ascii="Aptos" w:eastAsia="Aptos" w:hAnsi="Aptos" w:cs="Aptos"/>
           <w:lang w:val="en-GB"/>
         </w:rPr>
         <w:t xml:space="preserve"> To provide balanced sharpening without overly distorting the original pixel distribution. </w:t>
@@ -2711,27 +2499,21 @@
         <w:pStyle w:val="ListParagraph"/>
         <w:numPr>
           <w:ilvl w:val="0"/>
-          <w:numId w:val="23"/>
+          <w:numId w:val="2"/>
         </w:numPr>
-        <w:spacing w:before="240" w:beforeAutospacing="off" w:after="240" w:afterAutospacing="off"/>
-        <w:rPr>
-          <w:rFonts w:ascii="Aptos" w:hAnsi="Aptos" w:eastAsia="Aptos" w:cs="Aptos"/>
-          <w:b w:val="1"/>
-          <w:bCs w:val="1"/>
-          <w:noProof w:val="0"/>
-          <w:sz w:val="24"/>
-          <w:szCs w:val="24"/>
-          <w:lang w:val="en-GB"/>
-        </w:rPr>
-      </w:pPr>
-      <w:r>
-        <w:rPr>
-          <w:rFonts w:ascii="Aptos" w:hAnsi="Aptos" w:eastAsia="Aptos" w:cs="Aptos"/>
-          <w:b w:val="1"/>
-          <w:bCs w:val="1"/>
-          <w:noProof w:val="0"/>
-          <w:sz w:val="24"/>
-          <w:szCs w:val="24"/>
+        <w:spacing w:before="240" w:after="240"/>
+        <w:rPr>
+          <w:rFonts w:ascii="Aptos" w:eastAsia="Aptos" w:hAnsi="Aptos" w:cs="Aptos"/>
+          <w:b/>
+          <w:bCs/>
+          <w:lang w:val="en-GB"/>
+        </w:rPr>
+      </w:pPr>
+      <w:r>
+        <w:rPr>
+          <w:rFonts w:ascii="Aptos" w:eastAsia="Aptos" w:hAnsi="Aptos" w:cs="Aptos"/>
+          <w:b/>
+          <w:bCs/>
           <w:lang w:val="en-GB"/>
         </w:rPr>
         <w:t>Pipeline 2: Laplacian Enhancement (High-Pass Injection)</w:t>
@@ -2742,79 +2524,58 @@
         <w:pStyle w:val="ListParagraph"/>
         <w:numPr>
           <w:ilvl w:val="1"/>
-          <w:numId w:val="23"/>
+          <w:numId w:val="2"/>
         </w:numPr>
-        <w:spacing w:before="240" w:beforeAutospacing="off" w:after="240" w:afterAutospacing="off"/>
-        <w:rPr>
-          <w:rFonts w:ascii="Aptos" w:hAnsi="Aptos" w:eastAsia="Aptos" w:cs="Aptos"/>
-          <w:noProof w:val="0"/>
-          <w:sz w:val="24"/>
-          <w:szCs w:val="24"/>
-          <w:lang w:val="en-GB"/>
-        </w:rPr>
-      </w:pPr>
-      <w:r>
-        <w:rPr>
-          <w:rFonts w:ascii="Aptos" w:hAnsi="Aptos" w:eastAsia="Aptos" w:cs="Aptos"/>
-          <w:b w:val="1"/>
-          <w:bCs w:val="1"/>
-          <w:noProof w:val="0"/>
-          <w:sz w:val="24"/>
-          <w:szCs w:val="24"/>
+        <w:spacing w:before="240" w:after="240"/>
+        <w:rPr>
+          <w:rFonts w:ascii="Aptos" w:eastAsia="Aptos" w:hAnsi="Aptos" w:cs="Aptos"/>
+          <w:lang w:val="en-GB"/>
+        </w:rPr>
+      </w:pPr>
+      <w:r>
+        <w:rPr>
+          <w:rFonts w:ascii="Aptos" w:eastAsia="Aptos" w:hAnsi="Aptos" w:cs="Aptos"/>
+          <w:b/>
+          <w:bCs/>
           <w:lang w:val="en-GB"/>
         </w:rPr>
         <w:t>Logic:</w:t>
       </w:r>
       <w:r>
         <w:rPr>
-          <w:rFonts w:ascii="Aptos" w:hAnsi="Aptos" w:eastAsia="Aptos" w:cs="Aptos"/>
-          <w:noProof w:val="0"/>
-          <w:sz w:val="24"/>
-          <w:szCs w:val="24"/>
+          <w:rFonts w:ascii="Aptos" w:eastAsia="Aptos" w:hAnsi="Aptos" w:cs="Aptos"/>
           <w:lang w:val="en-GB"/>
         </w:rPr>
         <w:t xml:space="preserve"> This pipeline first normalizes local contrast using </w:t>
       </w:r>
       <w:r>
         <w:rPr>
-          <w:rFonts w:ascii="Aptos" w:hAnsi="Aptos" w:eastAsia="Aptos" w:cs="Aptos"/>
-          <w:b w:val="1"/>
-          <w:bCs w:val="1"/>
-          <w:noProof w:val="0"/>
-          <w:sz w:val="24"/>
-          <w:szCs w:val="24"/>
+          <w:rFonts w:ascii="Aptos" w:eastAsia="Aptos" w:hAnsi="Aptos" w:cs="Aptos"/>
+          <w:b/>
+          <w:bCs/>
           <w:lang w:val="en-GB"/>
         </w:rPr>
         <w:t>CLAHE</w:t>
       </w:r>
       <w:r>
         <w:rPr>
-          <w:rFonts w:ascii="Aptos" w:hAnsi="Aptos" w:eastAsia="Aptos" w:cs="Aptos"/>
-          <w:noProof w:val="0"/>
-          <w:sz w:val="24"/>
-          <w:szCs w:val="24"/>
+          <w:rFonts w:ascii="Aptos" w:eastAsia="Aptos" w:hAnsi="Aptos" w:cs="Aptos"/>
           <w:lang w:val="en-GB"/>
         </w:rPr>
         <w:t xml:space="preserve">. It then calculates the </w:t>
       </w:r>
       <w:r>
         <w:rPr>
-          <w:rFonts w:ascii="Aptos" w:hAnsi="Aptos" w:eastAsia="Aptos" w:cs="Aptos"/>
-          <w:b w:val="1"/>
-          <w:bCs w:val="1"/>
-          <w:noProof w:val="0"/>
-          <w:sz w:val="24"/>
-          <w:szCs w:val="24"/>
+          <w:rFonts w:ascii="Aptos" w:eastAsia="Aptos" w:hAnsi="Aptos" w:cs="Aptos"/>
+          <w:b/>
+          <w:bCs/>
           <w:lang w:val="en-GB"/>
         </w:rPr>
         <w:t>Laplacian</w:t>
       </w:r>
       <w:r>
         <w:rPr>
-          <w:rFonts w:ascii="Aptos" w:hAnsi="Aptos" w:eastAsia="Aptos" w:cs="Aptos"/>
-          <w:noProof w:val="0"/>
-          <w:sz w:val="24"/>
-          <w:szCs w:val="24"/>
+          <w:rFonts w:ascii="Aptos" w:eastAsia="Aptos" w:hAnsi="Aptos" w:cs="Aptos"/>
           <w:lang w:val="en-GB"/>
         </w:rPr>
         <w:t xml:space="preserve"> (second-order derivative) to find regions of rapid intensity change. These sharp edges are then "injected" back into the balanced image. </w:t>
@@ -2825,35 +2586,26 @@
         <w:pStyle w:val="ListParagraph"/>
         <w:numPr>
           <w:ilvl w:val="1"/>
-          <w:numId w:val="23"/>
+          <w:numId w:val="2"/>
         </w:numPr>
-        <w:spacing w:before="240" w:beforeAutospacing="off" w:after="240" w:afterAutospacing="off"/>
-        <w:rPr>
-          <w:rFonts w:ascii="Aptos" w:hAnsi="Aptos" w:eastAsia="Aptos" w:cs="Aptos"/>
-          <w:noProof w:val="0"/>
-          <w:sz w:val="24"/>
-          <w:szCs w:val="24"/>
-          <w:lang w:val="en-GB"/>
-        </w:rPr>
-      </w:pPr>
-      <w:r>
-        <w:rPr>
-          <w:rFonts w:ascii="Aptos" w:hAnsi="Aptos" w:eastAsia="Aptos" w:cs="Aptos"/>
-          <w:b w:val="1"/>
-          <w:bCs w:val="1"/>
-          <w:noProof w:val="0"/>
-          <w:sz w:val="24"/>
-          <w:szCs w:val="24"/>
+        <w:spacing w:before="240" w:after="240"/>
+        <w:rPr>
+          <w:rFonts w:ascii="Aptos" w:eastAsia="Aptos" w:hAnsi="Aptos" w:cs="Aptos"/>
+          <w:lang w:val="en-GB"/>
+        </w:rPr>
+      </w:pPr>
+      <w:r>
+        <w:rPr>
+          <w:rFonts w:ascii="Aptos" w:eastAsia="Aptos" w:hAnsi="Aptos" w:cs="Aptos"/>
+          <w:b/>
+          <w:bCs/>
           <w:lang w:val="en-GB"/>
         </w:rPr>
         <w:t>Goal:</w:t>
       </w:r>
       <w:r>
         <w:rPr>
-          <w:rFonts w:ascii="Aptos" w:hAnsi="Aptos" w:eastAsia="Aptos" w:cs="Aptos"/>
-          <w:noProof w:val="0"/>
-          <w:sz w:val="24"/>
-          <w:szCs w:val="24"/>
+          <w:rFonts w:ascii="Aptos" w:eastAsia="Aptos" w:hAnsi="Aptos" w:cs="Aptos"/>
           <w:lang w:val="en-GB"/>
         </w:rPr>
         <w:t xml:space="preserve"> Specifically targeted at enhancing very fine line structures, such as micro-fractures. </w:t>
@@ -2864,27 +2616,21 @@
         <w:pStyle w:val="ListParagraph"/>
         <w:numPr>
           <w:ilvl w:val="0"/>
-          <w:numId w:val="23"/>
+          <w:numId w:val="2"/>
         </w:numPr>
-        <w:spacing w:before="240" w:beforeAutospacing="off" w:after="240" w:afterAutospacing="off"/>
-        <w:rPr>
-          <w:rFonts w:ascii="Aptos" w:hAnsi="Aptos" w:eastAsia="Aptos" w:cs="Aptos"/>
-          <w:b w:val="1"/>
-          <w:bCs w:val="1"/>
-          <w:noProof w:val="0"/>
-          <w:sz w:val="24"/>
-          <w:szCs w:val="24"/>
-          <w:lang w:val="en-GB"/>
-        </w:rPr>
-      </w:pPr>
-      <w:r>
-        <w:rPr>
-          <w:rFonts w:ascii="Aptos" w:hAnsi="Aptos" w:eastAsia="Aptos" w:cs="Aptos"/>
-          <w:b w:val="1"/>
-          <w:bCs w:val="1"/>
-          <w:noProof w:val="0"/>
-          <w:sz w:val="24"/>
-          <w:szCs w:val="24"/>
+        <w:spacing w:before="240" w:after="240"/>
+        <w:rPr>
+          <w:rFonts w:ascii="Aptos" w:eastAsia="Aptos" w:hAnsi="Aptos" w:cs="Aptos"/>
+          <w:b/>
+          <w:bCs/>
+          <w:lang w:val="en-GB"/>
+        </w:rPr>
+      </w:pPr>
+      <w:r>
+        <w:rPr>
+          <w:rFonts w:ascii="Aptos" w:eastAsia="Aptos" w:hAnsi="Aptos" w:cs="Aptos"/>
+          <w:b/>
+          <w:bCs/>
           <w:lang w:val="en-GB"/>
         </w:rPr>
         <w:t>Pipeline 3: Gradient Injection (Sobel + Adaptive Equalization)</w:t>
@@ -2895,57 +2641,42 @@
         <w:pStyle w:val="ListParagraph"/>
         <w:numPr>
           <w:ilvl w:val="1"/>
-          <w:numId w:val="23"/>
+          <w:numId w:val="2"/>
         </w:numPr>
-        <w:spacing w:before="240" w:beforeAutospacing="off" w:after="240" w:afterAutospacing="off"/>
-        <w:rPr>
-          <w:rFonts w:ascii="Aptos" w:hAnsi="Aptos" w:eastAsia="Aptos" w:cs="Aptos"/>
-          <w:noProof w:val="0"/>
-          <w:sz w:val="24"/>
-          <w:szCs w:val="24"/>
-          <w:lang w:val="en-GB"/>
-        </w:rPr>
-      </w:pPr>
-      <w:r>
-        <w:rPr>
-          <w:rFonts w:ascii="Aptos" w:hAnsi="Aptos" w:eastAsia="Aptos" w:cs="Aptos"/>
-          <w:b w:val="1"/>
-          <w:bCs w:val="1"/>
-          <w:noProof w:val="0"/>
-          <w:sz w:val="24"/>
-          <w:szCs w:val="24"/>
+        <w:spacing w:before="240" w:after="240"/>
+        <w:rPr>
+          <w:rFonts w:ascii="Aptos" w:eastAsia="Aptos" w:hAnsi="Aptos" w:cs="Aptos"/>
+          <w:lang w:val="en-GB"/>
+        </w:rPr>
+      </w:pPr>
+      <w:r>
+        <w:rPr>
+          <w:rFonts w:ascii="Aptos" w:eastAsia="Aptos" w:hAnsi="Aptos" w:cs="Aptos"/>
+          <w:b/>
+          <w:bCs/>
           <w:lang w:val="en-GB"/>
         </w:rPr>
         <w:t>Logic:</w:t>
       </w:r>
       <w:r>
         <w:rPr>
-          <w:rFonts w:ascii="Aptos" w:hAnsi="Aptos" w:eastAsia="Aptos" w:cs="Aptos"/>
-          <w:noProof w:val="0"/>
-          <w:sz w:val="24"/>
-          <w:szCs w:val="24"/>
+          <w:rFonts w:ascii="Aptos" w:eastAsia="Aptos" w:hAnsi="Aptos" w:cs="Aptos"/>
           <w:lang w:val="en-GB"/>
         </w:rPr>
         <w:t xml:space="preserve"> It uses </w:t>
       </w:r>
       <w:r>
         <w:rPr>
-          <w:rFonts w:ascii="Aptos" w:hAnsi="Aptos" w:eastAsia="Aptos" w:cs="Aptos"/>
-          <w:b w:val="1"/>
-          <w:bCs w:val="1"/>
-          <w:noProof w:val="0"/>
-          <w:sz w:val="24"/>
-          <w:szCs w:val="24"/>
+          <w:rFonts w:ascii="Aptos" w:eastAsia="Aptos" w:hAnsi="Aptos" w:cs="Aptos"/>
+          <w:b/>
+          <w:bCs/>
           <w:lang w:val="en-GB"/>
         </w:rPr>
         <w:t>Sobel operators</w:t>
       </w:r>
       <w:r>
         <w:rPr>
-          <w:rFonts w:ascii="Aptos" w:hAnsi="Aptos" w:eastAsia="Aptos" w:cs="Aptos"/>
-          <w:noProof w:val="0"/>
-          <w:sz w:val="24"/>
-          <w:szCs w:val="24"/>
+          <w:rFonts w:ascii="Aptos" w:eastAsia="Aptos" w:hAnsi="Aptos" w:cs="Aptos"/>
           <w:lang w:val="en-GB"/>
         </w:rPr>
         <w:t xml:space="preserve"> to calculate directional gradients (edges). These gradients are merged with a heavily equalized (CLAHE) base using weighted blending. </w:t>
@@ -2956,35 +2687,26 @@
         <w:pStyle w:val="ListParagraph"/>
         <w:numPr>
           <w:ilvl w:val="1"/>
-          <w:numId w:val="23"/>
+          <w:numId w:val="2"/>
         </w:numPr>
-        <w:spacing w:before="240" w:beforeAutospacing="off" w:after="240" w:afterAutospacing="off"/>
-        <w:rPr>
-          <w:rFonts w:ascii="Aptos" w:hAnsi="Aptos" w:eastAsia="Aptos" w:cs="Aptos"/>
-          <w:noProof w:val="0"/>
-          <w:sz w:val="24"/>
-          <w:szCs w:val="24"/>
-          <w:lang w:val="en-GB"/>
-        </w:rPr>
-      </w:pPr>
-      <w:r>
-        <w:rPr>
-          <w:rFonts w:ascii="Aptos" w:hAnsi="Aptos" w:eastAsia="Aptos" w:cs="Aptos"/>
-          <w:b w:val="1"/>
-          <w:bCs w:val="1"/>
-          <w:noProof w:val="0"/>
-          <w:sz w:val="24"/>
-          <w:szCs w:val="24"/>
+        <w:spacing w:before="240" w:after="240"/>
+        <w:rPr>
+          <w:rFonts w:ascii="Aptos" w:eastAsia="Aptos" w:hAnsi="Aptos" w:cs="Aptos"/>
+          <w:lang w:val="en-GB"/>
+        </w:rPr>
+      </w:pPr>
+      <w:r>
+        <w:rPr>
+          <w:rFonts w:ascii="Aptos" w:eastAsia="Aptos" w:hAnsi="Aptos" w:cs="Aptos"/>
+          <w:b/>
+          <w:bCs/>
           <w:lang w:val="en-GB"/>
         </w:rPr>
         <w:t>Goal:</w:t>
       </w:r>
       <w:r>
         <w:rPr>
-          <w:rFonts w:ascii="Aptos" w:hAnsi="Aptos" w:eastAsia="Aptos" w:cs="Aptos"/>
-          <w:noProof w:val="0"/>
-          <w:sz w:val="24"/>
-          <w:szCs w:val="24"/>
+          <w:rFonts w:ascii="Aptos" w:eastAsia="Aptos" w:hAnsi="Aptos" w:cs="Aptos"/>
           <w:lang w:val="en-GB"/>
         </w:rPr>
         <w:t xml:space="preserve"> To maximize the visibility of soft tissue and lung vascularity by forcing high contrast and strong edge definition simultaneously. </w:t>
@@ -2993,13 +2715,10 @@
     <w:p>
       <w:pPr>
         <w:pStyle w:val="ListParagraph"/>
-        <w:spacing w:before="240" w:beforeAutospacing="off" w:after="240" w:afterAutospacing="off"/>
+        <w:spacing w:before="240" w:after="240"/>
         <w:ind w:left="1440"/>
         <w:rPr>
-          <w:rFonts w:ascii="Aptos" w:hAnsi="Aptos" w:eastAsia="Aptos" w:cs="Aptos"/>
-          <w:noProof w:val="0"/>
-          <w:sz w:val="24"/>
-          <w:szCs w:val="24"/>
+          <w:rFonts w:ascii="Aptos" w:eastAsia="Aptos" w:hAnsi="Aptos" w:cs="Aptos"/>
           <w:lang w:val="en-GB"/>
         </w:rPr>
       </w:pPr>
@@ -3007,13 +2726,12 @@
     <w:p>
       <w:pPr>
         <w:pStyle w:val="Heading4"/>
-        <w:spacing w:before="0" w:beforeAutospacing="off" w:after="319" w:afterAutospacing="off"/>
-        <w:rPr>
-          <w:rFonts w:ascii="Aptos" w:hAnsi="Aptos" w:eastAsia="Aptos" w:cs="Aptos"/>
-          <w:b w:val="1"/>
-          <w:bCs w:val="1"/>
-          <w:noProof w:val="0"/>
-          <w:color w:val="80340D" w:themeColor="accent2" w:themeTint="FF" w:themeShade="80"/>
+        <w:spacing w:before="0" w:after="319"/>
+        <w:rPr>
+          <w:rFonts w:ascii="Aptos" w:eastAsia="Aptos" w:hAnsi="Aptos" w:cs="Aptos"/>
+          <w:b/>
+          <w:bCs/>
+          <w:color w:val="80340D" w:themeColor="accent2" w:themeShade="80"/>
           <w:sz w:val="28"/>
           <w:szCs w:val="28"/>
           <w:lang w:val="en-GB"/>
@@ -3021,11 +2739,10 @@
       </w:pPr>
       <w:r>
         <w:rPr>
-          <w:rFonts w:ascii="Aptos" w:hAnsi="Aptos" w:eastAsia="Aptos" w:cs="Aptos"/>
-          <w:b w:val="1"/>
-          <w:bCs w:val="1"/>
-          <w:noProof w:val="0"/>
-          <w:color w:val="80340D" w:themeColor="accent2" w:themeTint="FF" w:themeShade="80"/>
+          <w:rFonts w:ascii="Aptos" w:eastAsia="Aptos" w:hAnsi="Aptos" w:cs="Aptos"/>
+          <w:b/>
+          <w:bCs/>
+          <w:color w:val="80340D" w:themeColor="accent2" w:themeShade="80"/>
           <w:sz w:val="28"/>
           <w:szCs w:val="28"/>
           <w:lang w:val="en-GB"/>
@@ -3035,15 +2752,11 @@
     </w:p>
     <w:p>
       <w:pPr>
-        <w:spacing w:before="0" w:beforeAutospacing="off" w:after="240" w:afterAutospacing="off"/>
-        <w:ind w:left="0"/>
-      </w:pPr>
-      <w:r>
-        <w:rPr>
-          <w:rFonts w:ascii="Aptos" w:hAnsi="Aptos" w:eastAsia="Aptos" w:cs="Aptos"/>
-          <w:noProof w:val="0"/>
-          <w:sz w:val="24"/>
-          <w:szCs w:val="24"/>
+        <w:spacing w:after="240"/>
+      </w:pPr>
+      <w:r>
+        <w:rPr>
+          <w:rFonts w:ascii="Aptos" w:eastAsia="Aptos" w:hAnsi="Aptos" w:cs="Aptos"/>
           <w:lang w:val="en-GB"/>
         </w:rPr>
         <w:t>The performance is measured using standard metrics implemented in our library:</w:t>
@@ -3054,35 +2767,26 @@
         <w:pStyle w:val="ListParagraph"/>
         <w:numPr>
           <w:ilvl w:val="0"/>
-          <w:numId w:val="24"/>
+          <w:numId w:val="1"/>
         </w:numPr>
-        <w:spacing w:before="240" w:beforeAutospacing="off" w:after="240" w:afterAutospacing="off"/>
-        <w:rPr>
-          <w:rFonts w:ascii="Aptos" w:hAnsi="Aptos" w:eastAsia="Aptos" w:cs="Aptos"/>
-          <w:noProof w:val="0"/>
-          <w:sz w:val="24"/>
-          <w:szCs w:val="24"/>
-          <w:lang w:val="en-GB"/>
-        </w:rPr>
-      </w:pPr>
-      <w:r>
-        <w:rPr>
-          <w:rFonts w:ascii="Aptos" w:hAnsi="Aptos" w:eastAsia="Aptos" w:cs="Aptos"/>
-          <w:b w:val="1"/>
-          <w:bCs w:val="1"/>
-          <w:noProof w:val="0"/>
-          <w:sz w:val="24"/>
-          <w:szCs w:val="24"/>
+        <w:spacing w:before="240" w:after="240"/>
+        <w:rPr>
+          <w:rFonts w:ascii="Aptos" w:eastAsia="Aptos" w:hAnsi="Aptos" w:cs="Aptos"/>
+          <w:lang w:val="en-GB"/>
+        </w:rPr>
+      </w:pPr>
+      <w:r>
+        <w:rPr>
+          <w:rFonts w:ascii="Aptos" w:eastAsia="Aptos" w:hAnsi="Aptos" w:cs="Aptos"/>
+          <w:b/>
+          <w:bCs/>
           <w:lang w:val="en-GB"/>
         </w:rPr>
         <w:t>PSNR (Peak Signal-to-Noise Ratio):</w:t>
       </w:r>
       <w:r>
         <w:rPr>
-          <w:rFonts w:ascii="Aptos" w:hAnsi="Aptos" w:eastAsia="Aptos" w:cs="Aptos"/>
-          <w:noProof w:val="0"/>
-          <w:sz w:val="24"/>
-          <w:szCs w:val="24"/>
+          <w:rFonts w:ascii="Aptos" w:eastAsia="Aptos" w:hAnsi="Aptos" w:cs="Aptos"/>
           <w:lang w:val="en-GB"/>
         </w:rPr>
         <w:t xml:space="preserve"> Measures the fidelity of the enhanced image compared to the original. </w:t>
@@ -3093,35 +2797,26 @@
         <w:pStyle w:val="ListParagraph"/>
         <w:numPr>
           <w:ilvl w:val="0"/>
-          <w:numId w:val="24"/>
+          <w:numId w:val="1"/>
         </w:numPr>
-        <w:spacing w:before="240" w:beforeAutospacing="off" w:after="240" w:afterAutospacing="off"/>
-        <w:rPr>
-          <w:rFonts w:ascii="Aptos" w:hAnsi="Aptos" w:eastAsia="Aptos" w:cs="Aptos"/>
-          <w:noProof w:val="0"/>
-          <w:sz w:val="24"/>
-          <w:szCs w:val="24"/>
-          <w:lang w:val="en-GB"/>
-        </w:rPr>
-      </w:pPr>
-      <w:r>
-        <w:rPr>
-          <w:rFonts w:ascii="Aptos" w:hAnsi="Aptos" w:eastAsia="Aptos" w:cs="Aptos"/>
-          <w:b w:val="1"/>
-          <w:bCs w:val="1"/>
-          <w:noProof w:val="0"/>
-          <w:sz w:val="24"/>
-          <w:szCs w:val="24"/>
+        <w:spacing w:before="240" w:after="240"/>
+        <w:rPr>
+          <w:rFonts w:ascii="Aptos" w:eastAsia="Aptos" w:hAnsi="Aptos" w:cs="Aptos"/>
+          <w:lang w:val="en-GB"/>
+        </w:rPr>
+      </w:pPr>
+      <w:r>
+        <w:rPr>
+          <w:rFonts w:ascii="Aptos" w:eastAsia="Aptos" w:hAnsi="Aptos" w:cs="Aptos"/>
+          <w:b/>
+          <w:bCs/>
           <w:lang w:val="en-GB"/>
         </w:rPr>
         <w:t>SSIM (Structural Similarity):</w:t>
       </w:r>
       <w:r>
         <w:rPr>
-          <w:rFonts w:ascii="Aptos" w:hAnsi="Aptos" w:eastAsia="Aptos" w:cs="Aptos"/>
-          <w:noProof w:val="0"/>
-          <w:sz w:val="24"/>
-          <w:szCs w:val="24"/>
+          <w:rFonts w:ascii="Aptos" w:eastAsia="Aptos" w:hAnsi="Aptos" w:cs="Aptos"/>
           <w:lang w:val="en-GB"/>
         </w:rPr>
         <w:t xml:space="preserve"> Ensures that the enhancement has not corrupted the actual anatomical structures. </w:t>
@@ -3132,35 +2827,26 @@
         <w:pStyle w:val="ListParagraph"/>
         <w:numPr>
           <w:ilvl w:val="0"/>
-          <w:numId w:val="24"/>
+          <w:numId w:val="1"/>
         </w:numPr>
-        <w:spacing w:before="240" w:beforeAutospacing="off" w:after="240" w:afterAutospacing="off"/>
-        <w:rPr>
-          <w:rFonts w:ascii="Aptos" w:hAnsi="Aptos" w:eastAsia="Aptos" w:cs="Aptos"/>
-          <w:noProof w:val="0"/>
-          <w:sz w:val="24"/>
-          <w:szCs w:val="24"/>
-          <w:lang w:val="en-GB"/>
-        </w:rPr>
-      </w:pPr>
-      <w:r>
-        <w:rPr>
-          <w:rFonts w:ascii="Aptos" w:hAnsi="Aptos" w:eastAsia="Aptos" w:cs="Aptos"/>
-          <w:b w:val="1"/>
-          <w:bCs w:val="1"/>
-          <w:noProof w:val="0"/>
-          <w:sz w:val="24"/>
-          <w:szCs w:val="24"/>
+        <w:spacing w:before="240" w:after="240"/>
+        <w:rPr>
+          <w:rFonts w:ascii="Aptos" w:eastAsia="Aptos" w:hAnsi="Aptos" w:cs="Aptos"/>
+          <w:lang w:val="en-GB"/>
+        </w:rPr>
+      </w:pPr>
+      <w:r>
+        <w:rPr>
+          <w:rFonts w:ascii="Aptos" w:eastAsia="Aptos" w:hAnsi="Aptos" w:cs="Aptos"/>
+          <w:b/>
+          <w:bCs/>
           <w:lang w:val="en-GB"/>
         </w:rPr>
         <w:t>Edge Strength Gain:</w:t>
       </w:r>
       <w:r>
         <w:rPr>
-          <w:rFonts w:ascii="Aptos" w:hAnsi="Aptos" w:eastAsia="Aptos" w:cs="Aptos"/>
-          <w:noProof w:val="0"/>
-          <w:sz w:val="24"/>
-          <w:szCs w:val="24"/>
+          <w:rFonts w:ascii="Aptos" w:eastAsia="Aptos" w:hAnsi="Aptos" w:cs="Aptos"/>
           <w:lang w:val="en-GB"/>
         </w:rPr>
         <w:t xml:space="preserve"> Tracks how much the edge gradients have been amplified. </w:t>
@@ -3169,13 +2855,9 @@
     <w:p>
       <w:pPr>
         <w:pStyle w:val="ListParagraph"/>
-        <w:spacing w:before="240" w:beforeAutospacing="off" w:after="240" w:afterAutospacing="off"/>
-        <w:ind w:left="720"/>
-        <w:rPr>
-          <w:rFonts w:ascii="Aptos" w:hAnsi="Aptos" w:eastAsia="Aptos" w:cs="Aptos"/>
-          <w:noProof w:val="0"/>
-          <w:sz w:val="24"/>
-          <w:szCs w:val="24"/>
+        <w:spacing w:before="240" w:after="240"/>
+        <w:rPr>
+          <w:rFonts w:ascii="Aptos" w:eastAsia="Aptos" w:hAnsi="Aptos" w:cs="Aptos"/>
           <w:lang w:val="en-GB"/>
         </w:rPr>
       </w:pPr>
@@ -3183,13 +2865,12 @@
     <w:p>
       <w:pPr>
         <w:pStyle w:val="Heading4"/>
-        <w:spacing w:before="0" w:beforeAutospacing="off" w:after="319" w:afterAutospacing="off"/>
-        <w:rPr>
-          <w:rFonts w:ascii="Aptos" w:hAnsi="Aptos" w:eastAsia="Aptos" w:cs="Aptos"/>
-          <w:b w:val="1"/>
-          <w:bCs w:val="1"/>
-          <w:noProof w:val="0"/>
-          <w:color w:val="80340D" w:themeColor="accent2" w:themeTint="FF" w:themeShade="80"/>
+        <w:spacing w:before="0" w:after="319"/>
+        <w:rPr>
+          <w:rFonts w:ascii="Aptos" w:eastAsia="Aptos" w:hAnsi="Aptos" w:cs="Aptos"/>
+          <w:b/>
+          <w:bCs/>
+          <w:color w:val="80340D" w:themeColor="accent2" w:themeShade="80"/>
           <w:sz w:val="28"/>
           <w:szCs w:val="28"/>
           <w:lang w:val="en-GB"/>
@@ -3197,11 +2878,10 @@
       </w:pPr>
       <w:r>
         <w:rPr>
-          <w:rFonts w:ascii="Aptos" w:hAnsi="Aptos" w:eastAsia="Aptos" w:cs="Aptos"/>
-          <w:b w:val="1"/>
-          <w:bCs w:val="1"/>
-          <w:noProof w:val="0"/>
-          <w:color w:val="80340D" w:themeColor="accent2" w:themeTint="FF" w:themeShade="80"/>
+          <w:rFonts w:ascii="Aptos" w:eastAsia="Aptos" w:hAnsi="Aptos" w:cs="Aptos"/>
+          <w:b/>
+          <w:bCs/>
+          <w:color w:val="80340D" w:themeColor="accent2" w:themeShade="80"/>
           <w:sz w:val="28"/>
           <w:szCs w:val="28"/>
           <w:lang w:val="en-GB"/>
@@ -3211,58 +2891,43 @@
     </w:p>
     <w:p>
       <w:pPr>
-        <w:spacing w:before="0" w:beforeAutospacing="off" w:after="240" w:afterAutospacing="off"/>
-      </w:pPr>
-      <w:r>
-        <w:rPr>
-          <w:rFonts w:ascii="Aptos" w:hAnsi="Aptos" w:eastAsia="Aptos" w:cs="Aptos"/>
-          <w:noProof w:val="0"/>
-          <w:sz w:val="24"/>
-          <w:szCs w:val="24"/>
+        <w:spacing w:after="240"/>
+      </w:pPr>
+      <w:r>
+        <w:rPr>
+          <w:rFonts w:ascii="Aptos" w:eastAsia="Aptos" w:hAnsi="Aptos" w:cs="Aptos"/>
           <w:lang w:val="en-GB"/>
         </w:rPr>
         <w:t xml:space="preserve">As seen in the generated comparison figure, while Pipeline 1 offers the most natural look, </w:t>
       </w:r>
       <w:r>
         <w:rPr>
-          <w:rFonts w:ascii="Aptos" w:hAnsi="Aptos" w:eastAsia="Aptos" w:cs="Aptos"/>
-          <w:b w:val="1"/>
-          <w:bCs w:val="1"/>
-          <w:noProof w:val="0"/>
-          <w:sz w:val="24"/>
-          <w:szCs w:val="24"/>
+          <w:rFonts w:ascii="Aptos" w:eastAsia="Aptos" w:hAnsi="Aptos" w:cs="Aptos"/>
+          <w:b/>
+          <w:bCs/>
           <w:lang w:val="en-GB"/>
         </w:rPr>
         <w:t>Pipeline 3 (Gradient Injection)</w:t>
       </w:r>
       <w:r>
         <w:rPr>
-          <w:rFonts w:ascii="Aptos" w:hAnsi="Aptos" w:eastAsia="Aptos" w:cs="Aptos"/>
-          <w:noProof w:val="0"/>
-          <w:sz w:val="24"/>
-          <w:szCs w:val="24"/>
+          <w:rFonts w:ascii="Aptos" w:eastAsia="Aptos" w:hAnsi="Aptos" w:cs="Aptos"/>
           <w:lang w:val="en-GB"/>
         </w:rPr>
         <w:t xml:space="preserve"> often provides the highest level of detail for soft tissues, and </w:t>
       </w:r>
       <w:r>
         <w:rPr>
-          <w:rFonts w:ascii="Aptos" w:hAnsi="Aptos" w:eastAsia="Aptos" w:cs="Aptos"/>
-          <w:b w:val="1"/>
-          <w:bCs w:val="1"/>
-          <w:noProof w:val="0"/>
-          <w:sz w:val="24"/>
-          <w:szCs w:val="24"/>
+          <w:rFonts w:ascii="Aptos" w:eastAsia="Aptos" w:hAnsi="Aptos" w:cs="Aptos"/>
+          <w:b/>
+          <w:bCs/>
           <w:lang w:val="en-GB"/>
         </w:rPr>
         <w:t>Pipeline 2 (Laplacian)</w:t>
       </w:r>
       <w:r>
         <w:rPr>
-          <w:rFonts w:ascii="Aptos" w:hAnsi="Aptos" w:eastAsia="Aptos" w:cs="Aptos"/>
-          <w:noProof w:val="0"/>
-          <w:sz w:val="24"/>
-          <w:szCs w:val="24"/>
+          <w:rFonts w:ascii="Aptos" w:eastAsia="Aptos" w:hAnsi="Aptos" w:cs="Aptos"/>
           <w:lang w:val="en-GB"/>
         </w:rPr>
         <w:t xml:space="preserve"> excels in highlighting dense bone structures.</w:t>
@@ -3279,37 +2944,33 @@
           <w:lang w:val="en-GB"/>
         </w:rPr>
         <w:pict w14:anchorId="6BE9D56B">
-          <v:rect id="_x0000_i1038" style="width:0;height:1.5pt" o:hr="t" o:hrstd="t" o:hralign="center" fillcolor="#a0a0a0" stroked="f"/>
+          <v:rect id="_x0000_i1027" style="width:0;height:1.5pt" o:hralign="center" o:hrstd="t" o:hr="t" fillcolor="#a0a0a0" stroked="f"/>
         </w:pict>
       </w:r>
     </w:p>
-    <w:p>
-      <w:pPr>
-        <w:pStyle w:val="Normal"/>
-      </w:pPr>
-    </w:p>
-    <w:p>
-      <w:pPr>
-        <w:pStyle w:val="Normal"/>
-      </w:pPr>
-      <w:r>
+    <w:p/>
+    <w:p>
+      <w:r>
+        <w:rPr>
+          <w:noProof/>
+        </w:rPr>
         <w:drawing>
-          <wp:inline wp14:editId="4E9E655F" wp14:anchorId="1D12B163">
+          <wp:inline distT="0" distB="0" distL="0" distR="0" wp14:anchorId="1D12B163" wp14:editId="4E9E655F">
             <wp:extent cx="6638925" cy="2085975"/>
             <wp:effectExtent l="0" t="0" r="0" b="0"/>
             <wp:docPr id="207224360" name="drawing"/>
             <wp:cNvGraphicFramePr>
-              <a:graphicFrameLocks noChangeAspect="1"/>
+              <a:graphicFrameLocks xmlns:a="http://schemas.openxmlformats.org/drawingml/2006/main" noChangeAspect="1"/>
             </wp:cNvGraphicFramePr>
-            <a:graphic>
-              <a:graphicData xmlns:a="http://schemas.openxmlformats.org/drawingml/2006/main" uri="http://schemas.openxmlformats.org/drawingml/2006/picture">
+            <a:graphic xmlns:a="http://schemas.openxmlformats.org/drawingml/2006/main">
+              <a:graphicData uri="http://schemas.openxmlformats.org/drawingml/2006/picture">
                 <pic:pic xmlns:pic="http://schemas.openxmlformats.org/drawingml/2006/picture">
                   <pic:nvPicPr>
                     <pic:cNvPr id="207224360" name="Picture 207224360"/>
                     <pic:cNvPicPr/>
                   </pic:nvPicPr>
                   <pic:blipFill>
-                    <a:blip xmlns:r="http://schemas.openxmlformats.org/officeDocument/2006/relationships" r:embed="rId1121613357">
+                    <a:blip r:embed="rId7">
                       <a:extLst>
                         <a:ext uri="{28A0092B-C50C-407E-A947-70E740481C1C}">
                           <a14:useLocalDpi xmlns:a14="http://schemas.microsoft.com/office/drawing/2010/main"/>
@@ -3336,23 +2997,26 @@
         </w:drawing>
       </w:r>
       <w:r>
+        <w:rPr>
+          <w:noProof/>
+        </w:rPr>
         <w:drawing>
-          <wp:inline wp14:editId="6CB82C8C" wp14:anchorId="4C2EFED0">
+          <wp:inline distT="0" distB="0" distL="0" distR="0" wp14:anchorId="4C2EFED0" wp14:editId="6CB82C8C">
             <wp:extent cx="6638925" cy="2400300"/>
             <wp:effectExtent l="0" t="0" r="0" b="0"/>
             <wp:docPr id="553314092" name="drawing"/>
             <wp:cNvGraphicFramePr>
-              <a:graphicFrameLocks noChangeAspect="1"/>
+              <a:graphicFrameLocks xmlns:a="http://schemas.openxmlformats.org/drawingml/2006/main" noChangeAspect="1"/>
             </wp:cNvGraphicFramePr>
-            <a:graphic>
-              <a:graphicData xmlns:a="http://schemas.openxmlformats.org/drawingml/2006/main" uri="http://schemas.openxmlformats.org/drawingml/2006/picture">
+            <a:graphic xmlns:a="http://schemas.openxmlformats.org/drawingml/2006/main">
+              <a:graphicData uri="http://schemas.openxmlformats.org/drawingml/2006/picture">
                 <pic:pic xmlns:pic="http://schemas.openxmlformats.org/drawingml/2006/picture">
                   <pic:nvPicPr>
                     <pic:cNvPr id="553314092" name="Picture 553314092"/>
                     <pic:cNvPicPr/>
                   </pic:nvPicPr>
                   <pic:blipFill>
-                    <a:blip xmlns:r="http://schemas.openxmlformats.org/officeDocument/2006/relationships" r:embed="rId1220183753">
+                    <a:blip r:embed="rId8">
                       <a:extLst>
                         <a:ext uri="{28A0092B-C50C-407E-A947-70E740481C1C}">
                           <a14:useLocalDpi xmlns:a14="http://schemas.microsoft.com/office/drawing/2010/main"/>
@@ -3379,14 +3043,1297 @@
         </w:drawing>
       </w:r>
     </w:p>
+    <w:p/>
+    <w:p/>
+    <w:p/>
+    <w:p/>
+    <w:p/>
+    <w:p/>
+    <w:p/>
+    <w:p>
+      <w:pPr>
+        <w:rPr>
+          <w:rFonts w:ascii="Aptos" w:eastAsia="Aptos" w:hAnsi="Aptos" w:cs="Aptos"/>
+          <w:b/>
+          <w:bCs/>
+          <w:color w:val="275317" w:themeColor="accent6" w:themeShade="80"/>
+          <w:sz w:val="36"/>
+          <w:szCs w:val="36"/>
+          <w:lang w:val="en-GB"/>
+        </w:rPr>
+      </w:pPr>
+      <w:r>
+        <w:rPr>
+          <w:rFonts w:ascii="Aptos" w:eastAsia="Aptos" w:hAnsi="Aptos" w:cs="Aptos"/>
+          <w:b/>
+          <w:bCs/>
+          <w:color w:val="275317" w:themeColor="accent6" w:themeShade="80"/>
+          <w:sz w:val="36"/>
+          <w:szCs w:val="36"/>
+          <w:lang w:val="en-GB"/>
+        </w:rPr>
+        <w:t>Task</w:t>
+      </w:r>
+      <w:r>
+        <w:rPr>
+          <w:rFonts w:ascii="Aptos" w:eastAsia="Aptos" w:hAnsi="Aptos" w:cs="Aptos"/>
+          <w:b/>
+          <w:bCs/>
+          <w:color w:val="275317" w:themeColor="accent6" w:themeShade="80"/>
+          <w:sz w:val="36"/>
+          <w:szCs w:val="36"/>
+          <w:lang w:val="en-GB"/>
+        </w:rPr>
+        <w:t xml:space="preserve"> </w:t>
+      </w:r>
+      <w:proofErr w:type="gramStart"/>
+      <w:r>
+        <w:rPr>
+          <w:rFonts w:ascii="Aptos" w:eastAsia="Aptos" w:hAnsi="Aptos" w:cs="Aptos"/>
+          <w:b/>
+          <w:bCs/>
+          <w:color w:val="275317" w:themeColor="accent6" w:themeShade="80"/>
+          <w:sz w:val="36"/>
+          <w:szCs w:val="36"/>
+          <w:lang w:val="en-GB"/>
+        </w:rPr>
+        <w:t>3:I</w:t>
+      </w:r>
+      <w:r>
+        <w:rPr>
+          <w:rFonts w:ascii="Aptos" w:eastAsia="Aptos" w:hAnsi="Aptos" w:cs="Aptos"/>
+          <w:b/>
+          <w:bCs/>
+          <w:color w:val="275317" w:themeColor="accent6" w:themeShade="80"/>
+          <w:sz w:val="36"/>
+          <w:szCs w:val="36"/>
+          <w:lang w:val="en-GB"/>
+        </w:rPr>
+        <w:t>ntelligent</w:t>
+      </w:r>
+      <w:proofErr w:type="gramEnd"/>
+      <w:r>
+        <w:rPr>
+          <w:rFonts w:ascii="Aptos" w:eastAsia="Aptos" w:hAnsi="Aptos" w:cs="Aptos"/>
+          <w:b/>
+          <w:bCs/>
+          <w:color w:val="275317" w:themeColor="accent6" w:themeShade="80"/>
+          <w:sz w:val="36"/>
+          <w:szCs w:val="36"/>
+          <w:lang w:val="en-GB"/>
+        </w:rPr>
+        <w:t xml:space="preserve"> Auto Image Enhancement System</w:t>
+      </w:r>
+    </w:p>
+    <w:p>
+      <w:pPr>
+        <w:rPr>
+          <w:rFonts w:ascii="Aptos" w:eastAsia="Aptos" w:hAnsi="Aptos" w:cs="Aptos"/>
+          <w:b/>
+          <w:bCs/>
+          <w:color w:val="275317" w:themeColor="accent6" w:themeShade="80"/>
+          <w:sz w:val="36"/>
+          <w:szCs w:val="36"/>
+          <w:lang w:val="en-GB"/>
+        </w:rPr>
+      </w:pPr>
+    </w:p>
+    <w:p>
+      <w:pPr>
+        <w:rPr>
+          <w:rFonts w:ascii="Aptos" w:eastAsia="Aptos" w:hAnsi="Aptos" w:cs="Aptos"/>
+          <w:b/>
+          <w:bCs/>
+          <w:color w:val="275317" w:themeColor="accent6" w:themeShade="80"/>
+          <w:sz w:val="36"/>
+          <w:szCs w:val="36"/>
+          <w:lang w:val="en-GB"/>
+        </w:rPr>
+      </w:pPr>
+    </w:p>
+    <w:p>
+      <w:pPr>
+        <w:rPr>
+          <w:rFonts w:ascii="Aptos" w:eastAsia="Aptos" w:hAnsi="Aptos" w:cs="Aptos"/>
+          <w:b/>
+          <w:bCs/>
+          <w:color w:val="275317" w:themeColor="accent6" w:themeShade="80"/>
+          <w:sz w:val="36"/>
+          <w:szCs w:val="36"/>
+          <w:lang w:val="en-GB"/>
+        </w:rPr>
+      </w:pPr>
+    </w:p>
+    <w:p>
+      <w:pPr>
+        <w:rPr>
+          <w:rFonts w:ascii="Aptos" w:eastAsia="Aptos" w:hAnsi="Aptos" w:cs="Aptos"/>
+          <w:b/>
+          <w:bCs/>
+          <w:color w:val="275317" w:themeColor="accent6" w:themeShade="80"/>
+          <w:sz w:val="36"/>
+          <w:szCs w:val="36"/>
+          <w:lang w:val="en-GB"/>
+        </w:rPr>
+      </w:pPr>
+    </w:p>
+    <w:p>
+      <w:pPr>
+        <w:rPr>
+          <w:rFonts w:ascii="Aptos" w:eastAsia="Aptos" w:hAnsi="Aptos" w:cs="Aptos"/>
+          <w:b/>
+          <w:bCs/>
+          <w:color w:val="275317" w:themeColor="accent6" w:themeShade="80"/>
+          <w:sz w:val="36"/>
+          <w:szCs w:val="36"/>
+          <w:lang w:val="en-GB"/>
+        </w:rPr>
+      </w:pPr>
+    </w:p>
+    <w:p>
+      <w:pPr>
+        <w:rPr>
+          <w:rFonts w:ascii="Aptos" w:eastAsia="Aptos" w:hAnsi="Aptos" w:cs="Aptos"/>
+          <w:b/>
+          <w:bCs/>
+          <w:color w:val="275317" w:themeColor="accent6" w:themeShade="80"/>
+          <w:sz w:val="36"/>
+          <w:szCs w:val="36"/>
+          <w:lang w:val="en-GB"/>
+        </w:rPr>
+      </w:pPr>
+    </w:p>
+    <w:p>
+      <w:pPr>
+        <w:rPr>
+          <w:rFonts w:ascii="Aptos" w:eastAsia="Aptos" w:hAnsi="Aptos" w:cs="Aptos"/>
+          <w:b/>
+          <w:bCs/>
+          <w:color w:val="275317" w:themeColor="accent6" w:themeShade="80"/>
+          <w:sz w:val="36"/>
+          <w:szCs w:val="36"/>
+          <w:lang w:val="en-GB"/>
+        </w:rPr>
+      </w:pPr>
+    </w:p>
+    <w:p>
+      <w:pPr>
+        <w:rPr>
+          <w:rFonts w:ascii="Aptos" w:eastAsia="Aptos" w:hAnsi="Aptos" w:cs="Aptos"/>
+          <w:b/>
+          <w:bCs/>
+          <w:color w:val="275317" w:themeColor="accent6" w:themeShade="80"/>
+          <w:sz w:val="36"/>
+          <w:szCs w:val="36"/>
+          <w:lang w:val="en-GB"/>
+        </w:rPr>
+      </w:pPr>
+    </w:p>
+    <w:p>
+      <w:pPr>
+        <w:rPr>
+          <w:rFonts w:ascii="Aptos" w:eastAsia="Aptos" w:hAnsi="Aptos" w:cs="Aptos"/>
+          <w:b/>
+          <w:bCs/>
+          <w:color w:val="275317" w:themeColor="accent6" w:themeShade="80"/>
+          <w:sz w:val="36"/>
+          <w:szCs w:val="36"/>
+          <w:lang w:val="en-GB"/>
+        </w:rPr>
+      </w:pPr>
+    </w:p>
+    <w:p>
+      <w:pPr>
+        <w:rPr>
+          <w:rFonts w:ascii="Aptos" w:eastAsia="Aptos" w:hAnsi="Aptos" w:cs="Aptos"/>
+          <w:b/>
+          <w:bCs/>
+          <w:color w:val="275317" w:themeColor="accent6" w:themeShade="80"/>
+          <w:sz w:val="36"/>
+          <w:szCs w:val="36"/>
+          <w:lang w:val="en-GB"/>
+        </w:rPr>
+      </w:pPr>
+    </w:p>
+    <w:p>
+      <w:pPr>
+        <w:rPr>
+          <w:rFonts w:ascii="Aptos" w:eastAsia="Aptos" w:hAnsi="Aptos" w:cs="Aptos"/>
+          <w:b/>
+          <w:bCs/>
+          <w:color w:val="275317" w:themeColor="accent6" w:themeShade="80"/>
+          <w:sz w:val="36"/>
+          <w:szCs w:val="36"/>
+          <w:lang w:val="en-GB"/>
+        </w:rPr>
+      </w:pPr>
+    </w:p>
+    <w:p>
+      <w:pPr>
+        <w:rPr>
+          <w:rFonts w:ascii="Aptos" w:eastAsia="Aptos" w:hAnsi="Aptos" w:cs="Aptos"/>
+          <w:b/>
+          <w:bCs/>
+          <w:color w:val="275317" w:themeColor="accent6" w:themeShade="80"/>
+          <w:sz w:val="36"/>
+          <w:szCs w:val="36"/>
+          <w:lang w:val="en-GB"/>
+        </w:rPr>
+      </w:pPr>
+    </w:p>
+    <w:p>
+      <w:pPr>
+        <w:rPr>
+          <w:rFonts w:ascii="Aptos" w:eastAsia="Aptos" w:hAnsi="Aptos" w:cs="Aptos"/>
+          <w:b/>
+          <w:bCs/>
+          <w:color w:val="275317" w:themeColor="accent6" w:themeShade="80"/>
+          <w:sz w:val="36"/>
+          <w:szCs w:val="36"/>
+          <w:lang w:val="en-GB"/>
+        </w:rPr>
+      </w:pPr>
+    </w:p>
+    <w:p>
+      <w:pPr>
+        <w:rPr>
+          <w:rFonts w:ascii="Aptos" w:eastAsia="Aptos" w:hAnsi="Aptos" w:cs="Aptos"/>
+          <w:b/>
+          <w:bCs/>
+          <w:color w:val="275317" w:themeColor="accent6" w:themeShade="80"/>
+          <w:sz w:val="36"/>
+          <w:szCs w:val="36"/>
+          <w:lang w:val="en-GB"/>
+        </w:rPr>
+      </w:pPr>
+    </w:p>
+    <w:p>
+      <w:pPr>
+        <w:rPr>
+          <w:rFonts w:ascii="Aptos" w:eastAsia="Aptos" w:hAnsi="Aptos" w:cs="Aptos"/>
+          <w:b/>
+          <w:bCs/>
+          <w:color w:val="275317" w:themeColor="accent6" w:themeShade="80"/>
+          <w:sz w:val="36"/>
+          <w:szCs w:val="36"/>
+          <w:lang w:val="en-GB"/>
+        </w:rPr>
+      </w:pPr>
+    </w:p>
+    <w:p>
+      <w:pPr>
+        <w:rPr>
+          <w:rFonts w:ascii="Aptos" w:eastAsia="Aptos" w:hAnsi="Aptos" w:cs="Aptos"/>
+          <w:b/>
+          <w:bCs/>
+          <w:color w:val="275317" w:themeColor="accent6" w:themeShade="80"/>
+          <w:sz w:val="36"/>
+          <w:szCs w:val="36"/>
+          <w:lang w:val="en-GB"/>
+        </w:rPr>
+      </w:pPr>
+    </w:p>
+    <w:p>
+      <w:pPr>
+        <w:rPr>
+          <w:rFonts w:ascii="Aptos" w:eastAsia="Aptos" w:hAnsi="Aptos" w:cs="Aptos"/>
+          <w:b/>
+          <w:bCs/>
+          <w:color w:val="275317" w:themeColor="accent6" w:themeShade="80"/>
+          <w:sz w:val="36"/>
+          <w:szCs w:val="36"/>
+          <w:lang w:val="en-GB"/>
+        </w:rPr>
+      </w:pPr>
+    </w:p>
+    <w:p>
+      <w:pPr>
+        <w:rPr>
+          <w:rFonts w:ascii="Aptos" w:eastAsia="Aptos" w:hAnsi="Aptos" w:cs="Aptos"/>
+          <w:b/>
+          <w:bCs/>
+          <w:color w:val="275317" w:themeColor="accent6" w:themeShade="80"/>
+          <w:sz w:val="36"/>
+          <w:szCs w:val="36"/>
+          <w:lang w:val="en-GB"/>
+        </w:rPr>
+      </w:pPr>
+    </w:p>
+    <w:p>
+      <w:pPr>
+        <w:rPr>
+          <w:rFonts w:ascii="Aptos" w:eastAsia="Aptos" w:hAnsi="Aptos" w:cs="Aptos"/>
+          <w:b/>
+          <w:bCs/>
+          <w:color w:val="275317" w:themeColor="accent6" w:themeShade="80"/>
+          <w:sz w:val="36"/>
+          <w:szCs w:val="36"/>
+          <w:lang w:val="en-GB"/>
+        </w:rPr>
+      </w:pPr>
+    </w:p>
+    <w:p>
+      <w:pPr>
+        <w:rPr>
+          <w:rFonts w:ascii="Aptos" w:eastAsia="Aptos" w:hAnsi="Aptos" w:cs="Aptos"/>
+          <w:b/>
+          <w:bCs/>
+          <w:color w:val="275317" w:themeColor="accent6" w:themeShade="80"/>
+          <w:sz w:val="36"/>
+          <w:szCs w:val="36"/>
+          <w:lang w:val="en-GB"/>
+        </w:rPr>
+      </w:pPr>
+    </w:p>
+    <w:p>
+      <w:pPr>
+        <w:rPr>
+          <w:rFonts w:ascii="Aptos" w:eastAsia="Aptos" w:hAnsi="Aptos" w:cs="Aptos"/>
+          <w:b/>
+          <w:bCs/>
+          <w:color w:val="275317" w:themeColor="accent6" w:themeShade="80"/>
+          <w:sz w:val="36"/>
+          <w:szCs w:val="36"/>
+          <w:lang w:val="en-GB"/>
+        </w:rPr>
+      </w:pPr>
+    </w:p>
+    <w:p>
+      <w:pPr>
+        <w:rPr>
+          <w:rFonts w:ascii="Aptos" w:eastAsia="Aptos" w:hAnsi="Aptos" w:cs="Aptos"/>
+          <w:b/>
+          <w:bCs/>
+          <w:color w:val="275317" w:themeColor="accent6" w:themeShade="80"/>
+          <w:sz w:val="36"/>
+          <w:szCs w:val="36"/>
+          <w:lang w:val="en-GB"/>
+        </w:rPr>
+      </w:pPr>
+    </w:p>
+    <w:p>
+      <w:pPr>
+        <w:rPr>
+          <w:rFonts w:ascii="Aptos" w:eastAsia="Aptos" w:hAnsi="Aptos" w:cs="Aptos"/>
+          <w:b/>
+          <w:bCs/>
+          <w:color w:val="275317" w:themeColor="accent6" w:themeShade="80"/>
+          <w:sz w:val="36"/>
+          <w:szCs w:val="36"/>
+          <w:lang w:val="en-GB"/>
+        </w:rPr>
+      </w:pPr>
+      <w:r>
+        <w:rPr>
+          <w:rFonts w:ascii="Aptos" w:eastAsia="Aptos" w:hAnsi="Aptos" w:cs="Aptos"/>
+          <w:b/>
+          <w:bCs/>
+          <w:color w:val="275317" w:themeColor="accent6" w:themeShade="80"/>
+          <w:sz w:val="36"/>
+          <w:szCs w:val="36"/>
+          <w:lang w:val="en-GB"/>
+        </w:rPr>
+        <w:t>Task 4:</w:t>
+      </w:r>
+      <w:r>
+        <w:t xml:space="preserve"> </w:t>
+      </w:r>
+      <w:r>
+        <w:rPr>
+          <w:rFonts w:ascii="Aptos" w:eastAsia="Aptos" w:hAnsi="Aptos" w:cs="Aptos"/>
+          <w:b/>
+          <w:bCs/>
+          <w:color w:val="275317" w:themeColor="accent6" w:themeShade="80"/>
+          <w:sz w:val="36"/>
+          <w:szCs w:val="36"/>
+          <w:lang w:val="en-GB"/>
+        </w:rPr>
+        <w:t>Document Cleaning System</w:t>
+      </w:r>
+    </w:p>
+    <w:p>
+      <w:pPr>
+        <w:rPr>
+          <w:rFonts w:ascii="Aptos" w:eastAsia="Aptos" w:hAnsi="Aptos" w:cs="Aptos"/>
+          <w:b/>
+          <w:bCs/>
+          <w:color w:val="275317" w:themeColor="accent6" w:themeShade="80"/>
+          <w:sz w:val="36"/>
+          <w:szCs w:val="36"/>
+          <w:lang w:val="en-GB"/>
+        </w:rPr>
+      </w:pPr>
+    </w:p>
+    <w:p>
+      <w:pPr>
+        <w:rPr>
+          <w:rFonts w:ascii="Aptos" w:eastAsia="Aptos" w:hAnsi="Aptos" w:cs="Aptos"/>
+          <w:b/>
+          <w:bCs/>
+          <w:color w:val="275317" w:themeColor="accent6" w:themeShade="80"/>
+          <w:sz w:val="36"/>
+          <w:szCs w:val="36"/>
+          <w:lang w:val="en-GB"/>
+        </w:rPr>
+      </w:pPr>
+    </w:p>
+    <w:p>
+      <w:pPr>
+        <w:rPr>
+          <w:rFonts w:ascii="Aptos" w:eastAsia="Aptos" w:hAnsi="Aptos" w:cs="Aptos"/>
+          <w:b/>
+          <w:bCs/>
+          <w:color w:val="275317" w:themeColor="accent6" w:themeShade="80"/>
+          <w:sz w:val="36"/>
+          <w:szCs w:val="36"/>
+          <w:lang w:val="en-GB"/>
+        </w:rPr>
+      </w:pPr>
+    </w:p>
+    <w:p>
+      <w:pPr>
+        <w:rPr>
+          <w:rFonts w:ascii="Aptos" w:eastAsia="Aptos" w:hAnsi="Aptos" w:cs="Aptos"/>
+          <w:b/>
+          <w:bCs/>
+          <w:color w:val="275317" w:themeColor="accent6" w:themeShade="80"/>
+          <w:sz w:val="36"/>
+          <w:szCs w:val="36"/>
+          <w:lang w:val="en-GB"/>
+        </w:rPr>
+      </w:pPr>
+    </w:p>
+    <w:p>
+      <w:pPr>
+        <w:rPr>
+          <w:rFonts w:ascii="Aptos" w:eastAsia="Aptos" w:hAnsi="Aptos" w:cs="Aptos"/>
+          <w:b/>
+          <w:bCs/>
+          <w:color w:val="275317" w:themeColor="accent6" w:themeShade="80"/>
+          <w:sz w:val="36"/>
+          <w:szCs w:val="36"/>
+          <w:lang w:val="en-GB"/>
+        </w:rPr>
+      </w:pPr>
+    </w:p>
+    <w:p>
+      <w:pPr>
+        <w:rPr>
+          <w:rFonts w:ascii="Aptos" w:eastAsia="Aptos" w:hAnsi="Aptos" w:cs="Aptos"/>
+          <w:b/>
+          <w:bCs/>
+          <w:color w:val="275317" w:themeColor="accent6" w:themeShade="80"/>
+          <w:sz w:val="36"/>
+          <w:szCs w:val="36"/>
+          <w:lang w:val="en-GB"/>
+        </w:rPr>
+      </w:pPr>
+    </w:p>
+    <w:p>
+      <w:pPr>
+        <w:rPr>
+          <w:rFonts w:ascii="Aptos" w:eastAsia="Aptos" w:hAnsi="Aptos" w:cs="Aptos"/>
+          <w:b/>
+          <w:bCs/>
+          <w:color w:val="275317" w:themeColor="accent6" w:themeShade="80"/>
+          <w:sz w:val="36"/>
+          <w:szCs w:val="36"/>
+          <w:lang w:val="en-GB"/>
+        </w:rPr>
+      </w:pPr>
+    </w:p>
+    <w:p>
+      <w:pPr>
+        <w:rPr>
+          <w:rFonts w:ascii="Aptos" w:eastAsia="Aptos" w:hAnsi="Aptos" w:cs="Aptos"/>
+          <w:b/>
+          <w:bCs/>
+          <w:color w:val="275317" w:themeColor="accent6" w:themeShade="80"/>
+          <w:sz w:val="36"/>
+          <w:szCs w:val="36"/>
+          <w:lang w:val="en-GB"/>
+        </w:rPr>
+      </w:pPr>
+    </w:p>
+    <w:p/>
+    <w:p/>
+    <w:p/>
+    <w:p/>
+    <w:p/>
+    <w:p/>
+    <w:p/>
+    <w:p/>
+    <w:p/>
+    <w:p/>
+    <w:p/>
+    <w:p/>
+    <w:p/>
+    <w:p/>
+    <w:p/>
+    <w:p/>
+    <w:p/>
+    <w:p/>
+    <w:p/>
+    <w:p>
+      <w:pPr>
+        <w:rPr>
+          <w:b/>
+          <w:bCs/>
+          <w:color w:val="275317" w:themeColor="accent6" w:themeShade="80"/>
+          <w:sz w:val="36"/>
+          <w:szCs w:val="36"/>
+        </w:rPr>
+      </w:pPr>
+      <w:r>
+        <w:rPr>
+          <w:b/>
+          <w:bCs/>
+          <w:color w:val="275317" w:themeColor="accent6" w:themeShade="80"/>
+          <w:sz w:val="36"/>
+          <w:szCs w:val="36"/>
+        </w:rPr>
+        <w:t>Task 5:</w:t>
+      </w:r>
+      <w:r>
+        <w:rPr>
+          <w:color w:val="275317" w:themeColor="accent6" w:themeShade="80"/>
+        </w:rPr>
+        <w:t xml:space="preserve"> </w:t>
+      </w:r>
+      <w:r>
+        <w:rPr>
+          <w:b/>
+          <w:bCs/>
+          <w:color w:val="275317" w:themeColor="accent6" w:themeShade="80"/>
+          <w:sz w:val="36"/>
+          <w:szCs w:val="36"/>
+        </w:rPr>
+        <w:t>Panorama Image Stitching</w:t>
+      </w:r>
+    </w:p>
+    <w:p>
+      <w:pPr>
+        <w:pStyle w:val="ListParagraph"/>
+        <w:numPr>
+          <w:ilvl w:val="0"/>
+          <w:numId w:val="26"/>
+        </w:numPr>
+        <w:spacing w:after="0"/>
+        <w:rPr>
+          <w:b/>
+          <w:bCs/>
+          <w:color w:val="80340D" w:themeColor="accent2" w:themeShade="80"/>
+          <w:sz w:val="28"/>
+          <w:szCs w:val="28"/>
+          <w:lang w:val="en-GB"/>
+        </w:rPr>
+      </w:pPr>
+      <w:r>
+        <w:t xml:space="preserve">  </w:t>
+      </w:r>
+      <w:r>
+        <w:rPr>
+          <w:b/>
+          <w:bCs/>
+          <w:color w:val="80340D" w:themeColor="accent2" w:themeShade="80"/>
+          <w:sz w:val="28"/>
+          <w:szCs w:val="28"/>
+          <w:lang w:val="en-GB"/>
+        </w:rPr>
+        <w:t>Task Description</w:t>
+      </w:r>
+    </w:p>
+    <w:p>
+      <w:pPr>
+        <w:pStyle w:val="ListParagraph"/>
+        <w:numPr>
+          <w:ilvl w:val="0"/>
+          <w:numId w:val="27"/>
+        </w:numPr>
+        <w:rPr>
+          <w:rFonts w:ascii="Aptos" w:eastAsia="Aptos" w:hAnsi="Aptos" w:cs="Aptos"/>
+          <w:lang w:val="en-GB"/>
+        </w:rPr>
+      </w:pPr>
+      <w:r>
+        <w:rPr>
+          <w:rFonts w:ascii="Aptos" w:eastAsia="Aptos" w:hAnsi="Aptos" w:cs="Aptos"/>
+          <w:lang w:val="en-GB"/>
+        </w:rPr>
+        <w:t>Panorama image stitching is a fundamental computer vision technique that combines multiple overlapping images of the same scene into a single, seamless wide-angle image. This technology is widely used in photography, virtual reality, surveillance, and mapping applications.</w:t>
+      </w:r>
+    </w:p>
+    <w:p>
+      <w:pPr>
+        <w:pStyle w:val="ListParagraph"/>
+        <w:numPr>
+          <w:ilvl w:val="0"/>
+          <w:numId w:val="27"/>
+        </w:numPr>
+        <w:rPr>
+          <w:rFonts w:ascii="Aptos" w:eastAsia="Aptos" w:hAnsi="Aptos" w:cs="Aptos"/>
+          <w:b/>
+          <w:bCs/>
+          <w:color w:val="275317" w:themeColor="accent6" w:themeShade="80"/>
+          <w:lang w:val="en-GB"/>
+        </w:rPr>
+      </w:pPr>
+      <w:r>
+        <w:rPr>
+          <w:rFonts w:ascii="Aptos" w:eastAsia="Aptos" w:hAnsi="Aptos" w:cs="Aptos"/>
+          <w:lang w:val="en-GB"/>
+        </w:rPr>
+        <w:t>This project implements a modular, from-scratch panorama stitching system that takes multiple overlapping images and produces a high-quality panoramic output using feature-based alignment, geometric transformations, and advanced blending techniques</w:t>
+      </w:r>
+      <w:r>
+        <w:rPr>
+          <w:rFonts w:ascii="Aptos" w:eastAsia="Aptos" w:hAnsi="Aptos" w:cs="Aptos"/>
+          <w:b/>
+          <w:bCs/>
+          <w:color w:val="275317" w:themeColor="accent6" w:themeShade="80"/>
+          <w:lang w:val="en-GB"/>
+        </w:rPr>
+        <w:t>.</w:t>
+      </w:r>
+    </w:p>
+    <w:p>
+      <w:pPr>
+        <w:rPr>
+          <w:rFonts w:ascii="Aptos" w:eastAsia="Aptos" w:hAnsi="Aptos" w:cs="Aptos"/>
+          <w:b/>
+          <w:bCs/>
+          <w:color w:val="275317" w:themeColor="accent6" w:themeShade="80"/>
+          <w:lang w:val="en-GB"/>
+        </w:rPr>
+      </w:pPr>
+    </w:p>
+    <w:p>
+      <w:pPr>
+        <w:rPr>
+          <w:b/>
+          <w:bCs/>
+          <w:color w:val="80340D" w:themeColor="accent2" w:themeShade="80"/>
+          <w:sz w:val="28"/>
+          <w:szCs w:val="28"/>
+        </w:rPr>
+      </w:pPr>
+      <w:r>
+        <w:rPr>
+          <w:b/>
+          <w:bCs/>
+          <w:color w:val="80340D" w:themeColor="accent2" w:themeShade="80"/>
+          <w:sz w:val="28"/>
+          <w:szCs w:val="28"/>
+          <w:lang w:val="en-GB"/>
+        </w:rPr>
+        <w:t xml:space="preserve">       </w:t>
+      </w:r>
+      <w:r>
+        <w:rPr>
+          <w:b/>
+          <w:bCs/>
+          <w:color w:val="80340D" w:themeColor="accent2" w:themeShade="80"/>
+          <w:sz w:val="28"/>
+          <w:szCs w:val="28"/>
+          <w:lang w:val="en-GB"/>
+        </w:rPr>
+        <w:t xml:space="preserve">2. </w:t>
+      </w:r>
+      <w:r>
+        <w:rPr>
+          <w:b/>
+          <w:bCs/>
+          <w:color w:val="80340D" w:themeColor="accent2" w:themeShade="80"/>
+          <w:sz w:val="28"/>
+          <w:szCs w:val="28"/>
+        </w:rPr>
+        <w:t>Objectives</w:t>
+      </w:r>
+    </w:p>
+    <w:p>
+      <w:pPr>
+        <w:pStyle w:val="ListParagraph"/>
+        <w:numPr>
+          <w:ilvl w:val="0"/>
+          <w:numId w:val="28"/>
+        </w:numPr>
+        <w:rPr>
+          <w:sz w:val="28"/>
+          <w:szCs w:val="28"/>
+          <w:lang w:val="en-GB"/>
+        </w:rPr>
+      </w:pPr>
+      <w:r>
+        <w:rPr>
+          <w:sz w:val="28"/>
+          <w:szCs w:val="28"/>
+          <w:lang w:val="en-GB"/>
+        </w:rPr>
+        <w:t>Detect and match distinctive features across overlapping images</w:t>
+      </w:r>
+    </w:p>
+    <w:p>
+      <w:pPr>
+        <w:pStyle w:val="ListParagraph"/>
+        <w:numPr>
+          <w:ilvl w:val="0"/>
+          <w:numId w:val="28"/>
+        </w:numPr>
+        <w:rPr>
+          <w:sz w:val="28"/>
+          <w:szCs w:val="28"/>
+          <w:lang w:val="en-GB"/>
+        </w:rPr>
+      </w:pPr>
+      <w:r>
+        <w:rPr>
+          <w:sz w:val="28"/>
+          <w:szCs w:val="28"/>
+          <w:lang w:val="en-GB"/>
+        </w:rPr>
+        <w:t xml:space="preserve">Estimate geometric transformations </w:t>
+      </w:r>
+      <w:r>
+        <w:rPr>
+          <w:b/>
+          <w:bCs/>
+          <w:sz w:val="28"/>
+          <w:szCs w:val="28"/>
+          <w:lang w:val="en-GB"/>
+        </w:rPr>
+        <w:t>(</w:t>
+      </w:r>
+      <w:proofErr w:type="spellStart"/>
+      <w:r>
+        <w:rPr>
+          <w:b/>
+          <w:bCs/>
+          <w:sz w:val="28"/>
+          <w:szCs w:val="28"/>
+          <w:lang w:val="en-GB"/>
+        </w:rPr>
+        <w:t>homography</w:t>
+      </w:r>
+      <w:proofErr w:type="spellEnd"/>
+      <w:r>
+        <w:rPr>
+          <w:sz w:val="28"/>
+          <w:szCs w:val="28"/>
+          <w:lang w:val="en-GB"/>
+        </w:rPr>
+        <w:t>) using robust algorithms</w:t>
+      </w:r>
+    </w:p>
+    <w:p>
+      <w:pPr>
+        <w:pStyle w:val="ListParagraph"/>
+        <w:numPr>
+          <w:ilvl w:val="0"/>
+          <w:numId w:val="28"/>
+        </w:numPr>
+        <w:rPr>
+          <w:sz w:val="28"/>
+          <w:szCs w:val="28"/>
+          <w:lang w:val="en-GB"/>
+        </w:rPr>
+      </w:pPr>
+      <w:r>
+        <w:rPr>
+          <w:sz w:val="28"/>
+          <w:szCs w:val="28"/>
+          <w:lang w:val="en-GB"/>
+        </w:rPr>
+        <w:t>Warp and align images into a common coordinate system</w:t>
+      </w:r>
+    </w:p>
+    <w:p>
+      <w:pPr>
+        <w:pStyle w:val="ListParagraph"/>
+        <w:numPr>
+          <w:ilvl w:val="0"/>
+          <w:numId w:val="28"/>
+        </w:numPr>
+        <w:rPr>
+          <w:sz w:val="28"/>
+          <w:szCs w:val="28"/>
+          <w:lang w:val="en-GB"/>
+        </w:rPr>
+      </w:pPr>
+      <w:r>
+        <w:rPr>
+          <w:sz w:val="28"/>
+          <w:szCs w:val="28"/>
+          <w:lang w:val="en-GB"/>
+        </w:rPr>
+        <w:t>Blend overlapping regions seamlessly without visible artifacts</w:t>
+      </w:r>
+    </w:p>
+    <w:p>
+      <w:pPr>
+        <w:pStyle w:val="ListParagraph"/>
+        <w:numPr>
+          <w:ilvl w:val="0"/>
+          <w:numId w:val="28"/>
+        </w:numPr>
+        <w:rPr>
+          <w:sz w:val="28"/>
+          <w:szCs w:val="28"/>
+          <w:lang w:val="en-GB"/>
+        </w:rPr>
+      </w:pPr>
+      <w:r>
+        <w:rPr>
+          <w:sz w:val="28"/>
+          <w:szCs w:val="28"/>
+          <w:lang w:val="en-GB"/>
+        </w:rPr>
+        <w:t>Design a modular, reusable library architecture</w:t>
+      </w:r>
+    </w:p>
+    <w:p>
+      <w:pPr>
+        <w:pStyle w:val="ListParagraph"/>
+        <w:numPr>
+          <w:ilvl w:val="0"/>
+          <w:numId w:val="28"/>
+        </w:numPr>
+        <w:rPr>
+          <w:sz w:val="28"/>
+          <w:szCs w:val="28"/>
+          <w:lang w:val="en-GB"/>
+        </w:rPr>
+      </w:pPr>
+      <w:r>
+        <w:rPr>
+          <w:sz w:val="28"/>
+          <w:szCs w:val="28"/>
+          <w:lang w:val="en-GB"/>
+        </w:rPr>
+        <w:t>Handle real-world challenges (different image sizes, lighting variations)</w:t>
+      </w:r>
+    </w:p>
+    <w:p>
+      <w:pPr>
+        <w:rPr>
+          <w:sz w:val="28"/>
+          <w:szCs w:val="28"/>
+          <w:lang w:val="en-GB"/>
+        </w:rPr>
+      </w:pPr>
+    </w:p>
+    <w:p>
+      <w:pPr>
+        <w:rPr>
+          <w:b/>
+          <w:bCs/>
+          <w:color w:val="80340D" w:themeColor="accent2" w:themeShade="80"/>
+          <w:sz w:val="28"/>
+          <w:szCs w:val="28"/>
+          <w:lang w:val="en-GB"/>
+        </w:rPr>
+      </w:pPr>
+      <w:r>
+        <w:rPr>
+          <w:color w:val="80340D" w:themeColor="accent2" w:themeShade="80"/>
+          <w:sz w:val="28"/>
+          <w:szCs w:val="28"/>
+          <w:lang w:val="en-GB"/>
+        </w:rPr>
+        <w:t xml:space="preserve">    </w:t>
+      </w:r>
+      <w:r>
+        <w:rPr>
+          <w:b/>
+          <w:bCs/>
+          <w:color w:val="80340D" w:themeColor="accent2" w:themeShade="80"/>
+          <w:sz w:val="28"/>
+          <w:szCs w:val="28"/>
+          <w:lang w:val="en-GB"/>
+        </w:rPr>
+        <w:t>3.</w:t>
+      </w:r>
+      <w:r>
+        <w:rPr>
+          <w:b/>
+          <w:bCs/>
+          <w:color w:val="80340D" w:themeColor="accent2" w:themeShade="80"/>
+        </w:rPr>
+        <w:t xml:space="preserve"> </w:t>
+      </w:r>
+      <w:r>
+        <w:rPr>
+          <w:b/>
+          <w:bCs/>
+          <w:color w:val="80340D" w:themeColor="accent2" w:themeShade="80"/>
+          <w:sz w:val="28"/>
+          <w:szCs w:val="28"/>
+        </w:rPr>
+        <w:t>Detailed Pipeline Analysis</w:t>
+      </w:r>
+    </w:p>
+    <w:p>
+      <w:pPr>
+        <w:pStyle w:val="ListParagraph"/>
+        <w:numPr>
+          <w:ilvl w:val="0"/>
+          <w:numId w:val="30"/>
+        </w:numPr>
+      </w:pPr>
+      <w:r>
+        <w:rPr>
+          <w:b/>
+          <w:bCs/>
+        </w:rPr>
+        <w:t>Step 1: Feature Detection and Description</w:t>
+      </w:r>
+      <w:r>
+        <w:br/>
+        <w:t xml:space="preserve"> </w:t>
+      </w:r>
+      <w:r>
+        <w:t>-</w:t>
+      </w:r>
+      <w:proofErr w:type="spellStart"/>
+      <w:r>
+        <w:t>Keypoints</w:t>
+      </w:r>
+      <w:proofErr w:type="spellEnd"/>
+      <w:r>
+        <w:t xml:space="preserve"> are detected using SIFT.</w:t>
+      </w:r>
+      <w:r>
+        <w:br/>
+        <w:t xml:space="preserve"> </w:t>
+      </w:r>
+      <w:r>
+        <w:t>-</w:t>
+      </w:r>
+      <w:r>
+        <w:t>Descriptors are extracted to represent local image features.</w:t>
+      </w:r>
+      <w:r>
+        <w:br/>
+      </w:r>
+      <w:r>
+        <w:t xml:space="preserve"> -</w:t>
+      </w:r>
+      <w:r>
+        <w:t>This allows matching between images even under scale and rotation changes.</w:t>
+      </w:r>
+    </w:p>
+    <w:p>
+      <w:pPr>
+        <w:pStyle w:val="ListParagraph"/>
+        <w:numPr>
+          <w:ilvl w:val="0"/>
+          <w:numId w:val="30"/>
+        </w:numPr>
+      </w:pPr>
+      <w:r>
+        <w:rPr>
+          <w:b/>
+          <w:bCs/>
+        </w:rPr>
+        <w:t>Step 2: Feature Matching</w:t>
+      </w:r>
+      <w:r>
+        <w:br/>
+        <w:t xml:space="preserve"> </w:t>
+      </w:r>
+      <w:r>
+        <w:t>-</w:t>
+      </w:r>
+      <w:r>
+        <w:t>A FLANN-based matcher is used to find correspondences between descriptors.</w:t>
+      </w:r>
+      <w:r>
+        <w:br/>
+        <w:t xml:space="preserve"> </w:t>
+      </w:r>
+      <w:r>
+        <w:t>-</w:t>
+      </w:r>
+      <w:r>
+        <w:t>Lowe’s ratio test is applied to filter out incorrect matches.</w:t>
+      </w:r>
+    </w:p>
+    <w:p>
+      <w:pPr>
+        <w:pStyle w:val="ListParagraph"/>
+        <w:numPr>
+          <w:ilvl w:val="0"/>
+          <w:numId w:val="30"/>
+        </w:numPr>
+      </w:pPr>
+      <w:r>
+        <w:rPr>
+          <w:b/>
+          <w:bCs/>
+        </w:rPr>
+        <w:t xml:space="preserve">Step 3: </w:t>
+      </w:r>
+      <w:proofErr w:type="spellStart"/>
+      <w:r>
+        <w:rPr>
+          <w:b/>
+          <w:bCs/>
+        </w:rPr>
+        <w:t>Homography</w:t>
+      </w:r>
+      <w:proofErr w:type="spellEnd"/>
+      <w:r>
+        <w:rPr>
+          <w:b/>
+          <w:bCs/>
+        </w:rPr>
+        <w:t xml:space="preserve"> Estimation</w:t>
+      </w:r>
+      <w:r>
+        <w:br/>
+        <w:t xml:space="preserve"> </w:t>
+      </w:r>
+      <w:r>
+        <w:t>-</w:t>
+      </w:r>
+      <w:r>
+        <w:t>RANSAC is used to compute a robust transformation matrix.</w:t>
+      </w:r>
+      <w:r>
+        <w:br/>
+        <w:t xml:space="preserve"> </w:t>
+      </w:r>
+      <w:r>
+        <w:t>-</w:t>
+      </w:r>
+      <w:r>
+        <w:t>Outliers are removed to improve alignment accuracy.</w:t>
+      </w:r>
+    </w:p>
+    <w:p>
+      <w:pPr>
+        <w:pStyle w:val="ListParagraph"/>
+        <w:numPr>
+          <w:ilvl w:val="0"/>
+          <w:numId w:val="30"/>
+        </w:numPr>
+      </w:pPr>
+      <w:r>
+        <w:rPr>
+          <w:b/>
+          <w:bCs/>
+        </w:rPr>
+        <w:t>Step 4: Image Warping</w:t>
+      </w:r>
+      <w:r>
+        <w:br/>
+      </w:r>
+      <w:r>
+        <w:t>-</w:t>
+      </w:r>
+      <w:r>
+        <w:t>One image is warped into the coordinate space of the other using perspective transformation.</w:t>
+      </w:r>
+      <w:r>
+        <w:br/>
+      </w:r>
+      <w:r>
+        <w:t>-</w:t>
+      </w:r>
+      <w:r>
+        <w:t>A larger canvas is created to fit both images.</w:t>
+      </w:r>
+    </w:p>
+    <w:p>
+      <w:pPr>
+        <w:pStyle w:val="ListParagraph"/>
+        <w:numPr>
+          <w:ilvl w:val="0"/>
+          <w:numId w:val="30"/>
+        </w:numPr>
+      </w:pPr>
+      <w:r>
+        <w:rPr>
+          <w:b/>
+          <w:bCs/>
+        </w:rPr>
+        <w:t>Step 5: Blending</w:t>
+      </w:r>
+      <w:r>
+        <w:br/>
+      </w:r>
+      <w:r>
+        <w:t>-</w:t>
+      </w:r>
+      <w:proofErr w:type="gramStart"/>
+      <w:r>
+        <w:t>Non-overlapping</w:t>
+      </w:r>
+      <w:proofErr w:type="gramEnd"/>
+      <w:r>
+        <w:t xml:space="preserve"> regions are copied directly.</w:t>
+      </w:r>
+      <w:r>
+        <w:br/>
+        <w:t>Overlapping regions are blended using a smooth Gaussian-based approach.</w:t>
+      </w:r>
+      <w:r>
+        <w:br/>
+      </w:r>
+      <w:r>
+        <w:t>-</w:t>
+      </w:r>
+      <w:r>
+        <w:t>This reduces visible seams between images.</w:t>
+      </w:r>
+    </w:p>
+    <w:p>
+      <w:pPr>
+        <w:pStyle w:val="ListParagraph"/>
+        <w:numPr>
+          <w:ilvl w:val="0"/>
+          <w:numId w:val="30"/>
+        </w:numPr>
+      </w:pPr>
+      <w:r>
+        <w:rPr>
+          <w:b/>
+          <w:bCs/>
+        </w:rPr>
+        <w:t>Step 6: Cropping</w:t>
+      </w:r>
+      <w:r>
+        <w:br/>
+        <w:t xml:space="preserve"> The final panorama is cropped to remove black borders</w:t>
+      </w:r>
+    </w:p>
+    <w:p>
+      <w:pPr>
+        <w:pStyle w:val="NormalWeb"/>
+        <w:ind w:left="336"/>
+        <w:rPr>
+          <w:b/>
+          <w:bCs/>
+          <w:color w:val="80340D" w:themeColor="accent2" w:themeShade="80"/>
+          <w:sz w:val="28"/>
+          <w:szCs w:val="28"/>
+        </w:rPr>
+      </w:pPr>
+      <w:r>
+        <w:rPr>
+          <w:b/>
+          <w:bCs/>
+          <w:color w:val="80340D" w:themeColor="accent2" w:themeShade="80"/>
+          <w:sz w:val="28"/>
+          <w:szCs w:val="28"/>
+        </w:rPr>
+        <w:t xml:space="preserve">4. </w:t>
+      </w:r>
+      <w:r>
+        <w:rPr>
+          <w:b/>
+          <w:bCs/>
+          <w:color w:val="80340D" w:themeColor="accent2" w:themeShade="80"/>
+          <w:sz w:val="28"/>
+          <w:szCs w:val="28"/>
+        </w:rPr>
+        <w:t xml:space="preserve">Results </w:t>
+      </w:r>
+    </w:p>
+    <w:p>
+      <w:pPr>
+        <w:pStyle w:val="NormalWeb"/>
+        <w:ind w:left="1032"/>
+        <w:rPr>
+          <w:rFonts w:asciiTheme="minorHAnsi" w:hAnsiTheme="minorHAnsi"/>
+        </w:rPr>
+      </w:pPr>
+      <w:r>
+        <w:rPr>
+          <w:rFonts w:asciiTheme="minorHAnsi" w:hAnsiTheme="minorHAnsi"/>
+        </w:rPr>
+        <w:t>•The system successfully aligns and merges overlapping images.</w:t>
+      </w:r>
+      <w:r>
+        <w:rPr>
+          <w:rFonts w:asciiTheme="minorHAnsi" w:hAnsiTheme="minorHAnsi"/>
+        </w:rPr>
+        <w:br/>
+        <w:t>• The final panorama shows a wider view of the scene.</w:t>
+      </w:r>
+      <w:r>
+        <w:rPr>
+          <w:rFonts w:asciiTheme="minorHAnsi" w:hAnsiTheme="minorHAnsi"/>
+        </w:rPr>
+        <w:br/>
+        <w:t>• Blending reduces visible seams between images.</w:t>
+      </w:r>
+      <w:r>
+        <w:rPr>
+          <w:rFonts w:asciiTheme="minorHAnsi" w:hAnsiTheme="minorHAnsi"/>
+        </w:rPr>
+        <w:br/>
+        <w:t>• Feature matching visualization helps verify alignment quality.</w:t>
+      </w:r>
+    </w:p>
+    <w:p>
+      <w:r>
+        <w:drawing>
+          <wp:inline distT="0" distB="0" distL="0" distR="0" wp14:anchorId="6D074A31" wp14:editId="14EA7CB7">
+            <wp:extent cx="6645910" cy="3209925"/>
+            <wp:effectExtent l="0" t="0" r="2540" b="9525"/>
+            <wp:docPr id="480032391" name="Picture 1"/>
+            <wp:cNvGraphicFramePr>
+              <a:graphicFrameLocks xmlns:a="http://schemas.openxmlformats.org/drawingml/2006/main" noChangeAspect="1"/>
+            </wp:cNvGraphicFramePr>
+            <a:graphic xmlns:a="http://schemas.openxmlformats.org/drawingml/2006/main">
+              <a:graphicData uri="http://schemas.openxmlformats.org/drawingml/2006/picture">
+                <pic:pic xmlns:pic="http://schemas.openxmlformats.org/drawingml/2006/picture">
+                  <pic:nvPicPr>
+                    <pic:cNvPr id="480032391" name=""/>
+                    <pic:cNvPicPr/>
+                  </pic:nvPicPr>
+                  <pic:blipFill>
+                    <a:blip r:embed="rId9"/>
+                    <a:stretch>
+                      <a:fillRect/>
+                    </a:stretch>
+                  </pic:blipFill>
+                  <pic:spPr>
+                    <a:xfrm>
+                      <a:off x="0" y="0"/>
+                      <a:ext cx="6645910" cy="3209925"/>
+                    </a:xfrm>
+                    <a:prstGeom prst="rect">
+                      <a:avLst/>
+                    </a:prstGeom>
+                  </pic:spPr>
+                </pic:pic>
+              </a:graphicData>
+            </a:graphic>
+          </wp:inline>
+        </w:drawing>
+      </w:r>
+    </w:p>
+    <w:p>
+      <w:r>
+        <w:t xml:space="preserve">         </w:t>
+      </w:r>
+    </w:p>
+    <w:p/>
+    <w:p/>
+    <w:p/>
+    <w:p/>
+    <w:p/>
+    <w:p/>
+    <w:p/>
     <w:sectPr>
-      <w:pgSz w:w="11906" w:h="16838" w:orient="portrait"/>
+      <w:pgSz w:w="11906" w:h="16838"/>
       <w:pgMar w:top="720" w:right="720" w:bottom="720" w:left="720" w:header="708" w:footer="708" w:gutter="0"/>
       <w:pgBorders w:offsetFrom="page">
-        <w:top w:val="single" w:color="auto" w:sz="4" w:space="24"/>
-        <w:left w:val="single" w:color="auto" w:sz="4" w:space="24"/>
-        <w:bottom w:val="single" w:color="auto" w:sz="4" w:space="24"/>
-        <w:right w:val="single" w:color="auto" w:sz="4" w:space="24"/>
+        <w:top w:val="single" w:sz="4" w:space="24" w:color="auto"/>
+        <w:left w:val="single" w:sz="4" w:space="24" w:color="auto"/>
+        <w:bottom w:val="single" w:sz="4" w:space="24" w:color="auto"/>
+        <w:right w:val="single" w:sz="4" w:space="24" w:color="auto"/>
       </w:pgBorders>
       <w:cols w:space="708"/>
       <w:docGrid w:linePitch="360"/>
@@ -3397,790 +4344,6 @@
 
 <file path=word/numbering.xml><?xml version="1.0" encoding="utf-8"?>
 <w:numbering xmlns:wpc="http://schemas.microsoft.com/office/word/2010/wordprocessingCanvas" xmlns:cx="http://schemas.microsoft.com/office/drawing/2014/chartex" xmlns:cx1="http://schemas.microsoft.com/office/drawing/2015/9/8/chartex" xmlns:cx2="http://schemas.microsoft.com/office/drawing/2015/10/21/chartex" xmlns:cx3="http://schemas.microsoft.com/office/drawing/2016/5/9/chartex" xmlns:cx4="http://schemas.microsoft.com/office/drawing/2016/5/10/chartex" xmlns:cx5="http://schemas.microsoft.com/office/drawing/2016/5/11/chartex" xmlns:cx6="http://schemas.microsoft.com/office/drawing/2016/5/12/chartex" xmlns:cx7="http://schemas.microsoft.com/office/drawing/2016/5/13/chartex" xmlns:cx8="http://schemas.microsoft.com/office/drawing/2016/5/14/chartex" xmlns:mc="http://schemas.openxmlformats.org/markup-compatibility/2006" xmlns:aink="http://schemas.microsoft.com/office/drawing/2016/ink" xmlns:am3d="http://schemas.microsoft.com/office/drawing/2017/model3d" xmlns:o="urn:schemas-microsoft-com:office:office" xmlns:oel="http://schemas.microsoft.com/office/2019/extlst" xmlns:r="http://schemas.openxmlformats.org/officeDocument/2006/relationships" xmlns:m="http://schemas.openxmlformats.org/officeDocument/2006/math" xmlns:v="urn:schemas-microsoft-com:vml" xmlns:wp14="http://schemas.microsoft.com/office/word/2010/wordprocessingDrawing" xmlns:wp="http://schemas.openxmlformats.org/drawingml/2006/wordprocessingDrawing" xmlns:w10="urn:schemas-microsoft-com:office:word" xmlns:w="http://schemas.openxmlformats.org/wordprocessingml/2006/main" xmlns:w14="http://schemas.microsoft.com/office/word/2010/wordml" xmlns:w15="http://schemas.microsoft.com/office/word/2012/wordml" xmlns:w16cex="http://schemas.microsoft.com/office/word/2018/wordml/cex" xmlns:w16cid="http://schemas.microsoft.com/office/word/2016/wordml/cid" xmlns:w16="http://schemas.microsoft.com/office/word/2018/wordml" xmlns:w16du="http://schemas.microsoft.com/office/word/2023/wordml/word16du" xmlns:w16sdtdh="http://schemas.microsoft.com/office/word/2020/wordml/sdtdatahash" xmlns:w16sdtfl="http://schemas.microsoft.com/office/word/2024/wordml/sdtformatlock" xmlns:w16se="http://schemas.microsoft.com/office/word/2015/wordml/symex" xmlns:wpg="http://schemas.microsoft.com/office/word/2010/wordprocessingGroup" xmlns:wpi="http://schemas.microsoft.com/office/word/2010/wordprocessingInk" xmlns:wne="http://schemas.microsoft.com/office/word/2006/wordml" xmlns:wps="http://schemas.microsoft.com/office/word/2010/wordprocessingShape" mc:Ignorable="w14 w15 w16se w16cid w16 w16cex w16sdtdh w16sdtfl w16du wp14">
-  <w:abstractNum xmlns:w="http://schemas.openxmlformats.org/wordprocessingml/2006/main" w:abstractNumId="23">
-    <w:nsid w:val="7f2479b"/>
-    <w:multiLevelType xmlns:w="http://schemas.openxmlformats.org/wordprocessingml/2006/main" w:val="hybridMultilevel"/>
-    <w:lvl xmlns:w="http://schemas.openxmlformats.org/wordprocessingml/2006/main" w:ilvl="0">
-      <w:start w:val="1"/>
-      <w:numFmt w:val="bullet"/>
-      <w:lvlText w:val=""/>
-      <w:lvlJc w:val="left"/>
-      <w:pPr>
-        <w:ind w:left="720" w:hanging="360"/>
-      </w:pPr>
-      <w:rPr>
-        <w:rFonts w:hint="default" w:ascii="Symbol" w:hAnsi="Symbol"/>
-      </w:rPr>
-    </w:lvl>
-    <w:lvl xmlns:w="http://schemas.openxmlformats.org/wordprocessingml/2006/main" w:ilvl="1">
-      <w:start w:val="1"/>
-      <w:numFmt w:val="bullet"/>
-      <w:lvlText w:val="o"/>
-      <w:lvlJc w:val="left"/>
-      <w:pPr>
-        <w:ind w:left="1440" w:hanging="360"/>
-      </w:pPr>
-      <w:rPr>
-        <w:rFonts w:hint="default" w:ascii="Courier New" w:hAnsi="Courier New"/>
-      </w:rPr>
-    </w:lvl>
-    <w:lvl xmlns:w="http://schemas.openxmlformats.org/wordprocessingml/2006/main" w:ilvl="2">
-      <w:start w:val="1"/>
-      <w:numFmt w:val="bullet"/>
-      <w:lvlText w:val=""/>
-      <w:lvlJc w:val="left"/>
-      <w:pPr>
-        <w:ind w:left="2160" w:hanging="360"/>
-      </w:pPr>
-      <w:rPr>
-        <w:rFonts w:hint="default" w:ascii="Wingdings" w:hAnsi="Wingdings"/>
-      </w:rPr>
-    </w:lvl>
-    <w:lvl xmlns:w="http://schemas.openxmlformats.org/wordprocessingml/2006/main" w:ilvl="3">
-      <w:start w:val="1"/>
-      <w:numFmt w:val="bullet"/>
-      <w:lvlText w:val=""/>
-      <w:lvlJc w:val="left"/>
-      <w:pPr>
-        <w:ind w:left="2880" w:hanging="360"/>
-      </w:pPr>
-      <w:rPr>
-        <w:rFonts w:hint="default" w:ascii="Symbol" w:hAnsi="Symbol"/>
-      </w:rPr>
-    </w:lvl>
-    <w:lvl xmlns:w="http://schemas.openxmlformats.org/wordprocessingml/2006/main" w:ilvl="4">
-      <w:start w:val="1"/>
-      <w:numFmt w:val="bullet"/>
-      <w:lvlText w:val="o"/>
-      <w:lvlJc w:val="left"/>
-      <w:pPr>
-        <w:ind w:left="3600" w:hanging="360"/>
-      </w:pPr>
-      <w:rPr>
-        <w:rFonts w:hint="default" w:ascii="Courier New" w:hAnsi="Courier New"/>
-      </w:rPr>
-    </w:lvl>
-    <w:lvl xmlns:w="http://schemas.openxmlformats.org/wordprocessingml/2006/main" w:ilvl="5">
-      <w:start w:val="1"/>
-      <w:numFmt w:val="bullet"/>
-      <w:lvlText w:val=""/>
-      <w:lvlJc w:val="left"/>
-      <w:pPr>
-        <w:ind w:left="4320" w:hanging="360"/>
-      </w:pPr>
-      <w:rPr>
-        <w:rFonts w:hint="default" w:ascii="Wingdings" w:hAnsi="Wingdings"/>
-      </w:rPr>
-    </w:lvl>
-    <w:lvl xmlns:w="http://schemas.openxmlformats.org/wordprocessingml/2006/main" w:ilvl="6">
-      <w:start w:val="1"/>
-      <w:numFmt w:val="bullet"/>
-      <w:lvlText w:val=""/>
-      <w:lvlJc w:val="left"/>
-      <w:pPr>
-        <w:ind w:left="5040" w:hanging="360"/>
-      </w:pPr>
-      <w:rPr>
-        <w:rFonts w:hint="default" w:ascii="Symbol" w:hAnsi="Symbol"/>
-      </w:rPr>
-    </w:lvl>
-    <w:lvl xmlns:w="http://schemas.openxmlformats.org/wordprocessingml/2006/main" w:ilvl="7">
-      <w:start w:val="1"/>
-      <w:numFmt w:val="bullet"/>
-      <w:lvlText w:val="o"/>
-      <w:lvlJc w:val="left"/>
-      <w:pPr>
-        <w:ind w:left="5760" w:hanging="360"/>
-      </w:pPr>
-      <w:rPr>
-        <w:rFonts w:hint="default" w:ascii="Courier New" w:hAnsi="Courier New"/>
-      </w:rPr>
-    </w:lvl>
-    <w:lvl xmlns:w="http://schemas.openxmlformats.org/wordprocessingml/2006/main" w:ilvl="8">
-      <w:start w:val="1"/>
-      <w:numFmt w:val="bullet"/>
-      <w:lvlText w:val=""/>
-      <w:lvlJc w:val="left"/>
-      <w:pPr>
-        <w:ind w:left="6480" w:hanging="360"/>
-      </w:pPr>
-      <w:rPr>
-        <w:rFonts w:hint="default" w:ascii="Wingdings" w:hAnsi="Wingdings"/>
-      </w:rPr>
-    </w:lvl>
-  </w:abstractNum>
-  <w:abstractNum xmlns:w="http://schemas.openxmlformats.org/wordprocessingml/2006/main" w:abstractNumId="22">
-    <w:nsid w:val="65283816"/>
-    <w:multiLevelType xmlns:w="http://schemas.openxmlformats.org/wordprocessingml/2006/main" w:val="hybridMultilevel"/>
-    <w:lvl xmlns:w="http://schemas.openxmlformats.org/wordprocessingml/2006/main" w:ilvl="0">
-      <w:start w:val="1"/>
-      <w:numFmt w:val="bullet"/>
-      <w:lvlText w:val=""/>
-      <w:lvlJc w:val="left"/>
-      <w:pPr>
-        <w:ind w:left="720" w:hanging="360"/>
-      </w:pPr>
-      <w:rPr>
-        <w:rFonts w:hint="default" w:ascii="Symbol" w:hAnsi="Symbol"/>
-      </w:rPr>
-    </w:lvl>
-    <w:lvl xmlns:w="http://schemas.openxmlformats.org/wordprocessingml/2006/main" w:ilvl="1">
-      <w:start w:val="1"/>
-      <w:numFmt w:val="bullet"/>
-      <w:lvlText w:val="o"/>
-      <w:lvlJc w:val="left"/>
-      <w:pPr>
-        <w:ind w:left="1440" w:hanging="360"/>
-      </w:pPr>
-      <w:rPr>
-        <w:rFonts w:hint="default" w:ascii="Courier New" w:hAnsi="Courier New"/>
-      </w:rPr>
-    </w:lvl>
-    <w:lvl xmlns:w="http://schemas.openxmlformats.org/wordprocessingml/2006/main" w:ilvl="2">
-      <w:start w:val="1"/>
-      <w:numFmt w:val="bullet"/>
-      <w:lvlText w:val=""/>
-      <w:lvlJc w:val="left"/>
-      <w:pPr>
-        <w:ind w:left="2160" w:hanging="360"/>
-      </w:pPr>
-      <w:rPr>
-        <w:rFonts w:hint="default" w:ascii="Wingdings" w:hAnsi="Wingdings"/>
-      </w:rPr>
-    </w:lvl>
-    <w:lvl xmlns:w="http://schemas.openxmlformats.org/wordprocessingml/2006/main" w:ilvl="3">
-      <w:start w:val="1"/>
-      <w:numFmt w:val="bullet"/>
-      <w:lvlText w:val=""/>
-      <w:lvlJc w:val="left"/>
-      <w:pPr>
-        <w:ind w:left="2880" w:hanging="360"/>
-      </w:pPr>
-      <w:rPr>
-        <w:rFonts w:hint="default" w:ascii="Symbol" w:hAnsi="Symbol"/>
-      </w:rPr>
-    </w:lvl>
-    <w:lvl xmlns:w="http://schemas.openxmlformats.org/wordprocessingml/2006/main" w:ilvl="4">
-      <w:start w:val="1"/>
-      <w:numFmt w:val="bullet"/>
-      <w:lvlText w:val="o"/>
-      <w:lvlJc w:val="left"/>
-      <w:pPr>
-        <w:ind w:left="3600" w:hanging="360"/>
-      </w:pPr>
-      <w:rPr>
-        <w:rFonts w:hint="default" w:ascii="Courier New" w:hAnsi="Courier New"/>
-      </w:rPr>
-    </w:lvl>
-    <w:lvl xmlns:w="http://schemas.openxmlformats.org/wordprocessingml/2006/main" w:ilvl="5">
-      <w:start w:val="1"/>
-      <w:numFmt w:val="bullet"/>
-      <w:lvlText w:val=""/>
-      <w:lvlJc w:val="left"/>
-      <w:pPr>
-        <w:ind w:left="4320" w:hanging="360"/>
-      </w:pPr>
-      <w:rPr>
-        <w:rFonts w:hint="default" w:ascii="Wingdings" w:hAnsi="Wingdings"/>
-      </w:rPr>
-    </w:lvl>
-    <w:lvl xmlns:w="http://schemas.openxmlformats.org/wordprocessingml/2006/main" w:ilvl="6">
-      <w:start w:val="1"/>
-      <w:numFmt w:val="bullet"/>
-      <w:lvlText w:val=""/>
-      <w:lvlJc w:val="left"/>
-      <w:pPr>
-        <w:ind w:left="5040" w:hanging="360"/>
-      </w:pPr>
-      <w:rPr>
-        <w:rFonts w:hint="default" w:ascii="Symbol" w:hAnsi="Symbol"/>
-      </w:rPr>
-    </w:lvl>
-    <w:lvl xmlns:w="http://schemas.openxmlformats.org/wordprocessingml/2006/main" w:ilvl="7">
-      <w:start w:val="1"/>
-      <w:numFmt w:val="bullet"/>
-      <w:lvlText w:val="o"/>
-      <w:lvlJc w:val="left"/>
-      <w:pPr>
-        <w:ind w:left="5760" w:hanging="360"/>
-      </w:pPr>
-      <w:rPr>
-        <w:rFonts w:hint="default" w:ascii="Courier New" w:hAnsi="Courier New"/>
-      </w:rPr>
-    </w:lvl>
-    <w:lvl xmlns:w="http://schemas.openxmlformats.org/wordprocessingml/2006/main" w:ilvl="8">
-      <w:start w:val="1"/>
-      <w:numFmt w:val="bullet"/>
-      <w:lvlText w:val=""/>
-      <w:lvlJc w:val="left"/>
-      <w:pPr>
-        <w:ind w:left="6480" w:hanging="360"/>
-      </w:pPr>
-      <w:rPr>
-        <w:rFonts w:hint="default" w:ascii="Wingdings" w:hAnsi="Wingdings"/>
-      </w:rPr>
-    </w:lvl>
-  </w:abstractNum>
-  <w:abstractNum xmlns:w="http://schemas.openxmlformats.org/wordprocessingml/2006/main" w:abstractNumId="21">
-    <w:nsid w:val="20771455"/>
-    <w:multiLevelType xmlns:w="http://schemas.openxmlformats.org/wordprocessingml/2006/main" w:val="hybridMultilevel"/>
-    <w:lvl xmlns:w="http://schemas.openxmlformats.org/wordprocessingml/2006/main" w:ilvl="0">
-      <w:start w:val="1"/>
-      <w:numFmt w:val="bullet"/>
-      <w:lvlText w:val=""/>
-      <w:lvlJc w:val="left"/>
-      <w:pPr>
-        <w:ind w:left="720" w:hanging="360"/>
-      </w:pPr>
-      <w:rPr>
-        <w:rFonts w:hint="default" w:ascii="Symbol" w:hAnsi="Symbol"/>
-      </w:rPr>
-    </w:lvl>
-    <w:lvl xmlns:w="http://schemas.openxmlformats.org/wordprocessingml/2006/main" w:ilvl="1">
-      <w:start w:val="1"/>
-      <w:numFmt w:val="bullet"/>
-      <w:lvlText w:val="o"/>
-      <w:lvlJc w:val="left"/>
-      <w:pPr>
-        <w:ind w:left="1440" w:hanging="360"/>
-      </w:pPr>
-      <w:rPr>
-        <w:rFonts w:hint="default" w:ascii="Courier New" w:hAnsi="Courier New"/>
-      </w:rPr>
-    </w:lvl>
-    <w:lvl xmlns:w="http://schemas.openxmlformats.org/wordprocessingml/2006/main" w:ilvl="2">
-      <w:start w:val="1"/>
-      <w:numFmt w:val="bullet"/>
-      <w:lvlText w:val=""/>
-      <w:lvlJc w:val="left"/>
-      <w:pPr>
-        <w:ind w:left="2160" w:hanging="360"/>
-      </w:pPr>
-      <w:rPr>
-        <w:rFonts w:hint="default" w:ascii="Wingdings" w:hAnsi="Wingdings"/>
-      </w:rPr>
-    </w:lvl>
-    <w:lvl xmlns:w="http://schemas.openxmlformats.org/wordprocessingml/2006/main" w:ilvl="3">
-      <w:start w:val="1"/>
-      <w:numFmt w:val="bullet"/>
-      <w:lvlText w:val=""/>
-      <w:lvlJc w:val="left"/>
-      <w:pPr>
-        <w:ind w:left="2880" w:hanging="360"/>
-      </w:pPr>
-      <w:rPr>
-        <w:rFonts w:hint="default" w:ascii="Symbol" w:hAnsi="Symbol"/>
-      </w:rPr>
-    </w:lvl>
-    <w:lvl xmlns:w="http://schemas.openxmlformats.org/wordprocessingml/2006/main" w:ilvl="4">
-      <w:start w:val="1"/>
-      <w:numFmt w:val="bullet"/>
-      <w:lvlText w:val="o"/>
-      <w:lvlJc w:val="left"/>
-      <w:pPr>
-        <w:ind w:left="3600" w:hanging="360"/>
-      </w:pPr>
-      <w:rPr>
-        <w:rFonts w:hint="default" w:ascii="Courier New" w:hAnsi="Courier New"/>
-      </w:rPr>
-    </w:lvl>
-    <w:lvl xmlns:w="http://schemas.openxmlformats.org/wordprocessingml/2006/main" w:ilvl="5">
-      <w:start w:val="1"/>
-      <w:numFmt w:val="bullet"/>
-      <w:lvlText w:val=""/>
-      <w:lvlJc w:val="left"/>
-      <w:pPr>
-        <w:ind w:left="4320" w:hanging="360"/>
-      </w:pPr>
-      <w:rPr>
-        <w:rFonts w:hint="default" w:ascii="Wingdings" w:hAnsi="Wingdings"/>
-      </w:rPr>
-    </w:lvl>
-    <w:lvl xmlns:w="http://schemas.openxmlformats.org/wordprocessingml/2006/main" w:ilvl="6">
-      <w:start w:val="1"/>
-      <w:numFmt w:val="bullet"/>
-      <w:lvlText w:val=""/>
-      <w:lvlJc w:val="left"/>
-      <w:pPr>
-        <w:ind w:left="5040" w:hanging="360"/>
-      </w:pPr>
-      <w:rPr>
-        <w:rFonts w:hint="default" w:ascii="Symbol" w:hAnsi="Symbol"/>
-      </w:rPr>
-    </w:lvl>
-    <w:lvl xmlns:w="http://schemas.openxmlformats.org/wordprocessingml/2006/main" w:ilvl="7">
-      <w:start w:val="1"/>
-      <w:numFmt w:val="bullet"/>
-      <w:lvlText w:val="o"/>
-      <w:lvlJc w:val="left"/>
-      <w:pPr>
-        <w:ind w:left="5760" w:hanging="360"/>
-      </w:pPr>
-      <w:rPr>
-        <w:rFonts w:hint="default" w:ascii="Courier New" w:hAnsi="Courier New"/>
-      </w:rPr>
-    </w:lvl>
-    <w:lvl xmlns:w="http://schemas.openxmlformats.org/wordprocessingml/2006/main" w:ilvl="8">
-      <w:start w:val="1"/>
-      <w:numFmt w:val="bullet"/>
-      <w:lvlText w:val=""/>
-      <w:lvlJc w:val="left"/>
-      <w:pPr>
-        <w:ind w:left="6480" w:hanging="360"/>
-      </w:pPr>
-      <w:rPr>
-        <w:rFonts w:hint="default" w:ascii="Wingdings" w:hAnsi="Wingdings"/>
-      </w:rPr>
-    </w:lvl>
-  </w:abstractNum>
-  <w:abstractNum xmlns:w="http://schemas.openxmlformats.org/wordprocessingml/2006/main" w:abstractNumId="20">
-    <w:nsid w:val="5004db62"/>
-    <w:multiLevelType xmlns:w="http://schemas.openxmlformats.org/wordprocessingml/2006/main" w:val="hybridMultilevel"/>
-    <w:lvl xmlns:w="http://schemas.openxmlformats.org/wordprocessingml/2006/main" w:ilvl="0">
-      <w:start w:val="1"/>
-      <w:numFmt w:val="bullet"/>
-      <w:lvlText w:val=""/>
-      <w:lvlJc w:val="left"/>
-      <w:pPr>
-        <w:ind w:left="720" w:hanging="360"/>
-      </w:pPr>
-      <w:rPr>
-        <w:rFonts w:hint="default" w:ascii="Symbol" w:hAnsi="Symbol"/>
-      </w:rPr>
-    </w:lvl>
-    <w:lvl xmlns:w="http://schemas.openxmlformats.org/wordprocessingml/2006/main" w:ilvl="1">
-      <w:start w:val="1"/>
-      <w:numFmt w:val="bullet"/>
-      <w:lvlText w:val="o"/>
-      <w:lvlJc w:val="left"/>
-      <w:pPr>
-        <w:ind w:left="1440" w:hanging="360"/>
-      </w:pPr>
-      <w:rPr>
-        <w:rFonts w:hint="default" w:ascii="Courier New" w:hAnsi="Courier New"/>
-      </w:rPr>
-    </w:lvl>
-    <w:lvl xmlns:w="http://schemas.openxmlformats.org/wordprocessingml/2006/main" w:ilvl="2">
-      <w:start w:val="1"/>
-      <w:numFmt w:val="bullet"/>
-      <w:lvlText w:val=""/>
-      <w:lvlJc w:val="left"/>
-      <w:pPr>
-        <w:ind w:left="2160" w:hanging="360"/>
-      </w:pPr>
-      <w:rPr>
-        <w:rFonts w:hint="default" w:ascii="Wingdings" w:hAnsi="Wingdings"/>
-      </w:rPr>
-    </w:lvl>
-    <w:lvl xmlns:w="http://schemas.openxmlformats.org/wordprocessingml/2006/main" w:ilvl="3">
-      <w:start w:val="1"/>
-      <w:numFmt w:val="bullet"/>
-      <w:lvlText w:val=""/>
-      <w:lvlJc w:val="left"/>
-      <w:pPr>
-        <w:ind w:left="2880" w:hanging="360"/>
-      </w:pPr>
-      <w:rPr>
-        <w:rFonts w:hint="default" w:ascii="Symbol" w:hAnsi="Symbol"/>
-      </w:rPr>
-    </w:lvl>
-    <w:lvl xmlns:w="http://schemas.openxmlformats.org/wordprocessingml/2006/main" w:ilvl="4">
-      <w:start w:val="1"/>
-      <w:numFmt w:val="bullet"/>
-      <w:lvlText w:val="o"/>
-      <w:lvlJc w:val="left"/>
-      <w:pPr>
-        <w:ind w:left="3600" w:hanging="360"/>
-      </w:pPr>
-      <w:rPr>
-        <w:rFonts w:hint="default" w:ascii="Courier New" w:hAnsi="Courier New"/>
-      </w:rPr>
-    </w:lvl>
-    <w:lvl xmlns:w="http://schemas.openxmlformats.org/wordprocessingml/2006/main" w:ilvl="5">
-      <w:start w:val="1"/>
-      <w:numFmt w:val="bullet"/>
-      <w:lvlText w:val=""/>
-      <w:lvlJc w:val="left"/>
-      <w:pPr>
-        <w:ind w:left="4320" w:hanging="360"/>
-      </w:pPr>
-      <w:rPr>
-        <w:rFonts w:hint="default" w:ascii="Wingdings" w:hAnsi="Wingdings"/>
-      </w:rPr>
-    </w:lvl>
-    <w:lvl xmlns:w="http://schemas.openxmlformats.org/wordprocessingml/2006/main" w:ilvl="6">
-      <w:start w:val="1"/>
-      <w:numFmt w:val="bullet"/>
-      <w:lvlText w:val=""/>
-      <w:lvlJc w:val="left"/>
-      <w:pPr>
-        <w:ind w:left="5040" w:hanging="360"/>
-      </w:pPr>
-      <w:rPr>
-        <w:rFonts w:hint="default" w:ascii="Symbol" w:hAnsi="Symbol"/>
-      </w:rPr>
-    </w:lvl>
-    <w:lvl xmlns:w="http://schemas.openxmlformats.org/wordprocessingml/2006/main" w:ilvl="7">
-      <w:start w:val="1"/>
-      <w:numFmt w:val="bullet"/>
-      <w:lvlText w:val="o"/>
-      <w:lvlJc w:val="left"/>
-      <w:pPr>
-        <w:ind w:left="5760" w:hanging="360"/>
-      </w:pPr>
-      <w:rPr>
-        <w:rFonts w:hint="default" w:ascii="Courier New" w:hAnsi="Courier New"/>
-      </w:rPr>
-    </w:lvl>
-    <w:lvl xmlns:w="http://schemas.openxmlformats.org/wordprocessingml/2006/main" w:ilvl="8">
-      <w:start w:val="1"/>
-      <w:numFmt w:val="bullet"/>
-      <w:lvlText w:val=""/>
-      <w:lvlJc w:val="left"/>
-      <w:pPr>
-        <w:ind w:left="6480" w:hanging="360"/>
-      </w:pPr>
-      <w:rPr>
-        <w:rFonts w:hint="default" w:ascii="Wingdings" w:hAnsi="Wingdings"/>
-      </w:rPr>
-    </w:lvl>
-  </w:abstractNum>
-  <w:abstractNum xmlns:w="http://schemas.openxmlformats.org/wordprocessingml/2006/main" w:abstractNumId="19">
-    <w:nsid w:val="418daf82"/>
-    <w:multiLevelType xmlns:w="http://schemas.openxmlformats.org/wordprocessingml/2006/main" w:val="hybridMultilevel"/>
-    <w:lvl xmlns:w="http://schemas.openxmlformats.org/wordprocessingml/2006/main" w:ilvl="0">
-      <w:start w:val="1"/>
-      <w:numFmt w:val="bullet"/>
-      <w:lvlText w:val=""/>
-      <w:lvlJc w:val="left"/>
-      <w:pPr>
-        <w:ind w:left="720" w:hanging="360"/>
-      </w:pPr>
-      <w:rPr>
-        <w:rFonts w:hint="default" w:ascii="Symbol" w:hAnsi="Symbol"/>
-      </w:rPr>
-    </w:lvl>
-    <w:lvl xmlns:w="http://schemas.openxmlformats.org/wordprocessingml/2006/main" w:ilvl="1">
-      <w:start w:val="1"/>
-      <w:numFmt w:val="bullet"/>
-      <w:lvlText w:val="o"/>
-      <w:lvlJc w:val="left"/>
-      <w:pPr>
-        <w:ind w:left="1440" w:hanging="360"/>
-      </w:pPr>
-      <w:rPr>
-        <w:rFonts w:hint="default" w:ascii="Symbol" w:hAnsi="Symbol"/>
-      </w:rPr>
-    </w:lvl>
-    <w:lvl xmlns:w="http://schemas.openxmlformats.org/wordprocessingml/2006/main" w:ilvl="2">
-      <w:start w:val="1"/>
-      <w:numFmt w:val="bullet"/>
-      <w:lvlText w:val=""/>
-      <w:lvlJc w:val="left"/>
-      <w:pPr>
-        <w:ind w:left="2160" w:hanging="360"/>
-      </w:pPr>
-      <w:rPr>
-        <w:rFonts w:hint="default" w:ascii="Wingdings" w:hAnsi="Wingdings"/>
-      </w:rPr>
-    </w:lvl>
-    <w:lvl xmlns:w="http://schemas.openxmlformats.org/wordprocessingml/2006/main" w:ilvl="3">
-      <w:start w:val="1"/>
-      <w:numFmt w:val="bullet"/>
-      <w:lvlText w:val=""/>
-      <w:lvlJc w:val="left"/>
-      <w:pPr>
-        <w:ind w:left="2880" w:hanging="360"/>
-      </w:pPr>
-      <w:rPr>
-        <w:rFonts w:hint="default" w:ascii="Symbol" w:hAnsi="Symbol"/>
-      </w:rPr>
-    </w:lvl>
-    <w:lvl xmlns:w="http://schemas.openxmlformats.org/wordprocessingml/2006/main" w:ilvl="4">
-      <w:start w:val="1"/>
-      <w:numFmt w:val="bullet"/>
-      <w:lvlText w:val="o"/>
-      <w:lvlJc w:val="left"/>
-      <w:pPr>
-        <w:ind w:left="3600" w:hanging="360"/>
-      </w:pPr>
-      <w:rPr>
-        <w:rFonts w:hint="default" w:ascii="Courier New" w:hAnsi="Courier New"/>
-      </w:rPr>
-    </w:lvl>
-    <w:lvl xmlns:w="http://schemas.openxmlformats.org/wordprocessingml/2006/main" w:ilvl="5">
-      <w:start w:val="1"/>
-      <w:numFmt w:val="bullet"/>
-      <w:lvlText w:val=""/>
-      <w:lvlJc w:val="left"/>
-      <w:pPr>
-        <w:ind w:left="4320" w:hanging="360"/>
-      </w:pPr>
-      <w:rPr>
-        <w:rFonts w:hint="default" w:ascii="Wingdings" w:hAnsi="Wingdings"/>
-      </w:rPr>
-    </w:lvl>
-    <w:lvl xmlns:w="http://schemas.openxmlformats.org/wordprocessingml/2006/main" w:ilvl="6">
-      <w:start w:val="1"/>
-      <w:numFmt w:val="bullet"/>
-      <w:lvlText w:val=""/>
-      <w:lvlJc w:val="left"/>
-      <w:pPr>
-        <w:ind w:left="5040" w:hanging="360"/>
-      </w:pPr>
-      <w:rPr>
-        <w:rFonts w:hint="default" w:ascii="Symbol" w:hAnsi="Symbol"/>
-      </w:rPr>
-    </w:lvl>
-    <w:lvl xmlns:w="http://schemas.openxmlformats.org/wordprocessingml/2006/main" w:ilvl="7">
-      <w:start w:val="1"/>
-      <w:numFmt w:val="bullet"/>
-      <w:lvlText w:val="o"/>
-      <w:lvlJc w:val="left"/>
-      <w:pPr>
-        <w:ind w:left="5760" w:hanging="360"/>
-      </w:pPr>
-      <w:rPr>
-        <w:rFonts w:hint="default" w:ascii="Courier New" w:hAnsi="Courier New"/>
-      </w:rPr>
-    </w:lvl>
-    <w:lvl xmlns:w="http://schemas.openxmlformats.org/wordprocessingml/2006/main" w:ilvl="8">
-      <w:start w:val="1"/>
-      <w:numFmt w:val="bullet"/>
-      <w:lvlText w:val=""/>
-      <w:lvlJc w:val="left"/>
-      <w:pPr>
-        <w:ind w:left="6480" w:hanging="360"/>
-      </w:pPr>
-      <w:rPr>
-        <w:rFonts w:hint="default" w:ascii="Wingdings" w:hAnsi="Wingdings"/>
-      </w:rPr>
-    </w:lvl>
-  </w:abstractNum>
-  <w:abstractNum xmlns:w="http://schemas.openxmlformats.org/wordprocessingml/2006/main" w:abstractNumId="18">
-    <w:nsid w:val="547311d3"/>
-    <w:multiLevelType xmlns:w="http://schemas.openxmlformats.org/wordprocessingml/2006/main" w:val="hybridMultilevel"/>
-    <w:lvl xmlns:w="http://schemas.openxmlformats.org/wordprocessingml/2006/main" w:ilvl="0">
-      <w:start w:val="1"/>
-      <w:numFmt w:val="bullet"/>
-      <w:lvlText w:val=""/>
-      <w:lvlJc w:val="left"/>
-      <w:pPr>
-        <w:ind w:left="720" w:hanging="360"/>
-      </w:pPr>
-      <w:rPr>
-        <w:rFonts w:hint="default" w:ascii="Symbol" w:hAnsi="Symbol"/>
-      </w:rPr>
-    </w:lvl>
-    <w:lvl xmlns:w="http://schemas.openxmlformats.org/wordprocessingml/2006/main" w:ilvl="1">
-      <w:start w:val="1"/>
-      <w:numFmt w:val="bullet"/>
-      <w:lvlText w:val="o"/>
-      <w:lvlJc w:val="left"/>
-      <w:pPr>
-        <w:ind w:left="1440" w:hanging="360"/>
-      </w:pPr>
-      <w:rPr>
-        <w:rFonts w:hint="default" w:ascii="Courier New" w:hAnsi="Courier New"/>
-      </w:rPr>
-    </w:lvl>
-    <w:lvl xmlns:w="http://schemas.openxmlformats.org/wordprocessingml/2006/main" w:ilvl="2">
-      <w:start w:val="1"/>
-      <w:numFmt w:val="bullet"/>
-      <w:lvlText w:val=""/>
-      <w:lvlJc w:val="left"/>
-      <w:pPr>
-        <w:ind w:left="2160" w:hanging="360"/>
-      </w:pPr>
-      <w:rPr>
-        <w:rFonts w:hint="default" w:ascii="Wingdings" w:hAnsi="Wingdings"/>
-      </w:rPr>
-    </w:lvl>
-    <w:lvl xmlns:w="http://schemas.openxmlformats.org/wordprocessingml/2006/main" w:ilvl="3">
-      <w:start w:val="1"/>
-      <w:numFmt w:val="bullet"/>
-      <w:lvlText w:val=""/>
-      <w:lvlJc w:val="left"/>
-      <w:pPr>
-        <w:ind w:left="2880" w:hanging="360"/>
-      </w:pPr>
-      <w:rPr>
-        <w:rFonts w:hint="default" w:ascii="Symbol" w:hAnsi="Symbol"/>
-      </w:rPr>
-    </w:lvl>
-    <w:lvl xmlns:w="http://schemas.openxmlformats.org/wordprocessingml/2006/main" w:ilvl="4">
-      <w:start w:val="1"/>
-      <w:numFmt w:val="bullet"/>
-      <w:lvlText w:val="o"/>
-      <w:lvlJc w:val="left"/>
-      <w:pPr>
-        <w:ind w:left="3600" w:hanging="360"/>
-      </w:pPr>
-      <w:rPr>
-        <w:rFonts w:hint="default" w:ascii="Courier New" w:hAnsi="Courier New"/>
-      </w:rPr>
-    </w:lvl>
-    <w:lvl xmlns:w="http://schemas.openxmlformats.org/wordprocessingml/2006/main" w:ilvl="5">
-      <w:start w:val="1"/>
-      <w:numFmt w:val="bullet"/>
-      <w:lvlText w:val=""/>
-      <w:lvlJc w:val="left"/>
-      <w:pPr>
-        <w:ind w:left="4320" w:hanging="360"/>
-      </w:pPr>
-      <w:rPr>
-        <w:rFonts w:hint="default" w:ascii="Wingdings" w:hAnsi="Wingdings"/>
-      </w:rPr>
-    </w:lvl>
-    <w:lvl xmlns:w="http://schemas.openxmlformats.org/wordprocessingml/2006/main" w:ilvl="6">
-      <w:start w:val="1"/>
-      <w:numFmt w:val="bullet"/>
-      <w:lvlText w:val=""/>
-      <w:lvlJc w:val="left"/>
-      <w:pPr>
-        <w:ind w:left="5040" w:hanging="360"/>
-      </w:pPr>
-      <w:rPr>
-        <w:rFonts w:hint="default" w:ascii="Symbol" w:hAnsi="Symbol"/>
-      </w:rPr>
-    </w:lvl>
-    <w:lvl xmlns:w="http://schemas.openxmlformats.org/wordprocessingml/2006/main" w:ilvl="7">
-      <w:start w:val="1"/>
-      <w:numFmt w:val="bullet"/>
-      <w:lvlText w:val="o"/>
-      <w:lvlJc w:val="left"/>
-      <w:pPr>
-        <w:ind w:left="5760" w:hanging="360"/>
-      </w:pPr>
-      <w:rPr>
-        <w:rFonts w:hint="default" w:ascii="Courier New" w:hAnsi="Courier New"/>
-      </w:rPr>
-    </w:lvl>
-    <w:lvl xmlns:w="http://schemas.openxmlformats.org/wordprocessingml/2006/main" w:ilvl="8">
-      <w:start w:val="1"/>
-      <w:numFmt w:val="bullet"/>
-      <w:lvlText w:val=""/>
-      <w:lvlJc w:val="left"/>
-      <w:pPr>
-        <w:ind w:left="6480" w:hanging="360"/>
-      </w:pPr>
-      <w:rPr>
-        <w:rFonts w:hint="default" w:ascii="Wingdings" w:hAnsi="Wingdings"/>
-      </w:rPr>
-    </w:lvl>
-  </w:abstractNum>
-  <w:abstractNum xmlns:w="http://schemas.openxmlformats.org/wordprocessingml/2006/main" w:abstractNumId="17">
-    <w:nsid w:val="39c31e9d"/>
-    <w:multiLevelType xmlns:w="http://schemas.openxmlformats.org/wordprocessingml/2006/main" w:val="hybridMultilevel"/>
-    <w:lvl xmlns:w="http://schemas.openxmlformats.org/wordprocessingml/2006/main" w:ilvl="0">
-      <w:start w:val="1"/>
-      <w:numFmt w:val="bullet"/>
-      <w:lvlText w:val=""/>
-      <w:lvlJc w:val="left"/>
-      <w:pPr>
-        <w:ind w:left="720" w:hanging="360"/>
-      </w:pPr>
-      <w:rPr>
-        <w:rFonts w:hint="default" w:ascii="Symbol" w:hAnsi="Symbol"/>
-      </w:rPr>
-    </w:lvl>
-    <w:lvl xmlns:w="http://schemas.openxmlformats.org/wordprocessingml/2006/main" w:ilvl="1">
-      <w:start w:val="1"/>
-      <w:numFmt w:val="bullet"/>
-      <w:lvlText w:val="o"/>
-      <w:lvlJc w:val="left"/>
-      <w:pPr>
-        <w:ind w:left="1440" w:hanging="360"/>
-      </w:pPr>
-      <w:rPr>
-        <w:rFonts w:hint="default" w:ascii="Courier New" w:hAnsi="Courier New"/>
-      </w:rPr>
-    </w:lvl>
-    <w:lvl xmlns:w="http://schemas.openxmlformats.org/wordprocessingml/2006/main" w:ilvl="2">
-      <w:start w:val="1"/>
-      <w:numFmt w:val="bullet"/>
-      <w:lvlText w:val=""/>
-      <w:lvlJc w:val="left"/>
-      <w:pPr>
-        <w:ind w:left="2160" w:hanging="360"/>
-      </w:pPr>
-      <w:rPr>
-        <w:rFonts w:hint="default" w:ascii="Wingdings" w:hAnsi="Wingdings"/>
-      </w:rPr>
-    </w:lvl>
-    <w:lvl xmlns:w="http://schemas.openxmlformats.org/wordprocessingml/2006/main" w:ilvl="3">
-      <w:start w:val="1"/>
-      <w:numFmt w:val="bullet"/>
-      <w:lvlText w:val=""/>
-      <w:lvlJc w:val="left"/>
-      <w:pPr>
-        <w:ind w:left="2880" w:hanging="360"/>
-      </w:pPr>
-      <w:rPr>
-        <w:rFonts w:hint="default" w:ascii="Symbol" w:hAnsi="Symbol"/>
-      </w:rPr>
-    </w:lvl>
-    <w:lvl xmlns:w="http://schemas.openxmlformats.org/wordprocessingml/2006/main" w:ilvl="4">
-      <w:start w:val="1"/>
-      <w:numFmt w:val="bullet"/>
-      <w:lvlText w:val="o"/>
-      <w:lvlJc w:val="left"/>
-      <w:pPr>
-        <w:ind w:left="3600" w:hanging="360"/>
-      </w:pPr>
-      <w:rPr>
-        <w:rFonts w:hint="default" w:ascii="Courier New" w:hAnsi="Courier New"/>
-      </w:rPr>
-    </w:lvl>
-    <w:lvl xmlns:w="http://schemas.openxmlformats.org/wordprocessingml/2006/main" w:ilvl="5">
-      <w:start w:val="1"/>
-      <w:numFmt w:val="bullet"/>
-      <w:lvlText w:val=""/>
-      <w:lvlJc w:val="left"/>
-      <w:pPr>
-        <w:ind w:left="4320" w:hanging="360"/>
-      </w:pPr>
-      <w:rPr>
-        <w:rFonts w:hint="default" w:ascii="Wingdings" w:hAnsi="Wingdings"/>
-      </w:rPr>
-    </w:lvl>
-    <w:lvl xmlns:w="http://schemas.openxmlformats.org/wordprocessingml/2006/main" w:ilvl="6">
-      <w:start w:val="1"/>
-      <w:numFmt w:val="bullet"/>
-      <w:lvlText w:val=""/>
-      <w:lvlJc w:val="left"/>
-      <w:pPr>
-        <w:ind w:left="5040" w:hanging="360"/>
-      </w:pPr>
-      <w:rPr>
-        <w:rFonts w:hint="default" w:ascii="Symbol" w:hAnsi="Symbol"/>
-      </w:rPr>
-    </w:lvl>
-    <w:lvl xmlns:w="http://schemas.openxmlformats.org/wordprocessingml/2006/main" w:ilvl="7">
-      <w:start w:val="1"/>
-      <w:numFmt w:val="bullet"/>
-      <w:lvlText w:val="o"/>
-      <w:lvlJc w:val="left"/>
-      <w:pPr>
-        <w:ind w:left="5760" w:hanging="360"/>
-      </w:pPr>
-      <w:rPr>
-        <w:rFonts w:hint="default" w:ascii="Courier New" w:hAnsi="Courier New"/>
-      </w:rPr>
-    </w:lvl>
-    <w:lvl xmlns:w="http://schemas.openxmlformats.org/wordprocessingml/2006/main" w:ilvl="8">
-      <w:start w:val="1"/>
-      <w:numFmt w:val="bullet"/>
-      <w:lvlText w:val=""/>
-      <w:lvlJc w:val="left"/>
-      <w:pPr>
-        <w:ind w:left="6480" w:hanging="360"/>
-      </w:pPr>
-      <w:rPr>
-        <w:rFonts w:hint="default" w:ascii="Wingdings" w:hAnsi="Wingdings"/>
-      </w:rPr>
-    </w:lvl>
-  </w:abstractNum>
   <w:abstractNum w:abstractNumId="0" w15:restartNumberingAfterBreak="0">
     <w:nsid w:val="034D634A"/>
     <w:multiLevelType w:val="hybridMultilevel"/>
@@ -4194,7 +4357,7 @@
         <w:ind w:left="720" w:hanging="360"/>
       </w:pPr>
       <w:rPr>
-        <w:rFonts w:hint="default" w:ascii="Symbol" w:hAnsi="Symbol"/>
+        <w:rFonts w:ascii="Symbol" w:hAnsi="Symbol" w:hint="default"/>
       </w:rPr>
     </w:lvl>
     <w:lvl w:ilvl="1" w:tplc="08090003" w:tentative="1">
@@ -4206,7 +4369,7 @@
         <w:ind w:left="1440" w:hanging="360"/>
       </w:pPr>
       <w:rPr>
-        <w:rFonts w:hint="default" w:ascii="Courier New" w:hAnsi="Courier New" w:cs="Courier New"/>
+        <w:rFonts w:ascii="Courier New" w:hAnsi="Courier New" w:cs="Courier New" w:hint="default"/>
       </w:rPr>
     </w:lvl>
     <w:lvl w:ilvl="2" w:tplc="08090005" w:tentative="1">
@@ -4218,7 +4381,7 @@
         <w:ind w:left="2160" w:hanging="360"/>
       </w:pPr>
       <w:rPr>
-        <w:rFonts w:hint="default" w:ascii="Wingdings" w:hAnsi="Wingdings"/>
+        <w:rFonts w:ascii="Wingdings" w:hAnsi="Wingdings" w:hint="default"/>
       </w:rPr>
     </w:lvl>
     <w:lvl w:ilvl="3" w:tplc="08090001" w:tentative="1">
@@ -4230,7 +4393,7 @@
         <w:ind w:left="2880" w:hanging="360"/>
       </w:pPr>
       <w:rPr>
-        <w:rFonts w:hint="default" w:ascii="Symbol" w:hAnsi="Symbol"/>
+        <w:rFonts w:ascii="Symbol" w:hAnsi="Symbol" w:hint="default"/>
       </w:rPr>
     </w:lvl>
     <w:lvl w:ilvl="4" w:tplc="08090003" w:tentative="1">
@@ -4242,7 +4405,7 @@
         <w:ind w:left="3600" w:hanging="360"/>
       </w:pPr>
       <w:rPr>
-        <w:rFonts w:hint="default" w:ascii="Courier New" w:hAnsi="Courier New" w:cs="Courier New"/>
+        <w:rFonts w:ascii="Courier New" w:hAnsi="Courier New" w:cs="Courier New" w:hint="default"/>
       </w:rPr>
     </w:lvl>
     <w:lvl w:ilvl="5" w:tplc="08090005" w:tentative="1">
@@ -4254,7 +4417,7 @@
         <w:ind w:left="4320" w:hanging="360"/>
       </w:pPr>
       <w:rPr>
-        <w:rFonts w:hint="default" w:ascii="Wingdings" w:hAnsi="Wingdings"/>
+        <w:rFonts w:ascii="Wingdings" w:hAnsi="Wingdings" w:hint="default"/>
       </w:rPr>
     </w:lvl>
     <w:lvl w:ilvl="6" w:tplc="08090001" w:tentative="1">
@@ -4266,7 +4429,7 @@
         <w:ind w:left="5040" w:hanging="360"/>
       </w:pPr>
       <w:rPr>
-        <w:rFonts w:hint="default" w:ascii="Symbol" w:hAnsi="Symbol"/>
+        <w:rFonts w:ascii="Symbol" w:hAnsi="Symbol" w:hint="default"/>
       </w:rPr>
     </w:lvl>
     <w:lvl w:ilvl="7" w:tplc="08090003" w:tentative="1">
@@ -4278,7 +4441,7 @@
         <w:ind w:left="5760" w:hanging="360"/>
       </w:pPr>
       <w:rPr>
-        <w:rFonts w:hint="default" w:ascii="Courier New" w:hAnsi="Courier New" w:cs="Courier New"/>
+        <w:rFonts w:ascii="Courier New" w:hAnsi="Courier New" w:cs="Courier New" w:hint="default"/>
       </w:rPr>
     </w:lvl>
     <w:lvl w:ilvl="8" w:tplc="08090005" w:tentative="1">
@@ -4290,11 +4453,322 @@
         <w:ind w:left="6480" w:hanging="360"/>
       </w:pPr>
       <w:rPr>
-        <w:rFonts w:hint="default" w:ascii="Wingdings" w:hAnsi="Wingdings"/>
+        <w:rFonts w:ascii="Wingdings" w:hAnsi="Wingdings" w:hint="default"/>
       </w:rPr>
     </w:lvl>
   </w:abstractNum>
   <w:abstractNum w:abstractNumId="1" w15:restartNumberingAfterBreak="0">
+    <w:nsid w:val="050A0FFB"/>
+    <w:multiLevelType w:val="hybridMultilevel"/>
+    <w:tmpl w:val="9A2C213C"/>
+    <w:lvl w:ilvl="0" w:tplc="937EBC5E">
+      <w:numFmt w:val="bullet"/>
+      <w:lvlText w:val="•"/>
+      <w:lvlJc w:val="left"/>
+      <w:pPr>
+        <w:ind w:left="1032" w:hanging="360"/>
+      </w:pPr>
+      <w:rPr>
+        <w:rFonts w:ascii="Aptos" w:eastAsiaTheme="minorEastAsia" w:hAnsi="Aptos" w:cstheme="minorBidi" w:hint="default"/>
+      </w:rPr>
+    </w:lvl>
+    <w:lvl w:ilvl="1" w:tplc="04090003" w:tentative="1">
+      <w:start w:val="1"/>
+      <w:numFmt w:val="bullet"/>
+      <w:lvlText w:val="o"/>
+      <w:lvlJc w:val="left"/>
+      <w:pPr>
+        <w:ind w:left="1776" w:hanging="360"/>
+      </w:pPr>
+      <w:rPr>
+        <w:rFonts w:ascii="Courier New" w:hAnsi="Courier New" w:cs="Courier New" w:hint="default"/>
+      </w:rPr>
+    </w:lvl>
+    <w:lvl w:ilvl="2" w:tplc="04090005" w:tentative="1">
+      <w:start w:val="1"/>
+      <w:numFmt w:val="bullet"/>
+      <w:lvlText w:val=""/>
+      <w:lvlJc w:val="left"/>
+      <w:pPr>
+        <w:ind w:left="2496" w:hanging="360"/>
+      </w:pPr>
+      <w:rPr>
+        <w:rFonts w:ascii="Wingdings" w:hAnsi="Wingdings" w:hint="default"/>
+      </w:rPr>
+    </w:lvl>
+    <w:lvl w:ilvl="3" w:tplc="04090001" w:tentative="1">
+      <w:start w:val="1"/>
+      <w:numFmt w:val="bullet"/>
+      <w:lvlText w:val=""/>
+      <w:lvlJc w:val="left"/>
+      <w:pPr>
+        <w:ind w:left="3216" w:hanging="360"/>
+      </w:pPr>
+      <w:rPr>
+        <w:rFonts w:ascii="Symbol" w:hAnsi="Symbol" w:hint="default"/>
+      </w:rPr>
+    </w:lvl>
+    <w:lvl w:ilvl="4" w:tplc="04090003" w:tentative="1">
+      <w:start w:val="1"/>
+      <w:numFmt w:val="bullet"/>
+      <w:lvlText w:val="o"/>
+      <w:lvlJc w:val="left"/>
+      <w:pPr>
+        <w:ind w:left="3936" w:hanging="360"/>
+      </w:pPr>
+      <w:rPr>
+        <w:rFonts w:ascii="Courier New" w:hAnsi="Courier New" w:cs="Courier New" w:hint="default"/>
+      </w:rPr>
+    </w:lvl>
+    <w:lvl w:ilvl="5" w:tplc="04090005" w:tentative="1">
+      <w:start w:val="1"/>
+      <w:numFmt w:val="bullet"/>
+      <w:lvlText w:val=""/>
+      <w:lvlJc w:val="left"/>
+      <w:pPr>
+        <w:ind w:left="4656" w:hanging="360"/>
+      </w:pPr>
+      <w:rPr>
+        <w:rFonts w:ascii="Wingdings" w:hAnsi="Wingdings" w:hint="default"/>
+      </w:rPr>
+    </w:lvl>
+    <w:lvl w:ilvl="6" w:tplc="04090001" w:tentative="1">
+      <w:start w:val="1"/>
+      <w:numFmt w:val="bullet"/>
+      <w:lvlText w:val=""/>
+      <w:lvlJc w:val="left"/>
+      <w:pPr>
+        <w:ind w:left="5376" w:hanging="360"/>
+      </w:pPr>
+      <w:rPr>
+        <w:rFonts w:ascii="Symbol" w:hAnsi="Symbol" w:hint="default"/>
+      </w:rPr>
+    </w:lvl>
+    <w:lvl w:ilvl="7" w:tplc="04090003" w:tentative="1">
+      <w:start w:val="1"/>
+      <w:numFmt w:val="bullet"/>
+      <w:lvlText w:val="o"/>
+      <w:lvlJc w:val="left"/>
+      <w:pPr>
+        <w:ind w:left="6096" w:hanging="360"/>
+      </w:pPr>
+      <w:rPr>
+        <w:rFonts w:ascii="Courier New" w:hAnsi="Courier New" w:cs="Courier New" w:hint="default"/>
+      </w:rPr>
+    </w:lvl>
+    <w:lvl w:ilvl="8" w:tplc="04090005" w:tentative="1">
+      <w:start w:val="1"/>
+      <w:numFmt w:val="bullet"/>
+      <w:lvlText w:val=""/>
+      <w:lvlJc w:val="left"/>
+      <w:pPr>
+        <w:ind w:left="6816" w:hanging="360"/>
+      </w:pPr>
+      <w:rPr>
+        <w:rFonts w:ascii="Wingdings" w:hAnsi="Wingdings" w:hint="default"/>
+      </w:rPr>
+    </w:lvl>
+  </w:abstractNum>
+  <w:abstractNum w:abstractNumId="2" w15:restartNumberingAfterBreak="0">
+    <w:nsid w:val="059C4E9E"/>
+    <w:multiLevelType w:val="hybridMultilevel"/>
+    <w:tmpl w:val="AE20B12A"/>
+    <w:lvl w:ilvl="0" w:tplc="0409000F">
+      <w:start w:val="1"/>
+      <w:numFmt w:val="decimal"/>
+      <w:lvlText w:val="%1."/>
+      <w:lvlJc w:val="left"/>
+      <w:pPr>
+        <w:ind w:left="720" w:hanging="360"/>
+      </w:pPr>
+    </w:lvl>
+    <w:lvl w:ilvl="1" w:tplc="04090019" w:tentative="1">
+      <w:start w:val="1"/>
+      <w:numFmt w:val="lowerLetter"/>
+      <w:lvlText w:val="%2."/>
+      <w:lvlJc w:val="left"/>
+      <w:pPr>
+        <w:ind w:left="1440" w:hanging="360"/>
+      </w:pPr>
+    </w:lvl>
+    <w:lvl w:ilvl="2" w:tplc="0409001B" w:tentative="1">
+      <w:start w:val="1"/>
+      <w:numFmt w:val="lowerRoman"/>
+      <w:lvlText w:val="%3."/>
+      <w:lvlJc w:val="right"/>
+      <w:pPr>
+        <w:ind w:left="2160" w:hanging="180"/>
+      </w:pPr>
+    </w:lvl>
+    <w:lvl w:ilvl="3" w:tplc="0409000F" w:tentative="1">
+      <w:start w:val="1"/>
+      <w:numFmt w:val="decimal"/>
+      <w:lvlText w:val="%4."/>
+      <w:lvlJc w:val="left"/>
+      <w:pPr>
+        <w:ind w:left="2880" w:hanging="360"/>
+      </w:pPr>
+    </w:lvl>
+    <w:lvl w:ilvl="4" w:tplc="04090019" w:tentative="1">
+      <w:start w:val="1"/>
+      <w:numFmt w:val="lowerLetter"/>
+      <w:lvlText w:val="%5."/>
+      <w:lvlJc w:val="left"/>
+      <w:pPr>
+        <w:ind w:left="3600" w:hanging="360"/>
+      </w:pPr>
+    </w:lvl>
+    <w:lvl w:ilvl="5" w:tplc="0409001B" w:tentative="1">
+      <w:start w:val="1"/>
+      <w:numFmt w:val="lowerRoman"/>
+      <w:lvlText w:val="%6."/>
+      <w:lvlJc w:val="right"/>
+      <w:pPr>
+        <w:ind w:left="4320" w:hanging="180"/>
+      </w:pPr>
+    </w:lvl>
+    <w:lvl w:ilvl="6" w:tplc="0409000F" w:tentative="1">
+      <w:start w:val="1"/>
+      <w:numFmt w:val="decimal"/>
+      <w:lvlText w:val="%7."/>
+      <w:lvlJc w:val="left"/>
+      <w:pPr>
+        <w:ind w:left="5040" w:hanging="360"/>
+      </w:pPr>
+    </w:lvl>
+    <w:lvl w:ilvl="7" w:tplc="04090019" w:tentative="1">
+      <w:start w:val="1"/>
+      <w:numFmt w:val="lowerLetter"/>
+      <w:lvlText w:val="%8."/>
+      <w:lvlJc w:val="left"/>
+      <w:pPr>
+        <w:ind w:left="5760" w:hanging="360"/>
+      </w:pPr>
+    </w:lvl>
+    <w:lvl w:ilvl="8" w:tplc="0409001B" w:tentative="1">
+      <w:start w:val="1"/>
+      <w:numFmt w:val="lowerRoman"/>
+      <w:lvlText w:val="%9."/>
+      <w:lvlJc w:val="right"/>
+      <w:pPr>
+        <w:ind w:left="6480" w:hanging="180"/>
+      </w:pPr>
+    </w:lvl>
+  </w:abstractNum>
+  <w:abstractNum w:abstractNumId="3" w15:restartNumberingAfterBreak="0">
+    <w:nsid w:val="07F2479B"/>
+    <w:multiLevelType w:val="hybridMultilevel"/>
+    <w:tmpl w:val="5F1C2442"/>
+    <w:lvl w:ilvl="0" w:tplc="40E2A336">
+      <w:start w:val="1"/>
+      <w:numFmt w:val="bullet"/>
+      <w:lvlText w:val=""/>
+      <w:lvlJc w:val="left"/>
+      <w:pPr>
+        <w:ind w:left="720" w:hanging="360"/>
+      </w:pPr>
+      <w:rPr>
+        <w:rFonts w:ascii="Symbol" w:hAnsi="Symbol" w:hint="default"/>
+      </w:rPr>
+    </w:lvl>
+    <w:lvl w:ilvl="1" w:tplc="E3D29724">
+      <w:start w:val="1"/>
+      <w:numFmt w:val="bullet"/>
+      <w:lvlText w:val="o"/>
+      <w:lvlJc w:val="left"/>
+      <w:pPr>
+        <w:ind w:left="1440" w:hanging="360"/>
+      </w:pPr>
+      <w:rPr>
+        <w:rFonts w:ascii="Courier New" w:hAnsi="Courier New" w:hint="default"/>
+      </w:rPr>
+    </w:lvl>
+    <w:lvl w:ilvl="2" w:tplc="CD7A3D0A">
+      <w:start w:val="1"/>
+      <w:numFmt w:val="bullet"/>
+      <w:lvlText w:val=""/>
+      <w:lvlJc w:val="left"/>
+      <w:pPr>
+        <w:ind w:left="2160" w:hanging="360"/>
+      </w:pPr>
+      <w:rPr>
+        <w:rFonts w:ascii="Wingdings" w:hAnsi="Wingdings" w:hint="default"/>
+      </w:rPr>
+    </w:lvl>
+    <w:lvl w:ilvl="3" w:tplc="2D600EB6">
+      <w:start w:val="1"/>
+      <w:numFmt w:val="bullet"/>
+      <w:lvlText w:val=""/>
+      <w:lvlJc w:val="left"/>
+      <w:pPr>
+        <w:ind w:left="2880" w:hanging="360"/>
+      </w:pPr>
+      <w:rPr>
+        <w:rFonts w:ascii="Symbol" w:hAnsi="Symbol" w:hint="default"/>
+      </w:rPr>
+    </w:lvl>
+    <w:lvl w:ilvl="4" w:tplc="99B4065E">
+      <w:start w:val="1"/>
+      <w:numFmt w:val="bullet"/>
+      <w:lvlText w:val="o"/>
+      <w:lvlJc w:val="left"/>
+      <w:pPr>
+        <w:ind w:left="3600" w:hanging="360"/>
+      </w:pPr>
+      <w:rPr>
+        <w:rFonts w:ascii="Courier New" w:hAnsi="Courier New" w:hint="default"/>
+      </w:rPr>
+    </w:lvl>
+    <w:lvl w:ilvl="5" w:tplc="97341512">
+      <w:start w:val="1"/>
+      <w:numFmt w:val="bullet"/>
+      <w:lvlText w:val=""/>
+      <w:lvlJc w:val="left"/>
+      <w:pPr>
+        <w:ind w:left="4320" w:hanging="360"/>
+      </w:pPr>
+      <w:rPr>
+        <w:rFonts w:ascii="Wingdings" w:hAnsi="Wingdings" w:hint="default"/>
+      </w:rPr>
+    </w:lvl>
+    <w:lvl w:ilvl="6" w:tplc="9FE6CD1C">
+      <w:start w:val="1"/>
+      <w:numFmt w:val="bullet"/>
+      <w:lvlText w:val=""/>
+      <w:lvlJc w:val="left"/>
+      <w:pPr>
+        <w:ind w:left="5040" w:hanging="360"/>
+      </w:pPr>
+      <w:rPr>
+        <w:rFonts w:ascii="Symbol" w:hAnsi="Symbol" w:hint="default"/>
+      </w:rPr>
+    </w:lvl>
+    <w:lvl w:ilvl="7" w:tplc="31A01A20">
+      <w:start w:val="1"/>
+      <w:numFmt w:val="bullet"/>
+      <w:lvlText w:val="o"/>
+      <w:lvlJc w:val="left"/>
+      <w:pPr>
+        <w:ind w:left="5760" w:hanging="360"/>
+      </w:pPr>
+      <w:rPr>
+        <w:rFonts w:ascii="Courier New" w:hAnsi="Courier New" w:hint="default"/>
+      </w:rPr>
+    </w:lvl>
+    <w:lvl w:ilvl="8" w:tplc="AB6869BC">
+      <w:start w:val="1"/>
+      <w:numFmt w:val="bullet"/>
+      <w:lvlText w:val=""/>
+      <w:lvlJc w:val="left"/>
+      <w:pPr>
+        <w:ind w:left="6480" w:hanging="360"/>
+      </w:pPr>
+      <w:rPr>
+        <w:rFonts w:ascii="Wingdings" w:hAnsi="Wingdings" w:hint="default"/>
+      </w:rPr>
+    </w:lvl>
+  </w:abstractNum>
+  <w:abstractNum w:abstractNumId="4" w15:restartNumberingAfterBreak="0">
     <w:nsid w:val="0AE775E5"/>
     <w:multiLevelType w:val="multilevel"/>
     <w:tmpl w:val="278469D2"/>
@@ -4310,7 +4784,7 @@
         <w:ind w:left="720" w:hanging="360"/>
       </w:pPr>
       <w:rPr>
-        <w:rFonts w:hint="default" w:ascii="Symbol" w:hAnsi="Symbol"/>
+        <w:rFonts w:ascii="Symbol" w:hAnsi="Symbol" w:hint="default"/>
         <w:sz w:val="20"/>
       </w:rPr>
     </w:lvl>
@@ -4326,7 +4800,7 @@
         <w:ind w:left="1440" w:hanging="360"/>
       </w:pPr>
       <w:rPr>
-        <w:rFonts w:hint="default" w:ascii="Courier New" w:hAnsi="Courier New"/>
+        <w:rFonts w:ascii="Courier New" w:hAnsi="Courier New" w:hint="default"/>
         <w:sz w:val="20"/>
       </w:rPr>
     </w:lvl>
@@ -4342,7 +4816,7 @@
         <w:ind w:left="2160" w:hanging="360"/>
       </w:pPr>
       <w:rPr>
-        <w:rFonts w:hint="default" w:ascii="Wingdings" w:hAnsi="Wingdings"/>
+        <w:rFonts w:ascii="Wingdings" w:hAnsi="Wingdings" w:hint="default"/>
         <w:sz w:val="20"/>
       </w:rPr>
     </w:lvl>
@@ -4358,7 +4832,7 @@
         <w:ind w:left="2880" w:hanging="360"/>
       </w:pPr>
       <w:rPr>
-        <w:rFonts w:hint="default" w:ascii="Wingdings" w:hAnsi="Wingdings"/>
+        <w:rFonts w:ascii="Wingdings" w:hAnsi="Wingdings" w:hint="default"/>
         <w:sz w:val="20"/>
       </w:rPr>
     </w:lvl>
@@ -4374,7 +4848,7 @@
         <w:ind w:left="3600" w:hanging="360"/>
       </w:pPr>
       <w:rPr>
-        <w:rFonts w:hint="default" w:ascii="Wingdings" w:hAnsi="Wingdings"/>
+        <w:rFonts w:ascii="Wingdings" w:hAnsi="Wingdings" w:hint="default"/>
         <w:sz w:val="20"/>
       </w:rPr>
     </w:lvl>
@@ -4390,7 +4864,7 @@
         <w:ind w:left="4320" w:hanging="360"/>
       </w:pPr>
       <w:rPr>
-        <w:rFonts w:hint="default" w:ascii="Wingdings" w:hAnsi="Wingdings"/>
+        <w:rFonts w:ascii="Wingdings" w:hAnsi="Wingdings" w:hint="default"/>
         <w:sz w:val="20"/>
       </w:rPr>
     </w:lvl>
@@ -4406,7 +4880,7 @@
         <w:ind w:left="5040" w:hanging="360"/>
       </w:pPr>
       <w:rPr>
-        <w:rFonts w:hint="default" w:ascii="Wingdings" w:hAnsi="Wingdings"/>
+        <w:rFonts w:ascii="Wingdings" w:hAnsi="Wingdings" w:hint="default"/>
         <w:sz w:val="20"/>
       </w:rPr>
     </w:lvl>
@@ -4422,7 +4896,7 @@
         <w:ind w:left="5760" w:hanging="360"/>
       </w:pPr>
       <w:rPr>
-        <w:rFonts w:hint="default" w:ascii="Wingdings" w:hAnsi="Wingdings"/>
+        <w:rFonts w:ascii="Wingdings" w:hAnsi="Wingdings" w:hint="default"/>
         <w:sz w:val="20"/>
       </w:rPr>
     </w:lvl>
@@ -4438,12 +4912,12 @@
         <w:ind w:left="6480" w:hanging="360"/>
       </w:pPr>
       <w:rPr>
-        <w:rFonts w:hint="default" w:ascii="Wingdings" w:hAnsi="Wingdings"/>
+        <w:rFonts w:ascii="Wingdings" w:hAnsi="Wingdings" w:hint="default"/>
         <w:sz w:val="20"/>
       </w:rPr>
     </w:lvl>
   </w:abstractNum>
-  <w:abstractNum w:abstractNumId="2" w15:restartNumberingAfterBreak="0">
+  <w:abstractNum w:abstractNumId="5" w15:restartNumberingAfterBreak="0">
     <w:nsid w:val="0AFA567C"/>
     <w:multiLevelType w:val="multilevel"/>
     <w:tmpl w:val="11A4092C"/>
@@ -4556,7 +5030,7 @@
       </w:pPr>
     </w:lvl>
   </w:abstractNum>
-  <w:abstractNum w:abstractNumId="3" w15:restartNumberingAfterBreak="0">
+  <w:abstractNum w:abstractNumId="6" w15:restartNumberingAfterBreak="0">
     <w:nsid w:val="15E3549D"/>
     <w:multiLevelType w:val="multilevel"/>
     <w:tmpl w:val="C2941D6A"/>
@@ -4572,7 +5046,7 @@
         <w:ind w:left="720" w:hanging="360"/>
       </w:pPr>
       <w:rPr>
-        <w:rFonts w:hint="default" w:ascii="Symbol" w:hAnsi="Symbol"/>
+        <w:rFonts w:ascii="Symbol" w:hAnsi="Symbol" w:hint="default"/>
         <w:sz w:val="20"/>
       </w:rPr>
     </w:lvl>
@@ -4588,7 +5062,7 @@
         <w:ind w:left="1440" w:hanging="360"/>
       </w:pPr>
       <w:rPr>
-        <w:rFonts w:hint="default" w:ascii="Courier New" w:hAnsi="Courier New"/>
+        <w:rFonts w:ascii="Courier New" w:hAnsi="Courier New" w:hint="default"/>
         <w:sz w:val="20"/>
       </w:rPr>
     </w:lvl>
@@ -4604,7 +5078,7 @@
         <w:ind w:left="2160" w:hanging="360"/>
       </w:pPr>
       <w:rPr>
-        <w:rFonts w:hint="default" w:ascii="Wingdings" w:hAnsi="Wingdings"/>
+        <w:rFonts w:ascii="Wingdings" w:hAnsi="Wingdings" w:hint="default"/>
         <w:sz w:val="20"/>
       </w:rPr>
     </w:lvl>
@@ -4620,7 +5094,7 @@
         <w:ind w:left="2880" w:hanging="360"/>
       </w:pPr>
       <w:rPr>
-        <w:rFonts w:hint="default" w:ascii="Wingdings" w:hAnsi="Wingdings"/>
+        <w:rFonts w:ascii="Wingdings" w:hAnsi="Wingdings" w:hint="default"/>
         <w:sz w:val="20"/>
       </w:rPr>
     </w:lvl>
@@ -4636,7 +5110,7 @@
         <w:ind w:left="3600" w:hanging="360"/>
       </w:pPr>
       <w:rPr>
-        <w:rFonts w:hint="default" w:ascii="Wingdings" w:hAnsi="Wingdings"/>
+        <w:rFonts w:ascii="Wingdings" w:hAnsi="Wingdings" w:hint="default"/>
         <w:sz w:val="20"/>
       </w:rPr>
     </w:lvl>
@@ -4652,7 +5126,7 @@
         <w:ind w:left="4320" w:hanging="360"/>
       </w:pPr>
       <w:rPr>
-        <w:rFonts w:hint="default" w:ascii="Wingdings" w:hAnsi="Wingdings"/>
+        <w:rFonts w:ascii="Wingdings" w:hAnsi="Wingdings" w:hint="default"/>
         <w:sz w:val="20"/>
       </w:rPr>
     </w:lvl>
@@ -4668,7 +5142,7 @@
         <w:ind w:left="5040" w:hanging="360"/>
       </w:pPr>
       <w:rPr>
-        <w:rFonts w:hint="default" w:ascii="Wingdings" w:hAnsi="Wingdings"/>
+        <w:rFonts w:ascii="Wingdings" w:hAnsi="Wingdings" w:hint="default"/>
         <w:sz w:val="20"/>
       </w:rPr>
     </w:lvl>
@@ -4684,7 +5158,7 @@
         <w:ind w:left="5760" w:hanging="360"/>
       </w:pPr>
       <w:rPr>
-        <w:rFonts w:hint="default" w:ascii="Wingdings" w:hAnsi="Wingdings"/>
+        <w:rFonts w:ascii="Wingdings" w:hAnsi="Wingdings" w:hint="default"/>
         <w:sz w:val="20"/>
       </w:rPr>
     </w:lvl>
@@ -4700,12 +5174,12 @@
         <w:ind w:left="6480" w:hanging="360"/>
       </w:pPr>
       <w:rPr>
-        <w:rFonts w:hint="default" w:ascii="Wingdings" w:hAnsi="Wingdings"/>
+        <w:rFonts w:ascii="Wingdings" w:hAnsi="Wingdings" w:hint="default"/>
         <w:sz w:val="20"/>
       </w:rPr>
     </w:lvl>
   </w:abstractNum>
-  <w:abstractNum w:abstractNumId="4" w15:restartNumberingAfterBreak="0">
+  <w:abstractNum w:abstractNumId="7" w15:restartNumberingAfterBreak="0">
     <w:nsid w:val="19ED5662"/>
     <w:multiLevelType w:val="multilevel"/>
     <w:tmpl w:val="49164912"/>
@@ -4818,7 +5292,7 @@
       </w:pPr>
     </w:lvl>
   </w:abstractNum>
-  <w:abstractNum w:abstractNumId="5" w15:restartNumberingAfterBreak="0">
+  <w:abstractNum w:abstractNumId="8" w15:restartNumberingAfterBreak="0">
     <w:nsid w:val="1D6F6138"/>
     <w:multiLevelType w:val="multilevel"/>
     <w:tmpl w:val="CCB4A66C"/>
@@ -4931,7 +5405,120 @@
       </w:pPr>
     </w:lvl>
   </w:abstractNum>
-  <w:abstractNum w:abstractNumId="6" w15:restartNumberingAfterBreak="0">
+  <w:abstractNum w:abstractNumId="9" w15:restartNumberingAfterBreak="0">
+    <w:nsid w:val="1F454EFD"/>
+    <w:multiLevelType w:val="hybridMultilevel"/>
+    <w:tmpl w:val="08D88E40"/>
+    <w:lvl w:ilvl="0" w:tplc="04090001">
+      <w:start w:val="1"/>
+      <w:numFmt w:val="bullet"/>
+      <w:lvlText w:val=""/>
+      <w:lvlJc w:val="left"/>
+      <w:pPr>
+        <w:ind w:left="1056" w:hanging="360"/>
+      </w:pPr>
+      <w:rPr>
+        <w:rFonts w:ascii="Symbol" w:hAnsi="Symbol" w:hint="default"/>
+      </w:rPr>
+    </w:lvl>
+    <w:lvl w:ilvl="1" w:tplc="04090003" w:tentative="1">
+      <w:start w:val="1"/>
+      <w:numFmt w:val="bullet"/>
+      <w:lvlText w:val="o"/>
+      <w:lvlJc w:val="left"/>
+      <w:pPr>
+        <w:ind w:left="1776" w:hanging="360"/>
+      </w:pPr>
+      <w:rPr>
+        <w:rFonts w:ascii="Courier New" w:hAnsi="Courier New" w:cs="Courier New" w:hint="default"/>
+      </w:rPr>
+    </w:lvl>
+    <w:lvl w:ilvl="2" w:tplc="04090005" w:tentative="1">
+      <w:start w:val="1"/>
+      <w:numFmt w:val="bullet"/>
+      <w:lvlText w:val=""/>
+      <w:lvlJc w:val="left"/>
+      <w:pPr>
+        <w:ind w:left="2496" w:hanging="360"/>
+      </w:pPr>
+      <w:rPr>
+        <w:rFonts w:ascii="Wingdings" w:hAnsi="Wingdings" w:hint="default"/>
+      </w:rPr>
+    </w:lvl>
+    <w:lvl w:ilvl="3" w:tplc="04090001" w:tentative="1">
+      <w:start w:val="1"/>
+      <w:numFmt w:val="bullet"/>
+      <w:lvlText w:val=""/>
+      <w:lvlJc w:val="left"/>
+      <w:pPr>
+        <w:ind w:left="3216" w:hanging="360"/>
+      </w:pPr>
+      <w:rPr>
+        <w:rFonts w:ascii="Symbol" w:hAnsi="Symbol" w:hint="default"/>
+      </w:rPr>
+    </w:lvl>
+    <w:lvl w:ilvl="4" w:tplc="04090003" w:tentative="1">
+      <w:start w:val="1"/>
+      <w:numFmt w:val="bullet"/>
+      <w:lvlText w:val="o"/>
+      <w:lvlJc w:val="left"/>
+      <w:pPr>
+        <w:ind w:left="3936" w:hanging="360"/>
+      </w:pPr>
+      <w:rPr>
+        <w:rFonts w:ascii="Courier New" w:hAnsi="Courier New" w:cs="Courier New" w:hint="default"/>
+      </w:rPr>
+    </w:lvl>
+    <w:lvl w:ilvl="5" w:tplc="04090005" w:tentative="1">
+      <w:start w:val="1"/>
+      <w:numFmt w:val="bullet"/>
+      <w:lvlText w:val=""/>
+      <w:lvlJc w:val="left"/>
+      <w:pPr>
+        <w:ind w:left="4656" w:hanging="360"/>
+      </w:pPr>
+      <w:rPr>
+        <w:rFonts w:ascii="Wingdings" w:hAnsi="Wingdings" w:hint="default"/>
+      </w:rPr>
+    </w:lvl>
+    <w:lvl w:ilvl="6" w:tplc="04090001" w:tentative="1">
+      <w:start w:val="1"/>
+      <w:numFmt w:val="bullet"/>
+      <w:lvlText w:val=""/>
+      <w:lvlJc w:val="left"/>
+      <w:pPr>
+        <w:ind w:left="5376" w:hanging="360"/>
+      </w:pPr>
+      <w:rPr>
+        <w:rFonts w:ascii="Symbol" w:hAnsi="Symbol" w:hint="default"/>
+      </w:rPr>
+    </w:lvl>
+    <w:lvl w:ilvl="7" w:tplc="04090003" w:tentative="1">
+      <w:start w:val="1"/>
+      <w:numFmt w:val="bullet"/>
+      <w:lvlText w:val="o"/>
+      <w:lvlJc w:val="left"/>
+      <w:pPr>
+        <w:ind w:left="6096" w:hanging="360"/>
+      </w:pPr>
+      <w:rPr>
+        <w:rFonts w:ascii="Courier New" w:hAnsi="Courier New" w:cs="Courier New" w:hint="default"/>
+      </w:rPr>
+    </w:lvl>
+    <w:lvl w:ilvl="8" w:tplc="04090005" w:tentative="1">
+      <w:start w:val="1"/>
+      <w:numFmt w:val="bullet"/>
+      <w:lvlText w:val=""/>
+      <w:lvlJc w:val="left"/>
+      <w:pPr>
+        <w:ind w:left="6816" w:hanging="360"/>
+      </w:pPr>
+      <w:rPr>
+        <w:rFonts w:ascii="Wingdings" w:hAnsi="Wingdings" w:hint="default"/>
+      </w:rPr>
+    </w:lvl>
+  </w:abstractNum>
+  <w:abstractNum w:abstractNumId="10" w15:restartNumberingAfterBreak="0">
     <w:nsid w:val="1F5830FD"/>
     <w:multiLevelType w:val="hybridMultilevel"/>
     <w:tmpl w:val="082488AC"/>
@@ -5017,7 +5604,120 @@
       </w:pPr>
     </w:lvl>
   </w:abstractNum>
-  <w:abstractNum w:abstractNumId="7" w15:restartNumberingAfterBreak="0">
+  <w:abstractNum w:abstractNumId="11" w15:restartNumberingAfterBreak="0">
+    <w:nsid w:val="20771455"/>
+    <w:multiLevelType w:val="hybridMultilevel"/>
+    <w:tmpl w:val="F574FBA6"/>
+    <w:lvl w:ilvl="0" w:tplc="CF36C3EE">
+      <w:start w:val="1"/>
+      <w:numFmt w:val="bullet"/>
+      <w:lvlText w:val=""/>
+      <w:lvlJc w:val="left"/>
+      <w:pPr>
+        <w:ind w:left="720" w:hanging="360"/>
+      </w:pPr>
+      <w:rPr>
+        <w:rFonts w:ascii="Symbol" w:hAnsi="Symbol" w:hint="default"/>
+      </w:rPr>
+    </w:lvl>
+    <w:lvl w:ilvl="1" w:tplc="F29CF76E">
+      <w:start w:val="1"/>
+      <w:numFmt w:val="bullet"/>
+      <w:lvlText w:val="o"/>
+      <w:lvlJc w:val="left"/>
+      <w:pPr>
+        <w:ind w:left="1440" w:hanging="360"/>
+      </w:pPr>
+      <w:rPr>
+        <w:rFonts w:ascii="Courier New" w:hAnsi="Courier New" w:hint="default"/>
+      </w:rPr>
+    </w:lvl>
+    <w:lvl w:ilvl="2" w:tplc="DFD21A16">
+      <w:start w:val="1"/>
+      <w:numFmt w:val="bullet"/>
+      <w:lvlText w:val=""/>
+      <w:lvlJc w:val="left"/>
+      <w:pPr>
+        <w:ind w:left="2160" w:hanging="360"/>
+      </w:pPr>
+      <w:rPr>
+        <w:rFonts w:ascii="Wingdings" w:hAnsi="Wingdings" w:hint="default"/>
+      </w:rPr>
+    </w:lvl>
+    <w:lvl w:ilvl="3" w:tplc="0FEC3A88">
+      <w:start w:val="1"/>
+      <w:numFmt w:val="bullet"/>
+      <w:lvlText w:val=""/>
+      <w:lvlJc w:val="left"/>
+      <w:pPr>
+        <w:ind w:left="2880" w:hanging="360"/>
+      </w:pPr>
+      <w:rPr>
+        <w:rFonts w:ascii="Symbol" w:hAnsi="Symbol" w:hint="default"/>
+      </w:rPr>
+    </w:lvl>
+    <w:lvl w:ilvl="4" w:tplc="DF8EE916">
+      <w:start w:val="1"/>
+      <w:numFmt w:val="bullet"/>
+      <w:lvlText w:val="o"/>
+      <w:lvlJc w:val="left"/>
+      <w:pPr>
+        <w:ind w:left="3600" w:hanging="360"/>
+      </w:pPr>
+      <w:rPr>
+        <w:rFonts w:ascii="Courier New" w:hAnsi="Courier New" w:hint="default"/>
+      </w:rPr>
+    </w:lvl>
+    <w:lvl w:ilvl="5" w:tplc="B3601B48">
+      <w:start w:val="1"/>
+      <w:numFmt w:val="bullet"/>
+      <w:lvlText w:val=""/>
+      <w:lvlJc w:val="left"/>
+      <w:pPr>
+        <w:ind w:left="4320" w:hanging="360"/>
+      </w:pPr>
+      <w:rPr>
+        <w:rFonts w:ascii="Wingdings" w:hAnsi="Wingdings" w:hint="default"/>
+      </w:rPr>
+    </w:lvl>
+    <w:lvl w:ilvl="6" w:tplc="EB70D820">
+      <w:start w:val="1"/>
+      <w:numFmt w:val="bullet"/>
+      <w:lvlText w:val=""/>
+      <w:lvlJc w:val="left"/>
+      <w:pPr>
+        <w:ind w:left="5040" w:hanging="360"/>
+      </w:pPr>
+      <w:rPr>
+        <w:rFonts w:ascii="Symbol" w:hAnsi="Symbol" w:hint="default"/>
+      </w:rPr>
+    </w:lvl>
+    <w:lvl w:ilvl="7" w:tplc="0566922A">
+      <w:start w:val="1"/>
+      <w:numFmt w:val="bullet"/>
+      <w:lvlText w:val="o"/>
+      <w:lvlJc w:val="left"/>
+      <w:pPr>
+        <w:ind w:left="5760" w:hanging="360"/>
+      </w:pPr>
+      <w:rPr>
+        <w:rFonts w:ascii="Courier New" w:hAnsi="Courier New" w:hint="default"/>
+      </w:rPr>
+    </w:lvl>
+    <w:lvl w:ilvl="8" w:tplc="DAACACB8">
+      <w:start w:val="1"/>
+      <w:numFmt w:val="bullet"/>
+      <w:lvlText w:val=""/>
+      <w:lvlJc w:val="left"/>
+      <w:pPr>
+        <w:ind w:left="6480" w:hanging="360"/>
+      </w:pPr>
+      <w:rPr>
+        <w:rFonts w:ascii="Wingdings" w:hAnsi="Wingdings" w:hint="default"/>
+      </w:rPr>
+    </w:lvl>
+  </w:abstractNum>
+  <w:abstractNum w:abstractNumId="12" w15:restartNumberingAfterBreak="0">
     <w:nsid w:val="2B6E4532"/>
     <w:multiLevelType w:val="multilevel"/>
     <w:tmpl w:val="A0F082D4"/>
@@ -5033,7 +5733,7 @@
         <w:ind w:left="720" w:hanging="360"/>
       </w:pPr>
       <w:rPr>
-        <w:rFonts w:hint="default" w:ascii="Symbol" w:hAnsi="Symbol"/>
+        <w:rFonts w:ascii="Symbol" w:hAnsi="Symbol" w:hint="default"/>
         <w:sz w:val="20"/>
       </w:rPr>
     </w:lvl>
@@ -5049,7 +5749,7 @@
         <w:ind w:left="1440" w:hanging="360"/>
       </w:pPr>
       <w:rPr>
-        <w:rFonts w:hint="default" w:ascii="Courier New" w:hAnsi="Courier New"/>
+        <w:rFonts w:ascii="Courier New" w:hAnsi="Courier New" w:hint="default"/>
         <w:sz w:val="20"/>
       </w:rPr>
     </w:lvl>
@@ -5065,7 +5765,7 @@
         <w:ind w:left="2160" w:hanging="360"/>
       </w:pPr>
       <w:rPr>
-        <w:rFonts w:hint="default" w:ascii="Wingdings" w:hAnsi="Wingdings"/>
+        <w:rFonts w:ascii="Wingdings" w:hAnsi="Wingdings" w:hint="default"/>
         <w:sz w:val="20"/>
       </w:rPr>
     </w:lvl>
@@ -5081,7 +5781,7 @@
         <w:ind w:left="2880" w:hanging="360"/>
       </w:pPr>
       <w:rPr>
-        <w:rFonts w:hint="default" w:ascii="Wingdings" w:hAnsi="Wingdings"/>
+        <w:rFonts w:ascii="Wingdings" w:hAnsi="Wingdings" w:hint="default"/>
         <w:sz w:val="20"/>
       </w:rPr>
     </w:lvl>
@@ -5097,7 +5797,7 @@
         <w:ind w:left="3600" w:hanging="360"/>
       </w:pPr>
       <w:rPr>
-        <w:rFonts w:hint="default" w:ascii="Wingdings" w:hAnsi="Wingdings"/>
+        <w:rFonts w:ascii="Wingdings" w:hAnsi="Wingdings" w:hint="default"/>
         <w:sz w:val="20"/>
       </w:rPr>
     </w:lvl>
@@ -5113,7 +5813,7 @@
         <w:ind w:left="4320" w:hanging="360"/>
       </w:pPr>
       <w:rPr>
-        <w:rFonts w:hint="default" w:ascii="Wingdings" w:hAnsi="Wingdings"/>
+        <w:rFonts w:ascii="Wingdings" w:hAnsi="Wingdings" w:hint="default"/>
         <w:sz w:val="20"/>
       </w:rPr>
     </w:lvl>
@@ -5129,7 +5829,7 @@
         <w:ind w:left="5040" w:hanging="360"/>
       </w:pPr>
       <w:rPr>
-        <w:rFonts w:hint="default" w:ascii="Wingdings" w:hAnsi="Wingdings"/>
+        <w:rFonts w:ascii="Wingdings" w:hAnsi="Wingdings" w:hint="default"/>
         <w:sz w:val="20"/>
       </w:rPr>
     </w:lvl>
@@ -5145,7 +5845,7 @@
         <w:ind w:left="5760" w:hanging="360"/>
       </w:pPr>
       <w:rPr>
-        <w:rFonts w:hint="default" w:ascii="Wingdings" w:hAnsi="Wingdings"/>
+        <w:rFonts w:ascii="Wingdings" w:hAnsi="Wingdings" w:hint="default"/>
         <w:sz w:val="20"/>
       </w:rPr>
     </w:lvl>
@@ -5161,12 +5861,12 @@
         <w:ind w:left="6480" w:hanging="360"/>
       </w:pPr>
       <w:rPr>
-        <w:rFonts w:hint="default" w:ascii="Wingdings" w:hAnsi="Wingdings"/>
+        <w:rFonts w:ascii="Wingdings" w:hAnsi="Wingdings" w:hint="default"/>
         <w:sz w:val="20"/>
       </w:rPr>
     </w:lvl>
   </w:abstractNum>
-  <w:abstractNum w:abstractNumId="8" w15:restartNumberingAfterBreak="0">
+  <w:abstractNum w:abstractNumId="13" w15:restartNumberingAfterBreak="0">
     <w:nsid w:val="34A676DD"/>
     <w:multiLevelType w:val="multilevel"/>
     <w:tmpl w:val="EEC80124"/>
@@ -5182,7 +5882,7 @@
         <w:ind w:left="1080" w:hanging="360"/>
       </w:pPr>
       <w:rPr>
-        <w:rFonts w:hint="default" w:ascii="Symbol" w:hAnsi="Symbol"/>
+        <w:rFonts w:ascii="Symbol" w:hAnsi="Symbol" w:hint="default"/>
         <w:sz w:val="24"/>
         <w:szCs w:val="32"/>
       </w:rPr>
@@ -5199,7 +5899,7 @@
         <w:ind w:left="1800" w:hanging="360"/>
       </w:pPr>
       <w:rPr>
-        <w:rFonts w:hint="default" w:ascii="Courier New" w:hAnsi="Courier New"/>
+        <w:rFonts w:ascii="Courier New" w:hAnsi="Courier New" w:hint="default"/>
         <w:sz w:val="20"/>
       </w:rPr>
     </w:lvl>
@@ -5215,7 +5915,7 @@
         <w:ind w:left="2520" w:hanging="360"/>
       </w:pPr>
       <w:rPr>
-        <w:rFonts w:hint="default" w:ascii="Wingdings" w:hAnsi="Wingdings"/>
+        <w:rFonts w:ascii="Wingdings" w:hAnsi="Wingdings" w:hint="default"/>
         <w:sz w:val="20"/>
       </w:rPr>
     </w:lvl>
@@ -5231,7 +5931,7 @@
         <w:ind w:left="3240" w:hanging="360"/>
       </w:pPr>
       <w:rPr>
-        <w:rFonts w:hint="default" w:ascii="Wingdings" w:hAnsi="Wingdings"/>
+        <w:rFonts w:ascii="Wingdings" w:hAnsi="Wingdings" w:hint="default"/>
         <w:sz w:val="20"/>
       </w:rPr>
     </w:lvl>
@@ -5247,7 +5947,7 @@
         <w:ind w:left="3960" w:hanging="360"/>
       </w:pPr>
       <w:rPr>
-        <w:rFonts w:hint="default" w:ascii="Wingdings" w:hAnsi="Wingdings"/>
+        <w:rFonts w:ascii="Wingdings" w:hAnsi="Wingdings" w:hint="default"/>
         <w:sz w:val="20"/>
       </w:rPr>
     </w:lvl>
@@ -5263,7 +5963,7 @@
         <w:ind w:left="4680" w:hanging="360"/>
       </w:pPr>
       <w:rPr>
-        <w:rFonts w:hint="default" w:ascii="Wingdings" w:hAnsi="Wingdings"/>
+        <w:rFonts w:ascii="Wingdings" w:hAnsi="Wingdings" w:hint="default"/>
         <w:sz w:val="20"/>
       </w:rPr>
     </w:lvl>
@@ -5279,7 +5979,7 @@
         <w:ind w:left="5400" w:hanging="360"/>
       </w:pPr>
       <w:rPr>
-        <w:rFonts w:hint="default" w:ascii="Wingdings" w:hAnsi="Wingdings"/>
+        <w:rFonts w:ascii="Wingdings" w:hAnsi="Wingdings" w:hint="default"/>
         <w:sz w:val="20"/>
       </w:rPr>
     </w:lvl>
@@ -5295,7 +5995,7 @@
         <w:ind w:left="6120" w:hanging="360"/>
       </w:pPr>
       <w:rPr>
-        <w:rFonts w:hint="default" w:ascii="Wingdings" w:hAnsi="Wingdings"/>
+        <w:rFonts w:ascii="Wingdings" w:hAnsi="Wingdings" w:hint="default"/>
         <w:sz w:val="20"/>
       </w:rPr>
     </w:lvl>
@@ -5311,12 +6011,12 @@
         <w:ind w:left="6840" w:hanging="360"/>
       </w:pPr>
       <w:rPr>
-        <w:rFonts w:hint="default" w:ascii="Wingdings" w:hAnsi="Wingdings"/>
+        <w:rFonts w:ascii="Wingdings" w:hAnsi="Wingdings" w:hint="default"/>
         <w:sz w:val="20"/>
       </w:rPr>
     </w:lvl>
   </w:abstractNum>
-  <w:abstractNum w:abstractNumId="9" w15:restartNumberingAfterBreak="0">
+  <w:abstractNum w:abstractNumId="14" w15:restartNumberingAfterBreak="0">
     <w:nsid w:val="361054CE"/>
     <w:multiLevelType w:val="multilevel"/>
     <w:tmpl w:val="9F6A266A"/>
@@ -5332,7 +6032,7 @@
         <w:ind w:left="1080" w:hanging="360"/>
       </w:pPr>
       <w:rPr>
-        <w:rFonts w:hint="default" w:ascii="Symbol" w:hAnsi="Symbol"/>
+        <w:rFonts w:ascii="Symbol" w:hAnsi="Symbol" w:hint="default"/>
         <w:sz w:val="24"/>
         <w:szCs w:val="32"/>
       </w:rPr>
@@ -5349,7 +6049,7 @@
         <w:ind w:left="1800" w:hanging="360"/>
       </w:pPr>
       <w:rPr>
-        <w:rFonts w:hint="default" w:ascii="Courier New" w:hAnsi="Courier New"/>
+        <w:rFonts w:ascii="Courier New" w:hAnsi="Courier New" w:hint="default"/>
         <w:sz w:val="20"/>
       </w:rPr>
     </w:lvl>
@@ -5365,7 +6065,7 @@
         <w:ind w:left="2520" w:hanging="360"/>
       </w:pPr>
       <w:rPr>
-        <w:rFonts w:hint="default" w:ascii="Wingdings" w:hAnsi="Wingdings"/>
+        <w:rFonts w:ascii="Wingdings" w:hAnsi="Wingdings" w:hint="default"/>
         <w:sz w:val="20"/>
       </w:rPr>
     </w:lvl>
@@ -5381,7 +6081,7 @@
         <w:ind w:left="3240" w:hanging="360"/>
       </w:pPr>
       <w:rPr>
-        <w:rFonts w:hint="default" w:ascii="Wingdings" w:hAnsi="Wingdings"/>
+        <w:rFonts w:ascii="Wingdings" w:hAnsi="Wingdings" w:hint="default"/>
         <w:sz w:val="20"/>
       </w:rPr>
     </w:lvl>
@@ -5397,7 +6097,7 @@
         <w:ind w:left="3960" w:hanging="360"/>
       </w:pPr>
       <w:rPr>
-        <w:rFonts w:hint="default" w:ascii="Wingdings" w:hAnsi="Wingdings"/>
+        <w:rFonts w:ascii="Wingdings" w:hAnsi="Wingdings" w:hint="default"/>
         <w:sz w:val="20"/>
       </w:rPr>
     </w:lvl>
@@ -5413,7 +6113,7 @@
         <w:ind w:left="4680" w:hanging="360"/>
       </w:pPr>
       <w:rPr>
-        <w:rFonts w:hint="default" w:ascii="Wingdings" w:hAnsi="Wingdings"/>
+        <w:rFonts w:ascii="Wingdings" w:hAnsi="Wingdings" w:hint="default"/>
         <w:sz w:val="20"/>
       </w:rPr>
     </w:lvl>
@@ -5429,7 +6129,7 @@
         <w:ind w:left="5400" w:hanging="360"/>
       </w:pPr>
       <w:rPr>
-        <w:rFonts w:hint="default" w:ascii="Wingdings" w:hAnsi="Wingdings"/>
+        <w:rFonts w:ascii="Wingdings" w:hAnsi="Wingdings" w:hint="default"/>
         <w:sz w:val="20"/>
       </w:rPr>
     </w:lvl>
@@ -5445,7 +6145,7 @@
         <w:ind w:left="6120" w:hanging="360"/>
       </w:pPr>
       <w:rPr>
-        <w:rFonts w:hint="default" w:ascii="Wingdings" w:hAnsi="Wingdings"/>
+        <w:rFonts w:ascii="Wingdings" w:hAnsi="Wingdings" w:hint="default"/>
         <w:sz w:val="20"/>
       </w:rPr>
     </w:lvl>
@@ -5461,12 +6161,464 @@
         <w:ind w:left="6840" w:hanging="360"/>
       </w:pPr>
       <w:rPr>
-        <w:rFonts w:hint="default" w:ascii="Wingdings" w:hAnsi="Wingdings"/>
+        <w:rFonts w:ascii="Wingdings" w:hAnsi="Wingdings" w:hint="default"/>
         <w:sz w:val="20"/>
       </w:rPr>
     </w:lvl>
   </w:abstractNum>
-  <w:abstractNum w:abstractNumId="10" w15:restartNumberingAfterBreak="0">
+  <w:abstractNum w:abstractNumId="15" w15:restartNumberingAfterBreak="0">
+    <w:nsid w:val="39C31E9D"/>
+    <w:multiLevelType w:val="hybridMultilevel"/>
+    <w:tmpl w:val="C2AA7EF2"/>
+    <w:lvl w:ilvl="0" w:tplc="9DD0E28C">
+      <w:start w:val="1"/>
+      <w:numFmt w:val="bullet"/>
+      <w:lvlText w:val=""/>
+      <w:lvlJc w:val="left"/>
+      <w:pPr>
+        <w:ind w:left="720" w:hanging="360"/>
+      </w:pPr>
+      <w:rPr>
+        <w:rFonts w:ascii="Symbol" w:hAnsi="Symbol" w:hint="default"/>
+      </w:rPr>
+    </w:lvl>
+    <w:lvl w:ilvl="1" w:tplc="C6F2B89C">
+      <w:start w:val="1"/>
+      <w:numFmt w:val="bullet"/>
+      <w:lvlText w:val="o"/>
+      <w:lvlJc w:val="left"/>
+      <w:pPr>
+        <w:ind w:left="1440" w:hanging="360"/>
+      </w:pPr>
+      <w:rPr>
+        <w:rFonts w:ascii="Courier New" w:hAnsi="Courier New" w:hint="default"/>
+      </w:rPr>
+    </w:lvl>
+    <w:lvl w:ilvl="2" w:tplc="BBD4248E">
+      <w:start w:val="1"/>
+      <w:numFmt w:val="bullet"/>
+      <w:lvlText w:val=""/>
+      <w:lvlJc w:val="left"/>
+      <w:pPr>
+        <w:ind w:left="2160" w:hanging="360"/>
+      </w:pPr>
+      <w:rPr>
+        <w:rFonts w:ascii="Wingdings" w:hAnsi="Wingdings" w:hint="default"/>
+      </w:rPr>
+    </w:lvl>
+    <w:lvl w:ilvl="3" w:tplc="C5F6F08E">
+      <w:start w:val="1"/>
+      <w:numFmt w:val="bullet"/>
+      <w:lvlText w:val=""/>
+      <w:lvlJc w:val="left"/>
+      <w:pPr>
+        <w:ind w:left="2880" w:hanging="360"/>
+      </w:pPr>
+      <w:rPr>
+        <w:rFonts w:ascii="Symbol" w:hAnsi="Symbol" w:hint="default"/>
+      </w:rPr>
+    </w:lvl>
+    <w:lvl w:ilvl="4" w:tplc="3ECC7E8C">
+      <w:start w:val="1"/>
+      <w:numFmt w:val="bullet"/>
+      <w:lvlText w:val="o"/>
+      <w:lvlJc w:val="left"/>
+      <w:pPr>
+        <w:ind w:left="3600" w:hanging="360"/>
+      </w:pPr>
+      <w:rPr>
+        <w:rFonts w:ascii="Courier New" w:hAnsi="Courier New" w:hint="default"/>
+      </w:rPr>
+    </w:lvl>
+    <w:lvl w:ilvl="5" w:tplc="57E20B38">
+      <w:start w:val="1"/>
+      <w:numFmt w:val="bullet"/>
+      <w:lvlText w:val=""/>
+      <w:lvlJc w:val="left"/>
+      <w:pPr>
+        <w:ind w:left="4320" w:hanging="360"/>
+      </w:pPr>
+      <w:rPr>
+        <w:rFonts w:ascii="Wingdings" w:hAnsi="Wingdings" w:hint="default"/>
+      </w:rPr>
+    </w:lvl>
+    <w:lvl w:ilvl="6" w:tplc="E3DAC4EE">
+      <w:start w:val="1"/>
+      <w:numFmt w:val="bullet"/>
+      <w:lvlText w:val=""/>
+      <w:lvlJc w:val="left"/>
+      <w:pPr>
+        <w:ind w:left="5040" w:hanging="360"/>
+      </w:pPr>
+      <w:rPr>
+        <w:rFonts w:ascii="Symbol" w:hAnsi="Symbol" w:hint="default"/>
+      </w:rPr>
+    </w:lvl>
+    <w:lvl w:ilvl="7" w:tplc="9444664C">
+      <w:start w:val="1"/>
+      <w:numFmt w:val="bullet"/>
+      <w:lvlText w:val="o"/>
+      <w:lvlJc w:val="left"/>
+      <w:pPr>
+        <w:ind w:left="5760" w:hanging="360"/>
+      </w:pPr>
+      <w:rPr>
+        <w:rFonts w:ascii="Courier New" w:hAnsi="Courier New" w:hint="default"/>
+      </w:rPr>
+    </w:lvl>
+    <w:lvl w:ilvl="8" w:tplc="D9F640EE">
+      <w:start w:val="1"/>
+      <w:numFmt w:val="bullet"/>
+      <w:lvlText w:val=""/>
+      <w:lvlJc w:val="left"/>
+      <w:pPr>
+        <w:ind w:left="6480" w:hanging="360"/>
+      </w:pPr>
+      <w:rPr>
+        <w:rFonts w:ascii="Wingdings" w:hAnsi="Wingdings" w:hint="default"/>
+      </w:rPr>
+    </w:lvl>
+  </w:abstractNum>
+  <w:abstractNum w:abstractNumId="16" w15:restartNumberingAfterBreak="0">
+    <w:nsid w:val="3A6C1253"/>
+    <w:multiLevelType w:val="hybridMultilevel"/>
+    <w:tmpl w:val="5770CE00"/>
+    <w:lvl w:ilvl="0" w:tplc="04090001">
+      <w:start w:val="1"/>
+      <w:numFmt w:val="bullet"/>
+      <w:lvlText w:val=""/>
+      <w:lvlJc w:val="left"/>
+      <w:pPr>
+        <w:ind w:left="1440" w:hanging="360"/>
+      </w:pPr>
+      <w:rPr>
+        <w:rFonts w:ascii="Symbol" w:hAnsi="Symbol" w:hint="default"/>
+      </w:rPr>
+    </w:lvl>
+    <w:lvl w:ilvl="1" w:tplc="04090003" w:tentative="1">
+      <w:start w:val="1"/>
+      <w:numFmt w:val="bullet"/>
+      <w:lvlText w:val="o"/>
+      <w:lvlJc w:val="left"/>
+      <w:pPr>
+        <w:ind w:left="2160" w:hanging="360"/>
+      </w:pPr>
+      <w:rPr>
+        <w:rFonts w:ascii="Courier New" w:hAnsi="Courier New" w:cs="Courier New" w:hint="default"/>
+      </w:rPr>
+    </w:lvl>
+    <w:lvl w:ilvl="2" w:tplc="04090005" w:tentative="1">
+      <w:start w:val="1"/>
+      <w:numFmt w:val="bullet"/>
+      <w:lvlText w:val=""/>
+      <w:lvlJc w:val="left"/>
+      <w:pPr>
+        <w:ind w:left="2880" w:hanging="360"/>
+      </w:pPr>
+      <w:rPr>
+        <w:rFonts w:ascii="Wingdings" w:hAnsi="Wingdings" w:hint="default"/>
+      </w:rPr>
+    </w:lvl>
+    <w:lvl w:ilvl="3" w:tplc="04090001" w:tentative="1">
+      <w:start w:val="1"/>
+      <w:numFmt w:val="bullet"/>
+      <w:lvlText w:val=""/>
+      <w:lvlJc w:val="left"/>
+      <w:pPr>
+        <w:ind w:left="3600" w:hanging="360"/>
+      </w:pPr>
+      <w:rPr>
+        <w:rFonts w:ascii="Symbol" w:hAnsi="Symbol" w:hint="default"/>
+      </w:rPr>
+    </w:lvl>
+    <w:lvl w:ilvl="4" w:tplc="04090003" w:tentative="1">
+      <w:start w:val="1"/>
+      <w:numFmt w:val="bullet"/>
+      <w:lvlText w:val="o"/>
+      <w:lvlJc w:val="left"/>
+      <w:pPr>
+        <w:ind w:left="4320" w:hanging="360"/>
+      </w:pPr>
+      <w:rPr>
+        <w:rFonts w:ascii="Courier New" w:hAnsi="Courier New" w:cs="Courier New" w:hint="default"/>
+      </w:rPr>
+    </w:lvl>
+    <w:lvl w:ilvl="5" w:tplc="04090005" w:tentative="1">
+      <w:start w:val="1"/>
+      <w:numFmt w:val="bullet"/>
+      <w:lvlText w:val=""/>
+      <w:lvlJc w:val="left"/>
+      <w:pPr>
+        <w:ind w:left="5040" w:hanging="360"/>
+      </w:pPr>
+      <w:rPr>
+        <w:rFonts w:ascii="Wingdings" w:hAnsi="Wingdings" w:hint="default"/>
+      </w:rPr>
+    </w:lvl>
+    <w:lvl w:ilvl="6" w:tplc="04090001" w:tentative="1">
+      <w:start w:val="1"/>
+      <w:numFmt w:val="bullet"/>
+      <w:lvlText w:val=""/>
+      <w:lvlJc w:val="left"/>
+      <w:pPr>
+        <w:ind w:left="5760" w:hanging="360"/>
+      </w:pPr>
+      <w:rPr>
+        <w:rFonts w:ascii="Symbol" w:hAnsi="Symbol" w:hint="default"/>
+      </w:rPr>
+    </w:lvl>
+    <w:lvl w:ilvl="7" w:tplc="04090003" w:tentative="1">
+      <w:start w:val="1"/>
+      <w:numFmt w:val="bullet"/>
+      <w:lvlText w:val="o"/>
+      <w:lvlJc w:val="left"/>
+      <w:pPr>
+        <w:ind w:left="6480" w:hanging="360"/>
+      </w:pPr>
+      <w:rPr>
+        <w:rFonts w:ascii="Courier New" w:hAnsi="Courier New" w:cs="Courier New" w:hint="default"/>
+      </w:rPr>
+    </w:lvl>
+    <w:lvl w:ilvl="8" w:tplc="04090005" w:tentative="1">
+      <w:start w:val="1"/>
+      <w:numFmt w:val="bullet"/>
+      <w:lvlText w:val=""/>
+      <w:lvlJc w:val="left"/>
+      <w:pPr>
+        <w:ind w:left="7200" w:hanging="360"/>
+      </w:pPr>
+      <w:rPr>
+        <w:rFonts w:ascii="Wingdings" w:hAnsi="Wingdings" w:hint="default"/>
+      </w:rPr>
+    </w:lvl>
+  </w:abstractNum>
+  <w:abstractNum w:abstractNumId="17" w15:restartNumberingAfterBreak="0">
+    <w:nsid w:val="418DAF82"/>
+    <w:multiLevelType w:val="hybridMultilevel"/>
+    <w:tmpl w:val="75F0F2DE"/>
+    <w:lvl w:ilvl="0" w:tplc="B184B28A">
+      <w:start w:val="1"/>
+      <w:numFmt w:val="bullet"/>
+      <w:lvlText w:val=""/>
+      <w:lvlJc w:val="left"/>
+      <w:pPr>
+        <w:ind w:left="720" w:hanging="360"/>
+      </w:pPr>
+      <w:rPr>
+        <w:rFonts w:ascii="Symbol" w:hAnsi="Symbol" w:hint="default"/>
+      </w:rPr>
+    </w:lvl>
+    <w:lvl w:ilvl="1" w:tplc="039A82B2">
+      <w:start w:val="1"/>
+      <w:numFmt w:val="bullet"/>
+      <w:lvlText w:val="o"/>
+      <w:lvlJc w:val="left"/>
+      <w:pPr>
+        <w:ind w:left="1440" w:hanging="360"/>
+      </w:pPr>
+      <w:rPr>
+        <w:rFonts w:ascii="Symbol" w:hAnsi="Symbol" w:hint="default"/>
+      </w:rPr>
+    </w:lvl>
+    <w:lvl w:ilvl="2" w:tplc="5E380F5A">
+      <w:start w:val="1"/>
+      <w:numFmt w:val="bullet"/>
+      <w:lvlText w:val=""/>
+      <w:lvlJc w:val="left"/>
+      <w:pPr>
+        <w:ind w:left="2160" w:hanging="360"/>
+      </w:pPr>
+      <w:rPr>
+        <w:rFonts w:ascii="Wingdings" w:hAnsi="Wingdings" w:hint="default"/>
+      </w:rPr>
+    </w:lvl>
+    <w:lvl w:ilvl="3" w:tplc="6BE80806">
+      <w:start w:val="1"/>
+      <w:numFmt w:val="bullet"/>
+      <w:lvlText w:val=""/>
+      <w:lvlJc w:val="left"/>
+      <w:pPr>
+        <w:ind w:left="2880" w:hanging="360"/>
+      </w:pPr>
+      <w:rPr>
+        <w:rFonts w:ascii="Symbol" w:hAnsi="Symbol" w:hint="default"/>
+      </w:rPr>
+    </w:lvl>
+    <w:lvl w:ilvl="4" w:tplc="3C68E724">
+      <w:start w:val="1"/>
+      <w:numFmt w:val="bullet"/>
+      <w:lvlText w:val="o"/>
+      <w:lvlJc w:val="left"/>
+      <w:pPr>
+        <w:ind w:left="3600" w:hanging="360"/>
+      </w:pPr>
+      <w:rPr>
+        <w:rFonts w:ascii="Courier New" w:hAnsi="Courier New" w:hint="default"/>
+      </w:rPr>
+    </w:lvl>
+    <w:lvl w:ilvl="5" w:tplc="E8549F44">
+      <w:start w:val="1"/>
+      <w:numFmt w:val="bullet"/>
+      <w:lvlText w:val=""/>
+      <w:lvlJc w:val="left"/>
+      <w:pPr>
+        <w:ind w:left="4320" w:hanging="360"/>
+      </w:pPr>
+      <w:rPr>
+        <w:rFonts w:ascii="Wingdings" w:hAnsi="Wingdings" w:hint="default"/>
+      </w:rPr>
+    </w:lvl>
+    <w:lvl w:ilvl="6" w:tplc="A1DCF1DE">
+      <w:start w:val="1"/>
+      <w:numFmt w:val="bullet"/>
+      <w:lvlText w:val=""/>
+      <w:lvlJc w:val="left"/>
+      <w:pPr>
+        <w:ind w:left="5040" w:hanging="360"/>
+      </w:pPr>
+      <w:rPr>
+        <w:rFonts w:ascii="Symbol" w:hAnsi="Symbol" w:hint="default"/>
+      </w:rPr>
+    </w:lvl>
+    <w:lvl w:ilvl="7" w:tplc="73145C18">
+      <w:start w:val="1"/>
+      <w:numFmt w:val="bullet"/>
+      <w:lvlText w:val="o"/>
+      <w:lvlJc w:val="left"/>
+      <w:pPr>
+        <w:ind w:left="5760" w:hanging="360"/>
+      </w:pPr>
+      <w:rPr>
+        <w:rFonts w:ascii="Courier New" w:hAnsi="Courier New" w:hint="default"/>
+      </w:rPr>
+    </w:lvl>
+    <w:lvl w:ilvl="8" w:tplc="99A4A096">
+      <w:start w:val="1"/>
+      <w:numFmt w:val="bullet"/>
+      <w:lvlText w:val=""/>
+      <w:lvlJc w:val="left"/>
+      <w:pPr>
+        <w:ind w:left="6480" w:hanging="360"/>
+      </w:pPr>
+      <w:rPr>
+        <w:rFonts w:ascii="Wingdings" w:hAnsi="Wingdings" w:hint="default"/>
+      </w:rPr>
+    </w:lvl>
+  </w:abstractNum>
+  <w:abstractNum w:abstractNumId="18" w15:restartNumberingAfterBreak="0">
+    <w:nsid w:val="46026E4A"/>
+    <w:multiLevelType w:val="hybridMultilevel"/>
+    <w:tmpl w:val="B37295CE"/>
+    <w:lvl w:ilvl="0" w:tplc="04090001">
+      <w:start w:val="1"/>
+      <w:numFmt w:val="bullet"/>
+      <w:lvlText w:val=""/>
+      <w:lvlJc w:val="left"/>
+      <w:pPr>
+        <w:ind w:left="720" w:hanging="360"/>
+      </w:pPr>
+      <w:rPr>
+        <w:rFonts w:ascii="Symbol" w:hAnsi="Symbol" w:hint="default"/>
+      </w:rPr>
+    </w:lvl>
+    <w:lvl w:ilvl="1" w:tplc="04090003" w:tentative="1">
+      <w:start w:val="1"/>
+      <w:numFmt w:val="bullet"/>
+      <w:lvlText w:val="o"/>
+      <w:lvlJc w:val="left"/>
+      <w:pPr>
+        <w:ind w:left="1440" w:hanging="360"/>
+      </w:pPr>
+      <w:rPr>
+        <w:rFonts w:ascii="Courier New" w:hAnsi="Courier New" w:cs="Courier New" w:hint="default"/>
+      </w:rPr>
+    </w:lvl>
+    <w:lvl w:ilvl="2" w:tplc="04090005" w:tentative="1">
+      <w:start w:val="1"/>
+      <w:numFmt w:val="bullet"/>
+      <w:lvlText w:val=""/>
+      <w:lvlJc w:val="left"/>
+      <w:pPr>
+        <w:ind w:left="2160" w:hanging="360"/>
+      </w:pPr>
+      <w:rPr>
+        <w:rFonts w:ascii="Wingdings" w:hAnsi="Wingdings" w:hint="default"/>
+      </w:rPr>
+    </w:lvl>
+    <w:lvl w:ilvl="3" w:tplc="04090001" w:tentative="1">
+      <w:start w:val="1"/>
+      <w:numFmt w:val="bullet"/>
+      <w:lvlText w:val=""/>
+      <w:lvlJc w:val="left"/>
+      <w:pPr>
+        <w:ind w:left="2880" w:hanging="360"/>
+      </w:pPr>
+      <w:rPr>
+        <w:rFonts w:ascii="Symbol" w:hAnsi="Symbol" w:hint="default"/>
+      </w:rPr>
+    </w:lvl>
+    <w:lvl w:ilvl="4" w:tplc="04090003" w:tentative="1">
+      <w:start w:val="1"/>
+      <w:numFmt w:val="bullet"/>
+      <w:lvlText w:val="o"/>
+      <w:lvlJc w:val="left"/>
+      <w:pPr>
+        <w:ind w:left="3600" w:hanging="360"/>
+      </w:pPr>
+      <w:rPr>
+        <w:rFonts w:ascii="Courier New" w:hAnsi="Courier New" w:cs="Courier New" w:hint="default"/>
+      </w:rPr>
+    </w:lvl>
+    <w:lvl w:ilvl="5" w:tplc="04090005" w:tentative="1">
+      <w:start w:val="1"/>
+      <w:numFmt w:val="bullet"/>
+      <w:lvlText w:val=""/>
+      <w:lvlJc w:val="left"/>
+      <w:pPr>
+        <w:ind w:left="4320" w:hanging="360"/>
+      </w:pPr>
+      <w:rPr>
+        <w:rFonts w:ascii="Wingdings" w:hAnsi="Wingdings" w:hint="default"/>
+      </w:rPr>
+    </w:lvl>
+    <w:lvl w:ilvl="6" w:tplc="04090001" w:tentative="1">
+      <w:start w:val="1"/>
+      <w:numFmt w:val="bullet"/>
+      <w:lvlText w:val=""/>
+      <w:lvlJc w:val="left"/>
+      <w:pPr>
+        <w:ind w:left="5040" w:hanging="360"/>
+      </w:pPr>
+      <w:rPr>
+        <w:rFonts w:ascii="Symbol" w:hAnsi="Symbol" w:hint="default"/>
+      </w:rPr>
+    </w:lvl>
+    <w:lvl w:ilvl="7" w:tplc="04090003" w:tentative="1">
+      <w:start w:val="1"/>
+      <w:numFmt w:val="bullet"/>
+      <w:lvlText w:val="o"/>
+      <w:lvlJc w:val="left"/>
+      <w:pPr>
+        <w:ind w:left="5760" w:hanging="360"/>
+      </w:pPr>
+      <w:rPr>
+        <w:rFonts w:ascii="Courier New" w:hAnsi="Courier New" w:cs="Courier New" w:hint="default"/>
+      </w:rPr>
+    </w:lvl>
+    <w:lvl w:ilvl="8" w:tplc="04090005" w:tentative="1">
+      <w:start w:val="1"/>
+      <w:numFmt w:val="bullet"/>
+      <w:lvlText w:val=""/>
+      <w:lvlJc w:val="left"/>
+      <w:pPr>
+        <w:ind w:left="6480" w:hanging="360"/>
+      </w:pPr>
+      <w:rPr>
+        <w:rFonts w:ascii="Wingdings" w:hAnsi="Wingdings" w:hint="default"/>
+      </w:rPr>
+    </w:lvl>
+  </w:abstractNum>
+  <w:abstractNum w:abstractNumId="19" w15:restartNumberingAfterBreak="0">
     <w:nsid w:val="46D519F5"/>
     <w:multiLevelType w:val="multilevel"/>
     <w:tmpl w:val="E508F6D6"/>
@@ -5579,10 +6731,10 @@
       </w:pPr>
     </w:lvl>
   </w:abstractNum>
-  <w:abstractNum w:abstractNumId="11" w15:restartNumberingAfterBreak="0">
+  <w:abstractNum w:abstractNumId="20" w15:restartNumberingAfterBreak="0">
     <w:nsid w:val="492F4535"/>
     <w:multiLevelType w:val="multilevel"/>
-    <w:tmpl w:val="E96A2780"/>
+    <w:tmpl w:val="3D3C8E48"/>
     <w:lvl w:ilvl="0">
       <w:start w:val="1"/>
       <w:numFmt w:val="bullet"/>
@@ -5595,7 +6747,7 @@
         <w:ind w:left="1080" w:hanging="360"/>
       </w:pPr>
       <w:rPr>
-        <w:rFonts w:hint="default" w:ascii="Symbol" w:hAnsi="Symbol"/>
+        <w:rFonts w:ascii="Symbol" w:hAnsi="Symbol" w:hint="default"/>
         <w:sz w:val="24"/>
         <w:szCs w:val="32"/>
       </w:rPr>
@@ -5612,124 +6764,120 @@
         <w:ind w:left="1800" w:hanging="360"/>
       </w:pPr>
       <w:rPr>
-        <w:rFonts w:hint="default" w:ascii="Courier New" w:hAnsi="Courier New"/>
+        <w:rFonts w:ascii="Courier New" w:hAnsi="Courier New" w:hint="default"/>
         <w:sz w:val="20"/>
       </w:rPr>
     </w:lvl>
-    <w:lvl w:ilvl="2" w:tentative="1">
-      <w:start w:val="1"/>
-      <w:numFmt w:val="bullet"/>
-      <w:lvlText w:val=""/>
-      <w:lvlJc w:val="left"/>
-      <w:pPr>
-        <w:tabs>
-          <w:tab w:val="num" w:pos="2520"/>
-        </w:tabs>
+    <w:lvl w:ilvl="2">
+      <w:start w:val="4"/>
+      <w:numFmt w:val="decimal"/>
+      <w:lvlText w:val="%3"/>
+      <w:lvlJc w:val="left"/>
+      <w:pPr>
         <w:ind w:left="2520" w:hanging="360"/>
       </w:pPr>
       <w:rPr>
-        <w:rFonts w:hint="default" w:ascii="Wingdings" w:hAnsi="Wingdings"/>
+        <w:rFonts w:hint="default"/>
+      </w:rPr>
+    </w:lvl>
+    <w:lvl w:ilvl="3" w:tentative="1">
+      <w:start w:val="1"/>
+      <w:numFmt w:val="bullet"/>
+      <w:lvlText w:val=""/>
+      <w:lvlJc w:val="left"/>
+      <w:pPr>
+        <w:tabs>
+          <w:tab w:val="num" w:pos="3240"/>
+        </w:tabs>
+        <w:ind w:left="3240" w:hanging="360"/>
+      </w:pPr>
+      <w:rPr>
+        <w:rFonts w:ascii="Wingdings" w:hAnsi="Wingdings" w:hint="default"/>
         <w:sz w:val="20"/>
       </w:rPr>
     </w:lvl>
-    <w:lvl w:ilvl="3" w:tentative="1">
-      <w:start w:val="1"/>
-      <w:numFmt w:val="bullet"/>
-      <w:lvlText w:val=""/>
-      <w:lvlJc w:val="left"/>
-      <w:pPr>
-        <w:tabs>
-          <w:tab w:val="num" w:pos="3240"/>
-        </w:tabs>
-        <w:ind w:left="3240" w:hanging="360"/>
-      </w:pPr>
-      <w:rPr>
-        <w:rFonts w:hint="default" w:ascii="Wingdings" w:hAnsi="Wingdings"/>
+    <w:lvl w:ilvl="4" w:tentative="1">
+      <w:start w:val="1"/>
+      <w:numFmt w:val="bullet"/>
+      <w:lvlText w:val=""/>
+      <w:lvlJc w:val="left"/>
+      <w:pPr>
+        <w:tabs>
+          <w:tab w:val="num" w:pos="3960"/>
+        </w:tabs>
+        <w:ind w:left="3960" w:hanging="360"/>
+      </w:pPr>
+      <w:rPr>
+        <w:rFonts w:ascii="Wingdings" w:hAnsi="Wingdings" w:hint="default"/>
         <w:sz w:val="20"/>
       </w:rPr>
     </w:lvl>
-    <w:lvl w:ilvl="4" w:tentative="1">
-      <w:start w:val="1"/>
-      <w:numFmt w:val="bullet"/>
-      <w:lvlText w:val=""/>
-      <w:lvlJc w:val="left"/>
-      <w:pPr>
-        <w:tabs>
-          <w:tab w:val="num" w:pos="3960"/>
-        </w:tabs>
-        <w:ind w:left="3960" w:hanging="360"/>
-      </w:pPr>
-      <w:rPr>
-        <w:rFonts w:hint="default" w:ascii="Wingdings" w:hAnsi="Wingdings"/>
+    <w:lvl w:ilvl="5" w:tentative="1">
+      <w:start w:val="1"/>
+      <w:numFmt w:val="bullet"/>
+      <w:lvlText w:val=""/>
+      <w:lvlJc w:val="left"/>
+      <w:pPr>
+        <w:tabs>
+          <w:tab w:val="num" w:pos="4680"/>
+        </w:tabs>
+        <w:ind w:left="4680" w:hanging="360"/>
+      </w:pPr>
+      <w:rPr>
+        <w:rFonts w:ascii="Wingdings" w:hAnsi="Wingdings" w:hint="default"/>
         <w:sz w:val="20"/>
       </w:rPr>
     </w:lvl>
-    <w:lvl w:ilvl="5" w:tentative="1">
-      <w:start w:val="1"/>
-      <w:numFmt w:val="bullet"/>
-      <w:lvlText w:val=""/>
-      <w:lvlJc w:val="left"/>
-      <w:pPr>
-        <w:tabs>
-          <w:tab w:val="num" w:pos="4680"/>
-        </w:tabs>
-        <w:ind w:left="4680" w:hanging="360"/>
-      </w:pPr>
-      <w:rPr>
-        <w:rFonts w:hint="default" w:ascii="Wingdings" w:hAnsi="Wingdings"/>
+    <w:lvl w:ilvl="6" w:tentative="1">
+      <w:start w:val="1"/>
+      <w:numFmt w:val="bullet"/>
+      <w:lvlText w:val=""/>
+      <w:lvlJc w:val="left"/>
+      <w:pPr>
+        <w:tabs>
+          <w:tab w:val="num" w:pos="5400"/>
+        </w:tabs>
+        <w:ind w:left="5400" w:hanging="360"/>
+      </w:pPr>
+      <w:rPr>
+        <w:rFonts w:ascii="Wingdings" w:hAnsi="Wingdings" w:hint="default"/>
         <w:sz w:val="20"/>
       </w:rPr>
     </w:lvl>
-    <w:lvl w:ilvl="6" w:tentative="1">
-      <w:start w:val="1"/>
-      <w:numFmt w:val="bullet"/>
-      <w:lvlText w:val=""/>
-      <w:lvlJc w:val="left"/>
-      <w:pPr>
-        <w:tabs>
-          <w:tab w:val="num" w:pos="5400"/>
-        </w:tabs>
-        <w:ind w:left="5400" w:hanging="360"/>
-      </w:pPr>
-      <w:rPr>
-        <w:rFonts w:hint="default" w:ascii="Wingdings" w:hAnsi="Wingdings"/>
+    <w:lvl w:ilvl="7" w:tentative="1">
+      <w:start w:val="1"/>
+      <w:numFmt w:val="bullet"/>
+      <w:lvlText w:val=""/>
+      <w:lvlJc w:val="left"/>
+      <w:pPr>
+        <w:tabs>
+          <w:tab w:val="num" w:pos="6120"/>
+        </w:tabs>
+        <w:ind w:left="6120" w:hanging="360"/>
+      </w:pPr>
+      <w:rPr>
+        <w:rFonts w:ascii="Wingdings" w:hAnsi="Wingdings" w:hint="default"/>
         <w:sz w:val="20"/>
       </w:rPr>
     </w:lvl>
-    <w:lvl w:ilvl="7" w:tentative="1">
-      <w:start w:val="1"/>
-      <w:numFmt w:val="bullet"/>
-      <w:lvlText w:val=""/>
-      <w:lvlJc w:val="left"/>
-      <w:pPr>
-        <w:tabs>
-          <w:tab w:val="num" w:pos="6120"/>
-        </w:tabs>
-        <w:ind w:left="6120" w:hanging="360"/>
-      </w:pPr>
-      <w:rPr>
-        <w:rFonts w:hint="default" w:ascii="Wingdings" w:hAnsi="Wingdings"/>
+    <w:lvl w:ilvl="8" w:tentative="1">
+      <w:start w:val="1"/>
+      <w:numFmt w:val="bullet"/>
+      <w:lvlText w:val=""/>
+      <w:lvlJc w:val="left"/>
+      <w:pPr>
+        <w:tabs>
+          <w:tab w:val="num" w:pos="6840"/>
+        </w:tabs>
+        <w:ind w:left="6840" w:hanging="360"/>
+      </w:pPr>
+      <w:rPr>
+        <w:rFonts w:ascii="Wingdings" w:hAnsi="Wingdings" w:hint="default"/>
         <w:sz w:val="20"/>
       </w:rPr>
     </w:lvl>
-    <w:lvl w:ilvl="8" w:tentative="1">
-      <w:start w:val="1"/>
-      <w:numFmt w:val="bullet"/>
-      <w:lvlText w:val=""/>
-      <w:lvlJc w:val="left"/>
-      <w:pPr>
-        <w:tabs>
-          <w:tab w:val="num" w:pos="6840"/>
-        </w:tabs>
-        <w:ind w:left="6840" w:hanging="360"/>
-      </w:pPr>
-      <w:rPr>
-        <w:rFonts w:hint="default" w:ascii="Wingdings" w:hAnsi="Wingdings"/>
-        <w:sz w:val="20"/>
-      </w:rPr>
-    </w:lvl>
   </w:abstractNum>
-  <w:abstractNum w:abstractNumId="12" w15:restartNumberingAfterBreak="0">
+  <w:abstractNum w:abstractNumId="21" w15:restartNumberingAfterBreak="0">
     <w:nsid w:val="498B2111"/>
     <w:multiLevelType w:val="multilevel"/>
     <w:tmpl w:val="5A6AF848"/>
@@ -5745,7 +6893,7 @@
         <w:ind w:left="1080" w:hanging="360"/>
       </w:pPr>
       <w:rPr>
-        <w:rFonts w:hint="default" w:ascii="Symbol" w:hAnsi="Symbol"/>
+        <w:rFonts w:ascii="Symbol" w:hAnsi="Symbol" w:hint="default"/>
         <w:sz w:val="24"/>
         <w:szCs w:val="32"/>
       </w:rPr>
@@ -5762,7 +6910,7 @@
         <w:ind w:left="1800" w:hanging="360"/>
       </w:pPr>
       <w:rPr>
-        <w:rFonts w:hint="default" w:ascii="Courier New" w:hAnsi="Courier New"/>
+        <w:rFonts w:ascii="Courier New" w:hAnsi="Courier New" w:hint="default"/>
         <w:sz w:val="20"/>
       </w:rPr>
     </w:lvl>
@@ -5778,7 +6926,7 @@
         <w:ind w:left="2520" w:hanging="360"/>
       </w:pPr>
       <w:rPr>
-        <w:rFonts w:hint="default" w:ascii="Wingdings" w:hAnsi="Wingdings"/>
+        <w:rFonts w:ascii="Wingdings" w:hAnsi="Wingdings" w:hint="default"/>
         <w:sz w:val="20"/>
       </w:rPr>
     </w:lvl>
@@ -5794,7 +6942,7 @@
         <w:ind w:left="3240" w:hanging="360"/>
       </w:pPr>
       <w:rPr>
-        <w:rFonts w:hint="default" w:ascii="Wingdings" w:hAnsi="Wingdings"/>
+        <w:rFonts w:ascii="Wingdings" w:hAnsi="Wingdings" w:hint="default"/>
         <w:sz w:val="20"/>
       </w:rPr>
     </w:lvl>
@@ -5810,7 +6958,7 @@
         <w:ind w:left="3960" w:hanging="360"/>
       </w:pPr>
       <w:rPr>
-        <w:rFonts w:hint="default" w:ascii="Wingdings" w:hAnsi="Wingdings"/>
+        <w:rFonts w:ascii="Wingdings" w:hAnsi="Wingdings" w:hint="default"/>
         <w:sz w:val="20"/>
       </w:rPr>
     </w:lvl>
@@ -5826,7 +6974,7 @@
         <w:ind w:left="4680" w:hanging="360"/>
       </w:pPr>
       <w:rPr>
-        <w:rFonts w:hint="default" w:ascii="Wingdings" w:hAnsi="Wingdings"/>
+        <w:rFonts w:ascii="Wingdings" w:hAnsi="Wingdings" w:hint="default"/>
         <w:sz w:val="20"/>
       </w:rPr>
     </w:lvl>
@@ -5842,7 +6990,7 @@
         <w:ind w:left="5400" w:hanging="360"/>
       </w:pPr>
       <w:rPr>
-        <w:rFonts w:hint="default" w:ascii="Wingdings" w:hAnsi="Wingdings"/>
+        <w:rFonts w:ascii="Wingdings" w:hAnsi="Wingdings" w:hint="default"/>
         <w:sz w:val="20"/>
       </w:rPr>
     </w:lvl>
@@ -5858,7 +7006,7 @@
         <w:ind w:left="6120" w:hanging="360"/>
       </w:pPr>
       <w:rPr>
-        <w:rFonts w:hint="default" w:ascii="Wingdings" w:hAnsi="Wingdings"/>
+        <w:rFonts w:ascii="Wingdings" w:hAnsi="Wingdings" w:hint="default"/>
         <w:sz w:val="20"/>
       </w:rPr>
     </w:lvl>
@@ -5874,12 +7022,125 @@
         <w:ind w:left="6840" w:hanging="360"/>
       </w:pPr>
       <w:rPr>
-        <w:rFonts w:hint="default" w:ascii="Wingdings" w:hAnsi="Wingdings"/>
+        <w:rFonts w:ascii="Wingdings" w:hAnsi="Wingdings" w:hint="default"/>
         <w:sz w:val="20"/>
       </w:rPr>
     </w:lvl>
   </w:abstractNum>
-  <w:abstractNum w:abstractNumId="13" w15:restartNumberingAfterBreak="0">
+  <w:abstractNum w:abstractNumId="22" w15:restartNumberingAfterBreak="0">
+    <w:nsid w:val="5004DB62"/>
+    <w:multiLevelType w:val="hybridMultilevel"/>
+    <w:tmpl w:val="8DE8A92E"/>
+    <w:lvl w:ilvl="0" w:tplc="FA0C5564">
+      <w:start w:val="1"/>
+      <w:numFmt w:val="bullet"/>
+      <w:lvlText w:val=""/>
+      <w:lvlJc w:val="left"/>
+      <w:pPr>
+        <w:ind w:left="720" w:hanging="360"/>
+      </w:pPr>
+      <w:rPr>
+        <w:rFonts w:ascii="Symbol" w:hAnsi="Symbol" w:hint="default"/>
+      </w:rPr>
+    </w:lvl>
+    <w:lvl w:ilvl="1" w:tplc="765E9692">
+      <w:start w:val="1"/>
+      <w:numFmt w:val="bullet"/>
+      <w:lvlText w:val="o"/>
+      <w:lvlJc w:val="left"/>
+      <w:pPr>
+        <w:ind w:left="1440" w:hanging="360"/>
+      </w:pPr>
+      <w:rPr>
+        <w:rFonts w:ascii="Courier New" w:hAnsi="Courier New" w:hint="default"/>
+      </w:rPr>
+    </w:lvl>
+    <w:lvl w:ilvl="2" w:tplc="EF006C2A">
+      <w:start w:val="1"/>
+      <w:numFmt w:val="bullet"/>
+      <w:lvlText w:val=""/>
+      <w:lvlJc w:val="left"/>
+      <w:pPr>
+        <w:ind w:left="2160" w:hanging="360"/>
+      </w:pPr>
+      <w:rPr>
+        <w:rFonts w:ascii="Wingdings" w:hAnsi="Wingdings" w:hint="default"/>
+      </w:rPr>
+    </w:lvl>
+    <w:lvl w:ilvl="3" w:tplc="F5D69CFA">
+      <w:start w:val="1"/>
+      <w:numFmt w:val="bullet"/>
+      <w:lvlText w:val=""/>
+      <w:lvlJc w:val="left"/>
+      <w:pPr>
+        <w:ind w:left="2880" w:hanging="360"/>
+      </w:pPr>
+      <w:rPr>
+        <w:rFonts w:ascii="Symbol" w:hAnsi="Symbol" w:hint="default"/>
+      </w:rPr>
+    </w:lvl>
+    <w:lvl w:ilvl="4" w:tplc="A5A4F5AC">
+      <w:start w:val="1"/>
+      <w:numFmt w:val="bullet"/>
+      <w:lvlText w:val="o"/>
+      <w:lvlJc w:val="left"/>
+      <w:pPr>
+        <w:ind w:left="3600" w:hanging="360"/>
+      </w:pPr>
+      <w:rPr>
+        <w:rFonts w:ascii="Courier New" w:hAnsi="Courier New" w:hint="default"/>
+      </w:rPr>
+    </w:lvl>
+    <w:lvl w:ilvl="5" w:tplc="4B346670">
+      <w:start w:val="1"/>
+      <w:numFmt w:val="bullet"/>
+      <w:lvlText w:val=""/>
+      <w:lvlJc w:val="left"/>
+      <w:pPr>
+        <w:ind w:left="4320" w:hanging="360"/>
+      </w:pPr>
+      <w:rPr>
+        <w:rFonts w:ascii="Wingdings" w:hAnsi="Wingdings" w:hint="default"/>
+      </w:rPr>
+    </w:lvl>
+    <w:lvl w:ilvl="6" w:tplc="45289030">
+      <w:start w:val="1"/>
+      <w:numFmt w:val="bullet"/>
+      <w:lvlText w:val=""/>
+      <w:lvlJc w:val="left"/>
+      <w:pPr>
+        <w:ind w:left="5040" w:hanging="360"/>
+      </w:pPr>
+      <w:rPr>
+        <w:rFonts w:ascii="Symbol" w:hAnsi="Symbol" w:hint="default"/>
+      </w:rPr>
+    </w:lvl>
+    <w:lvl w:ilvl="7" w:tplc="F16AFCE0">
+      <w:start w:val="1"/>
+      <w:numFmt w:val="bullet"/>
+      <w:lvlText w:val="o"/>
+      <w:lvlJc w:val="left"/>
+      <w:pPr>
+        <w:ind w:left="5760" w:hanging="360"/>
+      </w:pPr>
+      <w:rPr>
+        <w:rFonts w:ascii="Courier New" w:hAnsi="Courier New" w:hint="default"/>
+      </w:rPr>
+    </w:lvl>
+    <w:lvl w:ilvl="8" w:tplc="A7F85F2C">
+      <w:start w:val="1"/>
+      <w:numFmt w:val="bullet"/>
+      <w:lvlText w:val=""/>
+      <w:lvlJc w:val="left"/>
+      <w:pPr>
+        <w:ind w:left="6480" w:hanging="360"/>
+      </w:pPr>
+      <w:rPr>
+        <w:rFonts w:ascii="Wingdings" w:hAnsi="Wingdings" w:hint="default"/>
+      </w:rPr>
+    </w:lvl>
+  </w:abstractNum>
+  <w:abstractNum w:abstractNumId="23" w15:restartNumberingAfterBreak="0">
     <w:nsid w:val="507D0F24"/>
     <w:multiLevelType w:val="hybridMultilevel"/>
     <w:tmpl w:val="16B0A7D6"/>
@@ -5892,7 +7153,7 @@
         <w:ind w:left="720" w:hanging="360"/>
       </w:pPr>
       <w:rPr>
-        <w:rFonts w:hint="default" w:ascii="Symbol" w:hAnsi="Symbol"/>
+        <w:rFonts w:ascii="Symbol" w:hAnsi="Symbol" w:hint="default"/>
       </w:rPr>
     </w:lvl>
     <w:lvl w:ilvl="1" w:tplc="08090003" w:tentative="1">
@@ -5904,7 +7165,7 @@
         <w:ind w:left="1440" w:hanging="360"/>
       </w:pPr>
       <w:rPr>
-        <w:rFonts w:hint="default" w:ascii="Courier New" w:hAnsi="Courier New" w:cs="Courier New"/>
+        <w:rFonts w:ascii="Courier New" w:hAnsi="Courier New" w:cs="Courier New" w:hint="default"/>
       </w:rPr>
     </w:lvl>
     <w:lvl w:ilvl="2" w:tplc="08090005" w:tentative="1">
@@ -5916,7 +7177,7 @@
         <w:ind w:left="2160" w:hanging="360"/>
       </w:pPr>
       <w:rPr>
-        <w:rFonts w:hint="default" w:ascii="Wingdings" w:hAnsi="Wingdings"/>
+        <w:rFonts w:ascii="Wingdings" w:hAnsi="Wingdings" w:hint="default"/>
       </w:rPr>
     </w:lvl>
     <w:lvl w:ilvl="3" w:tplc="08090001" w:tentative="1">
@@ -5928,7 +7189,7 @@
         <w:ind w:left="2880" w:hanging="360"/>
       </w:pPr>
       <w:rPr>
-        <w:rFonts w:hint="default" w:ascii="Symbol" w:hAnsi="Symbol"/>
+        <w:rFonts w:ascii="Symbol" w:hAnsi="Symbol" w:hint="default"/>
       </w:rPr>
     </w:lvl>
     <w:lvl w:ilvl="4" w:tplc="08090003" w:tentative="1">
@@ -5940,7 +7201,7 @@
         <w:ind w:left="3600" w:hanging="360"/>
       </w:pPr>
       <w:rPr>
-        <w:rFonts w:hint="default" w:ascii="Courier New" w:hAnsi="Courier New" w:cs="Courier New"/>
+        <w:rFonts w:ascii="Courier New" w:hAnsi="Courier New" w:cs="Courier New" w:hint="default"/>
       </w:rPr>
     </w:lvl>
     <w:lvl w:ilvl="5" w:tplc="08090005" w:tentative="1">
@@ -5952,7 +7213,7 @@
         <w:ind w:left="4320" w:hanging="360"/>
       </w:pPr>
       <w:rPr>
-        <w:rFonts w:hint="default" w:ascii="Wingdings" w:hAnsi="Wingdings"/>
+        <w:rFonts w:ascii="Wingdings" w:hAnsi="Wingdings" w:hint="default"/>
       </w:rPr>
     </w:lvl>
     <w:lvl w:ilvl="6" w:tplc="08090001" w:tentative="1">
@@ -5964,7 +7225,7 @@
         <w:ind w:left="5040" w:hanging="360"/>
       </w:pPr>
       <w:rPr>
-        <w:rFonts w:hint="default" w:ascii="Symbol" w:hAnsi="Symbol"/>
+        <w:rFonts w:ascii="Symbol" w:hAnsi="Symbol" w:hint="default"/>
       </w:rPr>
     </w:lvl>
     <w:lvl w:ilvl="7" w:tplc="08090003" w:tentative="1">
@@ -5976,7 +7237,7 @@
         <w:ind w:left="5760" w:hanging="360"/>
       </w:pPr>
       <w:rPr>
-        <w:rFonts w:hint="default" w:ascii="Courier New" w:hAnsi="Courier New" w:cs="Courier New"/>
+        <w:rFonts w:ascii="Courier New" w:hAnsi="Courier New" w:cs="Courier New" w:hint="default"/>
       </w:rPr>
     </w:lvl>
     <w:lvl w:ilvl="8" w:tplc="08090005" w:tentative="1">
@@ -5988,11 +7249,210 @@
         <w:ind w:left="6480" w:hanging="360"/>
       </w:pPr>
       <w:rPr>
-        <w:rFonts w:hint="default" w:ascii="Wingdings" w:hAnsi="Wingdings"/>
+        <w:rFonts w:ascii="Wingdings" w:hAnsi="Wingdings" w:hint="default"/>
       </w:rPr>
     </w:lvl>
   </w:abstractNum>
-  <w:abstractNum w:abstractNumId="14" w15:restartNumberingAfterBreak="0">
+  <w:abstractNum w:abstractNumId="24" w15:restartNumberingAfterBreak="0">
+    <w:nsid w:val="547311D3"/>
+    <w:multiLevelType w:val="hybridMultilevel"/>
+    <w:tmpl w:val="E1A2B750"/>
+    <w:lvl w:ilvl="0" w:tplc="07FA636A">
+      <w:start w:val="1"/>
+      <w:numFmt w:val="bullet"/>
+      <w:lvlText w:val=""/>
+      <w:lvlJc w:val="left"/>
+      <w:pPr>
+        <w:ind w:left="720" w:hanging="360"/>
+      </w:pPr>
+      <w:rPr>
+        <w:rFonts w:ascii="Symbol" w:hAnsi="Symbol" w:hint="default"/>
+      </w:rPr>
+    </w:lvl>
+    <w:lvl w:ilvl="1" w:tplc="6366D50C">
+      <w:start w:val="1"/>
+      <w:numFmt w:val="bullet"/>
+      <w:lvlText w:val="o"/>
+      <w:lvlJc w:val="left"/>
+      <w:pPr>
+        <w:ind w:left="1440" w:hanging="360"/>
+      </w:pPr>
+      <w:rPr>
+        <w:rFonts w:ascii="Courier New" w:hAnsi="Courier New" w:hint="default"/>
+      </w:rPr>
+    </w:lvl>
+    <w:lvl w:ilvl="2" w:tplc="D10AF5DC">
+      <w:start w:val="1"/>
+      <w:numFmt w:val="bullet"/>
+      <w:lvlText w:val=""/>
+      <w:lvlJc w:val="left"/>
+      <w:pPr>
+        <w:ind w:left="2160" w:hanging="360"/>
+      </w:pPr>
+      <w:rPr>
+        <w:rFonts w:ascii="Wingdings" w:hAnsi="Wingdings" w:hint="default"/>
+      </w:rPr>
+    </w:lvl>
+    <w:lvl w:ilvl="3" w:tplc="C346EF3A">
+      <w:start w:val="1"/>
+      <w:numFmt w:val="bullet"/>
+      <w:lvlText w:val=""/>
+      <w:lvlJc w:val="left"/>
+      <w:pPr>
+        <w:ind w:left="2880" w:hanging="360"/>
+      </w:pPr>
+      <w:rPr>
+        <w:rFonts w:ascii="Symbol" w:hAnsi="Symbol" w:hint="default"/>
+      </w:rPr>
+    </w:lvl>
+    <w:lvl w:ilvl="4" w:tplc="35BE2816">
+      <w:start w:val="1"/>
+      <w:numFmt w:val="bullet"/>
+      <w:lvlText w:val="o"/>
+      <w:lvlJc w:val="left"/>
+      <w:pPr>
+        <w:ind w:left="3600" w:hanging="360"/>
+      </w:pPr>
+      <w:rPr>
+        <w:rFonts w:ascii="Courier New" w:hAnsi="Courier New" w:hint="default"/>
+      </w:rPr>
+    </w:lvl>
+    <w:lvl w:ilvl="5" w:tplc="16729892">
+      <w:start w:val="1"/>
+      <w:numFmt w:val="bullet"/>
+      <w:lvlText w:val=""/>
+      <w:lvlJc w:val="left"/>
+      <w:pPr>
+        <w:ind w:left="4320" w:hanging="360"/>
+      </w:pPr>
+      <w:rPr>
+        <w:rFonts w:ascii="Wingdings" w:hAnsi="Wingdings" w:hint="default"/>
+      </w:rPr>
+    </w:lvl>
+    <w:lvl w:ilvl="6" w:tplc="81D66808">
+      <w:start w:val="1"/>
+      <w:numFmt w:val="bullet"/>
+      <w:lvlText w:val=""/>
+      <w:lvlJc w:val="left"/>
+      <w:pPr>
+        <w:ind w:left="5040" w:hanging="360"/>
+      </w:pPr>
+      <w:rPr>
+        <w:rFonts w:ascii="Symbol" w:hAnsi="Symbol" w:hint="default"/>
+      </w:rPr>
+    </w:lvl>
+    <w:lvl w:ilvl="7" w:tplc="56D0D590">
+      <w:start w:val="1"/>
+      <w:numFmt w:val="bullet"/>
+      <w:lvlText w:val="o"/>
+      <w:lvlJc w:val="left"/>
+      <w:pPr>
+        <w:ind w:left="5760" w:hanging="360"/>
+      </w:pPr>
+      <w:rPr>
+        <w:rFonts w:ascii="Courier New" w:hAnsi="Courier New" w:hint="default"/>
+      </w:rPr>
+    </w:lvl>
+    <w:lvl w:ilvl="8" w:tplc="996C339A">
+      <w:start w:val="1"/>
+      <w:numFmt w:val="bullet"/>
+      <w:lvlText w:val=""/>
+      <w:lvlJc w:val="left"/>
+      <w:pPr>
+        <w:ind w:left="6480" w:hanging="360"/>
+      </w:pPr>
+      <w:rPr>
+        <w:rFonts w:ascii="Wingdings" w:hAnsi="Wingdings" w:hint="default"/>
+      </w:rPr>
+    </w:lvl>
+  </w:abstractNum>
+  <w:abstractNum w:abstractNumId="25" w15:restartNumberingAfterBreak="0">
+    <w:nsid w:val="57885339"/>
+    <w:multiLevelType w:val="hybridMultilevel"/>
+    <w:tmpl w:val="082488AC"/>
+    <w:lvl w:ilvl="0" w:tplc="FFFFFFFF">
+      <w:start w:val="1"/>
+      <w:numFmt w:val="decimal"/>
+      <w:lvlText w:val="%1."/>
+      <w:lvlJc w:val="left"/>
+      <w:pPr>
+        <w:ind w:left="720" w:hanging="360"/>
+      </w:pPr>
+    </w:lvl>
+    <w:lvl w:ilvl="1" w:tplc="FFFFFFFF" w:tentative="1">
+      <w:start w:val="1"/>
+      <w:numFmt w:val="lowerLetter"/>
+      <w:lvlText w:val="%2."/>
+      <w:lvlJc w:val="left"/>
+      <w:pPr>
+        <w:ind w:left="1440" w:hanging="360"/>
+      </w:pPr>
+    </w:lvl>
+    <w:lvl w:ilvl="2" w:tplc="FFFFFFFF" w:tentative="1">
+      <w:start w:val="1"/>
+      <w:numFmt w:val="lowerRoman"/>
+      <w:lvlText w:val="%3."/>
+      <w:lvlJc w:val="right"/>
+      <w:pPr>
+        <w:ind w:left="2160" w:hanging="180"/>
+      </w:pPr>
+    </w:lvl>
+    <w:lvl w:ilvl="3" w:tplc="FFFFFFFF" w:tentative="1">
+      <w:start w:val="1"/>
+      <w:numFmt w:val="decimal"/>
+      <w:lvlText w:val="%4."/>
+      <w:lvlJc w:val="left"/>
+      <w:pPr>
+        <w:ind w:left="2880" w:hanging="360"/>
+      </w:pPr>
+    </w:lvl>
+    <w:lvl w:ilvl="4" w:tplc="FFFFFFFF" w:tentative="1">
+      <w:start w:val="1"/>
+      <w:numFmt w:val="lowerLetter"/>
+      <w:lvlText w:val="%5."/>
+      <w:lvlJc w:val="left"/>
+      <w:pPr>
+        <w:ind w:left="3600" w:hanging="360"/>
+      </w:pPr>
+    </w:lvl>
+    <w:lvl w:ilvl="5" w:tplc="FFFFFFFF" w:tentative="1">
+      <w:start w:val="1"/>
+      <w:numFmt w:val="lowerRoman"/>
+      <w:lvlText w:val="%6."/>
+      <w:lvlJc w:val="right"/>
+      <w:pPr>
+        <w:ind w:left="4320" w:hanging="180"/>
+      </w:pPr>
+    </w:lvl>
+    <w:lvl w:ilvl="6" w:tplc="FFFFFFFF" w:tentative="1">
+      <w:start w:val="1"/>
+      <w:numFmt w:val="decimal"/>
+      <w:lvlText w:val="%7."/>
+      <w:lvlJc w:val="left"/>
+      <w:pPr>
+        <w:ind w:left="5040" w:hanging="360"/>
+      </w:pPr>
+    </w:lvl>
+    <w:lvl w:ilvl="7" w:tplc="FFFFFFFF" w:tentative="1">
+      <w:start w:val="1"/>
+      <w:numFmt w:val="lowerLetter"/>
+      <w:lvlText w:val="%8."/>
+      <w:lvlJc w:val="left"/>
+      <w:pPr>
+        <w:ind w:left="5760" w:hanging="360"/>
+      </w:pPr>
+    </w:lvl>
+    <w:lvl w:ilvl="8" w:tplc="FFFFFFFF" w:tentative="1">
+      <w:start w:val="1"/>
+      <w:numFmt w:val="lowerRoman"/>
+      <w:lvlText w:val="%9."/>
+      <w:lvlJc w:val="right"/>
+      <w:pPr>
+        <w:ind w:left="6480" w:hanging="180"/>
+      </w:pPr>
+    </w:lvl>
+  </w:abstractNum>
+  <w:abstractNum w:abstractNumId="26" w15:restartNumberingAfterBreak="0">
     <w:nsid w:val="5A4E3728"/>
     <w:multiLevelType w:val="multilevel"/>
     <w:tmpl w:val="B7222DF2"/>
@@ -6008,7 +7468,7 @@
         <w:ind w:left="1080" w:hanging="360"/>
       </w:pPr>
       <w:rPr>
-        <w:rFonts w:hint="default" w:ascii="Symbol" w:hAnsi="Symbol"/>
+        <w:rFonts w:ascii="Symbol" w:hAnsi="Symbol" w:hint="default"/>
         <w:sz w:val="24"/>
         <w:szCs w:val="32"/>
       </w:rPr>
@@ -6025,7 +7485,7 @@
         <w:ind w:left="1800" w:hanging="360"/>
       </w:pPr>
       <w:rPr>
-        <w:rFonts w:hint="default" w:ascii="Courier New" w:hAnsi="Courier New"/>
+        <w:rFonts w:ascii="Courier New" w:hAnsi="Courier New" w:hint="default"/>
         <w:sz w:val="20"/>
       </w:rPr>
     </w:lvl>
@@ -6041,7 +7501,7 @@
         <w:ind w:left="2520" w:hanging="360"/>
       </w:pPr>
       <w:rPr>
-        <w:rFonts w:hint="default" w:ascii="Wingdings" w:hAnsi="Wingdings"/>
+        <w:rFonts w:ascii="Wingdings" w:hAnsi="Wingdings" w:hint="default"/>
         <w:sz w:val="20"/>
       </w:rPr>
     </w:lvl>
@@ -6057,7 +7517,7 @@
         <w:ind w:left="3240" w:hanging="360"/>
       </w:pPr>
       <w:rPr>
-        <w:rFonts w:hint="default" w:ascii="Wingdings" w:hAnsi="Wingdings"/>
+        <w:rFonts w:ascii="Wingdings" w:hAnsi="Wingdings" w:hint="default"/>
         <w:sz w:val="20"/>
       </w:rPr>
     </w:lvl>
@@ -6073,7 +7533,7 @@
         <w:ind w:left="3960" w:hanging="360"/>
       </w:pPr>
       <w:rPr>
-        <w:rFonts w:hint="default" w:ascii="Wingdings" w:hAnsi="Wingdings"/>
+        <w:rFonts w:ascii="Wingdings" w:hAnsi="Wingdings" w:hint="default"/>
         <w:sz w:val="20"/>
       </w:rPr>
     </w:lvl>
@@ -6089,7 +7549,7 @@
         <w:ind w:left="4680" w:hanging="360"/>
       </w:pPr>
       <w:rPr>
-        <w:rFonts w:hint="default" w:ascii="Wingdings" w:hAnsi="Wingdings"/>
+        <w:rFonts w:ascii="Wingdings" w:hAnsi="Wingdings" w:hint="default"/>
         <w:sz w:val="20"/>
       </w:rPr>
     </w:lvl>
@@ -6105,7 +7565,7 @@
         <w:ind w:left="5400" w:hanging="360"/>
       </w:pPr>
       <w:rPr>
-        <w:rFonts w:hint="default" w:ascii="Wingdings" w:hAnsi="Wingdings"/>
+        <w:rFonts w:ascii="Wingdings" w:hAnsi="Wingdings" w:hint="default"/>
         <w:sz w:val="20"/>
       </w:rPr>
     </w:lvl>
@@ -6121,7 +7581,7 @@
         <w:ind w:left="6120" w:hanging="360"/>
       </w:pPr>
       <w:rPr>
-        <w:rFonts w:hint="default" w:ascii="Wingdings" w:hAnsi="Wingdings"/>
+        <w:rFonts w:ascii="Wingdings" w:hAnsi="Wingdings" w:hint="default"/>
         <w:sz w:val="20"/>
       </w:rPr>
     </w:lvl>
@@ -6137,12 +7597,12 @@
         <w:ind w:left="6840" w:hanging="360"/>
       </w:pPr>
       <w:rPr>
-        <w:rFonts w:hint="default" w:ascii="Wingdings" w:hAnsi="Wingdings"/>
+        <w:rFonts w:ascii="Wingdings" w:hAnsi="Wingdings" w:hint="default"/>
         <w:sz w:val="20"/>
       </w:rPr>
     </w:lvl>
   </w:abstractNum>
-  <w:abstractNum w:abstractNumId="15" w15:restartNumberingAfterBreak="0">
+  <w:abstractNum w:abstractNumId="27" w15:restartNumberingAfterBreak="0">
     <w:nsid w:val="629B1983"/>
     <w:multiLevelType w:val="multilevel"/>
     <w:tmpl w:val="BF38386E"/>
@@ -6158,7 +7618,7 @@
         <w:ind w:left="720" w:hanging="360"/>
       </w:pPr>
       <w:rPr>
-        <w:rFonts w:hint="default" w:ascii="Symbol" w:hAnsi="Symbol"/>
+        <w:rFonts w:ascii="Symbol" w:hAnsi="Symbol" w:hint="default"/>
         <w:sz w:val="20"/>
       </w:rPr>
     </w:lvl>
@@ -6174,7 +7634,7 @@
         <w:ind w:left="1440" w:hanging="360"/>
       </w:pPr>
       <w:rPr>
-        <w:rFonts w:hint="default" w:ascii="Courier New" w:hAnsi="Courier New"/>
+        <w:rFonts w:ascii="Courier New" w:hAnsi="Courier New" w:hint="default"/>
         <w:sz w:val="20"/>
       </w:rPr>
     </w:lvl>
@@ -6190,7 +7650,7 @@
         <w:ind w:left="2160" w:hanging="360"/>
       </w:pPr>
       <w:rPr>
-        <w:rFonts w:hint="default" w:ascii="Wingdings" w:hAnsi="Wingdings"/>
+        <w:rFonts w:ascii="Wingdings" w:hAnsi="Wingdings" w:hint="default"/>
         <w:sz w:val="20"/>
       </w:rPr>
     </w:lvl>
@@ -6206,7 +7666,7 @@
         <w:ind w:left="2880" w:hanging="360"/>
       </w:pPr>
       <w:rPr>
-        <w:rFonts w:hint="default" w:ascii="Wingdings" w:hAnsi="Wingdings"/>
+        <w:rFonts w:ascii="Wingdings" w:hAnsi="Wingdings" w:hint="default"/>
         <w:sz w:val="20"/>
       </w:rPr>
     </w:lvl>
@@ -6222,7 +7682,7 @@
         <w:ind w:left="3600" w:hanging="360"/>
       </w:pPr>
       <w:rPr>
-        <w:rFonts w:hint="default" w:ascii="Wingdings" w:hAnsi="Wingdings"/>
+        <w:rFonts w:ascii="Wingdings" w:hAnsi="Wingdings" w:hint="default"/>
         <w:sz w:val="20"/>
       </w:rPr>
     </w:lvl>
@@ -6238,7 +7698,7 @@
         <w:ind w:left="4320" w:hanging="360"/>
       </w:pPr>
       <w:rPr>
-        <w:rFonts w:hint="default" w:ascii="Wingdings" w:hAnsi="Wingdings"/>
+        <w:rFonts w:ascii="Wingdings" w:hAnsi="Wingdings" w:hint="default"/>
         <w:sz w:val="20"/>
       </w:rPr>
     </w:lvl>
@@ -6254,7 +7714,7 @@
         <w:ind w:left="5040" w:hanging="360"/>
       </w:pPr>
       <w:rPr>
-        <w:rFonts w:hint="default" w:ascii="Wingdings" w:hAnsi="Wingdings"/>
+        <w:rFonts w:ascii="Wingdings" w:hAnsi="Wingdings" w:hint="default"/>
         <w:sz w:val="20"/>
       </w:rPr>
     </w:lvl>
@@ -6270,7 +7730,7 @@
         <w:ind w:left="5760" w:hanging="360"/>
       </w:pPr>
       <w:rPr>
-        <w:rFonts w:hint="default" w:ascii="Wingdings" w:hAnsi="Wingdings"/>
+        <w:rFonts w:ascii="Wingdings" w:hAnsi="Wingdings" w:hint="default"/>
         <w:sz w:val="20"/>
       </w:rPr>
     </w:lvl>
@@ -6286,12 +7746,12 @@
         <w:ind w:left="6480" w:hanging="360"/>
       </w:pPr>
       <w:rPr>
-        <w:rFonts w:hint="default" w:ascii="Wingdings" w:hAnsi="Wingdings"/>
+        <w:rFonts w:ascii="Wingdings" w:hAnsi="Wingdings" w:hint="default"/>
         <w:sz w:val="20"/>
       </w:rPr>
     </w:lvl>
   </w:abstractNum>
-  <w:abstractNum w:abstractNumId="16" w15:restartNumberingAfterBreak="0">
+  <w:abstractNum w:abstractNumId="28" w15:restartNumberingAfterBreak="0">
     <w:nsid w:val="638709F1"/>
     <w:multiLevelType w:val="multilevel"/>
     <w:tmpl w:val="2B8642E6"/>
@@ -6404,87 +7864,333 @@
       </w:pPr>
     </w:lvl>
   </w:abstractNum>
-  <w:num w:numId="24">
+  <w:abstractNum w:abstractNumId="29" w15:restartNumberingAfterBreak="0">
+    <w:nsid w:val="65283816"/>
+    <w:multiLevelType w:val="hybridMultilevel"/>
+    <w:tmpl w:val="961C24E4"/>
+    <w:lvl w:ilvl="0" w:tplc="94841298">
+      <w:start w:val="1"/>
+      <w:numFmt w:val="bullet"/>
+      <w:lvlText w:val=""/>
+      <w:lvlJc w:val="left"/>
+      <w:pPr>
+        <w:ind w:left="720" w:hanging="360"/>
+      </w:pPr>
+      <w:rPr>
+        <w:rFonts w:ascii="Symbol" w:hAnsi="Symbol" w:hint="default"/>
+      </w:rPr>
+    </w:lvl>
+    <w:lvl w:ilvl="1" w:tplc="98BCCEF8">
+      <w:start w:val="1"/>
+      <w:numFmt w:val="bullet"/>
+      <w:lvlText w:val="o"/>
+      <w:lvlJc w:val="left"/>
+      <w:pPr>
+        <w:ind w:left="1440" w:hanging="360"/>
+      </w:pPr>
+      <w:rPr>
+        <w:rFonts w:ascii="Courier New" w:hAnsi="Courier New" w:hint="default"/>
+      </w:rPr>
+    </w:lvl>
+    <w:lvl w:ilvl="2" w:tplc="ADFE7B14">
+      <w:start w:val="1"/>
+      <w:numFmt w:val="bullet"/>
+      <w:lvlText w:val=""/>
+      <w:lvlJc w:val="left"/>
+      <w:pPr>
+        <w:ind w:left="2160" w:hanging="360"/>
+      </w:pPr>
+      <w:rPr>
+        <w:rFonts w:ascii="Wingdings" w:hAnsi="Wingdings" w:hint="default"/>
+      </w:rPr>
+    </w:lvl>
+    <w:lvl w:ilvl="3" w:tplc="453C8DD4">
+      <w:start w:val="1"/>
+      <w:numFmt w:val="bullet"/>
+      <w:lvlText w:val=""/>
+      <w:lvlJc w:val="left"/>
+      <w:pPr>
+        <w:ind w:left="2880" w:hanging="360"/>
+      </w:pPr>
+      <w:rPr>
+        <w:rFonts w:ascii="Symbol" w:hAnsi="Symbol" w:hint="default"/>
+      </w:rPr>
+    </w:lvl>
+    <w:lvl w:ilvl="4" w:tplc="9292868A">
+      <w:start w:val="1"/>
+      <w:numFmt w:val="bullet"/>
+      <w:lvlText w:val="o"/>
+      <w:lvlJc w:val="left"/>
+      <w:pPr>
+        <w:ind w:left="3600" w:hanging="360"/>
+      </w:pPr>
+      <w:rPr>
+        <w:rFonts w:ascii="Courier New" w:hAnsi="Courier New" w:hint="default"/>
+      </w:rPr>
+    </w:lvl>
+    <w:lvl w:ilvl="5" w:tplc="C5E46594">
+      <w:start w:val="1"/>
+      <w:numFmt w:val="bullet"/>
+      <w:lvlText w:val=""/>
+      <w:lvlJc w:val="left"/>
+      <w:pPr>
+        <w:ind w:left="4320" w:hanging="360"/>
+      </w:pPr>
+      <w:rPr>
+        <w:rFonts w:ascii="Wingdings" w:hAnsi="Wingdings" w:hint="default"/>
+      </w:rPr>
+    </w:lvl>
+    <w:lvl w:ilvl="6" w:tplc="69A69EE6">
+      <w:start w:val="1"/>
+      <w:numFmt w:val="bullet"/>
+      <w:lvlText w:val=""/>
+      <w:lvlJc w:val="left"/>
+      <w:pPr>
+        <w:ind w:left="5040" w:hanging="360"/>
+      </w:pPr>
+      <w:rPr>
+        <w:rFonts w:ascii="Symbol" w:hAnsi="Symbol" w:hint="default"/>
+      </w:rPr>
+    </w:lvl>
+    <w:lvl w:ilvl="7" w:tplc="60422748">
+      <w:start w:val="1"/>
+      <w:numFmt w:val="bullet"/>
+      <w:lvlText w:val="o"/>
+      <w:lvlJc w:val="left"/>
+      <w:pPr>
+        <w:ind w:left="5760" w:hanging="360"/>
+      </w:pPr>
+      <w:rPr>
+        <w:rFonts w:ascii="Courier New" w:hAnsi="Courier New" w:hint="default"/>
+      </w:rPr>
+    </w:lvl>
+    <w:lvl w:ilvl="8" w:tplc="7EA29982">
+      <w:start w:val="1"/>
+      <w:numFmt w:val="bullet"/>
+      <w:lvlText w:val=""/>
+      <w:lvlJc w:val="left"/>
+      <w:pPr>
+        <w:ind w:left="6480" w:hanging="360"/>
+      </w:pPr>
+      <w:rPr>
+        <w:rFonts w:ascii="Wingdings" w:hAnsi="Wingdings" w:hint="default"/>
+      </w:rPr>
+    </w:lvl>
+  </w:abstractNum>
+  <w:abstractNum w:abstractNumId="30" w15:restartNumberingAfterBreak="0">
+    <w:nsid w:val="7CA50699"/>
+    <w:multiLevelType w:val="hybridMultilevel"/>
+    <w:tmpl w:val="7220C4AA"/>
+    <w:lvl w:ilvl="0" w:tplc="937EBC5E">
+      <w:numFmt w:val="bullet"/>
+      <w:lvlText w:val="•"/>
+      <w:lvlJc w:val="left"/>
+      <w:pPr>
+        <w:ind w:left="696" w:hanging="360"/>
+      </w:pPr>
+      <w:rPr>
+        <w:rFonts w:ascii="Aptos" w:eastAsiaTheme="minorEastAsia" w:hAnsi="Aptos" w:cstheme="minorBidi" w:hint="default"/>
+      </w:rPr>
+    </w:lvl>
+    <w:lvl w:ilvl="1" w:tplc="04090003" w:tentative="1">
+      <w:start w:val="1"/>
+      <w:numFmt w:val="bullet"/>
+      <w:lvlText w:val="o"/>
+      <w:lvlJc w:val="left"/>
+      <w:pPr>
+        <w:ind w:left="1416" w:hanging="360"/>
+      </w:pPr>
+      <w:rPr>
+        <w:rFonts w:ascii="Courier New" w:hAnsi="Courier New" w:cs="Courier New" w:hint="default"/>
+      </w:rPr>
+    </w:lvl>
+    <w:lvl w:ilvl="2" w:tplc="04090005" w:tentative="1">
+      <w:start w:val="1"/>
+      <w:numFmt w:val="bullet"/>
+      <w:lvlText w:val=""/>
+      <w:lvlJc w:val="left"/>
+      <w:pPr>
+        <w:ind w:left="2136" w:hanging="360"/>
+      </w:pPr>
+      <w:rPr>
+        <w:rFonts w:ascii="Wingdings" w:hAnsi="Wingdings" w:hint="default"/>
+      </w:rPr>
+    </w:lvl>
+    <w:lvl w:ilvl="3" w:tplc="04090001" w:tentative="1">
+      <w:start w:val="1"/>
+      <w:numFmt w:val="bullet"/>
+      <w:lvlText w:val=""/>
+      <w:lvlJc w:val="left"/>
+      <w:pPr>
+        <w:ind w:left="2856" w:hanging="360"/>
+      </w:pPr>
+      <w:rPr>
+        <w:rFonts w:ascii="Symbol" w:hAnsi="Symbol" w:hint="default"/>
+      </w:rPr>
+    </w:lvl>
+    <w:lvl w:ilvl="4" w:tplc="04090003" w:tentative="1">
+      <w:start w:val="1"/>
+      <w:numFmt w:val="bullet"/>
+      <w:lvlText w:val="o"/>
+      <w:lvlJc w:val="left"/>
+      <w:pPr>
+        <w:ind w:left="3576" w:hanging="360"/>
+      </w:pPr>
+      <w:rPr>
+        <w:rFonts w:ascii="Courier New" w:hAnsi="Courier New" w:cs="Courier New" w:hint="default"/>
+      </w:rPr>
+    </w:lvl>
+    <w:lvl w:ilvl="5" w:tplc="04090005" w:tentative="1">
+      <w:start w:val="1"/>
+      <w:numFmt w:val="bullet"/>
+      <w:lvlText w:val=""/>
+      <w:lvlJc w:val="left"/>
+      <w:pPr>
+        <w:ind w:left="4296" w:hanging="360"/>
+      </w:pPr>
+      <w:rPr>
+        <w:rFonts w:ascii="Wingdings" w:hAnsi="Wingdings" w:hint="default"/>
+      </w:rPr>
+    </w:lvl>
+    <w:lvl w:ilvl="6" w:tplc="04090001" w:tentative="1">
+      <w:start w:val="1"/>
+      <w:numFmt w:val="bullet"/>
+      <w:lvlText w:val=""/>
+      <w:lvlJc w:val="left"/>
+      <w:pPr>
+        <w:ind w:left="5016" w:hanging="360"/>
+      </w:pPr>
+      <w:rPr>
+        <w:rFonts w:ascii="Symbol" w:hAnsi="Symbol" w:hint="default"/>
+      </w:rPr>
+    </w:lvl>
+    <w:lvl w:ilvl="7" w:tplc="04090003" w:tentative="1">
+      <w:start w:val="1"/>
+      <w:numFmt w:val="bullet"/>
+      <w:lvlText w:val="o"/>
+      <w:lvlJc w:val="left"/>
+      <w:pPr>
+        <w:ind w:left="5736" w:hanging="360"/>
+      </w:pPr>
+      <w:rPr>
+        <w:rFonts w:ascii="Courier New" w:hAnsi="Courier New" w:cs="Courier New" w:hint="default"/>
+      </w:rPr>
+    </w:lvl>
+    <w:lvl w:ilvl="8" w:tplc="04090005" w:tentative="1">
+      <w:start w:val="1"/>
+      <w:numFmt w:val="bullet"/>
+      <w:lvlText w:val=""/>
+      <w:lvlJc w:val="left"/>
+      <w:pPr>
+        <w:ind w:left="6456" w:hanging="360"/>
+      </w:pPr>
+      <w:rPr>
+        <w:rFonts w:ascii="Wingdings" w:hAnsi="Wingdings" w:hint="default"/>
+      </w:rPr>
+    </w:lvl>
+  </w:abstractNum>
+  <w:num w:numId="1" w16cid:durableId="1152596643">
+    <w:abstractNumId w:val="3"/>
+  </w:num>
+  <w:num w:numId="2" w16cid:durableId="344751793">
+    <w:abstractNumId w:val="29"/>
+  </w:num>
+  <w:num w:numId="3" w16cid:durableId="1887252349">
+    <w:abstractNumId w:val="11"/>
+  </w:num>
+  <w:num w:numId="4" w16cid:durableId="866025337">
+    <w:abstractNumId w:val="22"/>
+  </w:num>
+  <w:num w:numId="5" w16cid:durableId="1368020843">
+    <w:abstractNumId w:val="17"/>
+  </w:num>
+  <w:num w:numId="6" w16cid:durableId="607346361">
+    <w:abstractNumId w:val="24"/>
+  </w:num>
+  <w:num w:numId="7" w16cid:durableId="1116947621">
+    <w:abstractNumId w:val="15"/>
+  </w:num>
+  <w:num w:numId="8" w16cid:durableId="586692755">
+    <w:abstractNumId w:val="5"/>
+  </w:num>
+  <w:num w:numId="9" w16cid:durableId="1515455173">
+    <w:abstractNumId w:val="6"/>
+  </w:num>
+  <w:num w:numId="10" w16cid:durableId="1697273538">
+    <w:abstractNumId w:val="28"/>
+  </w:num>
+  <w:num w:numId="11" w16cid:durableId="1160731528">
+    <w:abstractNumId w:val="12"/>
+  </w:num>
+  <w:num w:numId="12" w16cid:durableId="1291592694">
     <w:abstractNumId w:val="23"/>
   </w:num>
-  <w:num w:numId="23">
-    <w:abstractNumId w:val="22"/>
+  <w:num w:numId="13" w16cid:durableId="1235121406">
+    <w:abstractNumId w:val="0"/>
   </w:num>
-  <w:num w:numId="22">
+  <w:num w:numId="14" w16cid:durableId="1416588423">
+    <w:abstractNumId w:val="7"/>
+  </w:num>
+  <w:num w:numId="15" w16cid:durableId="1118572850">
+    <w:abstractNumId w:val="13"/>
+  </w:num>
+  <w:num w:numId="16" w16cid:durableId="1936161181">
+    <w:abstractNumId w:val="26"/>
+  </w:num>
+  <w:num w:numId="17" w16cid:durableId="968820303">
+    <w:abstractNumId w:val="20"/>
+  </w:num>
+  <w:num w:numId="18" w16cid:durableId="342585026">
+    <w:abstractNumId w:val="14"/>
+  </w:num>
+  <w:num w:numId="19" w16cid:durableId="803891575">
     <w:abstractNumId w:val="21"/>
   </w:num>
-  <w:num w:numId="21">
-    <w:abstractNumId w:val="20"/>
-  </w:num>
-  <w:num w:numId="20">
+  <w:num w:numId="20" w16cid:durableId="420953211">
     <w:abstractNumId w:val="19"/>
   </w:num>
-  <w:num w:numId="19">
+  <w:num w:numId="21" w16cid:durableId="87241244">
+    <w:abstractNumId w:val="4"/>
+  </w:num>
+  <w:num w:numId="22" w16cid:durableId="2004121596">
+    <w:abstractNumId w:val="8"/>
+  </w:num>
+  <w:num w:numId="23" w16cid:durableId="568153359">
+    <w:abstractNumId w:val="27"/>
+  </w:num>
+  <w:num w:numId="24" w16cid:durableId="1540321351">
+    <w:abstractNumId w:val="10"/>
+  </w:num>
+  <w:num w:numId="25" w16cid:durableId="1702322792">
+    <w:abstractNumId w:val="2"/>
+  </w:num>
+  <w:num w:numId="26" w16cid:durableId="2107771790">
+    <w:abstractNumId w:val="25"/>
+  </w:num>
+  <w:num w:numId="27" w16cid:durableId="252515517">
+    <w:abstractNumId w:val="16"/>
+  </w:num>
+  <w:num w:numId="28" w16cid:durableId="1624651260">
     <w:abstractNumId w:val="18"/>
   </w:num>
-  <w:num w:numId="18">
-    <w:abstractNumId w:val="17"/>
-  </w:num>
-  <w:num w:numId="1" w16cid:durableId="586692755">
-    <w:abstractNumId w:val="2"/>
-  </w:num>
-  <w:num w:numId="2" w16cid:durableId="1515455173">
-    <w:abstractNumId w:val="3"/>
-  </w:num>
-  <w:num w:numId="3" w16cid:durableId="1697273538">
-    <w:abstractNumId w:val="16"/>
-  </w:num>
-  <w:num w:numId="4" w16cid:durableId="1160731528">
-    <w:abstractNumId w:val="7"/>
-  </w:num>
-  <w:num w:numId="5" w16cid:durableId="1291592694">
-    <w:abstractNumId w:val="13"/>
-  </w:num>
-  <w:num w:numId="6" w16cid:durableId="1235121406">
-    <w:abstractNumId w:val="0"/>
-  </w:num>
-  <w:num w:numId="7" w16cid:durableId="1416588423">
-    <w:abstractNumId w:val="4"/>
-  </w:num>
-  <w:num w:numId="8" w16cid:durableId="1118572850">
-    <w:abstractNumId w:val="8"/>
-  </w:num>
-  <w:num w:numId="9" w16cid:durableId="1936161181">
-    <w:abstractNumId w:val="14"/>
-  </w:num>
-  <w:num w:numId="10" w16cid:durableId="968820303">
-    <w:abstractNumId w:val="11"/>
-  </w:num>
-  <w:num w:numId="11" w16cid:durableId="342585026">
+  <w:num w:numId="29" w16cid:durableId="1528523453">
     <w:abstractNumId w:val="9"/>
   </w:num>
-  <w:num w:numId="12" w16cid:durableId="803891575">
-    <w:abstractNumId w:val="12"/>
+  <w:num w:numId="30" w16cid:durableId="1955819068">
+    <w:abstractNumId w:val="30"/>
   </w:num>
-  <w:num w:numId="13" w16cid:durableId="420953211">
-    <w:abstractNumId w:val="10"/>
-  </w:num>
-  <w:num w:numId="14" w16cid:durableId="87241244">
+  <w:num w:numId="31" w16cid:durableId="425731961">
     <w:abstractNumId w:val="1"/>
-  </w:num>
-  <w:num w:numId="15" w16cid:durableId="2004121596">
-    <w:abstractNumId w:val="5"/>
-  </w:num>
-  <w:num w:numId="16" w16cid:durableId="568153359">
-    <w:abstractNumId w:val="15"/>
-  </w:num>
-  <w:num w:numId="17" w16cid:durableId="1540321351">
-    <w:abstractNumId w:val="6"/>
   </w:num>
 </w:numbering>
 </file>
 
 <file path=word/styles.xml><?xml version="1.0" encoding="utf-8"?>
-<w:styles xmlns:wp14="http://schemas.microsoft.com/office/word/2010/wordprocessingDrawing" xmlns:mc="http://schemas.openxmlformats.org/markup-compatibility/2006" xmlns:r="http://schemas.openxmlformats.org/officeDocument/2006/relationships" xmlns:w="http://schemas.openxmlformats.org/wordprocessingml/2006/main" xmlns:w14="http://schemas.microsoft.com/office/word/2010/wordml" xmlns:w15="http://schemas.microsoft.com/office/word/2012/wordml" xmlns:w16cex="http://schemas.microsoft.com/office/word/2018/wordml/cex" xmlns:w16cid="http://schemas.microsoft.com/office/word/2016/wordml/cid" xmlns:w16="http://schemas.microsoft.com/office/word/2018/wordml" xmlns:w16du="http://schemas.microsoft.com/office/word/2023/wordml/word16du" xmlns:w16sdtdh="http://schemas.microsoft.com/office/word/2020/wordml/sdtdatahash" xmlns:w16sdtfl="http://schemas.microsoft.com/office/word/2024/wordml/sdtformatlock" xmlns:w16se="http://schemas.microsoft.com/office/word/2015/wordml/symex" mc:Ignorable="w14 w15 w16se w16cid w16 w16cex w16sdtdh w16sdtfl w16du wp14">
+<w:styles xmlns:mc="http://schemas.openxmlformats.org/markup-compatibility/2006" xmlns:r="http://schemas.openxmlformats.org/officeDocument/2006/relationships" xmlns:w="http://schemas.openxmlformats.org/wordprocessingml/2006/main" xmlns:w14="http://schemas.microsoft.com/office/word/2010/wordml" xmlns:w15="http://schemas.microsoft.com/office/word/2012/wordml" xmlns:w16cex="http://schemas.microsoft.com/office/word/2018/wordml/cex" xmlns:w16cid="http://schemas.microsoft.com/office/word/2016/wordml/cid" xmlns:w16="http://schemas.microsoft.com/office/word/2018/wordml" xmlns:w16du="http://schemas.microsoft.com/office/word/2023/wordml/word16du" xmlns:w16sdtdh="http://schemas.microsoft.com/office/word/2020/wordml/sdtdatahash" xmlns:w16sdtfl="http://schemas.microsoft.com/office/word/2024/wordml/sdtformatlock" xmlns:w16se="http://schemas.microsoft.com/office/word/2015/wordml/symex" mc:Ignorable="w14 w15 w16se w16cid w16 w16cex w16sdtdh w16sdtfl w16du">
   <w:docDefaults>
     <w:rPrDefault>
       <w:rPr>
-        <w:rFonts w:asciiTheme="minorHAnsi" w:hAnsiTheme="minorHAnsi" w:eastAsiaTheme="minorHAnsi" w:cstheme="minorBidi"/>
+        <w:rFonts w:asciiTheme="minorHAnsi" w:eastAsiaTheme="minorHAnsi" w:hAnsiTheme="minorHAnsi" w:cstheme="minorBidi"/>
         <w:kern w:val="2"/>
         <w:sz w:val="24"/>
         <w:szCs w:val="24"/>
@@ -6501,14 +8207,14 @@
   <w:latentStyles w:defLockedState="0" w:defUIPriority="99" w:defSemiHidden="0" w:defUnhideWhenUsed="0" w:defQFormat="0" w:count="376">
     <w:lsdException w:name="Normal" w:uiPriority="0" w:qFormat="1"/>
     <w:lsdException w:name="heading 1" w:uiPriority="9" w:qFormat="1"/>
-    <w:lsdException w:name="heading 2" w:uiPriority="9" w:semiHidden="1" w:unhideWhenUsed="1" w:qFormat="1"/>
-    <w:lsdException w:name="heading 3" w:uiPriority="9" w:semiHidden="1" w:unhideWhenUsed="1" w:qFormat="1"/>
-    <w:lsdException w:name="heading 4" w:uiPriority="9" w:semiHidden="1" w:unhideWhenUsed="1" w:qFormat="1"/>
-    <w:lsdException w:name="heading 5" w:uiPriority="9" w:semiHidden="1" w:unhideWhenUsed="1" w:qFormat="1"/>
-    <w:lsdException w:name="heading 6" w:uiPriority="9" w:semiHidden="1" w:unhideWhenUsed="1" w:qFormat="1"/>
-    <w:lsdException w:name="heading 7" w:uiPriority="9" w:semiHidden="1" w:unhideWhenUsed="1" w:qFormat="1"/>
-    <w:lsdException w:name="heading 8" w:uiPriority="9" w:semiHidden="1" w:unhideWhenUsed="1" w:qFormat="1"/>
-    <w:lsdException w:name="heading 9" w:uiPriority="9" w:semiHidden="1" w:unhideWhenUsed="1" w:qFormat="1"/>
+    <w:lsdException w:name="heading 2" w:semiHidden="1" w:uiPriority="9" w:unhideWhenUsed="1" w:qFormat="1"/>
+    <w:lsdException w:name="heading 3" w:semiHidden="1" w:uiPriority="9" w:unhideWhenUsed="1" w:qFormat="1"/>
+    <w:lsdException w:name="heading 4" w:semiHidden="1" w:uiPriority="9" w:unhideWhenUsed="1" w:qFormat="1"/>
+    <w:lsdException w:name="heading 5" w:semiHidden="1" w:uiPriority="9" w:unhideWhenUsed="1" w:qFormat="1"/>
+    <w:lsdException w:name="heading 6" w:semiHidden="1" w:uiPriority="9" w:unhideWhenUsed="1" w:qFormat="1"/>
+    <w:lsdException w:name="heading 7" w:semiHidden="1" w:uiPriority="9" w:unhideWhenUsed="1" w:qFormat="1"/>
+    <w:lsdException w:name="heading 8" w:semiHidden="1" w:uiPriority="9" w:unhideWhenUsed="1" w:qFormat="1"/>
+    <w:lsdException w:name="heading 9" w:semiHidden="1" w:uiPriority="9" w:unhideWhenUsed="1" w:qFormat="1"/>
     <w:lsdException w:name="index 1" w:semiHidden="1" w:unhideWhenUsed="1"/>
     <w:lsdException w:name="index 2" w:semiHidden="1" w:unhideWhenUsed="1"/>
     <w:lsdException w:name="index 3" w:semiHidden="1" w:unhideWhenUsed="1"/>
@@ -6518,22 +8224,22 @@
     <w:lsdException w:name="index 7" w:semiHidden="1" w:unhideWhenUsed="1"/>
     <w:lsdException w:name="index 8" w:semiHidden="1" w:unhideWhenUsed="1"/>
     <w:lsdException w:name="index 9" w:semiHidden="1" w:unhideWhenUsed="1"/>
-    <w:lsdException w:name="toc 1" w:uiPriority="39" w:semiHidden="1" w:unhideWhenUsed="1"/>
-    <w:lsdException w:name="toc 2" w:uiPriority="39" w:semiHidden="1" w:unhideWhenUsed="1"/>
-    <w:lsdException w:name="toc 3" w:uiPriority="39" w:semiHidden="1" w:unhideWhenUsed="1"/>
-    <w:lsdException w:name="toc 4" w:uiPriority="39" w:semiHidden="1" w:unhideWhenUsed="1"/>
-    <w:lsdException w:name="toc 5" w:uiPriority="39" w:semiHidden="1" w:unhideWhenUsed="1"/>
-    <w:lsdException w:name="toc 6" w:uiPriority="39" w:semiHidden="1" w:unhideWhenUsed="1"/>
-    <w:lsdException w:name="toc 7" w:uiPriority="39" w:semiHidden="1" w:unhideWhenUsed="1"/>
-    <w:lsdException w:name="toc 8" w:uiPriority="39" w:semiHidden="1" w:unhideWhenUsed="1"/>
-    <w:lsdException w:name="toc 9" w:uiPriority="39" w:semiHidden="1" w:unhideWhenUsed="1"/>
+    <w:lsdException w:name="toc 1" w:semiHidden="1" w:uiPriority="39" w:unhideWhenUsed="1"/>
+    <w:lsdException w:name="toc 2" w:semiHidden="1" w:uiPriority="39" w:unhideWhenUsed="1"/>
+    <w:lsdException w:name="toc 3" w:semiHidden="1" w:uiPriority="39" w:unhideWhenUsed="1"/>
+    <w:lsdException w:name="toc 4" w:semiHidden="1" w:uiPriority="39" w:unhideWhenUsed="1"/>
+    <w:lsdException w:name="toc 5" w:semiHidden="1" w:uiPriority="39" w:unhideWhenUsed="1"/>
+    <w:lsdException w:name="toc 6" w:semiHidden="1" w:uiPriority="39" w:unhideWhenUsed="1"/>
+    <w:lsdException w:name="toc 7" w:semiHidden="1" w:uiPriority="39" w:unhideWhenUsed="1"/>
+    <w:lsdException w:name="toc 8" w:semiHidden="1" w:uiPriority="39" w:unhideWhenUsed="1"/>
+    <w:lsdException w:name="toc 9" w:semiHidden="1" w:uiPriority="39" w:unhideWhenUsed="1"/>
     <w:lsdException w:name="Normal Indent" w:semiHidden="1" w:unhideWhenUsed="1"/>
     <w:lsdException w:name="footnote text" w:semiHidden="1" w:unhideWhenUsed="1"/>
     <w:lsdException w:name="annotation text" w:semiHidden="1" w:unhideWhenUsed="1"/>
     <w:lsdException w:name="header" w:semiHidden="1" w:unhideWhenUsed="1"/>
     <w:lsdException w:name="footer" w:semiHidden="1" w:unhideWhenUsed="1"/>
     <w:lsdException w:name="index heading" w:semiHidden="1" w:unhideWhenUsed="1"/>
-    <w:lsdException w:name="caption" w:uiPriority="35" w:semiHidden="1" w:unhideWhenUsed="1" w:qFormat="1"/>
+    <w:lsdException w:name="caption" w:semiHidden="1" w:uiPriority="35" w:unhideWhenUsed="1" w:qFormat="1"/>
     <w:lsdException w:name="table of figures" w:semiHidden="1" w:unhideWhenUsed="1"/>
     <w:lsdException w:name="envelope address" w:semiHidden="1" w:unhideWhenUsed="1"/>
     <w:lsdException w:name="envelope return" w:semiHidden="1" w:unhideWhenUsed="1"/>
@@ -6564,7 +8270,7 @@
     <w:lsdException w:name="Title" w:uiPriority="10" w:qFormat="1"/>
     <w:lsdException w:name="Closing" w:semiHidden="1" w:unhideWhenUsed="1"/>
     <w:lsdException w:name="Signature" w:semiHidden="1" w:unhideWhenUsed="1"/>
-    <w:lsdException w:name="Default Paragraph Font" w:uiPriority="1" w:semiHidden="1" w:unhideWhenUsed="1"/>
+    <w:lsdException w:name="Default Paragraph Font" w:semiHidden="1" w:uiPriority="1" w:unhideWhenUsed="1"/>
     <w:lsdException w:name="Body Text" w:semiHidden="1" w:unhideWhenUsed="1"/>
     <w:lsdException w:name="Body Text Indent" w:semiHidden="1" w:unhideWhenUsed="1"/>
     <w:lsdException w:name="List Continue" w:semiHidden="1" w:unhideWhenUsed="1"/>
@@ -6764,8 +8470,8 @@
     <w:lsdException w:name="Subtle Reference" w:uiPriority="31" w:qFormat="1"/>
     <w:lsdException w:name="Intense Reference" w:uiPriority="32" w:qFormat="1"/>
     <w:lsdException w:name="Book Title" w:uiPriority="33" w:qFormat="1"/>
-    <w:lsdException w:name="Bibliography" w:uiPriority="37" w:semiHidden="1" w:unhideWhenUsed="1"/>
-    <w:lsdException w:name="TOC Heading" w:uiPriority="39" w:semiHidden="1" w:unhideWhenUsed="1" w:qFormat="1"/>
+    <w:lsdException w:name="Bibliography" w:semiHidden="1" w:uiPriority="37" w:unhideWhenUsed="1"/>
+    <w:lsdException w:name="TOC Heading" w:semiHidden="1" w:uiPriority="39" w:unhideWhenUsed="1" w:qFormat="1"/>
     <w:lsdException w:name="Plain Table 1" w:uiPriority="41"/>
     <w:lsdException w:name="Plain Table 2" w:uiPriority="42"/>
     <w:lsdException w:name="Plain Table 3" w:uiPriority="43"/>
@@ -6876,7 +8582,7 @@
     <w:lsdException w:name="Unresolved Mention" w:semiHidden="1" w:unhideWhenUsed="1"/>
     <w:lsdException w:name="Smart Link" w:semiHidden="1" w:unhideWhenUsed="1"/>
   </w:latentStyles>
-  <w:style w:type="paragraph" w:styleId="Normal" w:default="1">
+  <w:style w:type="paragraph" w:default="1" w:styleId="Normal">
     <w:name w:val="Normal"/>
     <w:qFormat/>
     <w:rsid w:val="009C15D0"/>
@@ -6905,7 +8611,7 @@
       <w:outlineLvl w:val="0"/>
     </w:pPr>
     <w:rPr>
-      <w:rFonts w:asciiTheme="majorHAnsi" w:hAnsiTheme="majorHAnsi" w:eastAsiaTheme="majorEastAsia" w:cstheme="majorBidi"/>
+      <w:rFonts w:asciiTheme="majorHAnsi" w:eastAsiaTheme="majorEastAsia" w:hAnsiTheme="majorHAnsi" w:cstheme="majorBidi"/>
       <w:color w:val="0F4761" w:themeColor="accent1" w:themeShade="BF"/>
       <w:sz w:val="40"/>
       <w:szCs w:val="40"/>
@@ -6928,7 +8634,7 @@
       <w:outlineLvl w:val="1"/>
     </w:pPr>
     <w:rPr>
-      <w:rFonts w:asciiTheme="majorHAnsi" w:hAnsiTheme="majorHAnsi" w:eastAsiaTheme="majorEastAsia" w:cstheme="majorBidi"/>
+      <w:rFonts w:asciiTheme="majorHAnsi" w:eastAsiaTheme="majorEastAsia" w:hAnsiTheme="majorHAnsi" w:cstheme="majorBidi"/>
       <w:color w:val="0F4761" w:themeColor="accent1" w:themeShade="BF"/>
       <w:sz w:val="32"/>
       <w:szCs w:val="32"/>
@@ -7089,12 +8795,12 @@
       <w:color w:val="272727" w:themeColor="text1" w:themeTint="D8"/>
     </w:rPr>
   </w:style>
-  <w:style w:type="character" w:styleId="DefaultParagraphFont" w:default="1">
+  <w:style w:type="character" w:default="1" w:styleId="DefaultParagraphFont">
     <w:name w:val="Default Paragraph Font"/>
     <w:uiPriority w:val="1"/>
     <w:unhideWhenUsed/>
   </w:style>
-  <w:style w:type="table" w:styleId="TableNormal" w:default="1">
+  <w:style w:type="table" w:default="1" w:styleId="TableNormal">
     <w:name w:val="Normal Table"/>
     <w:uiPriority w:val="99"/>
     <w:semiHidden/>
@@ -7109,26 +8815,26 @@
       </w:tblCellMar>
     </w:tblPr>
   </w:style>
-  <w:style w:type="numbering" w:styleId="NoList" w:default="1">
+  <w:style w:type="numbering" w:default="1" w:styleId="NoList">
     <w:name w:val="No List"/>
     <w:uiPriority w:val="99"/>
     <w:semiHidden/>
     <w:unhideWhenUsed/>
   </w:style>
-  <w:style w:type="character" w:styleId="Heading1Char" w:customStyle="1">
+  <w:style w:type="character" w:customStyle="1" w:styleId="Heading1Char">
     <w:name w:val="Heading 1 Char"/>
     <w:basedOn w:val="DefaultParagraphFont"/>
     <w:link w:val="Heading1"/>
     <w:uiPriority w:val="9"/>
     <w:rsid w:val="00064D79"/>
     <w:rPr>
-      <w:rFonts w:asciiTheme="majorHAnsi" w:hAnsiTheme="majorHAnsi" w:eastAsiaTheme="majorEastAsia" w:cstheme="majorBidi"/>
+      <w:rFonts w:asciiTheme="majorHAnsi" w:eastAsiaTheme="majorEastAsia" w:hAnsiTheme="majorHAnsi" w:cstheme="majorBidi"/>
       <w:color w:val="0F4761" w:themeColor="accent1" w:themeShade="BF"/>
       <w:sz w:val="40"/>
       <w:szCs w:val="40"/>
     </w:rPr>
   </w:style>
-  <w:style w:type="character" w:styleId="Heading2Char" w:customStyle="1">
+  <w:style w:type="character" w:customStyle="1" w:styleId="Heading2Char">
     <w:name w:val="Heading 2 Char"/>
     <w:basedOn w:val="DefaultParagraphFont"/>
     <w:link w:val="Heading2"/>
@@ -7136,13 +8842,13 @@
     <w:semiHidden/>
     <w:rsid w:val="00064D79"/>
     <w:rPr>
-      <w:rFonts w:asciiTheme="majorHAnsi" w:hAnsiTheme="majorHAnsi" w:eastAsiaTheme="majorEastAsia" w:cstheme="majorBidi"/>
+      <w:rFonts w:asciiTheme="majorHAnsi" w:eastAsiaTheme="majorEastAsia" w:hAnsiTheme="majorHAnsi" w:cstheme="majorBidi"/>
       <w:color w:val="0F4761" w:themeColor="accent1" w:themeShade="BF"/>
       <w:sz w:val="32"/>
       <w:szCs w:val="32"/>
     </w:rPr>
   </w:style>
-  <w:style w:type="character" w:styleId="Heading3Char" w:customStyle="1">
+  <w:style w:type="character" w:customStyle="1" w:styleId="Heading3Char">
     <w:name w:val="Heading 3 Char"/>
     <w:basedOn w:val="DefaultParagraphFont"/>
     <w:link w:val="Heading3"/>
@@ -7156,7 +8862,7 @@
       <w:szCs w:val="28"/>
     </w:rPr>
   </w:style>
-  <w:style w:type="character" w:styleId="Heading4Char" w:customStyle="1">
+  <w:style w:type="character" w:customStyle="1" w:styleId="Heading4Char">
     <w:name w:val="Heading 4 Char"/>
     <w:basedOn w:val="DefaultParagraphFont"/>
     <w:link w:val="Heading4"/>
@@ -7170,7 +8876,7 @@
       <w:color w:val="0F4761" w:themeColor="accent1" w:themeShade="BF"/>
     </w:rPr>
   </w:style>
-  <w:style w:type="character" w:styleId="Heading5Char" w:customStyle="1">
+  <w:style w:type="character" w:customStyle="1" w:styleId="Heading5Char">
     <w:name w:val="Heading 5 Char"/>
     <w:basedOn w:val="DefaultParagraphFont"/>
     <w:link w:val="Heading5"/>
@@ -7182,7 +8888,7 @@
       <w:color w:val="0F4761" w:themeColor="accent1" w:themeShade="BF"/>
     </w:rPr>
   </w:style>
-  <w:style w:type="character" w:styleId="Heading6Char" w:customStyle="1">
+  <w:style w:type="character" w:customStyle="1" w:styleId="Heading6Char">
     <w:name w:val="Heading 6 Char"/>
     <w:basedOn w:val="DefaultParagraphFont"/>
     <w:link w:val="Heading6"/>
@@ -7196,7 +8902,7 @@
       <w:color w:val="595959" w:themeColor="text1" w:themeTint="A6"/>
     </w:rPr>
   </w:style>
-  <w:style w:type="character" w:styleId="Heading7Char" w:customStyle="1">
+  <w:style w:type="character" w:customStyle="1" w:styleId="Heading7Char">
     <w:name w:val="Heading 7 Char"/>
     <w:basedOn w:val="DefaultParagraphFont"/>
     <w:link w:val="Heading7"/>
@@ -7208,7 +8914,7 @@
       <w:color w:val="595959" w:themeColor="text1" w:themeTint="A6"/>
     </w:rPr>
   </w:style>
-  <w:style w:type="character" w:styleId="Heading8Char" w:customStyle="1">
+  <w:style w:type="character" w:customStyle="1" w:styleId="Heading8Char">
     <w:name w:val="Heading 8 Char"/>
     <w:basedOn w:val="DefaultParagraphFont"/>
     <w:link w:val="Heading8"/>
@@ -7222,7 +8928,7 @@
       <w:color w:val="272727" w:themeColor="text1" w:themeTint="D8"/>
     </w:rPr>
   </w:style>
-  <w:style w:type="character" w:styleId="Heading9Char" w:customStyle="1">
+  <w:style w:type="character" w:customStyle="1" w:styleId="Heading9Char">
     <w:name w:val="Heading 9 Char"/>
     <w:basedOn w:val="DefaultParagraphFont"/>
     <w:link w:val="Heading9"/>
@@ -7247,21 +8953,21 @@
       <w:contextualSpacing/>
     </w:pPr>
     <w:rPr>
-      <w:rFonts w:asciiTheme="majorHAnsi" w:hAnsiTheme="majorHAnsi" w:eastAsiaTheme="majorEastAsia" w:cstheme="majorBidi"/>
+      <w:rFonts w:asciiTheme="majorHAnsi" w:eastAsiaTheme="majorEastAsia" w:hAnsiTheme="majorHAnsi" w:cstheme="majorBidi"/>
       <w:spacing w:val="-10"/>
       <w:kern w:val="28"/>
       <w:sz w:val="56"/>
       <w:szCs w:val="56"/>
     </w:rPr>
   </w:style>
-  <w:style w:type="character" w:styleId="TitleChar" w:customStyle="1">
+  <w:style w:type="character" w:customStyle="1" w:styleId="TitleChar">
     <w:name w:val="Title Char"/>
     <w:basedOn w:val="DefaultParagraphFont"/>
     <w:link w:val="Title"/>
     <w:uiPriority w:val="10"/>
     <w:rsid w:val="00064D79"/>
     <w:rPr>
-      <w:rFonts w:asciiTheme="majorHAnsi" w:hAnsiTheme="majorHAnsi" w:eastAsiaTheme="majorEastAsia" w:cstheme="majorBidi"/>
+      <w:rFonts w:asciiTheme="majorHAnsi" w:eastAsiaTheme="majorEastAsia" w:hAnsiTheme="majorHAnsi" w:cstheme="majorBidi"/>
       <w:spacing w:val="-10"/>
       <w:kern w:val="28"/>
       <w:sz w:val="56"/>
@@ -7289,7 +8995,7 @@
       <w:szCs w:val="28"/>
     </w:rPr>
   </w:style>
-  <w:style w:type="character" w:styleId="SubtitleChar" w:customStyle="1">
+  <w:style w:type="character" w:customStyle="1" w:styleId="SubtitleChar">
     <w:name w:val="Subtitle Char"/>
     <w:basedOn w:val="DefaultParagraphFont"/>
     <w:link w:val="Subtitle"/>
@@ -7321,7 +9027,7 @@
       <w:color w:val="404040" w:themeColor="text1" w:themeTint="BF"/>
     </w:rPr>
   </w:style>
-  <w:style w:type="character" w:styleId="QuoteChar" w:customStyle="1">
+  <w:style w:type="character" w:customStyle="1" w:styleId="QuoteChar">
     <w:name w:val="Quote Char"/>
     <w:basedOn w:val="DefaultParagraphFont"/>
     <w:link w:val="Quote"/>
@@ -7366,8 +9072,8 @@
     <w:rsid w:val="00064D79"/>
     <w:pPr>
       <w:pBdr>
-        <w:top w:val="single" w:color="0F4761" w:themeColor="accent1" w:themeShade="BF" w:sz="4" w:space="10"/>
-        <w:bottom w:val="single" w:color="0F4761" w:themeColor="accent1" w:themeShade="BF" w:sz="4" w:space="10"/>
+        <w:top w:val="single" w:sz="4" w:space="10" w:color="0F4761" w:themeColor="accent1" w:themeShade="BF"/>
+        <w:bottom w:val="single" w:sz="4" w:space="10" w:color="0F4761" w:themeColor="accent1" w:themeShade="BF"/>
       </w:pBdr>
       <w:spacing w:before="360" w:after="360"/>
       <w:ind w:left="864" w:right="864"/>
@@ -7379,7 +9085,7 @@
       <w:color w:val="0F4761" w:themeColor="accent1" w:themeShade="BF"/>
     </w:rPr>
   </w:style>
-  <w:style w:type="character" w:styleId="IntenseQuoteChar" w:customStyle="1">
+  <w:style w:type="character" w:customStyle="1" w:styleId="IntenseQuoteChar">
     <w:name w:val="Intense Quote Char"/>
     <w:basedOn w:val="DefaultParagraphFont"/>
     <w:link w:val="IntenseQuote"/>
@@ -7405,7 +9111,7 @@
       <w:spacing w:val="5"/>
     </w:rPr>
   </w:style>
-  <w:style w:type="table" w:styleId="TableGrid" w:customStyle="1">
+  <w:style w:type="table" w:customStyle="1" w:styleId="TableGrid">
     <w:name w:val="TableGrid"/>
     <w:rsid w:val="009C15D0"/>
     <w:pPr>
@@ -7424,11 +9130,33 @@
       </w:tblCellMar>
     </w:tblPr>
   </w:style>
+  <w:style w:type="paragraph" w:styleId="NormalWeb">
+    <w:name w:val="Normal (Web)"/>
+    <w:basedOn w:val="Normal"/>
+    <w:uiPriority w:val="99"/>
+    <w:semiHidden/>
+    <w:unhideWhenUsed/>
+    <w:rsid w:val="00DC77B8"/>
+    <w:rPr>
+      <w:rFonts w:ascii="Times New Roman" w:hAnsi="Times New Roman" w:cs="Times New Roman"/>
+    </w:rPr>
+  </w:style>
+  <w:style w:type="character" w:styleId="Strong">
+    <w:name w:val="Strong"/>
+    <w:basedOn w:val="DefaultParagraphFont"/>
+    <w:uiPriority w:val="22"/>
+    <w:qFormat/>
+    <w:rsid w:val="00DC77B8"/>
+    <w:rPr>
+      <w:b/>
+      <w:bCs/>
+    </w:rPr>
+  </w:style>
 </w:styles>
 </file>
 
 <file path=word/theme/theme1.xml><?xml version="1.0" encoding="utf-8"?>
-<a:theme xmlns:a="http://schemas.openxmlformats.org/drawingml/2006/main" xmlns:thm15="http://schemas.microsoft.com/office/thememl/2012/main" name="Office Theme">
+<a:theme xmlns:a="http://schemas.openxmlformats.org/drawingml/2006/main" name="Office Theme">
   <a:themeElements>
     <a:clrScheme name="Office">
       <a:dk1>
